--- a/doc/论文0611.docx
+++ b/doc/论文0611.docx
@@ -195,16 +195,7 @@
           <w:rFonts w:hint="eastAsia"/>
           <w:lang w:eastAsia="zh-CN"/>
         </w:rPr>
-        <w:t>A</w:t>
-      </w:r>
-      <w:bookmarkStart w:id="0" w:name="_GoBack"/>
-      <w:bookmarkEnd w:id="0"/>
-      <w:r>
-        <w:rPr>
-          <w:rFonts w:hint="eastAsia"/>
-          <w:lang w:eastAsia="zh-CN"/>
-        </w:rPr>
-        <w:t>daptation</w:t>
+        <w:t>Adaptation</w:t>
       </w:r>
       <w:r>
         <w:rPr>
@@ -643,7 +634,7 @@
           <w:rFonts w:hint="eastAsia"/>
           <w:lang w:val="en-US" w:eastAsia="zh-CN"/>
         </w:rPr>
-        <w:t>ProxyClip</w:t>
+        <w:t>CatSeg 则通过成本聚合的方式建立分类映射；ProxyClIP</w:t>
       </w:r>
       <w:r>
         <w:rPr>
@@ -664,7 +655,21 @@
           <w:rFonts w:hint="eastAsia"/>
           <w:lang w:eastAsia="zh-CN"/>
         </w:rPr>
-        <w:t>；SegEarth-OV 则引入预训练上采样器（如 FeatUp）提升空间分辨率。这类方法本质上依赖于离线</w:t>
+        <w:t>；SegEarth-OV 则引入</w:t>
+      </w:r>
+      <w:r>
+        <w:rPr>
+          <w:rFonts w:hint="eastAsia"/>
+          <w:lang w:val="en-US" w:eastAsia="zh-CN"/>
+        </w:rPr>
+        <w:t>自监督</w:t>
+      </w:r>
+      <w:r>
+        <w:rPr>
+          <w:rFonts w:hint="eastAsia"/>
+          <w:lang w:eastAsia="zh-CN"/>
+        </w:rPr>
+        <w:t>训练上采样器（如 FeatUp）提升空间分辨率。这类方法本质上依赖于离线</w:t>
       </w:r>
       <w:r>
         <w:rPr>
@@ -774,18 +779,9 @@
           <w:rFonts w:hint="eastAsia"/>
           <w:b/>
           <w:bCs/>
-          <w:lang w:eastAsia="zh-CN"/>
-        </w:rPr>
-        <w:t>CLIP</w:t>
-      </w:r>
-      <w:r>
-        <w:rPr>
-          <w:rFonts w:hint="eastAsia"/>
-          <w:b/>
-          <w:bCs/>
-          <w:lang w:val="en-US" w:eastAsia="zh-CN"/>
-        </w:rPr>
-        <w:t xml:space="preserve"> 重构后的图文匹配先验</w:t>
+          <w:lang w:val="en-US" w:eastAsia="zh-CN"/>
+        </w:rPr>
+        <w:t>VLM（如CLIP/SIGLIP）重构后的图文匹配先验</w:t>
       </w:r>
       <w:r>
         <w:rPr>
@@ -830,154 +826,79 @@
           <w:bCs/>
           <w:lang w:eastAsia="zh-CN"/>
         </w:rPr>
-        <w:t>或</w:t>
-      </w:r>
-      <w:r>
-        <w:rPr>
-          <w:rFonts w:hint="eastAsia"/>
-          <w:b/>
-          <w:bCs/>
-          <w:lang w:val="en-US" w:eastAsia="zh-CN"/>
-        </w:rPr>
-        <w:t>本文自监督</w:t>
-      </w:r>
-      <w:r>
-        <w:rPr>
-          <w:rFonts w:hint="eastAsia"/>
-          <w:b/>
-          <w:bCs/>
+        <w:t>）</w:t>
+      </w:r>
+    </w:p>
+    <w:p>
+      <w:pPr>
+        <w:rPr>
+          <w:rFonts w:hint="eastAsia"/>
           <w:lang w:eastAsia="zh-CN"/>
         </w:rPr>
-        <w:t>上采样器）</w:t>
-      </w:r>
-    </w:p>
-    <w:p>
-      <w:pPr>
+      </w:pPr>
+    </w:p>
+    <w:p>
+      <w:pPr>
+        <w:rPr>
+          <w:rFonts w:hint="default"/>
+          <w:lang w:val="en-US" w:eastAsia="zh-CN"/>
+        </w:rPr>
+      </w:pPr>
+      <w:r>
         <w:rPr>
           <w:rFonts w:hint="eastAsia"/>
           <w:lang w:eastAsia="zh-CN"/>
         </w:rPr>
-      </w:pPr>
-    </w:p>
-    <w:p>
-      <w:pPr>
+        <w:t>与此同时，测试时</w:t>
+      </w:r>
+      <w:r>
+        <w:rPr>
+          <w:rFonts w:hint="eastAsia"/>
+          <w:lang w:val="en-US" w:eastAsia="zh-CN"/>
+        </w:rPr>
+        <w:t>自</w:t>
+      </w:r>
+      <w:r>
         <w:rPr>
           <w:rFonts w:hint="eastAsia"/>
           <w:lang w:eastAsia="zh-CN"/>
         </w:rPr>
-      </w:pPr>
-    </w:p>
-    <w:p>
-      <w:pPr>
+        <w:t>适应（Test-Time Adaptation, TTA）作为一种新兴</w:t>
+      </w:r>
+      <w:r>
+        <w:rPr>
+          <w:rFonts w:hint="eastAsia"/>
+          <w:lang w:val="en-US" w:eastAsia="zh-CN"/>
+        </w:rPr>
+        <w:t>训练方法</w:t>
+      </w:r>
+      <w:r>
         <w:rPr>
           <w:rFonts w:hint="eastAsia"/>
           <w:lang w:eastAsia="zh-CN"/>
         </w:rPr>
-      </w:pPr>
+        <w:t>，</w:t>
+      </w:r>
+      <w:r>
+        <w:rPr>
+          <w:rFonts w:hint="eastAsia"/>
+          <w:lang w:val="en-US" w:eastAsia="zh-CN"/>
+        </w:rPr>
+        <w:t>它需要极简的网络结构和极低的训练成本，我们意识到，开放词汇分割的空间先验也许只需要一个轻量的一层自监督训练</w:t>
+      </w:r>
       <w:r>
         <w:rPr>
           <w:rFonts w:hint="eastAsia"/>
           <w:lang w:eastAsia="zh-CN"/>
         </w:rPr>
-        <w:t>与此同时，测试时</w:t>
-      </w:r>
-      <w:r>
-        <w:rPr>
-          <w:rFonts w:hint="eastAsia"/>
-          <w:lang w:val="en-US" w:eastAsia="zh-CN"/>
-        </w:rPr>
-        <w:t>自</w:t>
-      </w:r>
-      <w:r>
-        <w:rPr>
-          <w:rFonts w:hint="eastAsia"/>
-          <w:lang w:eastAsia="zh-CN"/>
-        </w:rPr>
-        <w:t>适应（Test-Time Adaptation, TTA）作为一种新兴</w:t>
-      </w:r>
-      <w:r>
-        <w:rPr>
-          <w:rFonts w:hint="eastAsia"/>
-          <w:lang w:val="en-US" w:eastAsia="zh-CN"/>
-        </w:rPr>
-        <w:t>训练方法</w:t>
-      </w:r>
-      <w:r>
-        <w:rPr>
-          <w:rFonts w:hint="eastAsia"/>
-          <w:lang w:eastAsia="zh-CN"/>
-        </w:rPr>
-        <w:t>，在无需额外数据的条件下，通过对输入样本自身进行自监督优化，实现模型的动态</w:t>
-      </w:r>
-      <w:r>
-        <w:rPr>
-          <w:rFonts w:hint="eastAsia"/>
-          <w:lang w:val="en-US" w:eastAsia="zh-CN"/>
-        </w:rPr>
-        <w:t>聚类</w:t>
-      </w:r>
-      <w:r>
-        <w:rPr>
-          <w:rFonts w:hint="eastAsia"/>
-          <w:lang w:eastAsia="zh-CN"/>
-        </w:rPr>
-        <w:t>，</w:t>
-      </w:r>
-      <w:r>
-        <w:rPr>
-          <w:rFonts w:hint="eastAsia"/>
-          <w:lang w:val="en-US" w:eastAsia="zh-CN"/>
-        </w:rPr>
-        <w:t>刚好适配零样本开放词汇训练</w:t>
-      </w:r>
-      <w:r>
-        <w:rPr>
-          <w:rFonts w:hint="eastAsia"/>
-          <w:lang w:eastAsia="zh-CN"/>
-        </w:rPr>
-        <w:t>。然而，如何将 TTA 引入开放词汇分割，</w:t>
-      </w:r>
-      <w:r>
-        <w:rPr>
-          <w:rFonts w:hint="eastAsia"/>
-          <w:lang w:val="en-US" w:eastAsia="zh-CN"/>
-        </w:rPr>
-        <w:t>特别是TTA通常只能使用极简的网络结构</w:t>
-      </w:r>
-      <w:r>
-        <w:rPr>
-          <w:rFonts w:hint="eastAsia"/>
-          <w:lang w:eastAsia="zh-CN"/>
-        </w:rPr>
-        <w:t>，</w:t>
-      </w:r>
-      <w:r>
-        <w:rPr>
-          <w:rFonts w:hint="eastAsia"/>
-          <w:lang w:val="en-US" w:eastAsia="zh-CN"/>
-        </w:rPr>
-        <w:t>怎样巧妙利用测试时优化，</w:t>
-      </w:r>
-      <w:r>
-        <w:rPr>
-          <w:rFonts w:hint="eastAsia"/>
-          <w:lang w:eastAsia="zh-CN"/>
-        </w:rPr>
-        <w:t>仍缺乏</w:t>
-      </w:r>
-      <w:r>
-        <w:rPr>
-          <w:rFonts w:hint="eastAsia"/>
-          <w:lang w:val="en-US" w:eastAsia="zh-CN"/>
-        </w:rPr>
-        <w:t>研究和尝试</w:t>
-      </w:r>
-      <w:r>
-        <w:rPr>
-          <w:rFonts w:hint="eastAsia"/>
-          <w:lang w:eastAsia="zh-CN"/>
-        </w:rPr>
         <w:t>。</w:t>
+      </w:r>
+      <w:r>
+        <w:rPr>
+          <w:rFonts w:hint="eastAsia"/>
+          <w:lang w:val="en-US" w:eastAsia="zh-CN"/>
+        </w:rPr>
+        <w:t>我们一直想要找到一种及其轻量的方式，将基于亲和力的空间先验引入到开放词汇分割模型中，TTA 正好符合这一点。</w:t>
       </w:r>
     </w:p>
     <w:p>
@@ -1683,7 +1604,7 @@
           <w:sz w:val="21"/>
           <w:lang w:val="en-US" w:eastAsia="zh-CN"/>
         </w:rPr>
-        <w:t>CLIP 等对比学习 VLM 模型通常是是全局语义，输入一张图会输出一个全局 CLS token，没有像素级信息，如果用来做密集分割，有3 个致命问题：</w:t>
+        <w:t>CLIP 等对比学习 VLM 模型通常是全局语义，输入一张图会输出一个全局 CLS token，没有像素级信息，如果用来做密集分割，有3 个致命问题：</w:t>
       </w:r>
     </w:p>
     <w:p>
@@ -1772,6 +1693,24 @@
         </w:rPr>
         <w:t>- 特征分辨率极低（VIT-B/16只有16倍下采样）</w:t>
       </w:r>
+    </w:p>
+    <w:p>
+      <w:pPr>
+        <w:widowControl w:val="0"/>
+        <w:numPr>
+          <w:ilvl w:val="0"/>
+          <w:numId w:val="0"/>
+        </w:numPr>
+        <w:jc w:val="both"/>
+        <w:rPr>
+          <w:rFonts w:hint="default" w:hAnsi="Cambria Math"/>
+          <w:b w:val="0"/>
+          <w:bCs w:val="0"/>
+          <w:i w:val="0"/>
+          <w:sz w:val="21"/>
+          <w:lang w:val="en-US" w:eastAsia="zh-CN"/>
+        </w:rPr>
+      </w:pPr>
     </w:p>
     <w:p>
       <w:pPr>
@@ -1912,6 +1851,16 @@
         </w:numPr>
         <w:jc w:val="both"/>
         <w:rPr>
+          <w:rFonts w:hint="default" w:hAnsi="Cambria Math"/>
+          <w:b/>
+          <w:bCs/>
+          <w:i w:val="0"/>
+          <w:sz w:val="21"/>
+          <w:lang w:val="en-US" w:eastAsia="zh-CN"/>
+        </w:rPr>
+      </w:pPr>
+      <w:r>
+        <w:rPr>
           <w:rFonts w:hint="eastAsia" w:hAnsi="Cambria Math"/>
           <w:b/>
           <w:bCs/>
@@ -1919,17 +1868,7 @@
           <w:sz w:val="21"/>
           <w:lang w:val="en-US" w:eastAsia="zh-CN"/>
         </w:rPr>
-      </w:pPr>
-      <w:r>
-        <w:rPr>
-          <w:rFonts w:hint="eastAsia" w:hAnsi="Cambria Math"/>
-          <w:b/>
-          <w:bCs/>
-          <w:i w:val="0"/>
-          <w:sz w:val="21"/>
-          <w:lang w:val="en-US" w:eastAsia="zh-CN"/>
-        </w:rPr>
-        <w:t>3.3.1 VIT 特征分辨率自适应</w:t>
+        <w:t>3.3.1 旋转不变位置编码</w:t>
       </w:r>
     </w:p>
     <w:p>
@@ -1976,7 +1915,7 @@
           <w:sz w:val="21"/>
           <w:lang w:val="en-US" w:eastAsia="zh-CN"/>
         </w:rPr>
-        <w:t>原版 VIT  的位置编码是固定尺寸，为了适应任意尺寸的遥感影响，引入动态位置编码。</w:t>
+        <w:t>遥感影像和自然影像所有不同，首先遥感影像尺寸较大，然后具有旋转不变性，而CLIP 原本的位置编码则是固定的 VIT 位置编码，为了适应遥感的动态尺寸和旋转不变性，我们重写了位置编码。</w:t>
       </w:r>
     </w:p>
     <w:p>
@@ -2178,29 +2117,6 @@
     <w:p>
       <w:pPr>
         <w:rPr>
-          <w:rFonts w:hint="eastAsia" w:hAnsi="宋体" w:eastAsia="宋体" w:cs="宋体"/>
-          <w:i w:val="0"/>
-          <w:color w:val="000000"/>
-          <w:sz w:val="21"/>
-          <w:szCs w:val="21"/>
-          <w:lang w:val="en-US" w:eastAsia="zh-CN"/>
-        </w:rPr>
-      </w:pPr>
-      <w:r>
-        <w:rPr>
-          <w:rFonts w:hint="eastAsia" w:hAnsi="宋体" w:eastAsia="宋体" w:cs="宋体"/>
-          <w:i w:val="0"/>
-          <w:color w:val="000000"/>
-          <w:sz w:val="21"/>
-          <w:szCs w:val="21"/>
-          <w:lang w:val="en-US" w:eastAsia="zh-CN"/>
-        </w:rPr>
-        <w:t>CLS token 代表整张图的平均背景信息，会冲淡遥感物体，通常会直接去掉 CLS token，这里使用了一种 trick 空间滤波的减法操作，目的是去除全局特征，只保留像素独有的稠密特征。</w:t>
-      </w:r>
-    </w:p>
-    <w:p>
-      <w:pPr>
-        <w:rPr>
           <w:rFonts w:hint="default" w:hAnsi="宋体" w:eastAsia="宋体" w:cs="宋体"/>
           <w:i w:val="0"/>
           <w:color w:val="000000"/>
@@ -2209,6 +2125,17 @@
           <w:lang w:val="en-US" w:eastAsia="zh-CN"/>
         </w:rPr>
       </w:pPr>
+      <w:r>
+        <w:rPr>
+          <w:rFonts w:hint="eastAsia" w:hAnsi="宋体" w:eastAsia="宋体" w:cs="宋体"/>
+          <w:i w:val="0"/>
+          <w:color w:val="000000"/>
+          <w:sz w:val="21"/>
+          <w:szCs w:val="21"/>
+          <w:lang w:val="en-US" w:eastAsia="zh-CN"/>
+        </w:rPr>
+        <w:t>CLS token 代表整张图的平均背景信息，会冲淡遥感物体，通常会直接去掉 CLS token，这里使用了一种 trick 空间滤波的减法操作，目的是去除全局特征，只保留像素独有的稠密特征。</w:t>
+      </w:r>
     </w:p>
     <w:p>
       <w:pPr>
@@ -2514,7 +2441,19 @@
           <w:szCs w:val="24"/>
           <w:lang w:val="en-US" w:eastAsia="zh-CN" w:bidi="ar-SA"/>
         </w:rPr>
-        <w:t>强化局部 patch 关系建模，避免全局语义干扰。</w:t>
+        <w:t>强化局部 patch 关系建模，避免全局语义干扰</w:t>
+      </w:r>
+      <w:r>
+        <w:rPr>
+          <w:rFonts w:hint="eastAsia" w:cstheme="minorBidi"/>
+          <w:b w:val="0"/>
+          <w:bCs w:val="0"/>
+          <w:kern w:val="2"/>
+          <w:sz w:val="21"/>
+          <w:szCs w:val="24"/>
+          <w:lang w:val="en-US" w:eastAsia="zh-CN" w:bidi="ar-SA"/>
+        </w:rPr>
+        <w:t>。</w:t>
       </w:r>
     </w:p>
     <w:p>
@@ -2710,7 +2649,7 @@
           <w:szCs w:val="24"/>
           <w:lang w:val="en-US" w:eastAsia="zh-CN" w:bidi="ar-SA"/>
         </w:rPr>
-        <w:t xml:space="preserve">学习获得语义结构信息，例如基于 DINO 的方法利用其特征空间中的聚类特性提供语义一致性先验；另一类方法则通过预训练上采样器（如 </w:t>
+        <w:t>学习获得语义结构信息，例如基于 DINO 的方法利用其特征空间中的聚类特性提供语义一致性先验；</w:t>
       </w:r>
       <w:r>
         <w:rPr>
@@ -2720,7 +2659,7 @@
           <w:szCs w:val="24"/>
           <w:lang w:val="en-US" w:eastAsia="zh-CN" w:bidi="ar-SA"/>
         </w:rPr>
-        <w:t>Any</w:t>
+        <w:t>第二类</w:t>
       </w:r>
       <w:r>
         <w:rPr>
@@ -2730,9 +2669,986 @@
           <w:szCs w:val="24"/>
           <w:lang w:val="en-US" w:eastAsia="zh-CN" w:bidi="ar-SA"/>
         </w:rPr>
-        <w:t>Up）提升特征分辨率，从而引入空间细化能力。尽管这些方法在自然图像中取得了显著效果，但其共同特点在于：所使用的空间先验均来源于离线预训练过程。</w:t>
-      </w:r>
-    </w:p>
+        <w:t xml:space="preserve">方法则通过预训练上采样器（如 </w:t>
+      </w:r>
+      <w:r>
+        <w:rPr>
+          <w:rFonts w:hint="eastAsia" w:cstheme="minorBidi"/>
+          <w:kern w:val="2"/>
+          <w:sz w:val="21"/>
+          <w:szCs w:val="24"/>
+          <w:lang w:val="en-US" w:eastAsia="zh-CN" w:bidi="ar-SA"/>
+        </w:rPr>
+        <w:t>Any</w:t>
+      </w:r>
+      <w:r>
+        <w:rPr>
+          <w:rFonts w:hint="eastAsia" w:asciiTheme="minorHAnsi" w:hAnsiTheme="minorHAnsi" w:eastAsiaTheme="minorEastAsia" w:cstheme="minorBidi"/>
+          <w:kern w:val="2"/>
+          <w:sz w:val="21"/>
+          <w:szCs w:val="24"/>
+          <w:lang w:val="en-US" w:eastAsia="zh-CN" w:bidi="ar-SA"/>
+        </w:rPr>
+        <w:t>Up）提升特征分辨率，从而引入空间细化能力。</w:t>
+      </w:r>
+      <w:r>
+        <w:rPr>
+          <w:rFonts w:hint="eastAsia" w:cstheme="minorBidi"/>
+          <w:kern w:val="2"/>
+          <w:sz w:val="21"/>
+          <w:szCs w:val="24"/>
+          <w:lang w:val="en-US" w:eastAsia="zh-CN" w:bidi="ar-SA"/>
+        </w:rPr>
+        <w:t>第三类是通过一些亲和力算法，比如成本聚合，Lposs，CRF 等，无论如何，他们的目的都是基于亲和力的空间先验。</w:t>
+      </w:r>
+    </w:p>
+    <w:tbl>
+      <w:tblPr>
+        <w:tblStyle w:val="8"/>
+        <w:tblW w:w="0" w:type="auto"/>
+        <w:jc w:val="center"/>
+        <w:tblBorders>
+          <w:top w:val="single" w:color="auto" w:sz="4" w:space="0"/>
+          <w:left w:val="single" w:color="auto" w:sz="4" w:space="0"/>
+          <w:bottom w:val="single" w:color="auto" w:sz="4" w:space="0"/>
+          <w:right w:val="single" w:color="auto" w:sz="4" w:space="0"/>
+          <w:insideH w:val="single" w:color="auto" w:sz="4" w:space="0"/>
+          <w:insideV w:val="single" w:color="auto" w:sz="4" w:space="0"/>
+        </w:tblBorders>
+        <w:tblLayout w:type="autofit"/>
+        <w:tblCellMar>
+          <w:left w:w="108" w:type="dxa"/>
+          <w:right w:w="108" w:type="dxa"/>
+        </w:tblCellMar>
+      </w:tblPr>
+      <w:tblGrid>
+        <w:gridCol w:w="1703"/>
+        <w:gridCol w:w="1703"/>
+        <w:gridCol w:w="1703"/>
+      </w:tblGrid>
+      <w:tr>
+        <w:tblPrEx>
+          <w:tblBorders>
+            <w:top w:val="single" w:color="auto" w:sz="4" w:space="0"/>
+            <w:left w:val="single" w:color="auto" w:sz="4" w:space="0"/>
+            <w:bottom w:val="single" w:color="auto" w:sz="4" w:space="0"/>
+            <w:right w:val="single" w:color="auto" w:sz="4" w:space="0"/>
+            <w:insideH w:val="single" w:color="auto" w:sz="4" w:space="0"/>
+            <w:insideV w:val="single" w:color="auto" w:sz="4" w:space="0"/>
+          </w:tblBorders>
+        </w:tblPrEx>
+        <w:trPr>
+          <w:jc w:val="center"/>
+        </w:trPr>
+        <w:tc>
+          <w:tcPr>
+            <w:tcW w:w="1703" w:type="dxa"/>
+            <w:tcBorders>
+              <w:top w:val="single" w:color="000000" w:sz="4" w:space="0"/>
+              <w:left w:val="nil"/>
+              <w:bottom w:val="single" w:color="000000" w:sz="4" w:space="0"/>
+              <w:right w:val="nil"/>
+              <w:tl2br w:val="nil"/>
+            </w:tcBorders>
+            <w:shd w:val="clear" w:color="auto" w:fill="FFFFFF"/>
+          </w:tcPr>
+          <w:p>
+            <w:pPr>
+              <w:pStyle w:val="6"/>
+              <w:keepNext w:val="0"/>
+              <w:keepLines w:val="0"/>
+              <w:widowControl/>
+              <w:suppressLineNumbers w:val="0"/>
+              <w:jc w:val="left"/>
+              <w:rPr>
+                <w:rFonts w:hint="default" w:asciiTheme="minorHAnsi" w:hAnsiTheme="minorHAnsi" w:eastAsiaTheme="minorEastAsia" w:cstheme="minorBidi"/>
+                <w:b w:val="0"/>
+                <w:color w:val="000000"/>
+                <w:kern w:val="2"/>
+                <w:sz w:val="21"/>
+                <w:szCs w:val="24"/>
+                <w:vertAlign w:val="baseline"/>
+                <w:lang w:val="en-US" w:eastAsia="zh-CN" w:bidi="ar-SA"/>
+              </w:rPr>
+            </w:pPr>
+            <w:r>
+              <w:rPr>
+                <w:rFonts w:hint="eastAsia" w:cstheme="minorBidi"/>
+                <w:b w:val="0"/>
+                <w:color w:val="000000"/>
+                <w:kern w:val="2"/>
+                <w:sz w:val="21"/>
+                <w:szCs w:val="24"/>
+                <w:vertAlign w:val="baseline"/>
+                <w:lang w:val="en-US" w:eastAsia="zh-CN" w:bidi="ar-SA"/>
+              </w:rPr>
+              <w:t>Model</w:t>
+            </w:r>
+          </w:p>
+        </w:tc>
+        <w:tc>
+          <w:tcPr>
+            <w:tcW w:w="1703" w:type="dxa"/>
+            <w:tcBorders>
+              <w:top w:val="single" w:color="000000" w:sz="4" w:space="0"/>
+              <w:left w:val="nil"/>
+              <w:bottom w:val="single" w:color="000000" w:sz="4" w:space="0"/>
+              <w:right w:val="nil"/>
+            </w:tcBorders>
+            <w:shd w:val="clear" w:color="auto" w:fill="FFFFFF"/>
+          </w:tcPr>
+          <w:p>
+            <w:pPr>
+              <w:pStyle w:val="6"/>
+              <w:keepNext w:val="0"/>
+              <w:keepLines w:val="0"/>
+              <w:widowControl/>
+              <w:suppressLineNumbers w:val="0"/>
+              <w:jc w:val="left"/>
+              <w:rPr>
+                <w:rFonts w:hint="default" w:asciiTheme="minorHAnsi" w:hAnsiTheme="minorHAnsi" w:eastAsiaTheme="minorEastAsia" w:cstheme="minorBidi"/>
+                <w:b w:val="0"/>
+                <w:color w:val="000000"/>
+                <w:kern w:val="2"/>
+                <w:sz w:val="21"/>
+                <w:szCs w:val="24"/>
+                <w:vertAlign w:val="baseline"/>
+                <w:lang w:val="en-US" w:eastAsia="zh-CN" w:bidi="ar-SA"/>
+              </w:rPr>
+            </w:pPr>
+            <w:r>
+              <w:rPr>
+                <w:rFonts w:hint="eastAsia" w:cstheme="minorBidi"/>
+                <w:b w:val="0"/>
+                <w:color w:val="000000"/>
+                <w:kern w:val="2"/>
+                <w:sz w:val="21"/>
+                <w:szCs w:val="24"/>
+                <w:vertAlign w:val="baseline"/>
+                <w:lang w:val="en-US" w:eastAsia="zh-CN" w:bidi="ar-SA"/>
+              </w:rPr>
+              <w:t>空间先验</w:t>
+            </w:r>
+          </w:p>
+        </w:tc>
+        <w:tc>
+          <w:tcPr>
+            <w:tcW w:w="1703" w:type="dxa"/>
+            <w:tcBorders>
+              <w:top w:val="single" w:color="000000" w:sz="4" w:space="0"/>
+              <w:left w:val="nil"/>
+              <w:bottom w:val="single" w:color="000000" w:sz="4" w:space="0"/>
+              <w:right w:val="nil"/>
+            </w:tcBorders>
+            <w:shd w:val="clear" w:color="auto" w:fill="FFFFFF"/>
+          </w:tcPr>
+          <w:p>
+            <w:pPr>
+              <w:pStyle w:val="6"/>
+              <w:keepNext w:val="0"/>
+              <w:keepLines w:val="0"/>
+              <w:widowControl/>
+              <w:suppressLineNumbers w:val="0"/>
+              <w:jc w:val="left"/>
+              <w:rPr>
+                <w:rFonts w:hint="default" w:asciiTheme="minorHAnsi" w:hAnsiTheme="minorHAnsi" w:eastAsiaTheme="minorEastAsia" w:cstheme="minorBidi"/>
+                <w:b w:val="0"/>
+                <w:color w:val="000000"/>
+                <w:kern w:val="2"/>
+                <w:sz w:val="21"/>
+                <w:szCs w:val="24"/>
+                <w:vertAlign w:val="baseline"/>
+                <w:lang w:val="en-US" w:eastAsia="zh-CN" w:bidi="ar-SA"/>
+              </w:rPr>
+            </w:pPr>
+            <w:r>
+              <w:rPr>
+                <w:rFonts w:hint="eastAsia" w:cstheme="minorBidi"/>
+                <w:b w:val="0"/>
+                <w:color w:val="000000"/>
+                <w:kern w:val="2"/>
+                <w:sz w:val="21"/>
+                <w:szCs w:val="24"/>
+                <w:vertAlign w:val="baseline"/>
+                <w:lang w:val="en-US" w:eastAsia="zh-CN" w:bidi="ar-SA"/>
+              </w:rPr>
+              <w:t>PreTrained</w:t>
+            </w:r>
+          </w:p>
+        </w:tc>
+      </w:tr>
+      <w:tr>
+        <w:tblPrEx>
+          <w:tblBorders>
+            <w:top w:val="single" w:color="auto" w:sz="4" w:space="0"/>
+            <w:left w:val="single" w:color="auto" w:sz="4" w:space="0"/>
+            <w:bottom w:val="single" w:color="auto" w:sz="4" w:space="0"/>
+            <w:right w:val="single" w:color="auto" w:sz="4" w:space="0"/>
+            <w:insideH w:val="single" w:color="auto" w:sz="4" w:space="0"/>
+            <w:insideV w:val="single" w:color="auto" w:sz="4" w:space="0"/>
+          </w:tblBorders>
+          <w:tblCellMar>
+            <w:left w:w="108" w:type="dxa"/>
+            <w:right w:w="108" w:type="dxa"/>
+          </w:tblCellMar>
+        </w:tblPrEx>
+        <w:trPr>
+          <w:jc w:val="center"/>
+        </w:trPr>
+        <w:tc>
+          <w:tcPr>
+            <w:tcW w:w="1703" w:type="dxa"/>
+            <w:tcBorders>
+              <w:top w:val="single" w:color="000000" w:sz="4" w:space="0"/>
+              <w:left w:val="nil"/>
+              <w:bottom w:val="single" w:color="000000" w:sz="4" w:space="0"/>
+              <w:right w:val="nil"/>
+            </w:tcBorders>
+            <w:shd w:val="clear" w:color="auto" w:fill="FFFFFF"/>
+          </w:tcPr>
+          <w:p>
+            <w:pPr>
+              <w:pStyle w:val="6"/>
+              <w:keepNext w:val="0"/>
+              <w:keepLines w:val="0"/>
+              <w:widowControl/>
+              <w:suppressLineNumbers w:val="0"/>
+              <w:jc w:val="left"/>
+              <w:rPr>
+                <w:rFonts w:hint="default" w:asciiTheme="minorHAnsi" w:hAnsiTheme="minorHAnsi" w:eastAsiaTheme="minorEastAsia" w:cstheme="minorBidi"/>
+                <w:b w:val="0"/>
+                <w:color w:val="000000"/>
+                <w:kern w:val="2"/>
+                <w:sz w:val="21"/>
+                <w:szCs w:val="24"/>
+                <w:vertAlign w:val="baseline"/>
+                <w:lang w:val="en-US" w:eastAsia="zh-CN" w:bidi="ar-SA"/>
+              </w:rPr>
+            </w:pPr>
+            <w:r>
+              <w:rPr>
+                <w:rFonts w:hint="eastAsia" w:cstheme="minorBidi"/>
+                <w:b w:val="0"/>
+                <w:color w:val="000000"/>
+                <w:kern w:val="2"/>
+                <w:sz w:val="21"/>
+                <w:szCs w:val="24"/>
+                <w:vertAlign w:val="baseline"/>
+                <w:lang w:val="en-US" w:eastAsia="zh-CN" w:bidi="ar-SA"/>
+              </w:rPr>
+              <w:t>CLIPSeg</w:t>
+            </w:r>
+          </w:p>
+        </w:tc>
+        <w:tc>
+          <w:tcPr>
+            <w:tcW w:w="1703" w:type="dxa"/>
+            <w:tcBorders>
+              <w:top w:val="single" w:color="000000" w:sz="4" w:space="0"/>
+              <w:left w:val="nil"/>
+              <w:bottom w:val="single" w:color="000000" w:sz="4" w:space="0"/>
+              <w:right w:val="nil"/>
+            </w:tcBorders>
+            <w:shd w:val="clear" w:color="auto" w:fill="FFFFFF"/>
+          </w:tcPr>
+          <w:p>
+            <w:pPr>
+              <w:pStyle w:val="6"/>
+              <w:keepNext w:val="0"/>
+              <w:keepLines w:val="0"/>
+              <w:widowControl/>
+              <w:suppressLineNumbers w:val="0"/>
+              <w:jc w:val="left"/>
+              <w:rPr>
+                <w:rFonts w:hint="default" w:asciiTheme="minorHAnsi" w:hAnsiTheme="minorHAnsi" w:eastAsiaTheme="minorEastAsia" w:cstheme="minorBidi"/>
+                <w:b w:val="0"/>
+                <w:color w:val="000000"/>
+                <w:kern w:val="2"/>
+                <w:sz w:val="21"/>
+                <w:szCs w:val="24"/>
+                <w:vertAlign w:val="baseline"/>
+                <w:lang w:val="en-US" w:eastAsia="zh-CN" w:bidi="ar-SA"/>
+              </w:rPr>
+            </w:pPr>
+            <w:r>
+              <w:rPr>
+                <w:rFonts w:hint="eastAsia" w:cstheme="minorBidi"/>
+                <w:b w:val="0"/>
+                <w:color w:val="000000"/>
+                <w:kern w:val="2"/>
+                <w:sz w:val="21"/>
+                <w:szCs w:val="24"/>
+                <w:vertAlign w:val="baseline"/>
+                <w:lang w:val="en-US" w:eastAsia="zh-CN" w:bidi="ar-SA"/>
+              </w:rPr>
+              <w:t>掩码</w:t>
+            </w:r>
+          </w:p>
+        </w:tc>
+        <w:tc>
+          <w:tcPr>
+            <w:tcW w:w="1703" w:type="dxa"/>
+            <w:tcBorders>
+              <w:top w:val="single" w:color="000000" w:sz="4" w:space="0"/>
+              <w:left w:val="nil"/>
+              <w:bottom w:val="single" w:color="000000" w:sz="4" w:space="0"/>
+              <w:right w:val="nil"/>
+            </w:tcBorders>
+            <w:shd w:val="clear" w:color="auto" w:fill="FFFFFF"/>
+          </w:tcPr>
+          <w:p>
+            <w:pPr>
+              <w:pStyle w:val="6"/>
+              <w:keepNext w:val="0"/>
+              <w:keepLines w:val="0"/>
+              <w:widowControl/>
+              <w:suppressLineNumbers w:val="0"/>
+              <w:jc w:val="left"/>
+              <w:rPr>
+                <w:rFonts w:hint="default" w:asciiTheme="minorHAnsi" w:hAnsiTheme="minorHAnsi" w:eastAsiaTheme="minorEastAsia" w:cstheme="minorBidi"/>
+                <w:b w:val="0"/>
+                <w:color w:val="000000"/>
+                <w:kern w:val="2"/>
+                <w:sz w:val="21"/>
+                <w:szCs w:val="24"/>
+                <w:vertAlign w:val="baseline"/>
+                <w:lang w:val="en-US" w:eastAsia="zh-CN" w:bidi="ar-SA"/>
+              </w:rPr>
+            </w:pPr>
+            <w:r>
+              <w:rPr>
+                <w:rFonts w:hint="eastAsia" w:cstheme="minorBidi"/>
+                <w:b w:val="0"/>
+                <w:color w:val="000000"/>
+                <w:kern w:val="2"/>
+                <w:sz w:val="21"/>
+                <w:szCs w:val="24"/>
+                <w:vertAlign w:val="baseline"/>
+                <w:lang w:val="en-US" w:eastAsia="zh-CN" w:bidi="ar-SA"/>
+              </w:rPr>
+              <w:t>√</w:t>
+            </w:r>
+          </w:p>
+        </w:tc>
+      </w:tr>
+      <w:tr>
+        <w:tblPrEx>
+          <w:tblBorders>
+            <w:top w:val="single" w:color="auto" w:sz="4" w:space="0"/>
+            <w:left w:val="single" w:color="auto" w:sz="4" w:space="0"/>
+            <w:bottom w:val="single" w:color="auto" w:sz="4" w:space="0"/>
+            <w:right w:val="single" w:color="auto" w:sz="4" w:space="0"/>
+            <w:insideH w:val="single" w:color="auto" w:sz="4" w:space="0"/>
+            <w:insideV w:val="single" w:color="auto" w:sz="4" w:space="0"/>
+          </w:tblBorders>
+          <w:tblCellMar>
+            <w:left w:w="108" w:type="dxa"/>
+            <w:right w:w="108" w:type="dxa"/>
+          </w:tblCellMar>
+        </w:tblPrEx>
+        <w:trPr>
+          <w:jc w:val="center"/>
+        </w:trPr>
+        <w:tc>
+          <w:tcPr>
+            <w:tcW w:w="1703" w:type="dxa"/>
+            <w:tcBorders>
+              <w:top w:val="single" w:color="000000" w:sz="4" w:space="0"/>
+              <w:left w:val="nil"/>
+              <w:bottom w:val="single" w:color="000000" w:sz="4" w:space="0"/>
+              <w:right w:val="nil"/>
+            </w:tcBorders>
+            <w:shd w:val="clear" w:color="auto" w:fill="FFFFFF"/>
+          </w:tcPr>
+          <w:p>
+            <w:pPr>
+              <w:pStyle w:val="6"/>
+              <w:keepNext w:val="0"/>
+              <w:keepLines w:val="0"/>
+              <w:widowControl/>
+              <w:suppressLineNumbers w:val="0"/>
+              <w:jc w:val="left"/>
+              <w:rPr>
+                <w:rFonts w:hint="default" w:asciiTheme="minorHAnsi" w:hAnsiTheme="minorHAnsi" w:eastAsiaTheme="minorEastAsia" w:cstheme="minorBidi"/>
+                <w:b w:val="0"/>
+                <w:color w:val="000000"/>
+                <w:kern w:val="2"/>
+                <w:sz w:val="21"/>
+                <w:szCs w:val="24"/>
+                <w:vertAlign w:val="baseline"/>
+                <w:lang w:val="en-US" w:eastAsia="zh-CN" w:bidi="ar-SA"/>
+              </w:rPr>
+            </w:pPr>
+            <w:r>
+              <w:rPr>
+                <w:rFonts w:hint="eastAsia" w:cstheme="minorBidi"/>
+                <w:b w:val="0"/>
+                <w:color w:val="000000"/>
+                <w:kern w:val="2"/>
+                <w:sz w:val="21"/>
+                <w:szCs w:val="24"/>
+                <w:vertAlign w:val="baseline"/>
+                <w:lang w:val="en-US" w:eastAsia="zh-CN" w:bidi="ar-SA"/>
+              </w:rPr>
+              <w:t>SegEarth-OV</w:t>
+            </w:r>
+          </w:p>
+        </w:tc>
+        <w:tc>
+          <w:tcPr>
+            <w:tcW w:w="1703" w:type="dxa"/>
+            <w:tcBorders>
+              <w:top w:val="single" w:color="000000" w:sz="4" w:space="0"/>
+              <w:left w:val="nil"/>
+              <w:bottom w:val="single" w:color="000000" w:sz="4" w:space="0"/>
+              <w:right w:val="nil"/>
+            </w:tcBorders>
+            <w:shd w:val="clear" w:color="auto" w:fill="FFFFFF"/>
+          </w:tcPr>
+          <w:p>
+            <w:pPr>
+              <w:pStyle w:val="6"/>
+              <w:keepNext w:val="0"/>
+              <w:keepLines w:val="0"/>
+              <w:widowControl/>
+              <w:suppressLineNumbers w:val="0"/>
+              <w:jc w:val="left"/>
+              <w:rPr>
+                <w:rFonts w:hint="default" w:asciiTheme="minorHAnsi" w:hAnsiTheme="minorHAnsi" w:eastAsiaTheme="minorEastAsia" w:cstheme="minorBidi"/>
+                <w:b w:val="0"/>
+                <w:color w:val="000000"/>
+                <w:kern w:val="2"/>
+                <w:sz w:val="21"/>
+                <w:szCs w:val="24"/>
+                <w:vertAlign w:val="baseline"/>
+                <w:lang w:val="en-US" w:eastAsia="zh-CN" w:bidi="ar-SA"/>
+              </w:rPr>
+            </w:pPr>
+            <w:r>
+              <w:rPr>
+                <w:rFonts w:hint="eastAsia" w:cstheme="minorBidi"/>
+                <w:b w:val="0"/>
+                <w:color w:val="000000"/>
+                <w:kern w:val="2"/>
+                <w:sz w:val="21"/>
+                <w:szCs w:val="24"/>
+                <w:vertAlign w:val="baseline"/>
+                <w:lang w:val="en-US" w:eastAsia="zh-CN" w:bidi="ar-SA"/>
+              </w:rPr>
+              <w:t>Featup上采样</w:t>
+            </w:r>
+          </w:p>
+        </w:tc>
+        <w:tc>
+          <w:tcPr>
+            <w:tcW w:w="1703" w:type="dxa"/>
+            <w:tcBorders>
+              <w:top w:val="single" w:color="000000" w:sz="4" w:space="0"/>
+              <w:left w:val="nil"/>
+              <w:bottom w:val="single" w:color="000000" w:sz="4" w:space="0"/>
+              <w:right w:val="nil"/>
+            </w:tcBorders>
+            <w:shd w:val="clear" w:color="auto" w:fill="FFFFFF"/>
+          </w:tcPr>
+          <w:p>
+            <w:pPr>
+              <w:pStyle w:val="6"/>
+              <w:keepNext w:val="0"/>
+              <w:keepLines w:val="0"/>
+              <w:widowControl/>
+              <w:suppressLineNumbers w:val="0"/>
+              <w:jc w:val="left"/>
+              <w:rPr>
+                <w:rFonts w:hint="default" w:asciiTheme="minorHAnsi" w:hAnsiTheme="minorHAnsi" w:eastAsiaTheme="minorEastAsia" w:cstheme="minorBidi"/>
+                <w:b w:val="0"/>
+                <w:color w:val="000000"/>
+                <w:kern w:val="2"/>
+                <w:sz w:val="21"/>
+                <w:szCs w:val="24"/>
+                <w:vertAlign w:val="baseline"/>
+                <w:lang w:val="en-US" w:eastAsia="zh-CN" w:bidi="ar-SA"/>
+              </w:rPr>
+            </w:pPr>
+            <w:r>
+              <w:rPr>
+                <w:rFonts w:hint="eastAsia" w:cstheme="minorBidi"/>
+                <w:b w:val="0"/>
+                <w:color w:val="000000"/>
+                <w:kern w:val="2"/>
+                <w:sz w:val="21"/>
+                <w:szCs w:val="24"/>
+                <w:vertAlign w:val="baseline"/>
+                <w:lang w:val="en-US" w:eastAsia="zh-CN" w:bidi="ar-SA"/>
+              </w:rPr>
+              <w:t>√</w:t>
+            </w:r>
+          </w:p>
+        </w:tc>
+      </w:tr>
+      <w:tr>
+        <w:tblPrEx>
+          <w:tblBorders>
+            <w:top w:val="single" w:color="auto" w:sz="4" w:space="0"/>
+            <w:left w:val="single" w:color="auto" w:sz="4" w:space="0"/>
+            <w:bottom w:val="single" w:color="auto" w:sz="4" w:space="0"/>
+            <w:right w:val="single" w:color="auto" w:sz="4" w:space="0"/>
+            <w:insideH w:val="single" w:color="auto" w:sz="4" w:space="0"/>
+            <w:insideV w:val="single" w:color="auto" w:sz="4" w:space="0"/>
+          </w:tblBorders>
+          <w:tblCellMar>
+            <w:left w:w="108" w:type="dxa"/>
+            <w:right w:w="108" w:type="dxa"/>
+          </w:tblCellMar>
+        </w:tblPrEx>
+        <w:trPr>
+          <w:jc w:val="center"/>
+        </w:trPr>
+        <w:tc>
+          <w:tcPr>
+            <w:tcW w:w="1703" w:type="dxa"/>
+            <w:tcBorders>
+              <w:top w:val="single" w:color="000000" w:sz="4" w:space="0"/>
+              <w:left w:val="nil"/>
+              <w:bottom w:val="single" w:color="000000" w:sz="4" w:space="0"/>
+              <w:right w:val="nil"/>
+            </w:tcBorders>
+            <w:shd w:val="clear" w:color="auto" w:fill="FFFFFF"/>
+          </w:tcPr>
+          <w:p>
+            <w:pPr>
+              <w:pStyle w:val="6"/>
+              <w:keepNext w:val="0"/>
+              <w:keepLines w:val="0"/>
+              <w:widowControl/>
+              <w:suppressLineNumbers w:val="0"/>
+              <w:jc w:val="left"/>
+              <w:rPr>
+                <w:rFonts w:hint="default" w:asciiTheme="minorHAnsi" w:hAnsiTheme="minorHAnsi" w:eastAsiaTheme="minorEastAsia" w:cstheme="minorBidi"/>
+                <w:b w:val="0"/>
+                <w:color w:val="000000"/>
+                <w:kern w:val="2"/>
+                <w:sz w:val="21"/>
+                <w:szCs w:val="24"/>
+                <w:vertAlign w:val="baseline"/>
+                <w:lang w:val="en-US" w:eastAsia="zh-CN" w:bidi="ar-SA"/>
+              </w:rPr>
+            </w:pPr>
+            <w:r>
+              <w:rPr>
+                <w:rFonts w:hint="eastAsia" w:cstheme="minorBidi"/>
+                <w:b w:val="0"/>
+                <w:color w:val="000000"/>
+                <w:kern w:val="2"/>
+                <w:sz w:val="21"/>
+                <w:szCs w:val="24"/>
+                <w:vertAlign w:val="baseline"/>
+                <w:lang w:val="en-US" w:eastAsia="zh-CN" w:bidi="ar-SA"/>
+              </w:rPr>
+              <w:t>CLIP-dinoiser</w:t>
+            </w:r>
+          </w:p>
+        </w:tc>
+        <w:tc>
+          <w:tcPr>
+            <w:tcW w:w="1703" w:type="dxa"/>
+            <w:tcBorders>
+              <w:top w:val="single" w:color="000000" w:sz="4" w:space="0"/>
+              <w:left w:val="nil"/>
+              <w:bottom w:val="single" w:color="000000" w:sz="4" w:space="0"/>
+              <w:right w:val="nil"/>
+            </w:tcBorders>
+            <w:shd w:val="clear" w:color="auto" w:fill="FFFFFF"/>
+          </w:tcPr>
+          <w:p>
+            <w:pPr>
+              <w:pStyle w:val="6"/>
+              <w:keepNext w:val="0"/>
+              <w:keepLines w:val="0"/>
+              <w:widowControl/>
+              <w:suppressLineNumbers w:val="0"/>
+              <w:jc w:val="left"/>
+              <w:rPr>
+                <w:rFonts w:hint="default" w:asciiTheme="minorHAnsi" w:hAnsiTheme="minorHAnsi" w:eastAsiaTheme="minorEastAsia" w:cstheme="minorBidi"/>
+                <w:b w:val="0"/>
+                <w:color w:val="000000"/>
+                <w:kern w:val="2"/>
+                <w:sz w:val="21"/>
+                <w:szCs w:val="24"/>
+                <w:vertAlign w:val="baseline"/>
+                <w:lang w:val="en-US" w:eastAsia="zh-CN" w:bidi="ar-SA"/>
+              </w:rPr>
+            </w:pPr>
+            <w:r>
+              <w:rPr>
+                <w:rFonts w:hint="eastAsia" w:cstheme="minorBidi"/>
+                <w:b w:val="0"/>
+                <w:color w:val="000000"/>
+                <w:kern w:val="2"/>
+                <w:sz w:val="21"/>
+                <w:szCs w:val="24"/>
+                <w:vertAlign w:val="baseline"/>
+                <w:lang w:val="en-US" w:eastAsia="zh-CN" w:bidi="ar-SA"/>
+              </w:rPr>
+              <w:t>DINO</w:t>
+            </w:r>
+          </w:p>
+        </w:tc>
+        <w:tc>
+          <w:tcPr>
+            <w:tcW w:w="1703" w:type="dxa"/>
+            <w:tcBorders>
+              <w:top w:val="single" w:color="000000" w:sz="4" w:space="0"/>
+              <w:left w:val="nil"/>
+              <w:bottom w:val="single" w:color="000000" w:sz="4" w:space="0"/>
+              <w:right w:val="nil"/>
+            </w:tcBorders>
+            <w:shd w:val="clear" w:color="auto" w:fill="FFFFFF"/>
+          </w:tcPr>
+          <w:p>
+            <w:pPr>
+              <w:pStyle w:val="6"/>
+              <w:keepNext w:val="0"/>
+              <w:keepLines w:val="0"/>
+              <w:widowControl/>
+              <w:suppressLineNumbers w:val="0"/>
+              <w:jc w:val="left"/>
+              <w:rPr>
+                <w:rFonts w:hint="default" w:asciiTheme="minorHAnsi" w:hAnsiTheme="minorHAnsi" w:eastAsiaTheme="minorEastAsia" w:cstheme="minorBidi"/>
+                <w:b w:val="0"/>
+                <w:color w:val="000000"/>
+                <w:kern w:val="2"/>
+                <w:sz w:val="21"/>
+                <w:szCs w:val="24"/>
+                <w:vertAlign w:val="baseline"/>
+                <w:lang w:val="en-US" w:eastAsia="zh-CN" w:bidi="ar-SA"/>
+              </w:rPr>
+            </w:pPr>
+            <w:r>
+              <w:rPr>
+                <w:rFonts w:hint="eastAsia" w:cstheme="minorBidi"/>
+                <w:b w:val="0"/>
+                <w:color w:val="000000"/>
+                <w:kern w:val="2"/>
+                <w:sz w:val="21"/>
+                <w:szCs w:val="24"/>
+                <w:vertAlign w:val="baseline"/>
+                <w:lang w:val="en-US" w:eastAsia="zh-CN" w:bidi="ar-SA"/>
+              </w:rPr>
+              <w:t>√</w:t>
+            </w:r>
+          </w:p>
+        </w:tc>
+      </w:tr>
+      <w:tr>
+        <w:tblPrEx>
+          <w:tblBorders>
+            <w:top w:val="single" w:color="auto" w:sz="4" w:space="0"/>
+            <w:left w:val="single" w:color="auto" w:sz="4" w:space="0"/>
+            <w:bottom w:val="single" w:color="auto" w:sz="4" w:space="0"/>
+            <w:right w:val="single" w:color="auto" w:sz="4" w:space="0"/>
+            <w:insideH w:val="single" w:color="auto" w:sz="4" w:space="0"/>
+            <w:insideV w:val="single" w:color="auto" w:sz="4" w:space="0"/>
+          </w:tblBorders>
+          <w:tblCellMar>
+            <w:left w:w="108" w:type="dxa"/>
+            <w:right w:w="108" w:type="dxa"/>
+          </w:tblCellMar>
+        </w:tblPrEx>
+        <w:trPr>
+          <w:jc w:val="center"/>
+        </w:trPr>
+        <w:tc>
+          <w:tcPr>
+            <w:tcW w:w="1703" w:type="dxa"/>
+            <w:tcBorders>
+              <w:top w:val="single" w:color="000000" w:sz="4" w:space="0"/>
+              <w:left w:val="nil"/>
+              <w:bottom w:val="single" w:color="000000" w:sz="4" w:space="0"/>
+              <w:right w:val="nil"/>
+            </w:tcBorders>
+            <w:shd w:val="clear" w:color="auto" w:fill="FFFFFF"/>
+          </w:tcPr>
+          <w:p>
+            <w:pPr>
+              <w:pStyle w:val="6"/>
+              <w:keepNext w:val="0"/>
+              <w:keepLines w:val="0"/>
+              <w:widowControl/>
+              <w:suppressLineNumbers w:val="0"/>
+              <w:jc w:val="left"/>
+              <w:rPr>
+                <w:rFonts w:hint="default" w:cstheme="minorBidi"/>
+                <w:b w:val="0"/>
+                <w:color w:val="000000"/>
+                <w:kern w:val="2"/>
+                <w:sz w:val="21"/>
+                <w:szCs w:val="24"/>
+                <w:vertAlign w:val="baseline"/>
+                <w:lang w:val="en-US" w:eastAsia="zh-CN" w:bidi="ar-SA"/>
+              </w:rPr>
+            </w:pPr>
+            <w:r>
+              <w:rPr>
+                <w:rFonts w:hint="eastAsia" w:cstheme="minorBidi"/>
+                <w:b w:val="0"/>
+                <w:color w:val="000000"/>
+                <w:kern w:val="2"/>
+                <w:sz w:val="21"/>
+                <w:szCs w:val="24"/>
+                <w:vertAlign w:val="baseline"/>
+                <w:lang w:val="en-US" w:eastAsia="zh-CN" w:bidi="ar-SA"/>
+              </w:rPr>
+              <w:t>Lposs</w:t>
+            </w:r>
+          </w:p>
+        </w:tc>
+        <w:tc>
+          <w:tcPr>
+            <w:tcW w:w="1703" w:type="dxa"/>
+            <w:tcBorders>
+              <w:top w:val="single" w:color="000000" w:sz="4" w:space="0"/>
+              <w:left w:val="nil"/>
+              <w:bottom w:val="single" w:color="000000" w:sz="4" w:space="0"/>
+              <w:right w:val="nil"/>
+            </w:tcBorders>
+            <w:shd w:val="clear" w:color="auto" w:fill="FFFFFF"/>
+          </w:tcPr>
+          <w:p>
+            <w:pPr>
+              <w:pStyle w:val="6"/>
+              <w:keepNext w:val="0"/>
+              <w:keepLines w:val="0"/>
+              <w:widowControl/>
+              <w:suppressLineNumbers w:val="0"/>
+              <w:jc w:val="left"/>
+              <w:rPr>
+                <w:rFonts w:hint="default" w:asciiTheme="minorHAnsi" w:hAnsiTheme="minorHAnsi" w:eastAsiaTheme="minorEastAsia" w:cstheme="minorBidi"/>
+                <w:b w:val="0"/>
+                <w:color w:val="000000"/>
+                <w:kern w:val="2"/>
+                <w:sz w:val="21"/>
+                <w:szCs w:val="24"/>
+                <w:vertAlign w:val="baseline"/>
+                <w:lang w:val="en-US" w:eastAsia="zh-CN" w:bidi="ar-SA"/>
+              </w:rPr>
+            </w:pPr>
+            <w:r>
+              <w:rPr>
+                <w:rFonts w:hint="eastAsia" w:cstheme="minorBidi"/>
+                <w:b w:val="0"/>
+                <w:color w:val="000000"/>
+                <w:kern w:val="2"/>
+                <w:sz w:val="21"/>
+                <w:szCs w:val="24"/>
+                <w:vertAlign w:val="baseline"/>
+                <w:lang w:val="en-US" w:eastAsia="zh-CN" w:bidi="ar-SA"/>
+              </w:rPr>
+              <w:t>亲和力算法</w:t>
+            </w:r>
+          </w:p>
+        </w:tc>
+        <w:tc>
+          <w:tcPr>
+            <w:tcW w:w="1703" w:type="dxa"/>
+            <w:tcBorders>
+              <w:top w:val="single" w:color="000000" w:sz="4" w:space="0"/>
+              <w:left w:val="nil"/>
+              <w:bottom w:val="single" w:color="000000" w:sz="4" w:space="0"/>
+              <w:right w:val="nil"/>
+            </w:tcBorders>
+            <w:shd w:val="clear" w:color="auto" w:fill="FFFFFF"/>
+          </w:tcPr>
+          <w:p>
+            <w:pPr>
+              <w:pStyle w:val="6"/>
+              <w:keepNext w:val="0"/>
+              <w:keepLines w:val="0"/>
+              <w:widowControl/>
+              <w:suppressLineNumbers w:val="0"/>
+              <w:jc w:val="left"/>
+              <w:rPr>
+                <w:rFonts w:hint="default" w:asciiTheme="minorHAnsi" w:hAnsiTheme="minorHAnsi" w:eastAsiaTheme="minorEastAsia" w:cstheme="minorBidi"/>
+                <w:b w:val="0"/>
+                <w:color w:val="000000"/>
+                <w:kern w:val="2"/>
+                <w:sz w:val="21"/>
+                <w:szCs w:val="24"/>
+                <w:vertAlign w:val="baseline"/>
+                <w:lang w:val="en-US" w:eastAsia="zh-CN" w:bidi="ar-SA"/>
+              </w:rPr>
+            </w:pPr>
+            <w:r>
+              <w:rPr>
+                <w:rFonts w:hint="eastAsia" w:cstheme="minorBidi"/>
+                <w:b w:val="0"/>
+                <w:color w:val="000000"/>
+                <w:kern w:val="2"/>
+                <w:sz w:val="21"/>
+                <w:szCs w:val="24"/>
+                <w:vertAlign w:val="baseline"/>
+                <w:lang w:val="en-US" w:eastAsia="zh-CN" w:bidi="ar-SA"/>
+              </w:rPr>
+              <w:t>x</w:t>
+            </w:r>
+          </w:p>
+        </w:tc>
+      </w:tr>
+      <w:tr>
+        <w:tblPrEx>
+          <w:tblBorders>
+            <w:top w:val="single" w:color="auto" w:sz="4" w:space="0"/>
+            <w:left w:val="single" w:color="auto" w:sz="4" w:space="0"/>
+            <w:bottom w:val="single" w:color="auto" w:sz="4" w:space="0"/>
+            <w:right w:val="single" w:color="auto" w:sz="4" w:space="0"/>
+            <w:insideH w:val="single" w:color="auto" w:sz="4" w:space="0"/>
+            <w:insideV w:val="single" w:color="auto" w:sz="4" w:space="0"/>
+          </w:tblBorders>
+          <w:tblCellMar>
+            <w:left w:w="108" w:type="dxa"/>
+            <w:right w:w="108" w:type="dxa"/>
+          </w:tblCellMar>
+        </w:tblPrEx>
+        <w:trPr>
+          <w:trHeight w:val="90" w:hRule="atLeast"/>
+          <w:jc w:val="center"/>
+        </w:trPr>
+        <w:tc>
+          <w:tcPr>
+            <w:tcW w:w="1703" w:type="dxa"/>
+            <w:tcBorders>
+              <w:top w:val="single" w:color="000000" w:sz="4" w:space="0"/>
+              <w:left w:val="nil"/>
+              <w:bottom w:val="single" w:color="000000" w:sz="4" w:space="0"/>
+              <w:right w:val="nil"/>
+            </w:tcBorders>
+            <w:shd w:val="clear" w:color="auto" w:fill="FFFFFF"/>
+          </w:tcPr>
+          <w:p>
+            <w:pPr>
+              <w:pStyle w:val="6"/>
+              <w:keepNext w:val="0"/>
+              <w:keepLines w:val="0"/>
+              <w:widowControl/>
+              <w:suppressLineNumbers w:val="0"/>
+              <w:jc w:val="left"/>
+              <w:rPr>
+                <w:rFonts w:hint="default" w:cstheme="minorBidi"/>
+                <w:b w:val="0"/>
+                <w:color w:val="000000"/>
+                <w:kern w:val="2"/>
+                <w:sz w:val="21"/>
+                <w:szCs w:val="24"/>
+                <w:vertAlign w:val="baseline"/>
+                <w:lang w:val="en-US" w:eastAsia="zh-CN" w:bidi="ar-SA"/>
+              </w:rPr>
+            </w:pPr>
+            <w:r>
+              <w:rPr>
+                <w:rFonts w:hint="eastAsia" w:cstheme="minorBidi"/>
+                <w:b w:val="0"/>
+                <w:color w:val="000000"/>
+                <w:kern w:val="2"/>
+                <w:sz w:val="21"/>
+                <w:szCs w:val="24"/>
+                <w:vertAlign w:val="baseline"/>
+                <w:lang w:val="en-US" w:eastAsia="zh-CN" w:bidi="ar-SA"/>
+              </w:rPr>
+              <w:t>Ours</w:t>
+            </w:r>
+          </w:p>
+        </w:tc>
+        <w:tc>
+          <w:tcPr>
+            <w:tcW w:w="1703" w:type="dxa"/>
+            <w:tcBorders>
+              <w:top w:val="single" w:color="000000" w:sz="4" w:space="0"/>
+              <w:left w:val="nil"/>
+              <w:bottom w:val="single" w:color="000000" w:sz="4" w:space="0"/>
+              <w:right w:val="nil"/>
+            </w:tcBorders>
+            <w:shd w:val="clear" w:color="auto" w:fill="FFFFFF"/>
+          </w:tcPr>
+          <w:p>
+            <w:pPr>
+              <w:pStyle w:val="6"/>
+              <w:keepNext w:val="0"/>
+              <w:keepLines w:val="0"/>
+              <w:widowControl/>
+              <w:suppressLineNumbers w:val="0"/>
+              <w:jc w:val="left"/>
+              <w:rPr>
+                <w:rFonts w:hint="default" w:cstheme="minorBidi"/>
+                <w:b w:val="0"/>
+                <w:color w:val="000000"/>
+                <w:kern w:val="2"/>
+                <w:sz w:val="21"/>
+                <w:szCs w:val="24"/>
+                <w:vertAlign w:val="baseline"/>
+                <w:lang w:val="en-US" w:eastAsia="zh-CN" w:bidi="ar-SA"/>
+              </w:rPr>
+            </w:pPr>
+            <w:r>
+              <w:rPr>
+                <w:rFonts w:hint="eastAsia" w:cstheme="minorBidi"/>
+                <w:b w:val="0"/>
+                <w:color w:val="000000"/>
+                <w:kern w:val="2"/>
+                <w:sz w:val="21"/>
+                <w:szCs w:val="24"/>
+                <w:vertAlign w:val="baseline"/>
+                <w:lang w:val="en-US" w:eastAsia="zh-CN" w:bidi="ar-SA"/>
+              </w:rPr>
+              <w:t>TTA上采样</w:t>
+            </w:r>
+          </w:p>
+        </w:tc>
+        <w:tc>
+          <w:tcPr>
+            <w:tcW w:w="1703" w:type="dxa"/>
+            <w:tcBorders>
+              <w:top w:val="single" w:color="000000" w:sz="4" w:space="0"/>
+              <w:left w:val="nil"/>
+              <w:bottom w:val="single" w:color="000000" w:sz="4" w:space="0"/>
+              <w:right w:val="nil"/>
+            </w:tcBorders>
+            <w:shd w:val="clear" w:color="auto" w:fill="FFFFFF"/>
+          </w:tcPr>
+          <w:p>
+            <w:pPr>
+              <w:pStyle w:val="6"/>
+              <w:keepNext w:val="0"/>
+              <w:keepLines w:val="0"/>
+              <w:widowControl/>
+              <w:suppressLineNumbers w:val="0"/>
+              <w:jc w:val="left"/>
+              <w:rPr>
+                <w:rFonts w:hint="default" w:asciiTheme="minorHAnsi" w:hAnsiTheme="minorHAnsi" w:eastAsiaTheme="minorEastAsia" w:cstheme="minorBidi"/>
+                <w:b w:val="0"/>
+                <w:color w:val="000000"/>
+                <w:kern w:val="2"/>
+                <w:sz w:val="21"/>
+                <w:szCs w:val="24"/>
+                <w:vertAlign w:val="baseline"/>
+                <w:lang w:val="en-US" w:eastAsia="zh-CN" w:bidi="ar-SA"/>
+              </w:rPr>
+            </w:pPr>
+            <w:r>
+              <w:rPr>
+                <w:rFonts w:hint="eastAsia" w:cstheme="minorBidi"/>
+                <w:b w:val="0"/>
+                <w:color w:val="000000"/>
+                <w:kern w:val="2"/>
+                <w:sz w:val="21"/>
+                <w:szCs w:val="24"/>
+                <w:vertAlign w:val="baseline"/>
+                <w:lang w:val="en-US" w:eastAsia="zh-CN" w:bidi="ar-SA"/>
+              </w:rPr>
+              <w:t>x</w:t>
+            </w:r>
+          </w:p>
+        </w:tc>
+      </w:tr>
+    </w:tbl>
     <w:p>
       <w:pPr>
         <w:pStyle w:val="6"/>
@@ -2756,54 +3672,10 @@
           <w:szCs w:val="24"/>
           <w:lang w:val="en-US" w:eastAsia="zh-CN" w:bidi="ar-SA"/>
         </w:rPr>
-        <w:t>这种依赖预训练数据的机制在遥感场景中存在明显局限。一方面，遥感影像的分布与自然图像存在显著差异，导致预训练先验难以有效迁移</w:t>
-      </w:r>
-      <w:r>
-        <w:rPr>
-          <w:rFonts w:hint="eastAsia" w:cstheme="minorBidi"/>
-          <w:kern w:val="2"/>
-          <w:sz w:val="21"/>
-          <w:szCs w:val="24"/>
-          <w:lang w:val="en-US" w:eastAsia="zh-CN" w:bidi="ar-SA"/>
-        </w:rPr>
-        <w:t>，而且遥感影像有旋转不变性，基于旋转增强的自蒸馏方法未必有效</w:t>
-      </w:r>
-      <w:r>
-        <w:rPr>
-          <w:rFonts w:hint="eastAsia" w:asciiTheme="minorHAnsi" w:hAnsiTheme="minorHAnsi" w:eastAsiaTheme="minorEastAsia" w:cstheme="minorBidi"/>
-          <w:kern w:val="2"/>
-          <w:sz w:val="21"/>
-          <w:szCs w:val="24"/>
-          <w:lang w:val="en-US" w:eastAsia="zh-CN" w:bidi="ar-SA"/>
-        </w:rPr>
-        <w:t>；另一方面，固定的空间先验缺乏对具体输入图像的自适应能力，从而限制了模型在复杂场景下的表现。因此，这类方法本质上属于离线空间先验建模（Offline Spatial Prior Learning），其泛化能力受限于训练数据分布。</w:t>
-      </w:r>
-    </w:p>
-    <w:p>
-      <w:pPr>
-        <w:pStyle w:val="6"/>
-        <w:keepNext w:val="0"/>
-        <w:keepLines w:val="0"/>
-        <w:widowControl/>
-        <w:suppressLineNumbers w:val="0"/>
-        <w:rPr>
-          <w:rFonts w:hint="eastAsia" w:asciiTheme="minorHAnsi" w:hAnsiTheme="minorHAnsi" w:eastAsiaTheme="minorEastAsia" w:cstheme="minorBidi"/>
-          <w:kern w:val="2"/>
-          <w:sz w:val="21"/>
-          <w:szCs w:val="24"/>
-          <w:lang w:val="en-US" w:eastAsia="zh-CN" w:bidi="ar-SA"/>
-        </w:rPr>
-      </w:pPr>
-      <w:r>
-        <w:rPr>
-          <w:rFonts w:hint="eastAsia" w:asciiTheme="minorHAnsi" w:hAnsiTheme="minorHAnsi" w:eastAsiaTheme="minorEastAsia" w:cstheme="minorBidi"/>
-          <w:kern w:val="2"/>
-          <w:sz w:val="21"/>
-          <w:szCs w:val="24"/>
-          <w:lang w:val="en-US" w:eastAsia="zh-CN" w:bidi="ar-SA"/>
-        </w:rPr>
         <w:t>基于上述观察，我们提出一种不同的思路：</w:t>
       </w:r>
+      <w:bookmarkStart w:id="0" w:name="_GoBack"/>
+      <w:bookmarkEnd w:id="0"/>
     </w:p>
     <w:p>
       <w:pPr>
@@ -2875,7 +3747,27 @@
           <w:szCs w:val="24"/>
           <w:lang w:val="en-US" w:eastAsia="zh-CN" w:bidi="ar-SA"/>
         </w:rPr>
-        <w:t>具体而言，我们将空间一致性建模过程转化为一个测试时自监督优化问题，通过对单张图像进行即时优化，动态构建与当前图像内容相匹配的空间结构约束。该过程无需任何额外数据或预训练模型，从而实现数据无关的自适应能力，并显著提升跨域泛化性能。</w:t>
+        <w:t>具体而言，我们将空间一致性建模过程转化为一个测试时自监督</w:t>
+      </w:r>
+      <w:r>
+        <w:rPr>
+          <w:rFonts w:hint="eastAsia" w:cstheme="minorBidi"/>
+          <w:kern w:val="2"/>
+          <w:sz w:val="21"/>
+          <w:szCs w:val="24"/>
+          <w:lang w:val="en-US" w:eastAsia="zh-CN" w:bidi="ar-SA"/>
+        </w:rPr>
+        <w:t>上采样</w:t>
+      </w:r>
+      <w:r>
+        <w:rPr>
+          <w:rFonts w:hint="eastAsia" w:asciiTheme="minorHAnsi" w:hAnsiTheme="minorHAnsi" w:eastAsiaTheme="minorEastAsia" w:cstheme="minorBidi"/>
+          <w:kern w:val="2"/>
+          <w:sz w:val="21"/>
+          <w:szCs w:val="24"/>
+          <w:lang w:val="en-US" w:eastAsia="zh-CN" w:bidi="ar-SA"/>
+        </w:rPr>
+        <w:t>问题，通过对单张图像进行即时优化，动态构建与当前图像内容相匹配的空间结构约束。该过程无需任何额外数据或预训练模型，从而实现数据无关的自适应能力，并显著提升跨域泛化性能。</w:t>
       </w:r>
     </w:p>
     <w:p>
@@ -2934,7 +3826,27 @@
           <w:szCs w:val="24"/>
           <w:lang w:val="en-US" w:eastAsia="zh-CN" w:bidi="ar-SA"/>
         </w:rPr>
-        <w:t>联合双边上采样（JBU）依托空间邻近性与像素值域相似性完成特征上采样</w:t>
+        <w:t>联合双边上采样（JBU）依托空间邻近性与像素值域</w:t>
+      </w:r>
+      <w:r>
+        <w:rPr>
+          <w:rFonts w:hint="eastAsia" w:cstheme="minorBidi"/>
+          <w:kern w:val="2"/>
+          <w:sz w:val="21"/>
+          <w:szCs w:val="24"/>
+          <w:lang w:val="en-US" w:eastAsia="zh-CN" w:bidi="ar-SA"/>
+        </w:rPr>
+        <w:t>亲和力</w:t>
+      </w:r>
+      <w:r>
+        <w:rPr>
+          <w:rFonts w:hint="eastAsia" w:asciiTheme="minorHAnsi" w:hAnsiTheme="minorHAnsi" w:eastAsiaTheme="minorEastAsia" w:cstheme="minorBidi"/>
+          <w:kern w:val="2"/>
+          <w:sz w:val="21"/>
+          <w:szCs w:val="24"/>
+          <w:lang w:val="en-US" w:eastAsia="zh-CN" w:bidi="ar-SA"/>
+        </w:rPr>
+        <w:t>完成特征上采样</w:t>
       </w:r>
       <w:r>
         <w:rPr>
@@ -4593,7 +5505,7 @@
           <w:bCs w:val="0"/>
           <w:lang w:val="en-US" w:eastAsia="zh-CN"/>
         </w:rPr>
-        <w:t>即使训练模型使用 L1 作为损失函数，调整四个可学习参数，使用 Adam 优化器，训练5到20轮</w:t>
+        <w:t>即时训练模型使用 L1 作为损失函数，调整四个可学习参数，使用 Adam 优化器，训练5到20轮</w:t>
       </w:r>
     </w:p>
     <w:p>
@@ -4716,56 +5628,6 @@
     <w:p>
       <w:pPr>
         <w:rPr>
-          <w:rFonts w:hint="default" w:cstheme="minorBidi"/>
-          <w:b/>
-          <w:bCs/>
-          <w:kern w:val="2"/>
-          <w:sz w:val="21"/>
-          <w:szCs w:val="24"/>
-          <w:lang w:val="en-US" w:eastAsia="zh-CN" w:bidi="ar-SA"/>
-        </w:rPr>
-      </w:pPr>
-    </w:p>
-    <w:p>
-      <w:pPr>
-        <w:rPr>
-          <w:rFonts w:hint="eastAsia"/>
-          <w:b/>
-          <w:bCs/>
-        </w:rPr>
-      </w:pPr>
-      <w:r>
-        <w:rPr>
-          <w:rFonts w:hint="eastAsia"/>
-          <w:b/>
-          <w:bCs/>
-        </w:rPr>
-        <w:t>3.5 推理优化策略</w:t>
-      </w:r>
-    </w:p>
-    <w:p>
-      <w:pPr>
-        <w:rPr>
-          <w:rFonts w:hint="eastAsia"/>
-        </w:rPr>
-      </w:pPr>
-    </w:p>
-    <w:p>
-      <w:pPr>
-        <w:rPr>
-          <w:rFonts w:hint="eastAsia"/>
-        </w:rPr>
-      </w:pPr>
-      <w:r>
-        <w:rPr>
-          <w:rFonts w:hint="eastAsia"/>
-        </w:rPr>
-        <w:t>在完成 CLIP 特征提取与测试时空间自适应后，为进一步提升高分辨率遥感影像的分割质量，我们在推理阶段引入两项关键优化策略：滑动窗口高斯融合与 Dense CRF 后处理。前者用于解决大尺度图像带来的分辨率与边界不连续问题，后者用于提升分割结果的边缘对齐能力。</w:t>
-      </w:r>
-    </w:p>
-    <w:p>
-      <w:pPr>
-        <w:rPr>
           <w:rFonts w:hint="eastAsia"/>
         </w:rPr>
       </w:pPr>
@@ -4786,7 +5648,7 @@
           <w:bCs/>
           <w:lang w:val="en-US" w:eastAsia="zh-CN"/>
         </w:rPr>
-        <w:t>3.4.3 光谱先验 trick</w:t>
+        <w:t>3.4.3 光谱先验Trick</w:t>
       </w:r>
     </w:p>
     <w:p>
@@ -4809,16 +5671,8 @@
           <w:rFonts w:hint="eastAsia"/>
           <w:lang w:val="en-US" w:eastAsia="zh-CN"/>
         </w:rPr>
-        <w:t>遥感影像与自然影像不同，在VLM中，CLIP 只具备自然影像的先验知识，具体而言，光谱更密集，有更多波段，而且具有旋转不变性。</w:t>
-      </w:r>
-    </w:p>
-    <w:p>
-      <w:pPr>
-        <w:rPr>
-          <w:rFonts w:hint="eastAsia"/>
-          <w:lang w:val="en-US" w:eastAsia="zh-CN"/>
-        </w:rPr>
-      </w:pPr>
+        <w:t>遥感影像与自然影像不同，其中稠密特征，旋转不变性，我们通过算法都能够解决，但遥感比自然影像具有更多波段这一点，CLIP 等通用视觉模型是无法泛化的。</w:t>
+      </w:r>
     </w:p>
     <w:p>
       <w:pPr>
@@ -4832,13 +5686,37 @@
           <w:rFonts w:hint="eastAsia"/>
           <w:lang w:val="en-US" w:eastAsia="zh-CN"/>
         </w:rPr>
-        <w:t>因此，在我们的空间先验模块中，除了 RGB 相似度，我们甚至可以引入其它波段，如 NDVI 等，只需要编码为额外参数即可。</w:t>
-      </w:r>
-    </w:p>
-    <w:p>
-      <w:pPr>
-        <w:rPr>
-          <w:rFonts w:hint="eastAsia"/>
+        <w:t>而我们的 TTA 模块刚好可以将遥感的光谱先验也作为可微参数，比如 NIR，SWIR 等，这在很多场景下尤为重要。</w:t>
+      </w:r>
+    </w:p>
+    <w:p>
+      <w:pPr>
+        <w:rPr>
+          <w:rFonts w:hint="eastAsia"/>
+          <w:lang w:val="en-US" w:eastAsia="zh-CN"/>
+        </w:rPr>
+      </w:pPr>
+    </w:p>
+    <w:p>
+      <w:pPr>
+        <w:rPr>
+          <w:rFonts w:hint="default"/>
+          <w:lang w:val="en-US" w:eastAsia="zh-CN"/>
+        </w:rPr>
+      </w:pPr>
+      <w:r>
+        <w:rPr>
+          <w:rFonts w:hint="eastAsia"/>
+          <w:lang w:val="en-US" w:eastAsia="zh-CN"/>
+        </w:rPr>
+        <w:t>这也是我们之所以需要保持一个即时训练，而不是直接使用 DINO 或 AnyUP 的直接原因，我们做出了权衡，除了空间先验，我们企图通过一层很薄的即时训练，融入遥感独有的光谱先验。</w:t>
+      </w:r>
+    </w:p>
+    <w:p>
+      <w:pPr>
+        <w:rPr>
+          <w:rFonts w:hint="default"/>
+          <w:lang w:val="en-US" w:eastAsia="zh-CN"/>
         </w:rPr>
       </w:pPr>
     </w:p>
@@ -4856,7 +5734,7 @@
           <w:b/>
           <w:bCs/>
         </w:rPr>
-        <w:t>3.5.1 滑动窗口高斯融合</w:t>
+        <w:t>3.5 滑动窗口高斯融合</w:t>
       </w:r>
     </w:p>
     <w:p>
@@ -4916,67 +5794,6 @@
           <w:rFonts w:hint="eastAsia"/>
         </w:rPr>
         <w:t>该策略能够有效减少窗口拼接处的边界伪影，同时提升整体预测的空间连续性。</w:t>
-      </w:r>
-    </w:p>
-    <w:p>
-      <w:pPr>
-        <w:rPr>
-          <w:rFonts w:hint="eastAsia"/>
-        </w:rPr>
-      </w:pPr>
-    </w:p>
-    <w:p>
-      <w:pPr>
-        <w:rPr>
-          <w:rFonts w:hint="eastAsia"/>
-        </w:rPr>
-      </w:pPr>
-      <w:r>
-        <w:rPr>
-          <w:rFonts w:hint="eastAsia"/>
-          <w:b/>
-          <w:bCs/>
-        </w:rPr>
-        <w:t>3.5.2 Dense CRF 后处理</w:t>
-      </w:r>
-    </w:p>
-    <w:p>
-      <w:pPr>
-        <w:rPr>
-          <w:rFonts w:hint="eastAsia"/>
-        </w:rPr>
-      </w:pPr>
-      <w:r>
-        <w:rPr>
-          <w:rFonts w:hint="eastAsia"/>
-        </w:rPr>
-        <w:t>尽管经过测试时优化与窗口融合后，分割结果在整体结构上已较为稳定，但在复杂遥感场景中，仍可能存在边界模糊或细节错分问题。为进一步提升分割精度，我们在推理阶段引入 Dense CRF 作为后处理模块。</w:t>
-      </w:r>
-    </w:p>
-    <w:p>
-      <w:pPr>
-        <w:rPr>
-          <w:rFonts w:hint="eastAsia"/>
-        </w:rPr>
-      </w:pPr>
-      <w:r>
-        <w:rPr>
-          <w:rFonts w:hint="eastAsia"/>
-        </w:rPr>
-        <w:t>Dense CRF 通过联合建模像素之间的位置关系与颜色相似性，对预测结果进行细化。一方面，它能够去除局部孤立噪声，使区域更加一致；另一方面，可以利用图像的低层纹理信息，使分割边界更好地贴合真实物体轮廓。</w:t>
-      </w:r>
-    </w:p>
-    <w:p>
-      <w:pPr>
-        <w:rPr>
-          <w:rFonts w:hint="eastAsia"/>
-        </w:rPr>
-      </w:pPr>
-      <w:r>
-        <w:rPr>
-          <w:rFonts w:hint="eastAsia"/>
-        </w:rPr>
-        <w:t>在实现上，我们结合空间约束与双边约束，对预测概率进行迭代优化，从而获得更加精细和平滑的分割结果。</w:t>
       </w:r>
     </w:p>
     <w:p>
@@ -5036,8 +5853,8 @@
           <w:rFonts w:hint="eastAsia" w:ascii="宋体" w:hAnsi="宋体" w:eastAsia="宋体" w:cs="宋体"/>
           <w:b w:val="0"/>
           <w:bCs w:val="0"/>
-          <w:sz w:val="18"/>
-          <w:szCs w:val="21"/>
+          <w:sz w:val="20"/>
+          <w:szCs w:val="22"/>
           <w:lang w:val="en-US" w:eastAsia="zh-CN"/>
         </w:rPr>
       </w:pPr>
@@ -5046,8 +5863,8 @@
           <w:rFonts w:hint="eastAsia" w:ascii="宋体" w:hAnsi="宋体" w:eastAsia="宋体" w:cs="宋体"/>
           <w:b w:val="0"/>
           <w:bCs w:val="0"/>
-          <w:sz w:val="18"/>
-          <w:szCs w:val="21"/>
+          <w:sz w:val="20"/>
+          <w:szCs w:val="22"/>
           <w:lang w:val="en-US" w:eastAsia="zh-CN"/>
         </w:rPr>
         <w:t>为了验证本文方法在开放词汇分割中的泛化能力，我们选取零样本 maskclip 作为基线，并与多种无需训练或弱训练的方法进行对比，包括基于结构优化的方法（如clearclip）以及引入空间先验的方法（如lposs）。</w:t>
@@ -5059,8 +5876,8 @@
           <w:rFonts w:hint="eastAsia" w:ascii="宋体" w:hAnsi="宋体" w:eastAsia="宋体" w:cs="宋体"/>
           <w:b w:val="0"/>
           <w:bCs w:val="0"/>
-          <w:sz w:val="18"/>
-          <w:szCs w:val="21"/>
+          <w:sz w:val="20"/>
+          <w:szCs w:val="22"/>
           <w:lang w:val="en-US" w:eastAsia="zh-CN"/>
         </w:rPr>
       </w:pPr>
@@ -5069,8 +5886,8 @@
           <w:rFonts w:hint="eastAsia" w:ascii="宋体" w:hAnsi="宋体" w:eastAsia="宋体" w:cs="宋体"/>
           <w:b w:val="0"/>
           <w:bCs w:val="0"/>
-          <w:sz w:val="18"/>
-          <w:szCs w:val="21"/>
+          <w:sz w:val="20"/>
+          <w:szCs w:val="22"/>
           <w:lang w:val="en-US" w:eastAsia="zh-CN"/>
         </w:rPr>
         <w:t>实验在 UDD、SSSI、DDOA 三个遥感数据集上进行，并使用 miou + pxacc 两种指标综合评测。</w:t>
@@ -5078,48 +5895,25 @@
     </w:p>
     <w:p>
       <w:pPr>
-        <w:rPr>
-          <w:rFonts w:hint="default" w:ascii="宋体" w:hAnsi="宋体" w:eastAsia="宋体" w:cs="宋体"/>
-          <w:b w:val="0"/>
-          <w:bCs w:val="0"/>
-          <w:sz w:val="18"/>
-          <w:szCs w:val="21"/>
-          <w:lang w:val="en-US" w:eastAsia="zh-CN"/>
-        </w:rPr>
-      </w:pPr>
-      <w:r>
         <w:rPr>
           <w:rFonts w:hint="eastAsia" w:ascii="宋体" w:hAnsi="宋体" w:eastAsia="宋体" w:cs="宋体"/>
           <w:b w:val="0"/>
           <w:bCs w:val="0"/>
-          <w:sz w:val="18"/>
-          <w:szCs w:val="21"/>
-          <w:lang w:val="en-US" w:eastAsia="zh-CN"/>
-        </w:rPr>
-        <w:t>值得一提的是，所选模型为公开方式能获取预训练权重，或能最小复刻的，并非当前 SOAT，为了保证公平性，延续了原有的后处理方式（如 Lposs 或 PAMR）。</w:t>
-      </w:r>
-    </w:p>
-    <w:p>
-      <w:pPr>
+          <w:sz w:val="20"/>
+          <w:szCs w:val="22"/>
+          <w:lang w:val="en-US" w:eastAsia="zh-CN"/>
+        </w:rPr>
+      </w:pPr>
+      <w:r>
         <w:rPr>
           <w:rFonts w:hint="eastAsia" w:ascii="宋体" w:hAnsi="宋体" w:eastAsia="宋体" w:cs="宋体"/>
           <w:b w:val="0"/>
           <w:bCs w:val="0"/>
-          <w:sz w:val="18"/>
-          <w:szCs w:val="21"/>
-          <w:lang w:val="en-US" w:eastAsia="zh-CN"/>
-        </w:rPr>
-      </w:pPr>
-      <w:r>
-        <w:rPr>
-          <w:rFonts w:hint="eastAsia" w:ascii="宋体" w:hAnsi="宋体" w:eastAsia="宋体" w:cs="宋体"/>
-          <w:b w:val="0"/>
-          <w:bCs w:val="0"/>
-          <w:sz w:val="18"/>
-          <w:szCs w:val="21"/>
-          <w:lang w:val="en-US" w:eastAsia="zh-CN"/>
-        </w:rPr>
-        <w:t>实验结果表明，TTAOV 在四个数据集上均取得了不俗的表现，整体性能显著优于基线 maskclip 及现有方法。并可能与 sam3 等 SOAT 模型性能相当。</w:t>
+          <w:sz w:val="20"/>
+          <w:szCs w:val="22"/>
+          <w:lang w:val="en-US" w:eastAsia="zh-CN"/>
+        </w:rPr>
+        <w:t>实验结果表明，TTAOV 在四个数据集上均取得了不俗的表现，整体性能显著优于基线 maskclip 及现有方法。并可能与 SAM3 等 SOAT 模型性能相当。</w:t>
       </w:r>
     </w:p>
     <w:p>
@@ -6501,7 +7295,7 @@
     <w:p>
       <w:pPr>
         <w:rPr>
-          <w:rFonts w:hint="eastAsia" w:ascii="宋体" w:hAnsi="宋体" w:eastAsia="宋体" w:cs="宋体"/>
+          <w:rFonts w:hint="default" w:ascii="宋体" w:hAnsi="宋体" w:eastAsia="宋体" w:cs="宋体"/>
           <w:b w:val="0"/>
           <w:bCs w:val="0"/>
           <w:sz w:val="18"/>
@@ -6513,25 +7307,72 @@
     <w:p>
       <w:pPr>
         <w:rPr>
+          <w:rFonts w:hint="default" w:ascii="宋体" w:hAnsi="宋体" w:eastAsia="宋体" w:cs="宋体"/>
+          <w:b w:val="0"/>
+          <w:bCs w:val="0"/>
+          <w:sz w:val="20"/>
+          <w:szCs w:val="22"/>
+          <w:lang w:val="en-US" w:eastAsia="zh-CN"/>
+        </w:rPr>
+      </w:pPr>
+      <w:r>
+        <w:rPr>
           <w:rFonts w:hint="eastAsia" w:ascii="宋体" w:hAnsi="宋体" w:eastAsia="宋体" w:cs="宋体"/>
           <w:b w:val="0"/>
           <w:bCs w:val="0"/>
-          <w:sz w:val="18"/>
-          <w:szCs w:val="21"/>
-          <w:lang w:val="en-US" w:eastAsia="zh-CN"/>
-        </w:rPr>
-      </w:pPr>
-      <w:r>
+          <w:sz w:val="20"/>
+          <w:szCs w:val="22"/>
+          <w:lang w:val="en-US" w:eastAsia="zh-CN"/>
+        </w:rPr>
+        <w:t>我们选取的模型，</w:t>
+      </w:r>
+    </w:p>
+    <w:p>
+      <w:pPr>
         <w:rPr>
           <w:rFonts w:hint="eastAsia" w:ascii="宋体" w:hAnsi="宋体" w:eastAsia="宋体" w:cs="宋体"/>
           <w:b w:val="0"/>
           <w:bCs w:val="0"/>
-          <w:sz w:val="18"/>
-          <w:szCs w:val="21"/>
-          <w:lang w:val="en-US" w:eastAsia="zh-CN"/>
-        </w:rPr>
-        <w:t>从方法类别角度分析，可以观察到，TTAOV 通过测试时自监督优化，在推理阶段动态构建空间先验，使模型能够针对当前图像自适应优化，从而在不同数据分布下均保持稳定性能。</w:t>
-      </w:r>
+          <w:sz w:val="20"/>
+          <w:szCs w:val="22"/>
+          <w:lang w:val="en-US" w:eastAsia="zh-CN"/>
+        </w:rPr>
+      </w:pPr>
+    </w:p>
+    <w:p>
+      <w:pPr>
+        <w:rPr>
+          <w:rFonts w:hint="eastAsia" w:ascii="宋体" w:hAnsi="宋体" w:eastAsia="宋体" w:cs="宋体"/>
+          <w:b w:val="0"/>
+          <w:bCs w:val="0"/>
+          <w:sz w:val="20"/>
+          <w:szCs w:val="22"/>
+          <w:lang w:val="en-US" w:eastAsia="zh-CN"/>
+        </w:rPr>
+      </w:pPr>
+      <w:r>
+        <w:rPr>
+          <w:rFonts w:hint="eastAsia" w:ascii="宋体" w:hAnsi="宋体" w:eastAsia="宋体" w:cs="宋体"/>
+          <w:b w:val="0"/>
+          <w:bCs w:val="0"/>
+          <w:sz w:val="20"/>
+          <w:szCs w:val="22"/>
+          <w:lang w:val="en-US" w:eastAsia="zh-CN"/>
+        </w:rPr>
+        <w:t>从方法类别角度分析，可以观察到，TTAOV 通过一层很薄的测试时自监督优化，在推理阶段动态构建空间先验，使模型能够针对当前图像自适应优化，从而在不同数据分布下均保持稳定性能。</w:t>
+      </w:r>
+    </w:p>
+    <w:p>
+      <w:pPr>
+        <w:rPr>
+          <w:rFonts w:hint="default" w:ascii="宋体" w:hAnsi="宋体" w:eastAsia="宋体" w:cs="宋体"/>
+          <w:b w:val="0"/>
+          <w:bCs w:val="0"/>
+          <w:sz w:val="20"/>
+          <w:szCs w:val="22"/>
+          <w:lang w:val="en-US" w:eastAsia="zh-CN"/>
+        </w:rPr>
+      </w:pPr>
     </w:p>
     <w:p>
       <w:pPr>

--- a/doc/论文0611.docx
+++ b/doc/论文0611.docx
@@ -525,16 +525,22 @@
           <w:rFonts w:hint="eastAsia"/>
           <w:lang w:eastAsia="zh-CN"/>
         </w:rPr>
-        <w:t>为缓解上述问题，现有研究大致可归纳为两类路径。</w:t>
-      </w:r>
-    </w:p>
-    <w:p>
-      <w:pPr>
+        <w:t>为缓解上述问题，现有研究大致可归纳为两类路径，</w:t>
+      </w:r>
+      <w:r>
+        <w:rPr>
+          <w:rFonts w:hint="eastAsia"/>
+          <w:lang w:val="en-US" w:eastAsia="zh-CN"/>
+        </w:rPr>
+        <w:t>如下图</w:t>
+      </w:r>
+      <w:r>
         <w:rPr>
           <w:rFonts w:hint="eastAsia"/>
           <w:lang w:eastAsia="zh-CN"/>
         </w:rPr>
-      </w:pPr>
+        <w:t>。</w:t>
+      </w:r>
     </w:p>
     <w:p>
       <w:pPr>
@@ -543,11 +549,82 @@
           <w:lang w:eastAsia="zh-CN"/>
         </w:rPr>
       </w:pPr>
-      <w:r>
+    </w:p>
+    <w:p>
+      <w:pPr>
+        <w:jc w:val="center"/>
         <w:rPr>
           <w:rFonts w:hint="eastAsia"/>
           <w:lang w:eastAsia="zh-CN"/>
         </w:rPr>
+      </w:pPr>
+      <w:bookmarkStart w:id="0" w:name="_GoBack"/>
+      <w:bookmarkEnd w:id="0"/>
+      <w:r>
+        <w:rPr>
+          <w:rFonts w:hint="eastAsia"/>
+          <w:lang w:eastAsia="zh-CN"/>
+        </w:rPr>
+        <w:drawing>
+          <wp:inline distT="0" distB="0" distL="114300" distR="114300">
+            <wp:extent cx="4615180" cy="3519170"/>
+            <wp:effectExtent l="0" t="0" r="0" b="0"/>
+            <wp:docPr id="5" name="图片 5" descr="936627cd-3344-4aa8-a5ca-855171f3b46d (1)"/>
+            <wp:cNvGraphicFramePr>
+              <a:graphicFrameLocks xmlns:a="http://schemas.openxmlformats.org/drawingml/2006/main" noChangeAspect="1"/>
+            </wp:cNvGraphicFramePr>
+            <a:graphic xmlns:a="http://schemas.openxmlformats.org/drawingml/2006/main">
+              <a:graphicData uri="http://schemas.openxmlformats.org/drawingml/2006/picture">
+                <pic:pic xmlns:pic="http://schemas.openxmlformats.org/drawingml/2006/picture">
+                  <pic:nvPicPr>
+                    <pic:cNvPr id="5" name="图片 5" descr="936627cd-3344-4aa8-a5ca-855171f3b46d (1)"/>
+                    <pic:cNvPicPr>
+                      <a:picLocks noChangeAspect="1"/>
+                    </pic:cNvPicPr>
+                  </pic:nvPicPr>
+                  <pic:blipFill>
+                    <a:blip r:embed="rId4"/>
+                    <a:srcRect l="5486" t="-217" r="6884"/>
+                    <a:stretch>
+                      <a:fillRect/>
+                    </a:stretch>
+                  </pic:blipFill>
+                  <pic:spPr>
+                    <a:xfrm>
+                      <a:off x="0" y="0"/>
+                      <a:ext cx="4615180" cy="3519170"/>
+                    </a:xfrm>
+                    <a:prstGeom prst="rect">
+                      <a:avLst/>
+                    </a:prstGeom>
+                  </pic:spPr>
+                </pic:pic>
+              </a:graphicData>
+            </a:graphic>
+          </wp:inline>
+        </w:drawing>
+      </w:r>
+    </w:p>
+    <w:p>
+      <w:pPr>
+        <w:rPr>
+          <w:rFonts w:hint="eastAsia"/>
+          <w:lang w:eastAsia="zh-CN"/>
+        </w:rPr>
+      </w:pPr>
+    </w:p>
+    <w:p>
+      <w:pPr>
+        <w:rPr>
+          <w:rFonts w:hint="eastAsia"/>
+          <w:lang w:eastAsia="zh-CN"/>
+        </w:rPr>
+      </w:pPr>
+      <w:r>
+        <w:rPr>
+          <w:rFonts w:hint="eastAsia"/>
+          <w:lang w:eastAsia="zh-CN"/>
+        </w:rPr>
         <w:t>第一类方法通过结构重构削弱 CLIP 的全局语义偏置，从而提升其对局部细粒度信息的建模能力。例如，DenseCLIP 通过引入注意力机制细化 patch 级语义，MaskCLIP 通过卷积替换破坏全局注意力；SCLIP 将标准注意力替换为 Self-Self Attention（Q-Q）以强化局部关联建模，而 ClearCLIP 则通过移除残差连接与前馈网络进一步削弱全局语义聚合。这类方法的共同特点是：在不引入额外数据的前提下，通过结构层面的调整</w:t>
       </w:r>
       <w:r>
@@ -690,7 +767,7 @@
           <w:rFonts w:hint="eastAsia"/>
           <w:lang w:val="en-US" w:eastAsia="zh-CN"/>
         </w:rPr>
-        <w:t>这些数据集通常来自自然影像，存在遥感</w:t>
+        <w:t>这些数据集通常来自自然影像，没有针对遥感影像做特化，存在遥感</w:t>
       </w:r>
       <w:r>
         <w:rPr>
@@ -1152,7 +1229,7 @@
                     </pic:cNvPicPr>
                   </pic:nvPicPr>
                   <pic:blipFill>
-                    <a:blip r:embed="rId4"/>
+                    <a:blip r:embed="rId5"/>
                     <a:stretch>
                       <a:fillRect/>
                     </a:stretch>
@@ -1803,7 +1880,7 @@
                     </pic:cNvPicPr>
                   </pic:nvPicPr>
                   <pic:blipFill>
-                    <a:blip r:embed="rId5"/>
+                    <a:blip r:embed="rId6"/>
                     <a:stretch>
                       <a:fillRect/>
                     </a:stretch>
@@ -2717,11 +2794,14 @@
         </w:tblBorders>
         <w:tblLayout w:type="autofit"/>
         <w:tblCellMar>
+          <w:top w:w="0" w:type="dxa"/>
           <w:left w:w="108" w:type="dxa"/>
+          <w:bottom w:w="0" w:type="dxa"/>
           <w:right w:w="108" w:type="dxa"/>
         </w:tblCellMar>
       </w:tblPr>
       <w:tblGrid>
+        <w:gridCol w:w="1703"/>
         <w:gridCol w:w="1703"/>
         <w:gridCol w:w="1703"/>
         <w:gridCol w:w="1703"/>
@@ -2736,6 +2816,12 @@
             <w:insideH w:val="single" w:color="auto" w:sz="4" w:space="0"/>
             <w:insideV w:val="single" w:color="auto" w:sz="4" w:space="0"/>
           </w:tblBorders>
+          <w:tblCellMar>
+            <w:top w:w="0" w:type="dxa"/>
+            <w:left w:w="108" w:type="dxa"/>
+            <w:bottom w:w="0" w:type="dxa"/>
+            <w:right w:w="108" w:type="dxa"/>
+          </w:tblCellMar>
         </w:tblPrEx>
         <w:trPr>
           <w:jc w:val="center"/>
@@ -2827,7 +2913,7 @@
                 <w:vertAlign w:val="baseline"/>
                 <w:lang w:val="en-US" w:eastAsia="zh-CN" w:bidi="ar-SA"/>
               </w:rPr>
-              <w:t>空间先验</w:t>
+              <w:t>Spatial Priors</w:t>
             </w:r>
           </w:p>
         </w:tc>
@@ -2872,7 +2958,52 @@
                 <w:vertAlign w:val="baseline"/>
                 <w:lang w:val="en-US" w:eastAsia="zh-CN" w:bidi="ar-SA"/>
               </w:rPr>
-              <w:t>PreTrained</w:t>
+              <w:t>Pre Trained</w:t>
+            </w:r>
+          </w:p>
+        </w:tc>
+        <w:tc>
+          <w:tcPr>
+            <w:tcW w:w="1703" w:type="dxa"/>
+            <w:tcBorders>
+              <w:top w:val="single" w:color="000000" w:sz="4" w:space="0"/>
+              <w:left w:val="nil"/>
+              <w:bottom w:val="single" w:color="000000" w:sz="4" w:space="0"/>
+              <w:right w:val="nil"/>
+            </w:tcBorders>
+            <w:shd w:val="clear" w:color="auto" w:fill="FFFFFF"/>
+          </w:tcPr>
+          <w:p>
+            <w:pPr>
+              <w:pStyle w:val="6"/>
+              <w:keepNext w:val="0"/>
+              <w:keepLines w:val="0"/>
+              <w:widowControl/>
+              <w:suppressLineNumbers w:val="0"/>
+              <w:jc w:val="left"/>
+              <w:rPr>
+                <w:rFonts w:hint="default" w:cstheme="minorBidi"/>
+                <w:b w:val="0"/>
+                <w:color w:val="000000"/>
+                <w:kern w:val="2"/>
+                <w:sz w:val="21"/>
+                <w:szCs w:val="24"/>
+                <w:vertAlign w:val="baseline"/>
+                <w:lang w:val="en-US" w:eastAsia="zh-CN" w:bidi="ar-SA"/>
+              </w:rPr>
+            </w:pPr>
+            <w:r>
+              <w:rPr>
+                <w:rFonts w:hint="eastAsia" w:cstheme="minorBidi"/>
+                <w:b w:val="0"/>
+                <w:color w:val="000000"/>
+                <w:kern w:val="2"/>
+                <w:sz w:val="21"/>
+                <w:szCs w:val="24"/>
+                <w:vertAlign w:val="baseline"/>
+                <w:lang w:val="en-US" w:eastAsia="zh-CN" w:bidi="ar-SA"/>
+              </w:rPr>
+              <w:t>E2E Training</w:t>
             </w:r>
           </w:p>
         </w:tc>
@@ -2888,7 +3019,9 @@
             <w:insideV w:val="single" w:color="auto" w:sz="4" w:space="0"/>
           </w:tblBorders>
           <w:tblCellMar>
+            <w:top w:w="0" w:type="dxa"/>
             <w:left w:w="108" w:type="dxa"/>
+            <w:bottom w:w="0" w:type="dxa"/>
             <w:right w:w="108" w:type="dxa"/>
           </w:tblCellMar>
         </w:tblPrEx>
@@ -3026,6 +3159,51 @@
                 <w:vertAlign w:val="baseline"/>
                 <w:lang w:val="en-US" w:eastAsia="zh-CN" w:bidi="ar-SA"/>
               </w:rPr>
+              <w:t>x</w:t>
+            </w:r>
+          </w:p>
+        </w:tc>
+        <w:tc>
+          <w:tcPr>
+            <w:tcW w:w="1703" w:type="dxa"/>
+            <w:tcBorders>
+              <w:top w:val="single" w:color="000000" w:sz="4" w:space="0"/>
+              <w:left w:val="nil"/>
+              <w:bottom w:val="single" w:color="000000" w:sz="4" w:space="0"/>
+              <w:right w:val="nil"/>
+            </w:tcBorders>
+            <w:shd w:val="clear" w:color="auto" w:fill="FFFFFF"/>
+          </w:tcPr>
+          <w:p>
+            <w:pPr>
+              <w:pStyle w:val="6"/>
+              <w:keepNext w:val="0"/>
+              <w:keepLines w:val="0"/>
+              <w:widowControl/>
+              <w:suppressLineNumbers w:val="0"/>
+              <w:jc w:val="left"/>
+              <w:rPr>
+                <w:rFonts w:hint="default" w:cstheme="minorBidi"/>
+                <w:b w:val="0"/>
+                <w:color w:val="000000"/>
+                <w:kern w:val="2"/>
+                <w:sz w:val="21"/>
+                <w:szCs w:val="24"/>
+                <w:vertAlign w:val="baseline"/>
+                <w:lang w:val="en-US" w:eastAsia="zh-CN" w:bidi="ar-SA"/>
+              </w:rPr>
+            </w:pPr>
+            <w:r>
+              <w:rPr>
+                <w:rFonts w:hint="eastAsia" w:cstheme="minorBidi"/>
+                <w:b w:val="0"/>
+                <w:color w:val="000000"/>
+                <w:kern w:val="2"/>
+                <w:sz w:val="21"/>
+                <w:szCs w:val="24"/>
+                <w:vertAlign w:val="baseline"/>
+                <w:lang w:val="en-US" w:eastAsia="zh-CN" w:bidi="ar-SA"/>
+              </w:rPr>
               <w:t>√</w:t>
             </w:r>
           </w:p>
@@ -3042,7 +3220,9 @@
             <w:insideV w:val="single" w:color="auto" w:sz="4" w:space="0"/>
           </w:tblBorders>
           <w:tblCellMar>
+            <w:top w:w="0" w:type="dxa"/>
             <w:left w:w="108" w:type="dxa"/>
+            <w:bottom w:w="0" w:type="dxa"/>
             <w:right w:w="108" w:type="dxa"/>
           </w:tblCellMar>
         </w:tblPrEx>
@@ -3184,6 +3364,51 @@
             </w:r>
           </w:p>
         </w:tc>
+        <w:tc>
+          <w:tcPr>
+            <w:tcW w:w="1703" w:type="dxa"/>
+            <w:tcBorders>
+              <w:top w:val="single" w:color="000000" w:sz="4" w:space="0"/>
+              <w:left w:val="nil"/>
+              <w:bottom w:val="single" w:color="000000" w:sz="4" w:space="0"/>
+              <w:right w:val="nil"/>
+            </w:tcBorders>
+            <w:shd w:val="clear" w:color="auto" w:fill="FFFFFF"/>
+          </w:tcPr>
+          <w:p>
+            <w:pPr>
+              <w:pStyle w:val="6"/>
+              <w:keepNext w:val="0"/>
+              <w:keepLines w:val="0"/>
+              <w:widowControl/>
+              <w:suppressLineNumbers w:val="0"/>
+              <w:jc w:val="left"/>
+              <w:rPr>
+                <w:rFonts w:hint="default" w:cstheme="minorBidi"/>
+                <w:b w:val="0"/>
+                <w:color w:val="000000"/>
+                <w:kern w:val="2"/>
+                <w:sz w:val="21"/>
+                <w:szCs w:val="24"/>
+                <w:vertAlign w:val="baseline"/>
+                <w:lang w:val="en-US" w:eastAsia="zh-CN" w:bidi="ar-SA"/>
+              </w:rPr>
+            </w:pPr>
+            <w:r>
+              <w:rPr>
+                <w:rFonts w:hint="eastAsia" w:cstheme="minorBidi"/>
+                <w:b w:val="0"/>
+                <w:color w:val="000000"/>
+                <w:kern w:val="2"/>
+                <w:sz w:val="21"/>
+                <w:szCs w:val="24"/>
+                <w:vertAlign w:val="baseline"/>
+                <w:lang w:val="en-US" w:eastAsia="zh-CN" w:bidi="ar-SA"/>
+              </w:rPr>
+              <w:t>x</w:t>
+            </w:r>
+          </w:p>
+        </w:tc>
       </w:tr>
       <w:tr>
         <w:tblPrEx>
@@ -3196,7 +3421,9 @@
             <w:insideV w:val="single" w:color="auto" w:sz="4" w:space="0"/>
           </w:tblBorders>
           <w:tblCellMar>
+            <w:top w:w="0" w:type="dxa"/>
             <w:left w:w="108" w:type="dxa"/>
+            <w:bottom w:w="0" w:type="dxa"/>
             <w:right w:w="108" w:type="dxa"/>
           </w:tblCellMar>
         </w:tblPrEx>
@@ -3223,160 +3450,6 @@
               <w:suppressLineNumbers w:val="0"/>
               <w:jc w:val="left"/>
               <w:rPr>
-                <w:rFonts w:hint="default" w:asciiTheme="minorHAnsi" w:hAnsiTheme="minorHAnsi" w:eastAsiaTheme="minorEastAsia" w:cstheme="minorBidi"/>
-                <w:b w:val="0"/>
-                <w:color w:val="000000"/>
-                <w:kern w:val="2"/>
-                <w:sz w:val="21"/>
-                <w:szCs w:val="24"/>
-                <w:vertAlign w:val="baseline"/>
-                <w:lang w:val="en-US" w:eastAsia="zh-CN" w:bidi="ar-SA"/>
-              </w:rPr>
-            </w:pPr>
-            <w:r>
-              <w:rPr>
-                <w:rFonts w:hint="eastAsia" w:cstheme="minorBidi"/>
-                <w:b w:val="0"/>
-                <w:color w:val="000000"/>
-                <w:kern w:val="2"/>
-                <w:sz w:val="21"/>
-                <w:szCs w:val="24"/>
-                <w:vertAlign w:val="baseline"/>
-                <w:lang w:val="en-US" w:eastAsia="zh-CN" w:bidi="ar-SA"/>
-              </w:rPr>
-              <w:t>CLIP-dinoiser</w:t>
-            </w:r>
-          </w:p>
-        </w:tc>
-        <w:tc>
-          <w:tcPr>
-            <w:tcW w:w="1703" w:type="dxa"/>
-            <w:tcBorders>
-              <w:top w:val="single" w:color="000000" w:sz="4" w:space="0"/>
-              <w:left w:val="nil"/>
-              <w:bottom w:val="single" w:color="000000" w:sz="4" w:space="0"/>
-              <w:right w:val="nil"/>
-            </w:tcBorders>
-            <w:shd w:val="clear" w:color="auto" w:fill="FFFFFF"/>
-          </w:tcPr>
-          <w:p>
-            <w:pPr>
-              <w:pStyle w:val="6"/>
-              <w:keepNext w:val="0"/>
-              <w:keepLines w:val="0"/>
-              <w:widowControl/>
-              <w:suppressLineNumbers w:val="0"/>
-              <w:jc w:val="left"/>
-              <w:rPr>
-                <w:rFonts w:hint="default" w:asciiTheme="minorHAnsi" w:hAnsiTheme="minorHAnsi" w:eastAsiaTheme="minorEastAsia" w:cstheme="minorBidi"/>
-                <w:b w:val="0"/>
-                <w:color w:val="000000"/>
-                <w:kern w:val="2"/>
-                <w:sz w:val="21"/>
-                <w:szCs w:val="24"/>
-                <w:vertAlign w:val="baseline"/>
-                <w:lang w:val="en-US" w:eastAsia="zh-CN" w:bidi="ar-SA"/>
-              </w:rPr>
-            </w:pPr>
-            <w:r>
-              <w:rPr>
-                <w:rFonts w:hint="eastAsia" w:cstheme="minorBidi"/>
-                <w:b w:val="0"/>
-                <w:color w:val="000000"/>
-                <w:kern w:val="2"/>
-                <w:sz w:val="21"/>
-                <w:szCs w:val="24"/>
-                <w:vertAlign w:val="baseline"/>
-                <w:lang w:val="en-US" w:eastAsia="zh-CN" w:bidi="ar-SA"/>
-              </w:rPr>
-              <w:t>DINO</w:t>
-            </w:r>
-          </w:p>
-        </w:tc>
-        <w:tc>
-          <w:tcPr>
-            <w:tcW w:w="1703" w:type="dxa"/>
-            <w:tcBorders>
-              <w:top w:val="single" w:color="000000" w:sz="4" w:space="0"/>
-              <w:left w:val="nil"/>
-              <w:bottom w:val="single" w:color="000000" w:sz="4" w:space="0"/>
-              <w:right w:val="nil"/>
-            </w:tcBorders>
-            <w:shd w:val="clear" w:color="auto" w:fill="FFFFFF"/>
-          </w:tcPr>
-          <w:p>
-            <w:pPr>
-              <w:pStyle w:val="6"/>
-              <w:keepNext w:val="0"/>
-              <w:keepLines w:val="0"/>
-              <w:widowControl/>
-              <w:suppressLineNumbers w:val="0"/>
-              <w:jc w:val="left"/>
-              <w:rPr>
-                <w:rFonts w:hint="default" w:asciiTheme="minorHAnsi" w:hAnsiTheme="minorHAnsi" w:eastAsiaTheme="minorEastAsia" w:cstheme="minorBidi"/>
-                <w:b w:val="0"/>
-                <w:color w:val="000000"/>
-                <w:kern w:val="2"/>
-                <w:sz w:val="21"/>
-                <w:szCs w:val="24"/>
-                <w:vertAlign w:val="baseline"/>
-                <w:lang w:val="en-US" w:eastAsia="zh-CN" w:bidi="ar-SA"/>
-              </w:rPr>
-            </w:pPr>
-            <w:r>
-              <w:rPr>
-                <w:rFonts w:hint="eastAsia" w:cstheme="minorBidi"/>
-                <w:b w:val="0"/>
-                <w:color w:val="000000"/>
-                <w:kern w:val="2"/>
-                <w:sz w:val="21"/>
-                <w:szCs w:val="24"/>
-                <w:vertAlign w:val="baseline"/>
-                <w:lang w:val="en-US" w:eastAsia="zh-CN" w:bidi="ar-SA"/>
-              </w:rPr>
-              <w:t>√</w:t>
-            </w:r>
-          </w:p>
-        </w:tc>
-      </w:tr>
-      <w:tr>
-        <w:tblPrEx>
-          <w:tblBorders>
-            <w:top w:val="single" w:color="auto" w:sz="4" w:space="0"/>
-            <w:left w:val="single" w:color="auto" w:sz="4" w:space="0"/>
-            <w:bottom w:val="single" w:color="auto" w:sz="4" w:space="0"/>
-            <w:right w:val="single" w:color="auto" w:sz="4" w:space="0"/>
-            <w:insideH w:val="single" w:color="auto" w:sz="4" w:space="0"/>
-            <w:insideV w:val="single" w:color="auto" w:sz="4" w:space="0"/>
-          </w:tblBorders>
-          <w:tblCellMar>
-            <w:left w:w="108" w:type="dxa"/>
-            <w:right w:w="108" w:type="dxa"/>
-          </w:tblCellMar>
-        </w:tblPrEx>
-        <w:trPr>
-          <w:jc w:val="center"/>
-        </w:trPr>
-        <w:tc>
-          <w:tcPr>
-            <w:tcW w:w="1703" w:type="dxa"/>
-            <w:tcBorders>
-              <w:top w:val="single" w:color="000000" w:sz="4" w:space="0"/>
-              <w:left w:val="nil"/>
-              <w:bottom w:val="single" w:color="000000" w:sz="4" w:space="0"/>
-              <w:right w:val="nil"/>
-            </w:tcBorders>
-            <w:shd w:val="clear" w:color="auto" w:fill="FFFFFF"/>
-          </w:tcPr>
-          <w:p>
-            <w:pPr>
-              <w:pStyle w:val="6"/>
-              <w:keepNext w:val="0"/>
-              <w:keepLines w:val="0"/>
-              <w:widowControl/>
-              <w:suppressLineNumbers w:val="0"/>
-              <w:jc w:val="left"/>
-              <w:rPr>
                 <w:rFonts w:hint="default" w:cstheme="minorBidi"/>
                 <w:b w:val="0"/>
                 <w:color w:val="000000"/>
@@ -3443,7 +3516,7 @@
                 <w:vertAlign w:val="baseline"/>
                 <w:lang w:val="en-US" w:eastAsia="zh-CN" w:bidi="ar-SA"/>
               </w:rPr>
-              <w:t>亲和力算法</w:t>
+              <w:t>DINO亲和力</w:t>
             </w:r>
           </w:p>
         </w:tc>
@@ -3492,6 +3565,51 @@
             </w:r>
           </w:p>
         </w:tc>
+        <w:tc>
+          <w:tcPr>
+            <w:tcW w:w="1703" w:type="dxa"/>
+            <w:tcBorders>
+              <w:top w:val="single" w:color="000000" w:sz="4" w:space="0"/>
+              <w:left w:val="nil"/>
+              <w:bottom w:val="single" w:color="000000" w:sz="4" w:space="0"/>
+              <w:right w:val="nil"/>
+            </w:tcBorders>
+            <w:shd w:val="clear" w:color="auto" w:fill="FFFFFF"/>
+          </w:tcPr>
+          <w:p>
+            <w:pPr>
+              <w:pStyle w:val="6"/>
+              <w:keepNext w:val="0"/>
+              <w:keepLines w:val="0"/>
+              <w:widowControl/>
+              <w:suppressLineNumbers w:val="0"/>
+              <w:jc w:val="left"/>
+              <w:rPr>
+                <w:rFonts w:hint="default" w:cstheme="minorBidi"/>
+                <w:b w:val="0"/>
+                <w:color w:val="000000"/>
+                <w:kern w:val="2"/>
+                <w:sz w:val="21"/>
+                <w:szCs w:val="24"/>
+                <w:vertAlign w:val="baseline"/>
+                <w:lang w:val="en-US" w:eastAsia="zh-CN" w:bidi="ar-SA"/>
+              </w:rPr>
+            </w:pPr>
+            <w:r>
+              <w:rPr>
+                <w:rFonts w:hint="eastAsia" w:cstheme="minorBidi"/>
+                <w:b w:val="0"/>
+                <w:color w:val="000000"/>
+                <w:kern w:val="2"/>
+                <w:sz w:val="21"/>
+                <w:szCs w:val="24"/>
+                <w:vertAlign w:val="baseline"/>
+                <w:lang w:val="en-US" w:eastAsia="zh-CN" w:bidi="ar-SA"/>
+              </w:rPr>
+              <w:t>x</w:t>
+            </w:r>
+          </w:p>
+        </w:tc>
       </w:tr>
       <w:tr>
         <w:tblPrEx>
@@ -3504,7 +3622,9 @@
             <w:insideV w:val="single" w:color="auto" w:sz="4" w:space="0"/>
           </w:tblBorders>
           <w:tblCellMar>
+            <w:top w:w="0" w:type="dxa"/>
             <w:left w:w="108" w:type="dxa"/>
+            <w:bottom w:w="0" w:type="dxa"/>
             <w:right w:w="108" w:type="dxa"/>
           </w:tblCellMar>
         </w:tblPrEx>
@@ -3647,6 +3767,51 @@
             </w:r>
           </w:p>
         </w:tc>
+        <w:tc>
+          <w:tcPr>
+            <w:tcW w:w="1703" w:type="dxa"/>
+            <w:tcBorders>
+              <w:top w:val="single" w:color="000000" w:sz="4" w:space="0"/>
+              <w:left w:val="nil"/>
+              <w:bottom w:val="single" w:color="000000" w:sz="4" w:space="0"/>
+              <w:right w:val="nil"/>
+            </w:tcBorders>
+            <w:shd w:val="clear" w:color="auto" w:fill="FFFFFF"/>
+          </w:tcPr>
+          <w:p>
+            <w:pPr>
+              <w:pStyle w:val="6"/>
+              <w:keepNext w:val="0"/>
+              <w:keepLines w:val="0"/>
+              <w:widowControl/>
+              <w:suppressLineNumbers w:val="0"/>
+              <w:jc w:val="left"/>
+              <w:rPr>
+                <w:rFonts w:hint="default" w:cstheme="minorBidi"/>
+                <w:b w:val="0"/>
+                <w:color w:val="000000"/>
+                <w:kern w:val="2"/>
+                <w:sz w:val="21"/>
+                <w:szCs w:val="24"/>
+                <w:vertAlign w:val="baseline"/>
+                <w:lang w:val="en-US" w:eastAsia="zh-CN" w:bidi="ar-SA"/>
+              </w:rPr>
+            </w:pPr>
+            <w:r>
+              <w:rPr>
+                <w:rFonts w:hint="eastAsia" w:cstheme="minorBidi"/>
+                <w:b w:val="0"/>
+                <w:color w:val="000000"/>
+                <w:kern w:val="2"/>
+                <w:sz w:val="21"/>
+                <w:szCs w:val="24"/>
+                <w:vertAlign w:val="baseline"/>
+                <w:lang w:val="en-US" w:eastAsia="zh-CN" w:bidi="ar-SA"/>
+              </w:rPr>
+              <w:t>x</w:t>
+            </w:r>
+          </w:p>
+        </w:tc>
       </w:tr>
     </w:tbl>
     <w:p>
@@ -3674,8 +3839,6 @@
         </w:rPr>
         <w:t>基于上述观察，我们提出一种不同的思路：</w:t>
       </w:r>
-      <w:bookmarkStart w:id="0" w:name="_GoBack"/>
-      <w:bookmarkEnd w:id="0"/>
     </w:p>
     <w:p>
       <w:pPr>
@@ -4372,7 +4535,7 @@
                     </pic:cNvPicPr>
                   </pic:nvPicPr>
                   <pic:blipFill>
-                    <a:blip r:embed="rId6"/>
+                    <a:blip r:embed="rId7"/>
                     <a:stretch>
                       <a:fillRect/>
                     </a:stretch>
@@ -5121,27 +5284,6 @@
     <w:p>
       <w:pPr>
         <w:rPr>
-          <w:rFonts w:hint="eastAsia" w:hAnsi="宋体" w:eastAsia="宋体" w:cs="宋体"/>
-          <w:i w:val="0"/>
-          <w:sz w:val="21"/>
-          <w:szCs w:val="21"/>
-          <w:lang w:val="en-US" w:eastAsia="zh-CN"/>
-        </w:rPr>
-      </w:pPr>
-      <w:r>
-        <w:rPr>
-          <w:rFonts w:hint="eastAsia" w:hAnsi="宋体" w:eastAsia="宋体" w:cs="宋体"/>
-          <w:i w:val="0"/>
-          <w:sz w:val="21"/>
-          <w:szCs w:val="21"/>
-          <w:lang w:val="en-US" w:eastAsia="zh-CN"/>
-        </w:rPr>
-        <w:t>而 w 是权重，权重是根据距离和颜色进行计算的，如下 ：</w:t>
-      </w:r>
-    </w:p>
-    <w:p>
-      <w:pPr>
-        <w:rPr>
           <w:rFonts w:hint="default" w:hAnsi="宋体" w:eastAsia="宋体" w:cs="宋体"/>
           <w:i w:val="0"/>
           <w:sz w:val="24"/>
@@ -5149,6 +5291,16 @@
           <w:lang w:val="en-US" w:eastAsia="zh-CN"/>
         </w:rPr>
       </w:pPr>
+      <w:r>
+        <w:rPr>
+          <w:rFonts w:hint="eastAsia" w:hAnsi="宋体" w:eastAsia="宋体" w:cs="宋体"/>
+          <w:i w:val="0"/>
+          <w:sz w:val="21"/>
+          <w:szCs w:val="21"/>
+          <w:lang w:val="en-US" w:eastAsia="zh-CN"/>
+        </w:rPr>
+        <w:t>而 w 是权重，权重是根据距离和颜色进行计算的，如下 ：</w:t>
+      </w:r>
     </w:p>
     <w:p>
       <w:pPr>
@@ -5521,71 +5673,23 @@
       <m:oMathPara>
         <m:oMath>
           <m:r>
-            <m:rPr/>
+            <m:rPr>
+              <m:sty m:val="p"/>
+            </m:rPr>
             <w:rPr>
-              <w:rFonts w:hint="default" w:ascii="Cambria Math" w:hAnsi="Cambria Math" w:eastAsia="宋体"/>
+              <w:rFonts w:ascii="宋体" w:hAnsi="宋体" w:eastAsia="宋体" w:cs="宋体"/>
               <w:sz w:val="24"/>
+              <w:szCs w:val="24"/>
             </w:rPr>
-            <m:t>L=N1​∑i=1N</m:t>
+            <m:t>L=∥D(Ihr​)−Ilr​∥</m:t>
           </m:r>
           <m:r>
             <m:rPr/>
             <w:rPr>
               <w:rFonts w:hint="default" w:ascii="Cambria Math" w:hAnsi="Cambria Math" w:eastAsia="宋体"/>
               <w:sz w:val="24"/>
-              <w:lang w:val="en-US" w:eastAsia="zh-CN"/>
             </w:rPr>
-            <m:t xml:space="preserve"> </m:t>
-          </m:r>
-          <m:sSup>
-            <m:sSupPr>
-              <m:ctrlPr>
-                <w:rPr>
-                  <w:rFonts w:hint="default" w:ascii="Cambria Math" w:hAnsi="Cambria Math" w:eastAsia="宋体"/>
-                  <w:sz w:val="24"/>
-                </w:rPr>
-              </m:ctrlPr>
-            </m:sSupPr>
-            <m:e>
-              <m:r>
-                <m:rPr/>
-                <w:rPr>
-                  <w:rFonts w:hint="default" w:ascii="Cambria Math" w:hAnsi="Cambria Math" w:eastAsia="宋体"/>
-                  <w:sz w:val="24"/>
-                </w:rPr>
-                <m:t>I</m:t>
-              </m:r>
-              <m:ctrlPr>
-                <w:rPr>
-                  <w:rFonts w:ascii="Cambria Math" w:hAnsi="Cambria Math" w:eastAsia="宋体"/>
-                  <w:sz w:val="24"/>
-                </w:rPr>
-              </m:ctrlPr>
-            </m:e>
-            <m:sup>
-              <m:r>
-                <m:rPr/>
-                <w:rPr>
-                  <w:rFonts w:hint="default" w:ascii="Cambria Math" w:hAnsi="Cambria Math" w:eastAsia="宋体"/>
-                  <w:sz w:val="24"/>
-                </w:rPr>
-                <m:t>h</m:t>
-              </m:r>
-              <m:ctrlPr>
-                <w:rPr>
-                  <w:rFonts w:ascii="Cambria Math" w:hAnsi="Cambria Math" w:eastAsia="宋体"/>
-                  <w:sz w:val="24"/>
-                </w:rPr>
-              </m:ctrlPr>
-            </m:sup>
-          </m:sSup>
-          <m:r>
-            <m:rPr/>
-            <w:rPr>
-              <w:rFonts w:hint="default" w:ascii="Cambria Math" w:hAnsi="Cambria Math" w:eastAsia="宋体"/>
-              <w:sz w:val="24"/>
-            </w:rPr>
-            <m:t>r​(i)−Ihr​(i)​</m:t>
+            <m:t>​</m:t>
           </m:r>
         </m:oMath>
       </m:oMathPara>
@@ -5616,18 +5720,6 @@
     <w:p>
       <w:pPr>
         <w:rPr>
-          <w:rFonts w:hint="default" w:hAnsi="宋体" w:eastAsia="宋体" w:cs="宋体"/>
-          <w:i w:val="0"/>
-          <w:color w:val="000000"/>
-          <w:sz w:val="24"/>
-          <w:szCs w:val="24"/>
-          <w:lang w:val="en-US" w:eastAsia="zh-CN"/>
-        </w:rPr>
-      </w:pPr>
-    </w:p>
-    <w:p>
-      <w:pPr>
-        <w:rPr>
           <w:rFonts w:hint="eastAsia"/>
         </w:rPr>
       </w:pPr>
@@ -5648,7 +5740,7 @@
           <w:bCs/>
           <w:lang w:val="en-US" w:eastAsia="zh-CN"/>
         </w:rPr>
-        <w:t>3.4.3 光谱先验Trick</w:t>
+        <w:t>3.4.3 光谱先验接口</w:t>
       </w:r>
     </w:p>
     <w:p>
@@ -5722,27 +5814,18 @@
     </w:p>
     <w:p>
       <w:pPr>
+        <w:rPr>
+          <w:rFonts w:hint="eastAsia"/>
+        </w:rPr>
+      </w:pPr>
+      <w:r>
         <w:rPr>
           <w:rFonts w:hint="eastAsia"/>
           <w:b/>
           <w:bCs/>
         </w:rPr>
-      </w:pPr>
-      <w:r>
-        <w:rPr>
-          <w:rFonts w:hint="eastAsia"/>
-          <w:b/>
-          <w:bCs/>
-        </w:rPr>
         <w:t>3.5 滑动窗口高斯融合</w:t>
       </w:r>
-    </w:p>
-    <w:p>
-      <w:pPr>
-        <w:rPr>
-          <w:rFonts w:hint="eastAsia"/>
-        </w:rPr>
-      </w:pPr>
     </w:p>
     <w:p>
       <w:pPr>
@@ -5890,7 +5973,7 @@
           <w:szCs w:val="22"/>
           <w:lang w:val="en-US" w:eastAsia="zh-CN"/>
         </w:rPr>
-        <w:t>实验在 UDD、SSSI、DDOA 三个遥感数据集上进行，并使用 miou + pxacc 两种指标综合评测。</w:t>
+        <w:t>实验在 UDD、SSSI、DDOA 三个遥感数据集上进行，并使用 miou + mAcc 两种指标综合评测。</w:t>
       </w:r>
     </w:p>
     <w:p>
@@ -7282,7 +7365,21 @@
           <w:rFonts w:hint="eastAsia"/>
           <w:lang w:eastAsia="zh-CN"/>
         </w:rPr>
-        <w:t>方法在四个遥感数据集下的</w:t>
+        <w:t>方法在</w:t>
+      </w:r>
+      <w:r>
+        <w:rPr>
+          <w:rFonts w:hint="eastAsia"/>
+          <w:lang w:val="en-US" w:eastAsia="zh-CN"/>
+        </w:rPr>
+        <w:t>三</w:t>
+      </w:r>
+      <w:r>
+        <w:rPr>
+          <w:rFonts w:hint="eastAsia"/>
+          <w:lang w:eastAsia="zh-CN"/>
+        </w:rPr>
+        <w:t>个遥感数据集下的</w:t>
       </w:r>
       <w:r>
         <w:rPr>
@@ -7307,6 +7404,41 @@
     <w:p>
       <w:pPr>
         <w:rPr>
+          <w:rFonts w:hint="eastAsia" w:ascii="宋体" w:hAnsi="宋体" w:eastAsia="宋体" w:cs="宋体"/>
+          <w:b w:val="0"/>
+          <w:bCs w:val="0"/>
+          <w:sz w:val="20"/>
+          <w:szCs w:val="22"/>
+          <w:lang w:val="en-US" w:eastAsia="zh-CN"/>
+        </w:rPr>
+      </w:pPr>
+      <w:r>
+        <w:rPr>
+          <w:rFonts w:hint="eastAsia" w:ascii="宋体" w:hAnsi="宋体" w:eastAsia="宋体" w:cs="宋体"/>
+          <w:b w:val="0"/>
+          <w:bCs w:val="0"/>
+          <w:sz w:val="20"/>
+          <w:szCs w:val="22"/>
+          <w:lang w:val="en-US" w:eastAsia="zh-CN"/>
+        </w:rPr>
+        <w:t>我们主要选择无需训练或弱训练的模型，我们首先选取 maskclip 作为基线模型，它几乎不包含任何优化，而 clipseg 模型则是端到端训练的代表，clearCLIP 则主要是对 CLIP 进行结构和注意力优化，它不需要任何训练，效果已经很好。而 Lposs 则是引入 DINO 空间先验的代表，它在 DINO 的基础上进行了亲和力传播。</w:t>
+      </w:r>
+    </w:p>
+    <w:p>
+      <w:pPr>
+        <w:rPr>
+          <w:rFonts w:hint="eastAsia" w:ascii="宋体" w:hAnsi="宋体" w:eastAsia="宋体" w:cs="宋体"/>
+          <w:b w:val="0"/>
+          <w:bCs w:val="0"/>
+          <w:sz w:val="20"/>
+          <w:szCs w:val="22"/>
+          <w:lang w:val="en-US" w:eastAsia="zh-CN"/>
+        </w:rPr>
+      </w:pPr>
+    </w:p>
+    <w:p>
+      <w:pPr>
+        <w:rPr>
           <w:rFonts w:hint="default" w:ascii="宋体" w:hAnsi="宋体" w:eastAsia="宋体" w:cs="宋体"/>
           <w:b w:val="0"/>
           <w:bCs w:val="0"/>
@@ -7324,7 +7456,101 @@
           <w:szCs w:val="22"/>
           <w:lang w:val="en-US" w:eastAsia="zh-CN"/>
         </w:rPr>
-        <w:t>我们选取的模型，</w:t>
+        <w:t>除此之外，CatSeg 的代价聚合，segEarth-OV 的 featup 上采样预训练理论上也和我们模型具有相似的启发，但由于它们没有提供预训练权重或需要自行训练，因此暂时没有出现在评测列表中。</w:t>
+      </w:r>
+    </w:p>
+    <w:p>
+      <w:pPr>
+        <w:rPr>
+          <w:rFonts w:hint="default" w:ascii="宋体" w:hAnsi="宋体" w:eastAsia="宋体" w:cs="宋体"/>
+          <w:b w:val="0"/>
+          <w:bCs w:val="0"/>
+          <w:sz w:val="18"/>
+          <w:szCs w:val="21"/>
+          <w:lang w:val="en-US" w:eastAsia="zh-CN"/>
+        </w:rPr>
+      </w:pPr>
+      <w:r>
+        <w:rPr>
+          <w:rFonts w:hint="default" w:ascii="宋体" w:hAnsi="宋体" w:eastAsia="宋体" w:cs="宋体"/>
+          <w:b w:val="0"/>
+          <w:bCs w:val="0"/>
+          <w:sz w:val="18"/>
+          <w:szCs w:val="21"/>
+          <w:lang w:val="en-US" w:eastAsia="zh-CN"/>
+        </w:rPr>
+        <w:drawing>
+          <wp:inline distT="0" distB="0" distL="114300" distR="114300">
+            <wp:extent cx="5263515" cy="2159635"/>
+            <wp:effectExtent l="0" t="0" r="13335" b="12065"/>
+            <wp:docPr id="2" name="图片 2" descr="多文件夹多行拼接结果"/>
+            <wp:cNvGraphicFramePr>
+              <a:graphicFrameLocks xmlns:a="http://schemas.openxmlformats.org/drawingml/2006/main" noChangeAspect="1"/>
+            </wp:cNvGraphicFramePr>
+            <a:graphic xmlns:a="http://schemas.openxmlformats.org/drawingml/2006/main">
+              <a:graphicData uri="http://schemas.openxmlformats.org/drawingml/2006/picture">
+                <pic:pic xmlns:pic="http://schemas.openxmlformats.org/drawingml/2006/picture">
+                  <pic:nvPicPr>
+                    <pic:cNvPr id="2" name="图片 2" descr="多文件夹多行拼接结果"/>
+                    <pic:cNvPicPr>
+                      <a:picLocks noChangeAspect="1"/>
+                    </pic:cNvPicPr>
+                  </pic:nvPicPr>
+                  <pic:blipFill>
+                    <a:blip r:embed="rId8"/>
+                    <a:stretch>
+                      <a:fillRect/>
+                    </a:stretch>
+                  </pic:blipFill>
+                  <pic:spPr>
+                    <a:xfrm>
+                      <a:off x="0" y="0"/>
+                      <a:ext cx="5263515" cy="2159635"/>
+                    </a:xfrm>
+                    <a:prstGeom prst="rect">
+                      <a:avLst/>
+                    </a:prstGeom>
+                  </pic:spPr>
+                </pic:pic>
+              </a:graphicData>
+            </a:graphic>
+          </wp:inline>
+        </w:drawing>
+      </w:r>
+    </w:p>
+    <w:p>
+      <w:pPr>
+        <w:pStyle w:val="5"/>
+        <w:jc w:val="center"/>
+        <w:rPr>
+          <w:rFonts w:hint="eastAsia"/>
+          <w:lang w:eastAsia="zh-CN"/>
+        </w:rPr>
+      </w:pPr>
+      <w:r>
+        <w:t xml:space="preserve">表 </w:t>
+      </w:r>
+      <w:r>
+        <w:fldChar w:fldCharType="begin"/>
+      </w:r>
+      <w:r>
+        <w:instrText xml:space="preserve"> SEQ 表 \* ARABIC </w:instrText>
+      </w:r>
+      <w:r>
+        <w:fldChar w:fldCharType="separate"/>
+      </w:r>
+      <w:r>
+        <w:t>2</w:t>
+      </w:r>
+      <w:r>
+        <w:fldChar w:fldCharType="end"/>
+      </w:r>
+      <w:r>
+        <w:rPr>
+          <w:rFonts w:hint="eastAsia"/>
+          <w:lang w:eastAsia="zh-CN"/>
+        </w:rPr>
+        <w:t xml:space="preserve"> 不同模型的分割结果</w:t>
       </w:r>
     </w:p>
     <w:p>
@@ -7342,6 +7568,16 @@
     <w:p>
       <w:pPr>
         <w:rPr>
+          <w:rFonts w:hint="default" w:ascii="宋体" w:hAnsi="宋体" w:eastAsia="宋体" w:cs="宋体"/>
+          <w:b w:val="0"/>
+          <w:bCs w:val="0"/>
+          <w:sz w:val="20"/>
+          <w:szCs w:val="22"/>
+          <w:lang w:val="en-US" w:eastAsia="zh-CN"/>
+        </w:rPr>
+      </w:pPr>
+      <w:r>
+        <w:rPr>
           <w:rFonts w:hint="eastAsia" w:ascii="宋体" w:hAnsi="宋体" w:eastAsia="宋体" w:cs="宋体"/>
           <w:b w:val="0"/>
           <w:bCs w:val="0"/>
@@ -7349,8 +7585,11 @@
           <w:szCs w:val="22"/>
           <w:lang w:val="en-US" w:eastAsia="zh-CN"/>
         </w:rPr>
-      </w:pPr>
-      <w:r>
+        <w:t>我们选取的数据集详情为，UDD 为无人机城市航拍影像，SSSI 为农田航拍影像，DDOA 为高清卫星影像</w:t>
+      </w:r>
+    </w:p>
+    <w:p>
+      <w:pPr>
         <w:rPr>
           <w:rFonts w:hint="eastAsia" w:ascii="宋体" w:hAnsi="宋体" w:eastAsia="宋体" w:cs="宋体"/>
           <w:b w:val="0"/>
@@ -7359,7 +7598,40 @@
           <w:szCs w:val="22"/>
           <w:lang w:val="en-US" w:eastAsia="zh-CN"/>
         </w:rPr>
-        <w:t>从方法类别角度分析，可以观察到，TTAOV 通过一层很薄的测试时自监督优化，在推理阶段动态构建空间先验，使模型能够针对当前图像自适应优化，从而在不同数据分布下均保持稳定性能。</w:t>
+      </w:pPr>
+      <w:r>
+        <w:rPr>
+          <w:rFonts w:hint="eastAsia" w:ascii="宋体" w:hAnsi="宋体" w:eastAsia="宋体" w:cs="宋体"/>
+          <w:b w:val="0"/>
+          <w:bCs w:val="0"/>
+          <w:sz w:val="20"/>
+          <w:szCs w:val="22"/>
+          <w:lang w:val="en-US" w:eastAsia="zh-CN"/>
+        </w:rPr>
+        <w:t>可以看到，在一些地物分类明确的场景中，比如 UDD 数据集，几个模型的精度最佳，这是因为 此类影像最为接近自然影像。</w:t>
+      </w:r>
+    </w:p>
+    <w:p>
+      <w:pPr>
+        <w:rPr>
+          <w:rFonts w:hint="eastAsia" w:ascii="宋体" w:hAnsi="宋体" w:eastAsia="宋体" w:cs="宋体"/>
+          <w:b w:val="0"/>
+          <w:bCs w:val="0"/>
+          <w:sz w:val="20"/>
+          <w:szCs w:val="22"/>
+          <w:lang w:val="en-US" w:eastAsia="zh-CN"/>
+        </w:rPr>
+      </w:pPr>
+      <w:r>
+        <w:rPr>
+          <w:rFonts w:hint="eastAsia" w:ascii="宋体" w:hAnsi="宋体" w:eastAsia="宋体" w:cs="宋体"/>
+          <w:b w:val="0"/>
+          <w:bCs w:val="0"/>
+          <w:sz w:val="20"/>
+          <w:szCs w:val="22"/>
+          <w:lang w:val="en-US" w:eastAsia="zh-CN"/>
+        </w:rPr>
+        <w:t>但是在相似地物的场景下，比如 SSSI 数据集的农田，其它几个模型没有遥感的优化，性能有所下降。</w:t>
       </w:r>
     </w:p>
     <w:p>
@@ -7373,6 +7645,17 @@
           <w:lang w:val="en-US" w:eastAsia="zh-CN"/>
         </w:rPr>
       </w:pPr>
+      <w:r>
+        <w:rPr>
+          <w:rFonts w:hint="eastAsia" w:ascii="宋体" w:hAnsi="宋体" w:eastAsia="宋体" w:cs="宋体"/>
+          <w:b w:val="0"/>
+          <w:bCs w:val="0"/>
+          <w:sz w:val="20"/>
+          <w:szCs w:val="22"/>
+          <w:lang w:val="en-US" w:eastAsia="zh-CN"/>
+        </w:rPr>
+        <w:t>在高分卫星影像，如DDOA 数据集，所有模型性能整体下降明显，这是因为卫星遥感特征与自然影像差距显著，此时光谱先验是一个优化方向。</w:t>
+      </w:r>
     </w:p>
     <w:p>
       <w:pPr>
@@ -7407,6 +7690,209 @@
           <w:lang w:val="en-US" w:eastAsia="zh-CN"/>
         </w:rPr>
         <w:t>4.2 可视化结果</w:t>
+      </w:r>
+    </w:p>
+    <w:p>
+      <w:pPr>
+        <w:jc w:val="center"/>
+        <w:rPr>
+          <w:rFonts w:hint="eastAsia" w:ascii="宋体" w:hAnsi="宋体" w:eastAsia="宋体" w:cs="宋体"/>
+          <w:b/>
+          <w:bCs/>
+          <w:sz w:val="18"/>
+          <w:szCs w:val="21"/>
+          <w:lang w:val="en-US" w:eastAsia="zh-CN"/>
+        </w:rPr>
+      </w:pPr>
+      <w:r>
+        <w:rPr>
+          <w:rFonts w:hint="eastAsia" w:ascii="宋体" w:hAnsi="宋体" w:eastAsia="宋体" w:cs="宋体"/>
+          <w:b/>
+          <w:bCs/>
+          <w:sz w:val="18"/>
+          <w:szCs w:val="21"/>
+          <w:lang w:val="en-US" w:eastAsia="zh-CN"/>
+        </w:rPr>
+        <w:drawing>
+          <wp:inline distT="0" distB="0" distL="114300" distR="114300">
+            <wp:extent cx="3413125" cy="2117725"/>
+            <wp:effectExtent l="0" t="0" r="15875" b="15875"/>
+            <wp:docPr id="6" name="图片 6" descr="result"/>
+            <wp:cNvGraphicFramePr>
+              <a:graphicFrameLocks xmlns:a="http://schemas.openxmlformats.org/drawingml/2006/main" noChangeAspect="1"/>
+            </wp:cNvGraphicFramePr>
+            <a:graphic xmlns:a="http://schemas.openxmlformats.org/drawingml/2006/main">
+              <a:graphicData uri="http://schemas.openxmlformats.org/drawingml/2006/picture">
+                <pic:pic xmlns:pic="http://schemas.openxmlformats.org/drawingml/2006/picture">
+                  <pic:nvPicPr>
+                    <pic:cNvPr id="6" name="图片 6" descr="result"/>
+                    <pic:cNvPicPr>
+                      <a:picLocks noChangeAspect="1"/>
+                    </pic:cNvPicPr>
+                  </pic:nvPicPr>
+                  <pic:blipFill>
+                    <a:blip r:embed="rId9"/>
+                    <a:stretch>
+                      <a:fillRect/>
+                    </a:stretch>
+                  </pic:blipFill>
+                  <pic:spPr>
+                    <a:xfrm>
+                      <a:off x="0" y="0"/>
+                      <a:ext cx="3413125" cy="2117725"/>
+                    </a:xfrm>
+                    <a:prstGeom prst="rect">
+                      <a:avLst/>
+                    </a:prstGeom>
+                  </pic:spPr>
+                </pic:pic>
+              </a:graphicData>
+            </a:graphic>
+          </wp:inline>
+        </w:drawing>
+      </w:r>
+    </w:p>
+    <w:p>
+      <w:pPr>
+        <w:pStyle w:val="5"/>
+        <w:jc w:val="center"/>
+        <w:rPr>
+          <w:rFonts w:hint="eastAsia" w:ascii="宋体" w:hAnsi="宋体" w:cs="宋体" w:eastAsiaTheme="minorEastAsia"/>
+          <w:b/>
+          <w:bCs/>
+          <w:sz w:val="18"/>
+          <w:szCs w:val="21"/>
+          <w:lang w:val="en-US" w:eastAsia="zh-CN"/>
+        </w:rPr>
+      </w:pPr>
+      <w:r>
+        <w:t xml:space="preserve">图 </w:t>
+      </w:r>
+      <w:r>
+        <w:fldChar w:fldCharType="begin"/>
+      </w:r>
+      <w:r>
+        <w:instrText xml:space="preserve"> SEQ 图 \* ARABIC </w:instrText>
+      </w:r>
+      <w:r>
+        <w:fldChar w:fldCharType="separate"/>
+      </w:r>
+      <w:r>
+        <w:t>1</w:t>
+      </w:r>
+      <w:r>
+        <w:fldChar w:fldCharType="end"/>
+      </w:r>
+      <w:r>
+        <w:rPr>
+          <w:rFonts w:hint="eastAsia"/>
+          <w:lang w:eastAsia="zh-CN"/>
+        </w:rPr>
+        <w:t xml:space="preserve"> 遥感影像特化</w:t>
+      </w:r>
+    </w:p>
+    <w:p>
+      <w:pPr>
+        <w:rPr>
+          <w:rFonts w:hint="eastAsia" w:ascii="宋体" w:hAnsi="宋体" w:eastAsia="宋体" w:cs="宋体"/>
+          <w:b w:val="0"/>
+          <w:bCs w:val="0"/>
+          <w:sz w:val="20"/>
+          <w:szCs w:val="22"/>
+          <w:lang w:val="en-US" w:eastAsia="zh-CN"/>
+        </w:rPr>
+      </w:pPr>
+      <w:r>
+        <w:rPr>
+          <w:rFonts w:hint="eastAsia" w:ascii="宋体" w:hAnsi="宋体" w:eastAsia="宋体" w:cs="宋体"/>
+          <w:b w:val="0"/>
+          <w:bCs w:val="0"/>
+          <w:sz w:val="20"/>
+          <w:szCs w:val="22"/>
+          <w:lang w:val="en-US" w:eastAsia="zh-CN"/>
+        </w:rPr>
+        <w:t>针对遥感影像与自然影像的差异，选取几张图像进行分析：</w:t>
+      </w:r>
+    </w:p>
+    <w:p>
+      <w:pPr>
+        <w:numPr>
+          <w:ilvl w:val="0"/>
+          <w:numId w:val="1"/>
+        </w:numPr>
+        <w:rPr>
+          <w:rFonts w:hint="default" w:ascii="宋体" w:hAnsi="宋体" w:eastAsia="宋体" w:cs="宋体"/>
+          <w:b w:val="0"/>
+          <w:bCs w:val="0"/>
+          <w:sz w:val="20"/>
+          <w:szCs w:val="22"/>
+          <w:lang w:val="en-US" w:eastAsia="zh-CN"/>
+        </w:rPr>
+      </w:pPr>
+      <w:r>
+        <w:rPr>
+          <w:rFonts w:hint="eastAsia" w:ascii="宋体" w:hAnsi="宋体" w:eastAsia="宋体" w:cs="宋体"/>
+          <w:b w:val="0"/>
+          <w:bCs w:val="0"/>
+          <w:sz w:val="20"/>
+          <w:szCs w:val="22"/>
+          <w:lang w:val="en-US" w:eastAsia="zh-CN"/>
+        </w:rPr>
+        <w:t>密集特征，遥感影像和自然影像不同，它没有主体物，通常为密集细碎的视觉特征。</w:t>
+      </w:r>
+    </w:p>
+    <w:p>
+      <w:pPr>
+        <w:numPr>
+          <w:ilvl w:val="0"/>
+          <w:numId w:val="1"/>
+        </w:numPr>
+        <w:rPr>
+          <w:rFonts w:hint="default" w:ascii="宋体" w:hAnsi="宋体" w:eastAsia="宋体" w:cs="宋体"/>
+          <w:b w:val="0"/>
+          <w:bCs w:val="0"/>
+          <w:sz w:val="20"/>
+          <w:szCs w:val="22"/>
+          <w:lang w:val="en-US" w:eastAsia="zh-CN"/>
+        </w:rPr>
+      </w:pPr>
+      <w:r>
+        <w:rPr>
+          <w:rFonts w:hint="eastAsia" w:ascii="宋体" w:hAnsi="宋体" w:eastAsia="宋体" w:cs="宋体"/>
+          <w:b w:val="0"/>
+          <w:bCs w:val="0"/>
+          <w:sz w:val="20"/>
+          <w:szCs w:val="22"/>
+          <w:lang w:val="en-US" w:eastAsia="zh-CN"/>
+        </w:rPr>
+        <w:t>同谱异物，在一些RGB视觉相近的位置，可以看到会出现一些错乱情况，此时引入光谱先验，通过非RGB指数进行聚类会更好。</w:t>
+      </w:r>
+    </w:p>
+    <w:p>
+      <w:pPr>
+        <w:numPr>
+          <w:ilvl w:val="0"/>
+          <w:numId w:val="1"/>
+        </w:numPr>
+        <w:rPr>
+          <w:rFonts w:hint="default" w:ascii="宋体" w:hAnsi="宋体" w:eastAsia="宋体" w:cs="宋体"/>
+          <w:b w:val="0"/>
+          <w:bCs w:val="0"/>
+          <w:sz w:val="20"/>
+          <w:szCs w:val="22"/>
+          <w:lang w:val="en-US" w:eastAsia="zh-CN"/>
+        </w:rPr>
+      </w:pPr>
+      <w:r>
+        <w:rPr>
+          <w:rFonts w:hint="eastAsia" w:ascii="宋体" w:hAnsi="宋体" w:eastAsia="宋体" w:cs="宋体"/>
+          <w:b w:val="0"/>
+          <w:bCs w:val="0"/>
+          <w:sz w:val="20"/>
+          <w:szCs w:val="22"/>
+          <w:lang w:val="en-US" w:eastAsia="zh-CN"/>
+        </w:rPr>
+        <w:t>旋转不变性，通过旋转编码，去除物体的绝对位置编码，可以更好的适配遥感俯视图。</w:t>
       </w:r>
     </w:p>
     <w:p>
@@ -7447,7 +7933,7 @@
                     </pic:cNvPicPr>
                   </pic:nvPicPr>
                   <pic:blipFill>
-                    <a:blip r:embed="rId7"/>
+                    <a:blip r:embed="rId10"/>
                     <a:stretch>
                       <a:fillRect/>
                     </a:stretch>
@@ -7505,113 +7991,6 @@
           <w:lang w:eastAsia="zh-CN"/>
         </w:rPr>
         <w:t xml:space="preserve"> TTAOV 分割效果可视化</w:t>
-      </w:r>
-    </w:p>
-    <w:p>
-      <w:pPr>
-        <w:rPr>
-          <w:rFonts w:hint="eastAsia" w:ascii="宋体" w:hAnsi="宋体" w:eastAsia="宋体" w:cs="宋体"/>
-          <w:b w:val="0"/>
-          <w:bCs w:val="0"/>
-          <w:sz w:val="18"/>
-          <w:szCs w:val="21"/>
-          <w:lang w:val="en-US" w:eastAsia="zh-CN"/>
-        </w:rPr>
-      </w:pPr>
-    </w:p>
-    <w:p>
-      <w:pPr>
-        <w:rPr>
-          <w:rFonts w:hint="default" w:ascii="宋体" w:hAnsi="宋体" w:eastAsia="宋体" w:cs="宋体"/>
-          <w:b w:val="0"/>
-          <w:bCs w:val="0"/>
-          <w:sz w:val="18"/>
-          <w:szCs w:val="21"/>
-          <w:lang w:val="en-US" w:eastAsia="zh-CN"/>
-        </w:rPr>
-      </w:pPr>
-      <w:r>
-        <w:rPr>
-          <w:rFonts w:hint="default" w:ascii="宋体" w:hAnsi="宋体" w:eastAsia="宋体" w:cs="宋体"/>
-          <w:b w:val="0"/>
-          <w:bCs w:val="0"/>
-          <w:sz w:val="18"/>
-          <w:szCs w:val="21"/>
-          <w:lang w:val="en-US" w:eastAsia="zh-CN"/>
-        </w:rPr>
-        <w:drawing>
-          <wp:inline distT="0" distB="0" distL="114300" distR="114300">
-            <wp:extent cx="5561965" cy="792480"/>
-            <wp:effectExtent l="0" t="0" r="635" b="7620"/>
-            <wp:docPr id="5" name="图片 5" descr="F:/www/RSOVS/bench/banner/横向带名称长图.jpg横向带名称长图"/>
-            <wp:cNvGraphicFramePr>
-              <a:graphicFrameLocks xmlns:a="http://schemas.openxmlformats.org/drawingml/2006/main" noChangeAspect="1"/>
-            </wp:cNvGraphicFramePr>
-            <a:graphic xmlns:a="http://schemas.openxmlformats.org/drawingml/2006/main">
-              <a:graphicData uri="http://schemas.openxmlformats.org/drawingml/2006/picture">
-                <pic:pic xmlns:pic="http://schemas.openxmlformats.org/drawingml/2006/picture">
-                  <pic:nvPicPr>
-                    <pic:cNvPr id="5" name="图片 5" descr="F:/www/RSOVS/bench/banner/横向带名称长图.jpg横向带名称长图"/>
-                    <pic:cNvPicPr>
-                      <a:picLocks noChangeAspect="1"/>
-                    </pic:cNvPicPr>
-                  </pic:nvPicPr>
-                  <pic:blipFill>
-                    <a:blip r:embed="rId8"/>
-                    <a:srcRect t="571" b="571"/>
-                    <a:stretch>
-                      <a:fillRect/>
-                    </a:stretch>
-                  </pic:blipFill>
-                  <pic:spPr>
-                    <a:xfrm>
-                      <a:off x="0" y="0"/>
-                      <a:ext cx="5561965" cy="792480"/>
-                    </a:xfrm>
-                    <a:prstGeom prst="rect">
-                      <a:avLst/>
-                    </a:prstGeom>
-                  </pic:spPr>
-                </pic:pic>
-              </a:graphicData>
-            </a:graphic>
-          </wp:inline>
-        </w:drawing>
-      </w:r>
-    </w:p>
-    <w:p>
-      <w:pPr>
-        <w:pStyle w:val="5"/>
-        <w:jc w:val="center"/>
-        <w:rPr>
-          <w:rFonts w:hint="eastAsia"/>
-          <w:lang w:eastAsia="zh-CN"/>
-        </w:rPr>
-      </w:pPr>
-      <w:r>
-        <w:t xml:space="preserve">表 </w:t>
-      </w:r>
-      <w:r>
-        <w:fldChar w:fldCharType="begin"/>
-      </w:r>
-      <w:r>
-        <w:instrText xml:space="preserve"> SEQ 表 \* ARABIC </w:instrText>
-      </w:r>
-      <w:r>
-        <w:fldChar w:fldCharType="separate"/>
-      </w:r>
-      <w:r>
-        <w:t>2</w:t>
-      </w:r>
-      <w:r>
-        <w:fldChar w:fldCharType="end"/>
-      </w:r>
-      <w:r>
-        <w:rPr>
-          <w:rFonts w:hint="eastAsia"/>
-          <w:lang w:eastAsia="zh-CN"/>
-        </w:rPr>
-        <w:t xml:space="preserve"> 不同模型的分割结果</w:t>
       </w:r>
     </w:p>
     <w:p>
@@ -8510,14 +8889,20 @@
       <w:pPr>
         <w:rPr>
           <w:rFonts w:hint="eastAsia"/>
-          <w:lang w:val="en-US" w:eastAsia="zh-CN"/>
-        </w:rPr>
-      </w:pPr>
-      <w:r>
-        <w:rPr>
-          <w:rFonts w:hint="eastAsia"/>
-        </w:rPr>
-        <w:t>尽管当前基于CLIP的无训练开放词汇分割得到了充足发展</w:t>
+        </w:rPr>
+      </w:pPr>
+      <w:r>
+        <w:rPr>
+          <w:rFonts w:hint="eastAsia"/>
+        </w:rPr>
+        <w:t>当前基于CLIP的开放词汇分割</w:t>
+      </w:r>
+      <w:r>
+        <w:rPr>
+          <w:rFonts w:hint="eastAsia"/>
+          <w:lang w:val="en-US" w:eastAsia="zh-CN"/>
+        </w:rPr>
+        <w:t>进入到了无训练或弱训练阶段</w:t>
       </w:r>
       <w:r>
         <w:rPr>
@@ -8529,34 +8914,29 @@
       <w:r>
         <w:rPr>
           <w:rFonts w:hint="eastAsia"/>
-        </w:rPr>
-        <w:t>但对其修改方式仍停留在冻结视觉层、调整后期注意力和最后几层。本文提出在CLIP基础上引入</w:t>
-      </w:r>
-      <w:r>
-        <w:rPr>
-          <w:rFonts w:hint="eastAsia"/>
-          <w:lang w:val="en-US" w:eastAsia="zh-CN"/>
-        </w:rPr>
-        <w:t>自监督先验</w:t>
-      </w:r>
-      <w:r>
-        <w:rPr>
-          <w:rFonts w:hint="eastAsia"/>
-        </w:rPr>
-        <w:t>,本质上是一种测试时</w:t>
-      </w:r>
-      <w:r>
-        <w:rPr>
-          <w:rFonts w:hint="eastAsia"/>
-          <w:lang w:val="en-US" w:eastAsia="zh-CN"/>
-        </w:rPr>
-        <w:t>自</w:t>
-      </w:r>
-      <w:r>
-        <w:rPr>
-          <w:rFonts w:hint="eastAsia"/>
-        </w:rPr>
-        <w:t>适应策略,在不修改模型权重的前提下,通过输入驱动的即时优化提升细粒度分割性能。与此同时</w:t>
+          <w:lang w:val="en-US" w:eastAsia="zh-CN"/>
+        </w:rPr>
+        <w:t>可以概括为重构结构和注意力获得的图文匹配先验加自监督空间先验</w:t>
+      </w:r>
+      <w:r>
+        <w:rPr>
+          <w:rFonts w:hint="eastAsia"/>
+        </w:rPr>
+        <w:t>。</w:t>
+      </w:r>
+    </w:p>
+    <w:p>
+      <w:pPr>
+        <w:rPr>
+          <w:rFonts w:hint="default"/>
+          <w:lang w:val="en-US" w:eastAsia="zh-CN"/>
+        </w:rPr>
+      </w:pPr>
+      <w:r>
+        <w:rPr>
+          <w:rFonts w:hint="eastAsia"/>
+        </w:rPr>
+        <w:t>与此同时</w:t>
       </w:r>
       <w:r>
         <w:rPr>
@@ -8570,7 +8950,7 @@
           <w:rFonts w:hint="eastAsia"/>
           <w:lang w:val="en-US" w:eastAsia="zh-CN"/>
         </w:rPr>
-        <w:t>同类方法，基于 DINO 自蒸馏空间先验的开放词汇分割也有了一定发展，比如 dino.txt 则是在 DINO 的基础上，引入文本对比学习等，无论如何，开放词汇分割可以概括为图文匹配先验加自监督空间先验，二者不论先后，缺一不可。</w:t>
+        <w:t>相反的方向，基于 DINO 自蒸馏空间先验的开放词汇分割也有了一定发展，比如 dino.txt 则是在 DINO 的基础上，引入文本对比学习等，是在通用空间先验的基础上引入 LIT 文本训练。部分类似的注意力方案可能仍旧有效。</w:t>
       </w:r>
     </w:p>
     <w:p>
@@ -8585,7 +8965,7 @@
           <w:rFonts w:hint="eastAsia"/>
           <w:lang w:val="en-US" w:eastAsia="zh-CN"/>
         </w:rPr>
-        <w:t>在遥感领域，由于遥感影像和自然影像的差异，遥感属于密集影像，具有旋转不变性，DINO 的自蒸馏训练思路未必是遥感影像的最佳实践，遥感通用模型仍值得探索研究，空间先验（颜色相似度，距离相近）可以扩展为空谱先验（光谱相似度）。</w:t>
+        <w:t>在遥感领域，由于遥感影像和自然影像的差异，遥感属于密集影像，具有旋转不变性，DINO 的自蒸馏训练思路未必是遥感影像的最佳实践，在遥感领域，由于遥感影像和自然影像的差异性，更合理的算法仍有待探索，比如除了空间先验，应该更多引入光谱先验，时序先验等。</w:t>
       </w:r>
     </w:p>
     <w:p>
@@ -8735,7 +9115,6 @@
         <w:t>。未来可以进一步探索更高效的测试时优化策略，以及与更强视觉语言模型的结合。</w:t>
       </w:r>
     </w:p>
-    <w:p/>
     <w:sectPr>
       <w:pgSz w:w="11906" w:h="16838"/>
       <w:pgMar w:top="1440" w:right="1803" w:bottom="1440" w:left="1803" w:header="851" w:footer="992" w:gutter="0"/>
@@ -8744,6 +9123,26 @@
     </w:sectPr>
   </w:body>
 </w:document>
+</file>
+
+<file path=word/numbering.xml><?xml version="1.0" encoding="utf-8"?>
+<w:numbering xmlns:wpc="http://schemas.microsoft.com/office/word/2010/wordprocessingCanvas" xmlns:mc="http://schemas.openxmlformats.org/markup-compatibility/2006" xmlns:o="urn:schemas-microsoft-com:office:office" xmlns:r="http://schemas.openxmlformats.org/officeDocument/2006/relationships" xmlns:m="http://schemas.openxmlformats.org/officeDocument/2006/math" xmlns:v="urn:schemas-microsoft-com:vml" xmlns:wp14="http://schemas.microsoft.com/office/word/2010/wordprocessingDrawing" xmlns:wp="http://schemas.openxmlformats.org/drawingml/2006/wordprocessingDrawing" xmlns:w10="urn:schemas-microsoft-com:office:word" xmlns:w="http://schemas.openxmlformats.org/wordprocessingml/2006/main" xmlns:w14="http://schemas.microsoft.com/office/word/2010/wordml" xmlns:wpg="http://schemas.microsoft.com/office/word/2010/wordprocessingGroup" xmlns:wpi="http://schemas.microsoft.com/office/word/2010/wordprocessingInk" xmlns:wne="http://schemas.microsoft.com/office/word/2006/wordml" xmlns:wps="http://schemas.microsoft.com/office/word/2010/wordprocessingShape" xmlns:wpsCustomData="http://www.wps.cn/officeDocument/2013/wpsCustomData" mc:Ignorable="w14 wp14">
+  <w:abstractNum w:abstractNumId="0">
+    <w:nsid w:val="35C8A60D"/>
+    <w:multiLevelType w:val="singleLevel"/>
+    <w:tmpl w:val="35C8A60D"/>
+    <w:lvl w:ilvl="0" w:tentative="0">
+      <w:start w:val="1"/>
+      <w:numFmt w:val="decimal"/>
+      <w:suff w:val="space"/>
+      <w:lvlText w:val="%1."/>
+      <w:lvlJc w:val="left"/>
+    </w:lvl>
+  </w:abstractNum>
+  <w:num w:numId="1">
+    <w:abstractNumId w:val="0"/>
+  </w:num>
+</w:numbering>
 </file>
 
 <file path=word/styles.xml><?xml version="1.0" encoding="utf-8"?>

--- a/doc/论文0611.docx
+++ b/doc/论文0611.docx
@@ -33,9 +33,9 @@
           <w:rFonts w:hint="eastAsia" w:ascii="黑体" w:hAnsi="黑体" w:eastAsia="黑体" w:cs="黑体"/>
           <w:sz w:val="32"/>
           <w:szCs w:val="32"/>
-          <w:lang w:eastAsia="zh-CN"/>
-        </w:rPr>
-        <w:t>Adaptation</w:t>
+          <w:lang w:val="en-US" w:eastAsia="zh-CN"/>
+        </w:rPr>
+        <w:t>Prior</w:t>
       </w:r>
       <w:r>
         <w:rPr>
@@ -90,112 +90,47 @@
         <w:rPr>
           <w:rFonts w:hint="eastAsia"/>
         </w:rPr>
-        <w:t>开放词汇语义分割（Open-Vocabulary Segmentation, OVS）旨在将图像划分为由自然语言定义的语义区域。现有方法</w:t>
-      </w:r>
-      <w:r>
-        <w:rPr>
-          <w:rFonts w:hint="eastAsia"/>
-          <w:lang w:val="en-US" w:eastAsia="zh-CN"/>
-        </w:rPr>
-        <w:t>通常</w:t>
-      </w:r>
-      <w:r>
-        <w:rPr>
-          <w:rFonts w:hint="eastAsia"/>
-        </w:rPr>
-        <w:t>依赖视觉语言模型（如 CLIP）进行跨模态匹配，并通过引入额外的空间</w:t>
-      </w:r>
-      <w:r>
-        <w:rPr>
-          <w:rFonts w:hint="eastAsia"/>
-          <w:lang w:val="en-US" w:eastAsia="zh-CN"/>
-        </w:rPr>
-        <w:t>聚类</w:t>
-      </w:r>
-      <w:r>
-        <w:rPr>
-          <w:rFonts w:hint="eastAsia"/>
-        </w:rPr>
-        <w:t>先验（如 DINO 自监督特征）提升分割能力。这类方法普遍依赖离线</w:t>
-      </w:r>
-      <w:r>
-        <w:rPr>
-          <w:rFonts w:hint="eastAsia"/>
-          <w:lang w:val="en-US" w:eastAsia="zh-CN"/>
-        </w:rPr>
-        <w:t>自蒸馏</w:t>
-      </w:r>
-      <w:r>
-        <w:rPr>
-          <w:rFonts w:hint="eastAsia"/>
-        </w:rPr>
-        <w:t>预训练</w:t>
-      </w:r>
-      <w:r>
-        <w:rPr>
-          <w:rFonts w:hint="eastAsia"/>
-          <w:lang w:val="en-US" w:eastAsia="zh-CN"/>
-        </w:rPr>
-        <w:t>模型</w:t>
-      </w:r>
-      <w:r>
-        <w:rPr>
-          <w:rFonts w:hint="eastAsia"/>
-        </w:rPr>
-        <w:t>，</w:t>
-      </w:r>
-      <w:r>
-        <w:rPr>
-          <w:rFonts w:hint="eastAsia"/>
-          <w:lang w:val="en-US" w:eastAsia="zh-CN"/>
-        </w:rPr>
-        <w:t>这类模型通常基于自然影像数据集进行训练，</w:t>
-      </w:r>
-      <w:r>
-        <w:rPr>
-          <w:rFonts w:hint="eastAsia"/>
-        </w:rPr>
-        <w:t>限制了其在遥感场景中的跨域泛化能力。</w:t>
-      </w:r>
-    </w:p>
-    <w:p>
-      <w:pPr>
-        <w:rPr>
-          <w:rFonts w:hint="eastAsia"/>
-        </w:rPr>
-      </w:pPr>
-    </w:p>
-    <w:p>
-      <w:pPr>
-        <w:rPr>
-          <w:rFonts w:hint="eastAsia"/>
-        </w:rPr>
-      </w:pPr>
-      <w:r>
-        <w:rPr>
-          <w:rFonts w:hint="eastAsia"/>
-        </w:rPr>
-        <w:t>本文提出一种新的</w:t>
-      </w:r>
-      <w:r>
-        <w:rPr>
-          <w:rFonts w:hint="eastAsia"/>
-          <w:lang w:val="en-US" w:eastAsia="zh-CN"/>
-        </w:rPr>
-        <w:t>思路</w:t>
-      </w:r>
-      <w:r>
-        <w:rPr>
-          <w:rFonts w:hint="eastAsia"/>
-        </w:rPr>
-        <w:t xml:space="preserve">——测试时空间自适应（Test-Time Spatial </w:t>
+        <w:t>开放词汇语义分割（Open-Vocabulary Segmentation, OVS）旨在将图像划分为由自然语言定义的语义区域。现有方法通常依赖视觉语言模型（如 CLIP）进行跨模态匹配，并通过引入额外的空间聚类先验（如 DINO 自监督特征）提升分割能力。然而，这类空间先验大多依赖离线预训练模型，且通常基于自然影像数据集训练，限制了其在遥感场景中的跨域泛化能力。</w:t>
+      </w:r>
+    </w:p>
+    <w:p>
+      <w:pPr>
+        <w:rPr>
+          <w:rFonts w:hint="eastAsia"/>
+        </w:rPr>
+      </w:pPr>
+    </w:p>
+    <w:p>
+      <w:pPr>
+        <w:rPr>
+          <w:rFonts w:hint="eastAsia"/>
+        </w:rPr>
+      </w:pPr>
+      <w:r>
+        <w:rPr>
+          <w:rFonts w:hint="eastAsia"/>
+        </w:rPr>
+        <w:t>本文提出一种新的思路——测试时</w:t>
       </w:r>
       <w:r>
         <w:rPr>
           <w:rFonts w:hint="eastAsia"/>
           <w:lang w:eastAsia="zh-CN"/>
         </w:rPr>
-        <w:t>Adaptation</w:t>
+        <w:t>空间先验</w:t>
+      </w:r>
+      <w:r>
+        <w:rPr>
+          <w:rFonts w:hint="eastAsia"/>
+        </w:rPr>
+        <w:t xml:space="preserve">（Test-Time Spatial </w:t>
+      </w:r>
+      <w:r>
+        <w:rPr>
+          <w:rFonts w:hint="eastAsia"/>
+          <w:lang w:eastAsia="zh-CN"/>
+        </w:rPr>
+        <w:t>Prior</w:t>
       </w:r>
       <w:r>
         <w:rPr>
@@ -208,159 +143,33 @@
           <w:rFonts w:hint="eastAsia"/>
           <w:lang w:eastAsia="zh-CN"/>
         </w:rPr>
-        <w:t>TTAOV</w:t>
-      </w:r>
-      <w:r>
-        <w:rPr>
-          <w:rFonts w:hint="eastAsia"/>
-        </w:rPr>
-        <w:t xml:space="preserve"> 框架：一方面通过</w:t>
-      </w:r>
-      <w:r>
-        <w:rPr>
-          <w:rFonts w:hint="eastAsia"/>
-          <w:lang w:val="en-US" w:eastAsia="zh-CN"/>
-        </w:rPr>
-        <w:t>结构重构和注意力</w:t>
-      </w:r>
-      <w:r>
-        <w:rPr>
-          <w:rFonts w:hint="eastAsia"/>
-        </w:rPr>
-        <w:t>重构削弱 CLIP 的全局语义偏置，使其适配细粒度分割；另一方面设计一种测试时自监督优化器，基于可微分</w:t>
-      </w:r>
-      <w:r>
-        <w:rPr>
-          <w:rFonts w:hint="eastAsia"/>
-          <w:lang w:val="en-US" w:eastAsia="zh-CN"/>
-        </w:rPr>
-        <w:t>联合</w:t>
-      </w:r>
-      <w:r>
-        <w:rPr>
-          <w:rFonts w:hint="eastAsia"/>
-        </w:rPr>
-        <w:t>双边网格的上采样</w:t>
-      </w:r>
-      <w:r>
-        <w:rPr>
-          <w:rFonts w:hint="eastAsia"/>
-          <w:lang w:val="en-US" w:eastAsia="zh-CN"/>
-        </w:rPr>
-        <w:t>算法</w:t>
-      </w:r>
-      <w:r>
-        <w:rPr>
-          <w:rFonts w:hint="eastAsia"/>
-        </w:rPr>
-        <w:t>，在推理阶段对每张图像进行即时优化，从而生成自适应空间</w:t>
-      </w:r>
-      <w:r>
-        <w:rPr>
-          <w:rFonts w:hint="eastAsia"/>
-          <w:lang w:val="en-US" w:eastAsia="zh-CN"/>
-        </w:rPr>
-        <w:t>聚类</w:t>
-      </w:r>
-      <w:r>
-        <w:rPr>
-          <w:rFonts w:hint="eastAsia"/>
-        </w:rPr>
-        <w:t>先验。</w:t>
-      </w:r>
-    </w:p>
-    <w:p>
-      <w:pPr>
-        <w:rPr>
-          <w:rFonts w:hint="eastAsia"/>
-        </w:rPr>
-      </w:pPr>
-    </w:p>
-    <w:p>
-      <w:pPr>
-        <w:rPr>
-          <w:rFonts w:hint="eastAsia"/>
-        </w:rPr>
-      </w:pPr>
-      <w:r>
-        <w:rPr>
-          <w:rFonts w:hint="eastAsia"/>
-        </w:rPr>
-        <w:t>该方法完全不依赖预训练数据，在多个遥感数据集（</w:t>
-      </w:r>
-      <w:r>
-        <w:rPr>
-          <w:rFonts w:hint="eastAsia"/>
-          <w:lang w:val="en-US" w:eastAsia="zh-CN"/>
-        </w:rPr>
-        <w:t>DDOA</w:t>
-      </w:r>
-      <w:r>
-        <w:rPr>
-          <w:rFonts w:hint="eastAsia"/>
-        </w:rPr>
-        <w:t>、UDD、</w:t>
-      </w:r>
-      <w:r>
-        <w:rPr>
-          <w:rFonts w:hint="eastAsia"/>
-          <w:lang w:val="en-US" w:eastAsia="zh-CN"/>
-        </w:rPr>
-        <w:t>SSSI</w:t>
-      </w:r>
-      <w:r>
-        <w:rPr>
-          <w:rFonts w:hint="eastAsia"/>
-        </w:rPr>
-        <w:t>）上实现了显著</w:t>
-      </w:r>
-      <w:r>
-        <w:rPr>
-          <w:rFonts w:hint="eastAsia"/>
-          <w:lang w:val="en-US" w:eastAsia="zh-CN"/>
-        </w:rPr>
-        <w:t>提升，证明了该方法的有效性和鲁棒性</w:t>
-      </w:r>
-      <w:r>
-        <w:rPr>
-          <w:rFonts w:hint="eastAsia"/>
-        </w:rPr>
-        <w:t>。实验表明，测试时空间自适应可有效替代传统的离线自监督先验</w:t>
-      </w:r>
-      <w:r>
-        <w:rPr>
-          <w:rFonts w:hint="eastAsia"/>
-          <w:lang w:val="en-US" w:eastAsia="zh-CN"/>
-        </w:rPr>
-        <w:t>模型</w:t>
-      </w:r>
-      <w:r>
-        <w:rPr>
-          <w:rFonts w:hint="eastAsia"/>
-        </w:rPr>
-        <w:t>，提供更强的跨域泛化能力。</w:t>
-      </w:r>
-    </w:p>
-    <w:p>
-      <w:pPr>
-        <w:rPr>
-          <w:rFonts w:hint="eastAsia"/>
-        </w:rPr>
-      </w:pPr>
-    </w:p>
-    <w:p>
-      <w:pPr>
-        <w:rPr>
-          <w:rFonts w:hint="default" w:eastAsiaTheme="minorEastAsia"/>
-          <w:lang w:val="en-US" w:eastAsia="zh-CN"/>
-        </w:rPr>
-      </w:pPr>
-      <w:r>
-        <w:rPr>
-          <w:rFonts w:hint="eastAsia"/>
-          <w:lang w:val="en-US" w:eastAsia="zh-CN"/>
-        </w:rPr>
-        <w:t>与此同时，本文首次将所有开放词汇分割概括为图文匹配先验+自监督空间（空谱）先验，为后续该方向研究提供简单范式。</w:t>
+        <w:t>RS-OVSeg</w:t>
+      </w:r>
+      <w:r>
+        <w:rPr>
+          <w:rFonts w:hint="eastAsia"/>
+        </w:rPr>
+        <w:t xml:space="preserve"> 框架：一方面通过结构与注意力重构削弱 CLIP 的全局语义偏置，使其适配细粒度分割；另一方面设计一种测试时自监督优化器，基于可微分联合双边网格的上采样算法，在推理阶段对每张图像进行即时优化，从而生成自适应空间先验。</w:t>
+      </w:r>
+    </w:p>
+    <w:p>
+      <w:pPr>
+        <w:rPr>
+          <w:rFonts w:hint="eastAsia"/>
+        </w:rPr>
+      </w:pPr>
+    </w:p>
+    <w:p>
+      <w:pPr>
+        <w:rPr>
+          <w:rFonts w:hint="eastAsia"/>
+        </w:rPr>
+      </w:pPr>
+      <w:r>
+        <w:rPr>
+          <w:rFonts w:hint="eastAsia"/>
+        </w:rPr>
+        <w:t>实验结果表明，该方法完全不依赖预训练空间模型，在多个遥感数据集（DDOA、UDD、SSSI）上均取得显著提升，验证了其有效性与鲁棒性。与此同时，本文进一步提出一种统一视角：开放词汇分割可概括为“图文匹配先验 + 空间（空谱）先验”，为空间先验的设计提供了新的研究范式。</w:t>
       </w:r>
     </w:p>
     <w:p>
@@ -465,7 +274,7 @@
           <w:rFonts w:hint="eastAsia"/>
           <w:lang w:eastAsia="zh-CN"/>
         </w:rPr>
-        <w:t>遥感影像语义分割在农业监测、灾害评估与城市规划等领域具有重要应用价值。然而，由于成像视角、空间分辨率以及地物分布的高度复杂性，传统监督学习方法通常依赖大规模像素级标注，且难以泛化到未见场景。如何在缺乏标注数据的条件下实现高泛化能力的分割，仍是遥感领域的核心问题之一。</w:t>
+        <w:t>遥感影像语义分割在农业监测、灾害评估与城市规划等领域具有重要应用价值。然而，由于成像视角、空间分辨率以及地物分布的高度复杂性，传统监督学习方法通常依赖大规模像素级标注，且难以泛化到未见场景。如何在缺乏标注数据的条件下实现高泛化能力的分割，仍是遥感领域的重要问题。</w:t>
       </w:r>
     </w:p>
     <w:p>
@@ -488,22 +297,16 @@
           <w:rFonts w:hint="eastAsia"/>
           <w:lang w:eastAsia="zh-CN"/>
         </w:rPr>
-        <w:t>近年来，视觉语言模型（Vision-Language Models, VLM）如 CLIP 展现出强大的跨模态对齐能力，使开放词汇语义分割（Open-Vocabulary Segmentation, OVS）成为可能。然而，CLIP 的设计目标是图像级语义匹配，其特征具有显著的全局语义偏置，缺乏对</w:t>
-      </w:r>
-      <w:r>
-        <w:rPr>
-          <w:rFonts w:hint="eastAsia"/>
-          <w:lang w:val="en-US" w:eastAsia="zh-CN"/>
-        </w:rPr>
-        <w:t>细粒度</w:t>
-      </w:r>
-      <w:r>
+        <w:t>近年来，视觉语言模型（Vision-Language Models, VLM）如 CLIP 展现出强大的跨模态对齐能力，使开放词汇语义分割（Open-Vocabulary Segmentation, OVS）成为可能。然而，CLIP 的设计目标是图像级语义匹配，其特征具有明显的全局语义偏置，缺乏对细粒度空间结构的建模能力，这在遥感影像中尤为突出。</w:t>
+      </w:r>
+    </w:p>
+    <w:p>
+      <w:pPr>
         <w:rPr>
           <w:rFonts w:hint="eastAsia"/>
           <w:lang w:eastAsia="zh-CN"/>
         </w:rPr>
-        <w:t>空间结构的建模能力。这一问题在遥感影像中尤为突出：遥感场景通常包含密集且细粒度的语义分布，使得直接应用 CLIP 难以获得高质量的像素级分割结果。</w:t>
-      </w:r>
+      </w:pPr>
     </w:p>
     <w:p>
       <w:pPr>
@@ -512,43 +315,128 @@
           <w:lang w:eastAsia="zh-CN"/>
         </w:rPr>
       </w:pPr>
-    </w:p>
-    <w:p>
-      <w:pPr>
+      <w:r>
         <w:rPr>
           <w:rFonts w:hint="eastAsia"/>
           <w:lang w:eastAsia="zh-CN"/>
         </w:rPr>
-      </w:pPr>
+        <w:t>现有 OVSeg 方法大致可归纳为两类：一类通过重构 CLIP 的结构与注意力机制，增强图文匹配先验；另一类通过引入额外的空间先验（如 DINO、FeatUp、CRF 等）提升空间一致性。基于这一观察，我们</w:t>
+      </w:r>
+      <w:r>
+        <w:rPr>
+          <w:rFonts w:hint="eastAsia"/>
+          <w:lang w:val="en-US" w:eastAsia="zh-CN"/>
+        </w:rPr>
+        <w:t>意识到，</w:t>
+      </w:r>
       <w:r>
         <w:rPr>
           <w:rFonts w:hint="eastAsia"/>
           <w:lang w:eastAsia="zh-CN"/>
         </w:rPr>
-        <w:t>为缓解上述问题，现有研究大致可归纳为两类路径，</w:t>
-      </w:r>
-      <w:r>
-        <w:rPr>
-          <w:rFonts w:hint="eastAsia"/>
-          <w:lang w:val="en-US" w:eastAsia="zh-CN"/>
-        </w:rPr>
-        <w:t>如下图</w:t>
-      </w:r>
-      <w:r>
-        <w:rPr>
-          <w:rFonts w:hint="eastAsia"/>
+        <w:t>当前 OVSeg 方法正在逐渐形成统一范式：</w:t>
+      </w:r>
+    </w:p>
+    <w:p>
+      <w:pPr>
+        <w:rPr>
+          <w:rFonts w:hint="eastAsia"/>
+          <w:b/>
+          <w:bCs/>
+          <w:sz w:val="24"/>
+          <w:szCs w:val="32"/>
           <w:lang w:eastAsia="zh-CN"/>
         </w:rPr>
-        <w:t>。</w:t>
-      </w:r>
-    </w:p>
-    <w:p>
-      <w:pPr>
-        <w:rPr>
-          <w:rFonts w:hint="eastAsia"/>
+      </w:pPr>
+    </w:p>
+    <w:p>
+      <w:pPr>
+        <w:rPr>
+          <w:rFonts w:hint="eastAsia"/>
+          <w:b/>
+          <w:bCs/>
+          <w:sz w:val="24"/>
+          <w:szCs w:val="32"/>
           <w:lang w:eastAsia="zh-CN"/>
         </w:rPr>
       </w:pPr>
+      <w:r>
+        <w:rPr>
+          <w:rFonts w:hint="eastAsia"/>
+          <w:b/>
+          <w:bCs/>
+          <w:sz w:val="24"/>
+          <w:szCs w:val="32"/>
+          <w:lang w:eastAsia="zh-CN"/>
+        </w:rPr>
+        <w:t>OVSeg</w:t>
+      </w:r>
+      <w:r>
+        <w:rPr>
+          <w:rFonts w:hint="eastAsia"/>
+          <w:b/>
+          <w:bCs/>
+          <w:sz w:val="24"/>
+          <w:szCs w:val="32"/>
+          <w:lang w:val="en-US" w:eastAsia="zh-CN"/>
+        </w:rPr>
+        <w:t xml:space="preserve"> </w:t>
+      </w:r>
+      <w:r>
+        <w:rPr>
+          <w:rFonts w:hint="eastAsia"/>
+          <w:b/>
+          <w:bCs/>
+          <w:sz w:val="24"/>
+          <w:szCs w:val="32"/>
+          <w:lang w:eastAsia="zh-CN"/>
+        </w:rPr>
+        <w:t>=</w:t>
+      </w:r>
+      <w:r>
+        <w:rPr>
+          <w:rFonts w:hint="eastAsia"/>
+          <w:b/>
+          <w:bCs/>
+          <w:sz w:val="24"/>
+          <w:szCs w:val="32"/>
+          <w:lang w:val="en-US" w:eastAsia="zh-CN"/>
+        </w:rPr>
+        <w:t xml:space="preserve"> </w:t>
+      </w:r>
+      <w:r>
+        <w:rPr>
+          <w:rFonts w:hint="eastAsia"/>
+          <w:b/>
+          <w:bCs/>
+          <w:sz w:val="24"/>
+          <w:szCs w:val="32"/>
+          <w:lang w:eastAsia="zh-CN"/>
+        </w:rPr>
+        <w:t>Vision-Language Prior</w:t>
+      </w:r>
+      <w:r>
+        <w:rPr>
+          <w:rFonts w:hint="eastAsia"/>
+          <w:b/>
+          <w:bCs/>
+          <w:sz w:val="24"/>
+          <w:szCs w:val="32"/>
+          <w:lang w:val="en-US" w:eastAsia="zh-CN"/>
+        </w:rPr>
+        <w:t xml:space="preserve"> </w:t>
+      </w:r>
+      <w:r>
+        <w:rPr>
+          <w:rFonts w:hint="eastAsia"/>
+          <w:b/>
+          <w:bCs/>
+          <w:sz w:val="24"/>
+          <w:szCs w:val="32"/>
+          <w:lang w:eastAsia="zh-CN"/>
+        </w:rPr>
+        <w:t>+ Spatial Prior</w:t>
+      </w:r>
     </w:p>
     <w:p>
       <w:pPr>
@@ -558,8 +446,6 @@
           <w:lang w:eastAsia="zh-CN"/>
         </w:rPr>
       </w:pPr>
-      <w:bookmarkStart w:id="0" w:name="_GoBack"/>
-      <w:bookmarkEnd w:id="0"/>
       <w:r>
         <w:rPr>
           <w:rFonts w:hint="eastAsia"/>
@@ -625,213 +511,7 @@
           <w:rFonts w:hint="eastAsia"/>
           <w:lang w:eastAsia="zh-CN"/>
         </w:rPr>
-        <w:t>第一类方法通过结构重构削弱 CLIP 的全局语义偏置，从而提升其对局部细粒度信息的建模能力。例如，DenseCLIP 通过引入注意力机制细化 patch 级语义，MaskCLIP 通过卷积替换破坏全局注意力；SCLIP 将标准注意力替换为 Self-Self Attention（Q-Q）以强化局部关联建模，而 ClearCLIP 则通过移除残差连接与前馈网络进一步削弱全局语义聚合。这类方法的共同特点是：在不引入额外数据的前提下，通过结构层面的调整</w:t>
-      </w:r>
-      <w:r>
-        <w:rPr>
-          <w:rFonts w:hint="eastAsia"/>
-          <w:lang w:val="en-US" w:eastAsia="zh-CN"/>
-        </w:rPr>
-        <w:t>破坏</w:t>
-      </w:r>
-      <w:r>
-        <w:rPr>
-          <w:rFonts w:hint="eastAsia"/>
-          <w:lang w:eastAsia="zh-CN"/>
-        </w:rPr>
-        <w:t xml:space="preserve"> CLIP </w:t>
-      </w:r>
-      <w:r>
-        <w:rPr>
-          <w:rFonts w:hint="eastAsia"/>
-          <w:lang w:val="en-US" w:eastAsia="zh-CN"/>
-        </w:rPr>
-        <w:t>的全局表征，使其更适合密集分割任务</w:t>
-      </w:r>
-      <w:r>
-        <w:rPr>
-          <w:rFonts w:hint="eastAsia"/>
-          <w:lang w:eastAsia="zh-CN"/>
-        </w:rPr>
-        <w:t>，但其</w:t>
-      </w:r>
-      <w:r>
-        <w:rPr>
-          <w:rFonts w:hint="eastAsia"/>
-          <w:lang w:val="en-US" w:eastAsia="zh-CN"/>
-        </w:rPr>
-        <w:t>仍</w:t>
-      </w:r>
-      <w:r>
-        <w:rPr>
-          <w:rFonts w:hint="eastAsia"/>
-          <w:lang w:eastAsia="zh-CN"/>
-        </w:rPr>
-        <w:t>缺乏显式空间先验，</w:t>
-      </w:r>
-      <w:r>
-        <w:rPr>
-          <w:rFonts w:hint="eastAsia"/>
-          <w:lang w:val="en-US" w:eastAsia="zh-CN"/>
-        </w:rPr>
-        <w:t>性能上限不高</w:t>
-      </w:r>
-      <w:r>
-        <w:rPr>
-          <w:rFonts w:hint="eastAsia"/>
-          <w:lang w:eastAsia="zh-CN"/>
-        </w:rPr>
-        <w:t>。</w:t>
-      </w:r>
-    </w:p>
-    <w:p>
-      <w:pPr>
-        <w:rPr>
-          <w:rFonts w:hint="eastAsia"/>
-          <w:lang w:eastAsia="zh-CN"/>
-        </w:rPr>
-      </w:pPr>
-    </w:p>
-    <w:p>
-      <w:pPr>
-        <w:rPr>
-          <w:rFonts w:hint="eastAsia"/>
-          <w:lang w:eastAsia="zh-CN"/>
-        </w:rPr>
-      </w:pPr>
-      <w:r>
-        <w:rPr>
-          <w:rFonts w:hint="eastAsia"/>
-          <w:lang w:eastAsia="zh-CN"/>
-        </w:rPr>
-        <w:t>第二类方法则通过引入额外的空间先验来弥补 CLIP 的不足。例如，CLIPSeg 通过少量掩码标注进行微调以获得像素级监督信号；</w:t>
-      </w:r>
-      <w:r>
-        <w:rPr>
-          <w:rFonts w:hint="eastAsia"/>
-          <w:lang w:val="en-US" w:eastAsia="zh-CN"/>
-        </w:rPr>
-        <w:t>CatSeg 则通过成本聚合的方式建立分类映射；ProxyClIP</w:t>
-      </w:r>
-      <w:r>
-        <w:rPr>
-          <w:rFonts w:hint="eastAsia"/>
-          <w:lang w:eastAsia="zh-CN"/>
-        </w:rPr>
-        <w:t xml:space="preserve"> </w:t>
-      </w:r>
-      <w:r>
-        <w:rPr>
-          <w:rFonts w:hint="eastAsia"/>
-          <w:lang w:val="en-US" w:eastAsia="zh-CN"/>
-        </w:rPr>
-        <w:t>使用 DINO 生成的亲和力矩阵替换 CLIP 最后一层注意力矩阵</w:t>
-      </w:r>
-      <w:r>
-        <w:rPr>
-          <w:rFonts w:hint="eastAsia"/>
-          <w:lang w:eastAsia="zh-CN"/>
-        </w:rPr>
-        <w:t>；SegEarth-OV 则引入</w:t>
-      </w:r>
-      <w:r>
-        <w:rPr>
-          <w:rFonts w:hint="eastAsia"/>
-          <w:lang w:val="en-US" w:eastAsia="zh-CN"/>
-        </w:rPr>
-        <w:t>自监督</w:t>
-      </w:r>
-      <w:r>
-        <w:rPr>
-          <w:rFonts w:hint="eastAsia"/>
-          <w:lang w:eastAsia="zh-CN"/>
-        </w:rPr>
-        <w:t>训练上采样器（如 FeatUp）提升空间分辨率。这类方法本质上依赖于离线</w:t>
-      </w:r>
-      <w:r>
-        <w:rPr>
-          <w:rFonts w:hint="eastAsia"/>
-          <w:lang w:val="en-US" w:eastAsia="zh-CN"/>
-        </w:rPr>
-        <w:t>预训练</w:t>
-      </w:r>
-      <w:r>
-        <w:rPr>
-          <w:rFonts w:hint="eastAsia"/>
-          <w:lang w:eastAsia="zh-CN"/>
-        </w:rPr>
-        <w:t>得到的空间结构先验，虽然能够显著提升分割质量，但其性能往往受限于预训练数据分布，</w:t>
-      </w:r>
-      <w:r>
-        <w:rPr>
-          <w:rFonts w:hint="eastAsia"/>
-          <w:lang w:val="en-US" w:eastAsia="zh-CN"/>
-        </w:rPr>
-        <w:t>这些数据集通常来自自然影像，没有针对遥感影像做特化，存在遥感</w:t>
-      </w:r>
-      <w:r>
-        <w:rPr>
-          <w:rFonts w:hint="eastAsia"/>
-          <w:lang w:eastAsia="zh-CN"/>
-        </w:rPr>
-        <w:t>跨域泛化</w:t>
-      </w:r>
-      <w:r>
-        <w:rPr>
-          <w:rFonts w:hint="eastAsia"/>
-          <w:lang w:val="en-US" w:eastAsia="zh-CN"/>
-        </w:rPr>
-        <w:t>不足的问题</w:t>
-      </w:r>
-      <w:r>
-        <w:rPr>
-          <w:rFonts w:hint="eastAsia"/>
-          <w:lang w:eastAsia="zh-CN"/>
-        </w:rPr>
-        <w:t>。</w:t>
-      </w:r>
-    </w:p>
-    <w:p>
-      <w:pPr>
-        <w:rPr>
-          <w:rFonts w:hint="eastAsia"/>
-          <w:lang w:eastAsia="zh-CN"/>
-        </w:rPr>
-      </w:pPr>
-      <w:r>
-        <w:rPr>
-          <w:rFonts w:hint="eastAsia"/>
-          <w:lang w:eastAsia="zh-CN"/>
-        </w:rPr>
-        <w:t>可以看出，当前</w:t>
-      </w:r>
-      <w:r>
-        <w:rPr>
-          <w:rFonts w:hint="eastAsia"/>
-          <w:lang w:val="en-US" w:eastAsia="zh-CN"/>
-        </w:rPr>
-        <w:t>这两类</w:t>
-      </w:r>
-      <w:r>
-        <w:rPr>
-          <w:rFonts w:hint="eastAsia"/>
-          <w:lang w:eastAsia="zh-CN"/>
-        </w:rPr>
-        <w:t>主流方法逐渐形成了一种</w:t>
-      </w:r>
-      <w:r>
-        <w:rPr>
-          <w:rFonts w:hint="eastAsia"/>
-          <w:lang w:val="en-US" w:eastAsia="zh-CN"/>
-        </w:rPr>
-        <w:t>近似的</w:t>
-      </w:r>
-      <w:r>
-        <w:rPr>
-          <w:rFonts w:hint="eastAsia"/>
-          <w:lang w:eastAsia="zh-CN"/>
-        </w:rPr>
-        <w:t>统一范式：</w:t>
+        <w:t>然而，现有空间先验大多依赖离线预训练模型，其训练数据通常来自自然影像，难以充分适配遥感场景。基于此，本文提出一个核心问题：</w:t>
       </w:r>
     </w:p>
     <w:p>
@@ -856,10 +536,178 @@
           <w:rFonts w:hint="eastAsia"/>
           <w:b/>
           <w:bCs/>
-          <w:lang w:val="en-US" w:eastAsia="zh-CN"/>
-        </w:rPr>
-        <w:t>VLM（如CLIP/SIGLIP）重构后的图文匹配先验</w:t>
-      </w:r>
+          <w:lang w:eastAsia="zh-CN"/>
+        </w:rPr>
+        <w:t>空间先验是否可以在测试阶段直接从当前图像中获得，而无需额外预训练？</w:t>
+      </w:r>
+    </w:p>
+    <w:p>
+      <w:pPr>
+        <w:rPr>
+          <w:rFonts w:hint="eastAsia"/>
+          <w:lang w:eastAsia="zh-CN"/>
+        </w:rPr>
+      </w:pPr>
+    </w:p>
+    <w:p>
+      <w:pPr>
+        <w:rPr>
+          <w:rFonts w:hint="eastAsia"/>
+          <w:lang w:eastAsia="zh-CN"/>
+        </w:rPr>
+      </w:pPr>
+      <w:r>
+        <w:rPr>
+          <w:rFonts w:hint="eastAsia"/>
+          <w:lang w:eastAsia="zh-CN"/>
+        </w:rPr>
+        <w:t>为回答这一问题，本文提出 RS-OVSeg 框架，其核心思想是：将离线空间先验学习转化为测试时空间先验过程。具体而言，我们在保留 CLIP patch 级语义能力的基础上，通过结构重构削弱其全局偏置，并利用可微分联合双边上采样器在推理阶段对单张图像进行即时优化，从而动态生成图像特定的空间先验。</w:t>
+      </w:r>
+    </w:p>
+    <w:p>
+      <w:pPr>
+        <w:rPr>
+          <w:rFonts w:hint="eastAsia"/>
+          <w:lang w:eastAsia="zh-CN"/>
+        </w:rPr>
+      </w:pPr>
+    </w:p>
+    <w:p>
+      <w:pPr>
+        <w:rPr>
+          <w:rFonts w:hint="eastAsia"/>
+          <w:lang w:eastAsia="zh-CN"/>
+        </w:rPr>
+      </w:pPr>
+      <w:r>
+        <w:rPr>
+          <w:rFonts w:hint="eastAsia"/>
+          <w:lang w:eastAsia="zh-CN"/>
+        </w:rPr>
+        <w:t>本文的主要贡献如下：</w:t>
+      </w:r>
+    </w:p>
+    <w:p>
+      <w:pPr>
+        <w:rPr>
+          <w:rFonts w:hint="eastAsia"/>
+          <w:lang w:eastAsia="zh-CN"/>
+        </w:rPr>
+      </w:pPr>
+    </w:p>
+    <w:p>
+      <w:pPr>
+        <w:numPr>
+          <w:ilvl w:val="0"/>
+          <w:numId w:val="1"/>
+        </w:numPr>
+        <w:rPr>
+          <w:rFonts w:hint="eastAsia"/>
+          <w:lang w:eastAsia="zh-CN"/>
+        </w:rPr>
+      </w:pPr>
+      <w:r>
+        <w:rPr>
+          <w:rFonts w:hint="eastAsia"/>
+          <w:lang w:eastAsia="zh-CN"/>
+        </w:rPr>
+        <w:t>提出一种 OVSeg 统一视角，将现有方法统一表示为“图文匹配先验 + 空间先验”</w:t>
+      </w:r>
+      <w:r>
+        <w:rPr>
+          <w:rFonts w:hint="eastAsia"/>
+          <w:lang w:val="en-US" w:eastAsia="zh-CN"/>
+        </w:rPr>
+        <w:t>范式</w:t>
+      </w:r>
+      <w:r>
+        <w:rPr>
+          <w:rFonts w:hint="eastAsia"/>
+          <w:lang w:eastAsia="zh-CN"/>
+        </w:rPr>
+        <w:t>。</w:t>
+      </w:r>
+    </w:p>
+    <w:p>
+      <w:pPr>
+        <w:numPr>
+          <w:ilvl w:val="0"/>
+          <w:numId w:val="1"/>
+        </w:numPr>
+        <w:ind w:left="0" w:leftChars="0" w:firstLine="0" w:firstLineChars="0"/>
+        <w:rPr>
+          <w:rFonts w:hint="eastAsia"/>
+          <w:lang w:eastAsia="zh-CN"/>
+        </w:rPr>
+      </w:pPr>
+      <w:r>
+        <w:rPr>
+          <w:rFonts w:hint="eastAsia"/>
+          <w:lang w:eastAsia="zh-CN"/>
+        </w:rPr>
+        <w:t>提出 测试时空间先验（Test-Time Spatial Prior） 方法，在无需预训练空间模型的条件下，从当前图像动态构建空间一致性约束。</w:t>
+      </w:r>
+    </w:p>
+    <w:p>
+      <w:pPr>
+        <w:numPr>
+          <w:ilvl w:val="0"/>
+          <w:numId w:val="1"/>
+        </w:numPr>
+        <w:ind w:left="0" w:leftChars="0" w:firstLine="0" w:firstLineChars="0"/>
+        <w:rPr>
+          <w:rFonts w:hint="eastAsia"/>
+          <w:lang w:eastAsia="zh-CN"/>
+        </w:rPr>
+      </w:pPr>
+      <w:r>
+        <w:rPr>
+          <w:rFonts w:hint="eastAsia"/>
+          <w:lang w:eastAsia="zh-CN"/>
+        </w:rPr>
+        <w:t>提出 RS-OVSeg 框架，在多个遥感数据集上取得显著性能提升，并展现出良好的跨域泛化能力。</w:t>
+      </w:r>
+    </w:p>
+    <w:p>
+      <w:pPr>
+        <w:rPr>
+          <w:rFonts w:hint="eastAsia"/>
+          <w:lang w:eastAsia="zh-CN"/>
+        </w:rPr>
+      </w:pPr>
+    </w:p>
+    <w:p>
+      <w:pPr>
+        <w:rPr>
+          <w:rFonts w:hint="default"/>
+          <w:b/>
+          <w:bCs/>
+          <w:sz w:val="28"/>
+          <w:szCs w:val="36"/>
+          <w:lang w:val="en-US" w:eastAsia="zh-CN"/>
+        </w:rPr>
+      </w:pPr>
+      <w:r>
+        <w:rPr>
+          <w:rFonts w:hint="eastAsia"/>
+          <w:b/>
+          <w:bCs/>
+          <w:sz w:val="28"/>
+          <w:szCs w:val="36"/>
+          <w:lang w:val="en-US" w:eastAsia="zh-CN"/>
+        </w:rPr>
+        <w:t>三、相关工作</w:t>
+      </w:r>
+    </w:p>
+    <w:p>
+      <w:pPr>
+        <w:rPr>
+          <w:rFonts w:hint="default"/>
+          <w:b/>
+          <w:bCs/>
+          <w:lang w:val="en-US" w:eastAsia="zh-CN"/>
+        </w:rPr>
+      </w:pPr>
       <w:r>
         <w:rPr>
           <w:rFonts w:hint="eastAsia"/>
@@ -867,7 +715,7 @@
           <w:bCs/>
           <w:lang w:eastAsia="zh-CN"/>
         </w:rPr>
-        <w:t xml:space="preserve"> + </w:t>
+        <w:t xml:space="preserve">2.1 </w:t>
       </w:r>
       <w:r>
         <w:rPr>
@@ -876,26 +724,98 @@
           <w:bCs/>
           <w:lang w:val="en-US" w:eastAsia="zh-CN"/>
         </w:rPr>
-        <w:t>自监督</w:t>
-      </w:r>
-      <w:r>
+        <w:t>第一类：重构 CLIP 结构和注意力</w:t>
+      </w:r>
+    </w:p>
+    <w:p>
+      <w:pPr>
+        <w:rPr>
+          <w:rFonts w:hint="eastAsia"/>
+          <w:lang w:eastAsia="zh-CN"/>
+        </w:rPr>
+      </w:pPr>
+    </w:p>
+    <w:p>
+      <w:pPr>
+        <w:rPr>
+          <w:rFonts w:hint="eastAsia"/>
+          <w:lang w:val="en-US" w:eastAsia="zh-CN"/>
+        </w:rPr>
+      </w:pPr>
+      <w:r>
+        <w:rPr>
+          <w:rFonts w:hint="eastAsia"/>
+          <w:lang w:eastAsia="zh-CN"/>
+        </w:rPr>
+        <w:t>DenseCLIP 通过引入注意力机制细化 patch 级语义，MaskCLIP 通过卷积替换破坏全局注意力；SCLIP 将标准注意力替换为 Self-Self Attention（Q-Q）以强化局部关联建模，而 ClearCLIP 则通过移除残差连接与前馈网络进一步削弱全局语义聚合。这类方法的共同特点是：在不引入额外数据的前提下，通过结构层面的调整</w:t>
+      </w:r>
+      <w:r>
+        <w:rPr>
+          <w:rFonts w:hint="eastAsia"/>
+          <w:lang w:val="en-US" w:eastAsia="zh-CN"/>
+        </w:rPr>
+        <w:t>破坏</w:t>
+      </w:r>
+      <w:r>
+        <w:rPr>
+          <w:rFonts w:hint="eastAsia"/>
+          <w:lang w:eastAsia="zh-CN"/>
+        </w:rPr>
+        <w:t xml:space="preserve"> CLIP </w:t>
+      </w:r>
+      <w:r>
+        <w:rPr>
+          <w:rFonts w:hint="eastAsia"/>
+          <w:lang w:val="en-US" w:eastAsia="zh-CN"/>
+        </w:rPr>
+        <w:t>的全局表征，使其更适合密集分割任务</w:t>
+      </w:r>
+      <w:r>
+        <w:rPr>
+          <w:rFonts w:hint="eastAsia"/>
+          <w:lang w:eastAsia="zh-CN"/>
+        </w:rPr>
+        <w:t>，但其</w:t>
+      </w:r>
+      <w:r>
+        <w:rPr>
+          <w:rFonts w:hint="eastAsia"/>
+          <w:lang w:val="en-US" w:eastAsia="zh-CN"/>
+        </w:rPr>
+        <w:t>仍</w:t>
+      </w:r>
+      <w:r>
+        <w:rPr>
+          <w:rFonts w:hint="eastAsia"/>
+          <w:lang w:eastAsia="zh-CN"/>
+        </w:rPr>
+        <w:t>缺乏显式空间先验，</w:t>
+      </w:r>
+      <w:r>
+        <w:rPr>
+          <w:rFonts w:hint="eastAsia"/>
+          <w:lang w:val="en-US" w:eastAsia="zh-CN"/>
+        </w:rPr>
+        <w:t>性能上限不高。</w:t>
+      </w:r>
+    </w:p>
+    <w:p>
+      <w:pPr>
+        <w:rPr>
+          <w:rFonts w:hint="eastAsia"/>
+          <w:lang w:val="en-US" w:eastAsia="zh-CN"/>
+        </w:rPr>
+      </w:pPr>
+    </w:p>
+    <w:p>
+      <w:pPr>
         <w:rPr>
           <w:rFonts w:hint="eastAsia"/>
           <w:b/>
           <w:bCs/>
           <w:lang w:eastAsia="zh-CN"/>
         </w:rPr>
-        <w:t>空间先验（如 DINO</w:t>
-      </w:r>
-      <w:r>
-        <w:rPr>
-          <w:rFonts w:hint="eastAsia"/>
-          <w:b/>
-          <w:bCs/>
-          <w:lang w:val="en-US" w:eastAsia="zh-CN"/>
-        </w:rPr>
-        <w:t>自蒸馏</w:t>
-      </w:r>
+      </w:pPr>
       <w:r>
         <w:rPr>
           <w:rFonts w:hint="eastAsia"/>
@@ -903,307 +823,2103 @@
           <w:bCs/>
           <w:lang w:eastAsia="zh-CN"/>
         </w:rPr>
-        <w:t>）</w:t>
-      </w:r>
-    </w:p>
-    <w:p>
-      <w:pPr>
-        <w:rPr>
-          <w:rFonts w:hint="eastAsia"/>
+        <w:t xml:space="preserve">2.2 </w:t>
+      </w:r>
+      <w:r>
+        <w:rPr>
+          <w:rFonts w:hint="eastAsia"/>
+          <w:b/>
+          <w:bCs/>
+          <w:lang w:val="en-US" w:eastAsia="zh-CN"/>
+        </w:rPr>
+        <w:t>第二类：</w:t>
+      </w:r>
+      <w:r>
+        <w:rPr>
+          <w:rFonts w:hint="eastAsia"/>
+          <w:b/>
+          <w:bCs/>
           <w:lang w:eastAsia="zh-CN"/>
         </w:rPr>
-      </w:pPr>
+        <w:t>空间先验增强</w:t>
+      </w:r>
+    </w:p>
+    <w:p>
+      <w:pPr>
+        <w:rPr>
+          <w:rFonts w:hint="eastAsia"/>
+          <w:lang w:eastAsia="zh-CN"/>
+        </w:rPr>
+      </w:pPr>
+    </w:p>
+    <w:p>
+      <w:pPr>
+        <w:rPr>
+          <w:rFonts w:hint="eastAsia"/>
+          <w:lang w:eastAsia="zh-CN"/>
+        </w:rPr>
+      </w:pPr>
+      <w:r>
+        <w:rPr>
+          <w:rFonts w:hint="eastAsia"/>
+          <w:lang w:eastAsia="zh-CN"/>
+        </w:rPr>
+        <w:t>CLIPSeg 通过少量掩码标注进行微调以获得像素级监督信号；</w:t>
+      </w:r>
+      <w:r>
+        <w:rPr>
+          <w:rFonts w:hint="eastAsia"/>
+          <w:lang w:val="en-US" w:eastAsia="zh-CN"/>
+        </w:rPr>
+        <w:t>CatSeg 则通过成本聚合的方式建立分类映射；ProxyClIP</w:t>
+      </w:r>
+      <w:r>
+        <w:rPr>
+          <w:rFonts w:hint="eastAsia"/>
+          <w:lang w:eastAsia="zh-CN"/>
+        </w:rPr>
+        <w:t xml:space="preserve"> </w:t>
+      </w:r>
+      <w:r>
+        <w:rPr>
+          <w:rFonts w:hint="eastAsia"/>
+          <w:lang w:val="en-US" w:eastAsia="zh-CN"/>
+        </w:rPr>
+        <w:t>使用 DINO 生成的亲和力矩阵替换 CLIP 最后一层注意力矩阵</w:t>
+      </w:r>
+      <w:r>
+        <w:rPr>
+          <w:rFonts w:hint="eastAsia"/>
+          <w:lang w:eastAsia="zh-CN"/>
+        </w:rPr>
+        <w:t>；SegEarth-OV 则引入</w:t>
+      </w:r>
+      <w:r>
+        <w:rPr>
+          <w:rFonts w:hint="eastAsia"/>
+          <w:lang w:val="en-US" w:eastAsia="zh-CN"/>
+        </w:rPr>
+        <w:t>自监督</w:t>
+      </w:r>
+      <w:r>
+        <w:rPr>
+          <w:rFonts w:hint="eastAsia"/>
+          <w:lang w:eastAsia="zh-CN"/>
+        </w:rPr>
+        <w:t>训练上采样器（如 FeatUp）提升</w:t>
+      </w:r>
+      <w:r>
+        <w:rPr>
+          <w:rFonts w:hint="eastAsia"/>
+          <w:lang w:val="en-US" w:eastAsia="zh-CN"/>
+        </w:rPr>
+        <w:t>细粒度能力；Lposs 则使用亲和力传播算法优化 DINO 亲和力分布</w:t>
+      </w:r>
+      <w:r>
+        <w:rPr>
+          <w:rFonts w:hint="eastAsia"/>
+          <w:lang w:eastAsia="zh-CN"/>
+        </w:rPr>
+        <w:t>。这类方法本质上依赖于离线</w:t>
+      </w:r>
+      <w:r>
+        <w:rPr>
+          <w:rFonts w:hint="eastAsia"/>
+          <w:lang w:val="en-US" w:eastAsia="zh-CN"/>
+        </w:rPr>
+        <w:t>预训练</w:t>
+      </w:r>
+      <w:r>
+        <w:rPr>
+          <w:rFonts w:hint="eastAsia"/>
+          <w:lang w:eastAsia="zh-CN"/>
+        </w:rPr>
+        <w:t>的</w:t>
+      </w:r>
+      <w:r>
+        <w:rPr>
+          <w:rFonts w:hint="eastAsia"/>
+          <w:lang w:val="en-US" w:eastAsia="zh-CN"/>
+        </w:rPr>
+        <w:t>亲和力模型</w:t>
+      </w:r>
+      <w:r>
+        <w:rPr>
+          <w:rFonts w:hint="eastAsia"/>
+          <w:lang w:eastAsia="zh-CN"/>
+        </w:rPr>
+        <w:t>，虽然能够显著提升分割质量，但其性能往往受限于预训练数据分布，</w:t>
+      </w:r>
+      <w:r>
+        <w:rPr>
+          <w:rFonts w:hint="eastAsia"/>
+          <w:lang w:val="en-US" w:eastAsia="zh-CN"/>
+        </w:rPr>
+        <w:t>这些基于空间先验的模型训练于自然影像，缺乏遥感特化</w:t>
+      </w:r>
+      <w:r>
+        <w:rPr>
+          <w:rFonts w:hint="eastAsia"/>
+          <w:lang w:eastAsia="zh-CN"/>
+        </w:rPr>
+        <w:t>。</w:t>
+      </w:r>
+    </w:p>
+    <w:p>
+      <w:pPr>
+        <w:rPr>
+          <w:rFonts w:hint="eastAsia"/>
+          <w:lang w:eastAsia="zh-CN"/>
+        </w:rPr>
+      </w:pPr>
+    </w:p>
+    <w:p>
+      <w:pPr>
+        <w:rPr>
+          <w:rFonts w:hint="eastAsia"/>
+          <w:b/>
+          <w:bCs/>
+          <w:lang w:eastAsia="zh-CN"/>
+        </w:rPr>
+      </w:pPr>
+      <w:r>
+        <w:rPr>
+          <w:rFonts w:hint="eastAsia"/>
+          <w:b/>
+          <w:bCs/>
+          <w:lang w:eastAsia="zh-CN"/>
+        </w:rPr>
+        <w:t>2.3 测试时自适应</w:t>
+      </w:r>
+    </w:p>
+    <w:p>
+      <w:pPr>
+        <w:rPr>
+          <w:rFonts w:hint="eastAsia"/>
+          <w:lang w:eastAsia="zh-CN"/>
+        </w:rPr>
+      </w:pPr>
+    </w:p>
+    <w:p>
+      <w:pPr>
+        <w:rPr>
+          <w:rFonts w:hint="eastAsia"/>
+          <w:lang w:eastAsia="zh-CN"/>
+        </w:rPr>
+      </w:pPr>
+      <w:r>
+        <w:rPr>
+          <w:rFonts w:hint="eastAsia"/>
+          <w:lang w:eastAsia="zh-CN"/>
+        </w:rPr>
+        <w:t xml:space="preserve">测试时自适应（Test-Time </w:t>
+      </w:r>
+      <w:r>
+        <w:rPr>
+          <w:rFonts w:hint="eastAsia"/>
+          <w:lang w:val="en-US" w:eastAsia="zh-CN"/>
+        </w:rPr>
+        <w:t>Optimization</w:t>
+      </w:r>
+      <w:r>
+        <w:rPr>
+          <w:rFonts w:hint="eastAsia"/>
+          <w:lang w:eastAsia="zh-CN"/>
+        </w:rPr>
+        <w:t>, TT</w:t>
+      </w:r>
+      <w:r>
+        <w:rPr>
+          <w:rFonts w:hint="eastAsia"/>
+          <w:lang w:val="en-US" w:eastAsia="zh-CN"/>
+        </w:rPr>
+        <w:t>O</w:t>
+      </w:r>
+      <w:r>
+        <w:rPr>
+          <w:rFonts w:hint="eastAsia"/>
+          <w:lang w:eastAsia="zh-CN"/>
+        </w:rPr>
+        <w:t>）通过在推理阶段对模型或特征进行轻量优化，以适应目标域分布。</w:t>
+      </w:r>
+      <w:r>
+        <w:rPr>
+          <w:rFonts w:hint="eastAsia"/>
+          <w:lang w:val="en-US" w:eastAsia="zh-CN"/>
+        </w:rPr>
+        <w:t>TODO</w:t>
+      </w:r>
+      <w:r>
+        <w:rPr>
+          <w:rFonts w:hint="eastAsia"/>
+          <w:lang w:eastAsia="zh-CN"/>
+        </w:rPr>
+        <w:t>。</w:t>
+      </w:r>
+    </w:p>
+    <w:p>
+      <w:pPr>
+        <w:rPr>
+          <w:rFonts w:hint="eastAsia"/>
+        </w:rPr>
+      </w:pPr>
+    </w:p>
+    <w:p>
+      <w:pPr>
+        <w:rPr>
+          <w:rFonts w:hint="default" w:eastAsiaTheme="minorEastAsia"/>
+          <w:b/>
+          <w:bCs/>
+          <w:sz w:val="28"/>
+          <w:szCs w:val="36"/>
+          <w:lang w:val="en-US" w:eastAsia="zh-CN"/>
+        </w:rPr>
+      </w:pPr>
+      <w:r>
+        <w:rPr>
+          <w:rFonts w:hint="eastAsia"/>
+          <w:b/>
+          <w:bCs/>
+          <w:sz w:val="28"/>
+          <w:szCs w:val="36"/>
+          <w:lang w:val="en-US" w:eastAsia="zh-CN"/>
+        </w:rPr>
+        <w:t>四</w:t>
+      </w:r>
+      <w:r>
+        <w:rPr>
+          <w:rFonts w:hint="eastAsia"/>
+          <w:b/>
+          <w:bCs/>
+          <w:sz w:val="28"/>
+          <w:szCs w:val="36"/>
+        </w:rPr>
+        <w:t>、</w:t>
+      </w:r>
+      <w:r>
+        <w:rPr>
+          <w:rFonts w:hint="eastAsia"/>
+          <w:b/>
+          <w:bCs/>
+          <w:sz w:val="28"/>
+          <w:szCs w:val="36"/>
+          <w:lang w:val="en-US" w:eastAsia="zh-CN"/>
+        </w:rPr>
+        <w:t>研究方法</w:t>
+      </w:r>
     </w:p>
     <w:p>
       <w:pPr>
         <w:rPr>
           <w:rFonts w:hint="default"/>
-          <w:lang w:val="en-US" w:eastAsia="zh-CN"/>
-        </w:rPr>
-      </w:pPr>
-      <w:r>
-        <w:rPr>
-          <w:rFonts w:hint="eastAsia"/>
-          <w:lang w:eastAsia="zh-CN"/>
-        </w:rPr>
-        <w:t>与此同时，测试时</w:t>
-      </w:r>
-      <w:r>
-        <w:rPr>
-          <w:rFonts w:hint="eastAsia"/>
-          <w:lang w:val="en-US" w:eastAsia="zh-CN"/>
-        </w:rPr>
-        <w:t>自</w:t>
-      </w:r>
-      <w:r>
-        <w:rPr>
-          <w:rFonts w:hint="eastAsia"/>
-          <w:lang w:eastAsia="zh-CN"/>
-        </w:rPr>
-        <w:t>适应（Test-Time Adaptation, TTA）作为一种新兴</w:t>
-      </w:r>
-      <w:r>
-        <w:rPr>
-          <w:rFonts w:hint="eastAsia"/>
-          <w:lang w:val="en-US" w:eastAsia="zh-CN"/>
-        </w:rPr>
-        <w:t>训练方法</w:t>
-      </w:r>
-      <w:r>
-        <w:rPr>
-          <w:rFonts w:hint="eastAsia"/>
-          <w:lang w:eastAsia="zh-CN"/>
-        </w:rPr>
-        <w:t>，</w:t>
-      </w:r>
-      <w:r>
-        <w:rPr>
-          <w:rFonts w:hint="eastAsia"/>
-          <w:lang w:val="en-US" w:eastAsia="zh-CN"/>
-        </w:rPr>
-        <w:t>它需要极简的网络结构和极低的训练成本，我们意识到，开放词汇分割的空间先验也许只需要一个轻量的一层自监督训练</w:t>
-      </w:r>
-      <w:r>
-        <w:rPr>
-          <w:rFonts w:hint="eastAsia"/>
-          <w:lang w:eastAsia="zh-CN"/>
-        </w:rPr>
-        <w:t>。</w:t>
-      </w:r>
-      <w:r>
-        <w:rPr>
-          <w:rFonts w:hint="eastAsia"/>
-          <w:lang w:val="en-US" w:eastAsia="zh-CN"/>
-        </w:rPr>
-        <w:t>我们一直想要找到一种及其轻量的方式，将基于亲和力的空间先验引入到开放词汇分割模型中，TTA 正好符合这一点。</w:t>
-      </w:r>
-    </w:p>
-    <w:p>
-      <w:pPr>
-        <w:rPr>
-          <w:rFonts w:hint="eastAsia"/>
-          <w:lang w:eastAsia="zh-CN"/>
-        </w:rPr>
-      </w:pPr>
-    </w:p>
-    <w:p>
-      <w:pPr>
-        <w:rPr>
-          <w:rFonts w:hint="eastAsia"/>
-          <w:lang w:eastAsia="zh-CN"/>
-        </w:rPr>
-      </w:pPr>
-      <w:r>
-        <w:rPr>
-          <w:rFonts w:hint="eastAsia"/>
-          <w:lang w:eastAsia="zh-CN"/>
-        </w:rPr>
-        <w:t>为此，本文提出 TTAOV 框架，一种面向遥感场景的开放词汇分割方法，其核心思想是将离线空间先验学习转化为测试时空间自适应（Test-Time Spatial Adaptation）。具体而言，我们的方法包含两个关键组成部分：</w:t>
-      </w:r>
-    </w:p>
-    <w:p>
-      <w:pPr>
-        <w:rPr>
-          <w:rFonts w:hint="eastAsia"/>
-          <w:lang w:eastAsia="zh-CN"/>
-        </w:rPr>
-      </w:pPr>
-    </w:p>
-    <w:p>
-      <w:pPr>
-        <w:rPr>
-          <w:rFonts w:hint="eastAsia"/>
-          <w:lang w:eastAsia="zh-CN"/>
-        </w:rPr>
-      </w:pPr>
-      <w:r>
-        <w:rPr>
-          <w:rFonts w:hint="eastAsia"/>
-          <w:lang w:eastAsia="zh-CN"/>
-        </w:rPr>
-        <w:t>首先，我们对 CLIP 结构</w:t>
-      </w:r>
-      <w:r>
-        <w:rPr>
-          <w:rFonts w:hint="eastAsia"/>
-          <w:lang w:val="en-US" w:eastAsia="zh-CN"/>
-        </w:rPr>
-        <w:t>和注意力</w:t>
-      </w:r>
-      <w:r>
-        <w:rPr>
-          <w:rFonts w:hint="eastAsia"/>
-          <w:lang w:eastAsia="zh-CN"/>
-        </w:rPr>
-        <w:t>进行重构，在保留 patch 级语义对齐能力的同时，通过去除 CLS token 偏置、</w:t>
-      </w:r>
-      <w:r>
-        <w:rPr>
-          <w:rFonts w:hint="eastAsia"/>
-          <w:lang w:val="en-US" w:eastAsia="zh-CN"/>
-        </w:rPr>
-        <w:t xml:space="preserve">最后一层 block </w:t>
-      </w:r>
-      <w:r>
-        <w:rPr>
-          <w:rFonts w:hint="eastAsia"/>
-          <w:lang w:eastAsia="zh-CN"/>
-        </w:rPr>
-        <w:t>替换为 Self-Self Attention（</w:t>
-      </w:r>
-      <w:r>
-        <w:rPr>
-          <w:rFonts w:hint="eastAsia"/>
-          <w:lang w:val="en-US" w:eastAsia="zh-CN"/>
-        </w:rPr>
-        <w:t>Q-Q</w:t>
-      </w:r>
-      <w:r>
-        <w:rPr>
-          <w:rFonts w:hint="eastAsia"/>
-          <w:lang w:eastAsia="zh-CN"/>
-        </w:rPr>
-        <w:t>）以及移除残差连接和前馈网络，有效削弱其全局语义聚合能力，使其更适用于细粒度分割任务。</w:t>
-      </w:r>
-    </w:p>
-    <w:p>
-      <w:pPr>
-        <w:rPr>
-          <w:rFonts w:hint="eastAsia"/>
-          <w:lang w:eastAsia="zh-CN"/>
-        </w:rPr>
-      </w:pPr>
-    </w:p>
-    <w:p>
-      <w:pPr>
-        <w:rPr>
-          <w:rFonts w:hint="eastAsia"/>
-          <w:lang w:eastAsia="zh-CN"/>
-        </w:rPr>
-      </w:pPr>
-      <w:r>
-        <w:rPr>
-          <w:rFonts w:hint="eastAsia"/>
-          <w:lang w:eastAsia="zh-CN"/>
-        </w:rPr>
-        <w:t>其次，我们提出一种测试时自监督优化，基于可微分</w:t>
-      </w:r>
-      <w:r>
-        <w:rPr>
-          <w:rFonts w:hint="eastAsia"/>
-          <w:lang w:val="en-US" w:eastAsia="zh-CN"/>
-        </w:rPr>
-        <w:t>联合</w:t>
-      </w:r>
-      <w:r>
-        <w:rPr>
-          <w:rFonts w:hint="eastAsia"/>
-          <w:lang w:eastAsia="zh-CN"/>
-        </w:rPr>
-        <w:t>双边网格构建高效的上采样机制。在推理阶段，该模块通过单图像自监督重建目标进行即时优化，从当前图像中动态生成空间一致性约束，从而实现像素级特征提纯。与依赖预训练的上采样方法不同，该过程完全不依赖任何数据集，从而具备更强的跨域泛化能力。</w:t>
-      </w:r>
-    </w:p>
-    <w:p>
-      <w:pPr>
-        <w:rPr>
-          <w:rFonts w:hint="eastAsia"/>
-          <w:lang w:eastAsia="zh-CN"/>
-        </w:rPr>
-      </w:pPr>
-    </w:p>
-    <w:p>
-      <w:pPr>
-        <w:rPr>
-          <w:rFonts w:hint="eastAsia"/>
-          <w:lang w:eastAsia="zh-CN"/>
-        </w:rPr>
-      </w:pPr>
-      <w:r>
-        <w:rPr>
-          <w:rFonts w:hint="eastAsia"/>
-          <w:lang w:eastAsia="zh-CN"/>
-        </w:rPr>
-        <w:t>此外，我们对传统基于核函数的联合双边上采样（JBU）算法进行了改进，将复杂度从 O(HW</w:t>
-      </w:r>
-      <w:r>
-        <w:rPr>
-          <w:rFonts w:hint="eastAsia"/>
-          <w:lang w:val="en-US" w:eastAsia="zh-CN"/>
-        </w:rPr>
-        <w:t>^</w:t>
-      </w:r>
-      <w:r>
-        <w:rPr>
-          <w:rFonts w:hint="eastAsia"/>
-          <w:lang w:eastAsia="zh-CN"/>
-        </w:rPr>
-        <w:t>2) 降低至 O(HW)，在保证可微性的同时实现约 50 倍加速，使得</w:t>
-      </w:r>
-      <w:r>
-        <w:rPr>
-          <w:rFonts w:hint="eastAsia"/>
-          <w:lang w:val="en-US" w:eastAsia="zh-CN"/>
-        </w:rPr>
-        <w:t>一张遥感大图的</w:t>
-      </w:r>
-      <w:r>
-        <w:rPr>
-          <w:rFonts w:hint="eastAsia"/>
-          <w:lang w:eastAsia="zh-CN"/>
-        </w:rPr>
-        <w:t>测试时优化过程在 1 秒内完成。</w:t>
-      </w:r>
-    </w:p>
-    <w:p>
-      <w:pPr>
-        <w:rPr>
-          <w:rFonts w:hint="eastAsia"/>
-          <w:lang w:eastAsia="zh-CN"/>
-        </w:rPr>
-      </w:pPr>
-    </w:p>
-    <w:p>
-      <w:pPr>
-        <w:rPr>
-          <w:rFonts w:hint="eastAsia"/>
-          <w:lang w:eastAsia="zh-CN"/>
-        </w:rPr>
-      </w:pPr>
-      <w:r>
-        <w:rPr>
-          <w:rFonts w:hint="eastAsia"/>
-          <w:lang w:eastAsia="zh-CN"/>
-        </w:rPr>
-        <w:t>如</w:t>
-      </w:r>
-      <w:r>
-        <w:rPr>
-          <w:rFonts w:hint="eastAsia"/>
-          <w:lang w:val="en-US" w:eastAsia="zh-CN"/>
-        </w:rPr>
-        <w:t>下图</w:t>
-      </w:r>
-      <w:r>
-        <w:rPr>
-          <w:rFonts w:hint="eastAsia"/>
-          <w:lang w:eastAsia="zh-CN"/>
-        </w:rPr>
-        <w:t>所示，TTAOV 框架由两部分组成：（1）CLIP 结构优化模块，用于消除全局语义偏置并增强局部建模能力；（2）测试时空间自适应模块，通过自监督优化动态构建空间先验，实现无需预训练的数据无关泛化能力。</w:t>
-      </w:r>
-    </w:p>
-    <w:p>
-      <w:pPr>
-        <w:rPr>
-          <w:rFonts w:hint="eastAsia"/>
-          <w:lang w:eastAsia="zh-CN"/>
-        </w:rPr>
-      </w:pPr>
-    </w:p>
-    <w:p>
-      <w:pPr>
-        <w:rPr>
-          <w:rFonts w:hint="eastAsia"/>
-          <w:lang w:eastAsia="zh-CN"/>
+          <w:b/>
+          <w:bCs/>
+          <w:lang w:val="en-US"/>
+        </w:rPr>
+      </w:pPr>
+      <w:r>
+        <w:rPr>
+          <w:rFonts w:hint="eastAsia"/>
+          <w:b/>
+          <w:bCs/>
+          <w:lang w:val="en-US" w:eastAsia="zh-CN"/>
+        </w:rPr>
+        <w:t>4.</w:t>
+      </w:r>
+      <w:r>
+        <w:rPr>
+          <w:rFonts w:hint="eastAsia"/>
+          <w:b/>
+          <w:bCs/>
+        </w:rPr>
+        <w:t>1.</w:t>
+      </w:r>
+      <w:r>
+        <w:rPr>
+          <w:rFonts w:hint="eastAsia"/>
+          <w:b/>
+          <w:bCs/>
+          <w:lang w:val="en-US" w:eastAsia="zh-CN"/>
+        </w:rPr>
+        <w:t xml:space="preserve"> 统一建模</w:t>
+      </w:r>
+    </w:p>
+    <w:p>
+      <w:pPr>
+        <w:rPr>
+          <w:rFonts w:hint="eastAsia"/>
+        </w:rPr>
+      </w:pPr>
+    </w:p>
+    <w:p>
+      <w:pPr>
+        <w:rPr>
+          <w:rFonts w:hint="eastAsia" w:hAnsi="Cambria Math"/>
+          <w:i w:val="0"/>
+          <w:sz w:val="21"/>
+          <w:lang w:val="en-US" w:eastAsia="zh-CN"/>
+        </w:rPr>
+      </w:pPr>
+      <w:r>
+        <w:rPr>
+          <w:rFonts w:hint="eastAsia" w:hAnsi="Cambria Math"/>
+          <w:i w:val="0"/>
+          <w:sz w:val="21"/>
+          <w:lang w:val="en-US" w:eastAsia="zh-CN"/>
+        </w:rPr>
+        <w:t>我们将开放词汇分割统一表示为：</w:t>
+      </w:r>
+    </w:p>
+    <w:p>
+      <w:pPr>
+        <w:rPr>
+          <w:rFonts w:hAnsi="宋体" w:eastAsia="宋体" w:cs="宋体"/>
+          <w:i w:val="0"/>
+          <w:sz w:val="24"/>
+          <w:szCs w:val="24"/>
+        </w:rPr>
+      </w:pPr>
+      <m:oMathPara>
+        <m:oMath>
+          <m:r>
+            <m:rPr/>
+            <w:rPr>
+              <w:rFonts w:hint="default" w:ascii="Cambria Math" w:hAnsi="Cambria Math" w:eastAsia="宋体"/>
+              <w:sz w:val="24"/>
+            </w:rPr>
+            <m:t>Y=f(Pvl,</m:t>
+          </m:r>
+          <m:r>
+            <m:rPr/>
+            <w:rPr>
+              <w:rFonts w:hint="default" w:ascii="Cambria Math" w:hAnsi="Cambria Math" w:eastAsia="宋体"/>
+              <w:sz w:val="24"/>
+              <w:lang w:val="en-US" w:eastAsia="zh-CN"/>
+            </w:rPr>
+            <m:t xml:space="preserve">  </m:t>
+          </m:r>
+          <m:r>
+            <m:rPr/>
+            <w:rPr>
+              <w:rFonts w:hint="default" w:ascii="Cambria Math" w:hAnsi="Cambria Math" w:eastAsia="宋体"/>
+              <w:sz w:val="24"/>
+            </w:rPr>
+            <m:t>Psp)</m:t>
+          </m:r>
+        </m:oMath>
+      </m:oMathPara>
+    </w:p>
+    <w:p>
+      <w:pPr>
+        <w:rPr>
+          <w:rFonts w:hint="eastAsia" w:hAnsi="Cambria Math"/>
+          <w:i w:val="0"/>
+          <w:sz w:val="21"/>
+          <w:lang w:val="en-US" w:eastAsia="zh-CN"/>
+        </w:rPr>
+      </w:pPr>
+    </w:p>
+    <w:p>
+      <w:pPr>
+        <w:rPr>
+          <w:rFonts w:hint="eastAsia" w:hAnsi="Cambria Math"/>
+          <w:i w:val="0"/>
+          <w:sz w:val="21"/>
+          <w:lang w:val="en-US" w:eastAsia="zh-CN"/>
+        </w:rPr>
+      </w:pPr>
+      <w:r>
+        <w:rPr>
+          <w:rFonts w:hint="eastAsia" w:hAnsi="Cambria Math"/>
+          <w:i w:val="0"/>
+          <w:sz w:val="21"/>
+          <w:lang w:val="en-US" w:eastAsia="zh-CN"/>
+        </w:rPr>
+        <w:t>其中Pvl，表示图文匹配先验（Vision-Language Prior），Psp表示空间先验（Spatial Prior）。</w:t>
+      </w:r>
+    </w:p>
+    <w:p>
+      <w:pPr>
+        <w:rPr>
+          <w:rFonts w:hint="eastAsia" w:hAnsi="Cambria Math"/>
+          <w:i w:val="0"/>
+          <w:sz w:val="21"/>
+          <w:lang w:val="en-US" w:eastAsia="zh-CN"/>
+        </w:rPr>
+      </w:pPr>
+    </w:p>
+    <w:p>
+      <w:pPr>
+        <w:rPr>
+          <w:rFonts w:hint="default" w:hAnsi="Cambria Math"/>
+          <w:b/>
+          <w:bCs/>
+          <w:i w:val="0"/>
+          <w:sz w:val="21"/>
+          <w:lang w:val="en-US" w:eastAsia="zh-CN"/>
+        </w:rPr>
+      </w:pPr>
+      <w:r>
+        <w:rPr>
+          <w:rFonts w:hint="eastAsia" w:hAnsi="Cambria Math"/>
+          <w:b/>
+          <w:bCs/>
+          <w:i w:val="0"/>
+          <w:sz w:val="21"/>
+          <w:lang w:val="en-US" w:eastAsia="zh-CN"/>
+        </w:rPr>
+        <w:t>4</w:t>
+      </w:r>
+      <w:r>
+        <w:rPr>
+          <w:rFonts w:hint="default" w:hAnsi="Cambria Math"/>
+          <w:b/>
+          <w:bCs/>
+          <w:i w:val="0"/>
+          <w:sz w:val="21"/>
+          <w:lang w:val="en-US" w:eastAsia="zh-CN"/>
+        </w:rPr>
+        <w:t>.</w:t>
+      </w:r>
+      <w:bookmarkStart w:id="0" w:name="_GoBack"/>
+      <w:bookmarkEnd w:id="0"/>
+      <w:r>
+        <w:rPr>
+          <w:rFonts w:hint="default" w:hAnsi="Cambria Math"/>
+          <w:b/>
+          <w:bCs/>
+          <w:i w:val="0"/>
+          <w:sz w:val="21"/>
+          <w:lang w:val="en-US" w:eastAsia="zh-CN"/>
+        </w:rPr>
+        <w:t>2 现有方法重解释</w:t>
+      </w:r>
+    </w:p>
+    <w:p>
+      <w:pPr>
+        <w:rPr>
+          <w:rFonts w:hint="default" w:hAnsi="Cambria Math"/>
+          <w:b/>
+          <w:bCs/>
+          <w:i w:val="0"/>
+          <w:sz w:val="21"/>
+          <w:lang w:val="en-US" w:eastAsia="zh-CN"/>
+        </w:rPr>
+      </w:pPr>
+    </w:p>
+    <w:tbl>
+      <w:tblPr>
+        <w:tblW w:w="4998" w:type="pct"/>
+        <w:jc w:val="center"/>
+        <w:tblCellSpacing w:w="15" w:type="dxa"/>
+        <w:tblBorders>
+          <w:top w:val="none" w:color="auto" w:sz="0" w:space="0"/>
+          <w:left w:val="none" w:color="auto" w:sz="0" w:space="0"/>
+          <w:bottom w:val="none" w:color="auto" w:sz="0" w:space="0"/>
+          <w:right w:val="none" w:color="auto" w:sz="0" w:space="0"/>
+          <w:insideH w:val="none" w:color="auto" w:sz="0" w:space="0"/>
+          <w:insideV w:val="none" w:color="auto" w:sz="0" w:space="0"/>
+        </w:tblBorders>
+        <w:shd w:val="clear" w:color="auto" w:fill="auto"/>
+        <w:tblLayout w:type="autofit"/>
+        <w:tblCellMar>
+          <w:top w:w="15" w:type="dxa"/>
+          <w:left w:w="15" w:type="dxa"/>
+          <w:bottom w:w="15" w:type="dxa"/>
+          <w:right w:w="15" w:type="dxa"/>
+        </w:tblCellMar>
+      </w:tblPr>
+      <w:tblGrid>
+        <w:gridCol w:w="2096"/>
+        <w:gridCol w:w="2097"/>
+        <w:gridCol w:w="2097"/>
+        <w:gridCol w:w="2097"/>
+      </w:tblGrid>
+      <w:tr>
+        <w:tblPrEx>
+          <w:tblBorders>
+            <w:top w:val="none" w:color="auto" w:sz="0" w:space="0"/>
+            <w:left w:val="none" w:color="auto" w:sz="0" w:space="0"/>
+            <w:bottom w:val="none" w:color="auto" w:sz="0" w:space="0"/>
+            <w:right w:val="none" w:color="auto" w:sz="0" w:space="0"/>
+            <w:insideH w:val="none" w:color="auto" w:sz="0" w:space="0"/>
+            <w:insideV w:val="none" w:color="auto" w:sz="0" w:space="0"/>
+          </w:tblBorders>
+          <w:shd w:val="clear" w:color="auto" w:fill="auto"/>
+          <w:tblCellMar>
+            <w:top w:w="15" w:type="dxa"/>
+            <w:left w:w="15" w:type="dxa"/>
+            <w:bottom w:w="15" w:type="dxa"/>
+            <w:right w:w="15" w:type="dxa"/>
+          </w:tblCellMar>
+        </w:tblPrEx>
+        <w:trPr>
+          <w:tblHeader/>
+          <w:tblCellSpacing w:w="15" w:type="dxa"/>
+          <w:jc w:val="center"/>
+        </w:trPr>
+        <w:tc>
+          <w:tcPr>
+            <w:tcW w:w="1222" w:type="pct"/>
+            <w:tcBorders>
+              <w:top w:val="single" w:color="000000" w:sz="4" w:space="0"/>
+              <w:left w:val="nil"/>
+              <w:bottom w:val="nil"/>
+              <w:right w:val="nil"/>
+              <w:tl2br w:val="nil"/>
+            </w:tcBorders>
+            <w:shd w:val="clear" w:color="auto" w:fill="FFFFFF"/>
+            <w:vAlign w:val="top"/>
+          </w:tcPr>
+          <w:p>
+            <w:pPr>
+              <w:pStyle w:val="8"/>
+              <w:keepNext w:val="0"/>
+              <w:keepLines w:val="0"/>
+              <w:widowControl/>
+              <w:suppressLineNumbers w:val="0"/>
+              <w:spacing w:before="0" w:beforeAutospacing="0" w:after="0" w:afterAutospacing="0"/>
+              <w:ind w:left="0" w:right="0"/>
+              <w:jc w:val="both"/>
+              <w:rPr>
+                <w:rFonts w:hint="eastAsia" w:asciiTheme="majorEastAsia" w:hAnsiTheme="majorEastAsia" w:eastAsiaTheme="majorEastAsia" w:cstheme="majorEastAsia"/>
+                <w:b w:val="0"/>
+                <w:bCs/>
+                <w:color w:val="000000"/>
+                <w:sz w:val="21"/>
+                <w:szCs w:val="21"/>
+              </w:rPr>
+            </w:pPr>
+            <w:r>
+              <w:rPr>
+                <w:rFonts w:hint="eastAsia" w:asciiTheme="majorEastAsia" w:hAnsiTheme="majorEastAsia" w:eastAsiaTheme="majorEastAsia" w:cstheme="majorEastAsia"/>
+                <w:b w:val="0"/>
+                <w:bCs/>
+                <w:color w:val="000000"/>
+                <w:sz w:val="21"/>
+                <w:szCs w:val="21"/>
+              </w:rPr>
+              <w:t>方法</w:t>
+            </w:r>
+          </w:p>
+        </w:tc>
+        <w:tc>
+          <w:tcPr>
+            <w:tcW w:w="1232" w:type="pct"/>
+            <w:tcBorders>
+              <w:top w:val="single" w:color="000000" w:sz="4" w:space="0"/>
+              <w:left w:val="nil"/>
+              <w:bottom w:val="nil"/>
+              <w:right w:val="nil"/>
+            </w:tcBorders>
+            <w:shd w:val="clear" w:color="auto" w:fill="FFFFFF"/>
+            <w:vAlign w:val="top"/>
+          </w:tcPr>
+          <w:p>
+            <w:pPr>
+              <w:pStyle w:val="8"/>
+              <w:keepNext w:val="0"/>
+              <w:keepLines w:val="0"/>
+              <w:widowControl/>
+              <w:suppressLineNumbers w:val="0"/>
+              <w:spacing w:before="0" w:beforeAutospacing="1" w:after="0" w:afterAutospacing="1"/>
+              <w:ind w:left="0" w:right="0"/>
+              <w:jc w:val="both"/>
+              <w:rPr>
+                <w:rFonts w:hint="eastAsia" w:asciiTheme="majorEastAsia" w:hAnsiTheme="majorEastAsia" w:eastAsiaTheme="majorEastAsia" w:cstheme="majorEastAsia"/>
+                <w:b w:val="0"/>
+                <w:bCs/>
+                <w:color w:val="000000"/>
+                <w:sz w:val="21"/>
+                <w:szCs w:val="21"/>
+              </w:rPr>
+            </w:pPr>
+            <w:r>
+              <w:rPr>
+                <w:rFonts w:hint="eastAsia" w:asciiTheme="majorEastAsia" w:hAnsiTheme="majorEastAsia" w:eastAsiaTheme="majorEastAsia" w:cstheme="majorEastAsia"/>
+                <w:b w:val="0"/>
+                <w:bCs/>
+                <w:color w:val="000000"/>
+                <w:sz w:val="21"/>
+                <w:szCs w:val="21"/>
+              </w:rPr>
+              <w:t>图文匹配先验</w:t>
+            </w:r>
+          </w:p>
+        </w:tc>
+        <w:tc>
+          <w:tcPr>
+            <w:tcW w:w="1232" w:type="pct"/>
+            <w:tcBorders>
+              <w:top w:val="single" w:color="000000" w:sz="4" w:space="0"/>
+              <w:left w:val="nil"/>
+              <w:bottom w:val="nil"/>
+              <w:right w:val="nil"/>
+            </w:tcBorders>
+            <w:shd w:val="clear" w:color="auto" w:fill="FFFFFF"/>
+            <w:vAlign w:val="top"/>
+          </w:tcPr>
+          <w:p>
+            <w:pPr>
+              <w:pStyle w:val="8"/>
+              <w:keepNext w:val="0"/>
+              <w:keepLines w:val="0"/>
+              <w:widowControl/>
+              <w:suppressLineNumbers w:val="0"/>
+              <w:spacing w:before="0" w:beforeAutospacing="1" w:after="0" w:afterAutospacing="1"/>
+              <w:ind w:left="0" w:right="0"/>
+              <w:jc w:val="both"/>
+              <w:rPr>
+                <w:rFonts w:hint="eastAsia" w:asciiTheme="majorEastAsia" w:hAnsiTheme="majorEastAsia" w:eastAsiaTheme="majorEastAsia" w:cstheme="majorEastAsia"/>
+                <w:b w:val="0"/>
+                <w:bCs/>
+                <w:color w:val="000000"/>
+                <w:sz w:val="21"/>
+                <w:szCs w:val="21"/>
+              </w:rPr>
+            </w:pPr>
+            <w:r>
+              <w:rPr>
+                <w:rFonts w:hint="eastAsia" w:asciiTheme="majorEastAsia" w:hAnsiTheme="majorEastAsia" w:eastAsiaTheme="majorEastAsia" w:cstheme="majorEastAsia"/>
+                <w:b w:val="0"/>
+                <w:bCs/>
+                <w:color w:val="000000"/>
+                <w:sz w:val="21"/>
+                <w:szCs w:val="21"/>
+              </w:rPr>
+              <w:t>空间先验</w:t>
+            </w:r>
+          </w:p>
+        </w:tc>
+        <w:tc>
+          <w:tcPr>
+            <w:tcW w:w="1223" w:type="pct"/>
+            <w:tcBorders>
+              <w:top w:val="single" w:color="000000" w:sz="4" w:space="0"/>
+              <w:left w:val="nil"/>
+              <w:bottom w:val="nil"/>
+              <w:right w:val="nil"/>
+            </w:tcBorders>
+            <w:shd w:val="clear" w:color="auto" w:fill="FFFFFF"/>
+            <w:vAlign w:val="top"/>
+          </w:tcPr>
+          <w:p>
+            <w:pPr>
+              <w:pStyle w:val="8"/>
+              <w:keepNext w:val="0"/>
+              <w:keepLines w:val="0"/>
+              <w:widowControl/>
+              <w:suppressLineNumbers w:val="0"/>
+              <w:spacing w:before="0" w:beforeAutospacing="1" w:after="0" w:afterAutospacing="1"/>
+              <w:ind w:left="0" w:right="0"/>
+              <w:jc w:val="both"/>
+              <w:rPr>
+                <w:rFonts w:hint="default" w:asciiTheme="majorEastAsia" w:hAnsiTheme="majorEastAsia" w:eastAsiaTheme="majorEastAsia" w:cstheme="majorEastAsia"/>
+                <w:b w:val="0"/>
+                <w:bCs/>
+                <w:color w:val="000000"/>
+                <w:sz w:val="21"/>
+                <w:szCs w:val="21"/>
+                <w:lang w:val="en-US" w:eastAsia="zh-CN"/>
+              </w:rPr>
+            </w:pPr>
+            <w:r>
+              <w:rPr>
+                <w:rFonts w:hint="eastAsia" w:asciiTheme="majorEastAsia" w:hAnsiTheme="majorEastAsia" w:eastAsiaTheme="majorEastAsia" w:cstheme="majorEastAsia"/>
+                <w:b w:val="0"/>
+                <w:bCs/>
+                <w:color w:val="000000"/>
+                <w:sz w:val="21"/>
+                <w:szCs w:val="21"/>
+                <w:lang w:val="en-US" w:eastAsia="zh-CN"/>
+              </w:rPr>
+              <w:t>离线预训练</w:t>
+            </w:r>
+          </w:p>
+        </w:tc>
+      </w:tr>
+      <w:tr>
+        <w:tblPrEx>
+          <w:tblBorders>
+            <w:top w:val="none" w:color="auto" w:sz="0" w:space="0"/>
+            <w:left w:val="none" w:color="auto" w:sz="0" w:space="0"/>
+            <w:bottom w:val="none" w:color="auto" w:sz="0" w:space="0"/>
+            <w:right w:val="none" w:color="auto" w:sz="0" w:space="0"/>
+            <w:insideH w:val="none" w:color="auto" w:sz="0" w:space="0"/>
+            <w:insideV w:val="none" w:color="auto" w:sz="0" w:space="0"/>
+          </w:tblBorders>
+          <w:shd w:val="clear" w:color="auto" w:fill="auto"/>
+          <w:tblCellMar>
+            <w:top w:w="15" w:type="dxa"/>
+            <w:left w:w="15" w:type="dxa"/>
+            <w:bottom w:w="15" w:type="dxa"/>
+            <w:right w:w="15" w:type="dxa"/>
+          </w:tblCellMar>
+        </w:tblPrEx>
+        <w:trPr>
+          <w:tblCellSpacing w:w="15" w:type="dxa"/>
+          <w:jc w:val="center"/>
+        </w:trPr>
+        <w:tc>
+          <w:tcPr>
+            <w:tcW w:w="1222" w:type="pct"/>
+            <w:tcBorders>
+              <w:top w:val="nil"/>
+              <w:left w:val="nil"/>
+              <w:bottom w:val="nil"/>
+              <w:right w:val="nil"/>
+            </w:tcBorders>
+            <w:shd w:val="clear" w:color="auto" w:fill="FFFFFF"/>
+            <w:vAlign w:val="top"/>
+          </w:tcPr>
+          <w:p>
+            <w:pPr>
+              <w:pStyle w:val="8"/>
+              <w:keepNext w:val="0"/>
+              <w:keepLines w:val="0"/>
+              <w:widowControl/>
+              <w:suppressLineNumbers w:val="0"/>
+              <w:spacing w:before="0" w:beforeAutospacing="1" w:after="0" w:afterAutospacing="1"/>
+              <w:ind w:left="0" w:right="0"/>
+              <w:jc w:val="both"/>
+              <w:rPr>
+                <w:rFonts w:hint="eastAsia" w:asciiTheme="majorEastAsia" w:hAnsiTheme="majorEastAsia" w:eastAsiaTheme="majorEastAsia" w:cstheme="majorEastAsia"/>
+                <w:b w:val="0"/>
+                <w:bCs/>
+                <w:color w:val="000000"/>
+                <w:sz w:val="21"/>
+                <w:szCs w:val="21"/>
+              </w:rPr>
+            </w:pPr>
+            <w:r>
+              <w:rPr>
+                <w:rFonts w:hint="eastAsia" w:asciiTheme="majorEastAsia" w:hAnsiTheme="majorEastAsia" w:eastAsiaTheme="majorEastAsia" w:cstheme="majorEastAsia"/>
+                <w:b w:val="0"/>
+                <w:bCs/>
+                <w:color w:val="000000"/>
+                <w:sz w:val="21"/>
+                <w:szCs w:val="21"/>
+              </w:rPr>
+              <w:t>DenseCLIP</w:t>
+            </w:r>
+          </w:p>
+        </w:tc>
+        <w:tc>
+          <w:tcPr>
+            <w:tcW w:w="1232" w:type="pct"/>
+            <w:tcBorders>
+              <w:top w:val="nil"/>
+              <w:left w:val="nil"/>
+              <w:bottom w:val="nil"/>
+              <w:right w:val="nil"/>
+            </w:tcBorders>
+            <w:shd w:val="clear" w:color="auto" w:fill="FFFFFF"/>
+            <w:vAlign w:val="top"/>
+          </w:tcPr>
+          <w:p>
+            <w:pPr>
+              <w:pStyle w:val="8"/>
+              <w:keepNext w:val="0"/>
+              <w:keepLines w:val="0"/>
+              <w:widowControl/>
+              <w:suppressLineNumbers w:val="0"/>
+              <w:spacing w:before="0" w:beforeAutospacing="1" w:after="0" w:afterAutospacing="1"/>
+              <w:ind w:left="0" w:right="0"/>
+              <w:jc w:val="both"/>
+              <w:rPr>
+                <w:rFonts w:hint="eastAsia" w:asciiTheme="majorEastAsia" w:hAnsiTheme="majorEastAsia" w:eastAsiaTheme="majorEastAsia" w:cstheme="majorEastAsia"/>
+                <w:b w:val="0"/>
+                <w:bCs/>
+                <w:color w:val="000000"/>
+                <w:sz w:val="21"/>
+                <w:szCs w:val="21"/>
+                <w:lang w:eastAsia="zh-CN"/>
+              </w:rPr>
+            </w:pPr>
+            <w:r>
+              <w:rPr>
+                <w:rFonts w:hint="eastAsia" w:asciiTheme="majorEastAsia" w:hAnsiTheme="majorEastAsia" w:eastAsiaTheme="majorEastAsia" w:cstheme="majorEastAsia"/>
+                <w:b w:val="0"/>
+                <w:bCs/>
+                <w:color w:val="000000"/>
+                <w:sz w:val="21"/>
+                <w:szCs w:val="21"/>
+                <w:lang w:eastAsia="zh-CN"/>
+              </w:rPr>
+              <w:t>√</w:t>
+            </w:r>
+          </w:p>
+        </w:tc>
+        <w:tc>
+          <w:tcPr>
+            <w:tcW w:w="1232" w:type="pct"/>
+            <w:tcBorders>
+              <w:top w:val="nil"/>
+              <w:left w:val="nil"/>
+              <w:bottom w:val="nil"/>
+              <w:right w:val="nil"/>
+            </w:tcBorders>
+            <w:shd w:val="clear" w:color="auto" w:fill="FFFFFF"/>
+            <w:vAlign w:val="top"/>
+          </w:tcPr>
+          <w:p>
+            <w:pPr>
+              <w:pStyle w:val="8"/>
+              <w:keepNext w:val="0"/>
+              <w:keepLines w:val="0"/>
+              <w:widowControl/>
+              <w:suppressLineNumbers w:val="0"/>
+              <w:spacing w:before="0" w:beforeAutospacing="1" w:after="0" w:afterAutospacing="1"/>
+              <w:ind w:left="0" w:right="0"/>
+              <w:jc w:val="both"/>
+              <w:rPr>
+                <w:rFonts w:hint="eastAsia" w:asciiTheme="majorEastAsia" w:hAnsiTheme="majorEastAsia" w:eastAsiaTheme="majorEastAsia" w:cstheme="majorEastAsia"/>
+                <w:b w:val="0"/>
+                <w:bCs/>
+                <w:color w:val="000000"/>
+                <w:sz w:val="21"/>
+                <w:szCs w:val="21"/>
+              </w:rPr>
+            </w:pPr>
+            <w:r>
+              <w:rPr>
+                <w:rFonts w:hint="eastAsia" w:asciiTheme="majorEastAsia" w:hAnsiTheme="majorEastAsia" w:eastAsiaTheme="majorEastAsia" w:cstheme="majorEastAsia"/>
+                <w:b w:val="0"/>
+                <w:bCs/>
+                <w:color w:val="000000"/>
+                <w:sz w:val="21"/>
+                <w:szCs w:val="21"/>
+              </w:rPr>
+              <w:t>×</w:t>
+            </w:r>
+          </w:p>
+        </w:tc>
+        <w:tc>
+          <w:tcPr>
+            <w:tcW w:w="1223" w:type="pct"/>
+            <w:tcBorders>
+              <w:top w:val="nil"/>
+              <w:left w:val="nil"/>
+              <w:bottom w:val="nil"/>
+              <w:right w:val="nil"/>
+            </w:tcBorders>
+            <w:shd w:val="clear" w:color="auto" w:fill="FFFFFF"/>
+            <w:vAlign w:val="top"/>
+          </w:tcPr>
+          <w:p>
+            <w:pPr>
+              <w:pStyle w:val="8"/>
+              <w:keepNext w:val="0"/>
+              <w:keepLines w:val="0"/>
+              <w:widowControl/>
+              <w:suppressLineNumbers w:val="0"/>
+              <w:spacing w:before="0" w:beforeAutospacing="1" w:after="0" w:afterAutospacing="1"/>
+              <w:ind w:left="0" w:right="0"/>
+              <w:jc w:val="both"/>
+              <w:rPr>
+                <w:rFonts w:hint="eastAsia" w:asciiTheme="majorEastAsia" w:hAnsiTheme="majorEastAsia" w:eastAsiaTheme="majorEastAsia" w:cstheme="majorEastAsia"/>
+                <w:b w:val="0"/>
+                <w:bCs/>
+                <w:color w:val="000000"/>
+                <w:sz w:val="21"/>
+                <w:szCs w:val="21"/>
+                <w:lang w:val="en-US" w:eastAsia="zh-CN"/>
+              </w:rPr>
+            </w:pPr>
+            <w:r>
+              <w:rPr>
+                <w:rFonts w:hint="eastAsia" w:asciiTheme="majorEastAsia" w:hAnsiTheme="majorEastAsia" w:eastAsiaTheme="majorEastAsia" w:cstheme="majorEastAsia"/>
+                <w:b w:val="0"/>
+                <w:bCs/>
+                <w:color w:val="000000"/>
+                <w:sz w:val="21"/>
+                <w:szCs w:val="21"/>
+                <w:lang w:val="en-US" w:eastAsia="zh-CN"/>
+              </w:rPr>
+              <w:t>×</w:t>
+            </w:r>
+          </w:p>
+        </w:tc>
+      </w:tr>
+      <w:tr>
+        <w:tblPrEx>
+          <w:tblBorders>
+            <w:top w:val="none" w:color="auto" w:sz="0" w:space="0"/>
+            <w:left w:val="none" w:color="auto" w:sz="0" w:space="0"/>
+            <w:bottom w:val="none" w:color="auto" w:sz="0" w:space="0"/>
+            <w:right w:val="none" w:color="auto" w:sz="0" w:space="0"/>
+            <w:insideH w:val="none" w:color="auto" w:sz="0" w:space="0"/>
+            <w:insideV w:val="none" w:color="auto" w:sz="0" w:space="0"/>
+          </w:tblBorders>
+          <w:shd w:val="clear" w:color="auto" w:fill="auto"/>
+          <w:tblCellMar>
+            <w:top w:w="15" w:type="dxa"/>
+            <w:left w:w="15" w:type="dxa"/>
+            <w:bottom w:w="15" w:type="dxa"/>
+            <w:right w:w="15" w:type="dxa"/>
+          </w:tblCellMar>
+        </w:tblPrEx>
+        <w:trPr>
+          <w:tblCellSpacing w:w="15" w:type="dxa"/>
+          <w:jc w:val="center"/>
+        </w:trPr>
+        <w:tc>
+          <w:tcPr>
+            <w:tcW w:w="1222" w:type="pct"/>
+            <w:tcBorders>
+              <w:top w:val="nil"/>
+              <w:left w:val="nil"/>
+              <w:bottom w:val="nil"/>
+              <w:right w:val="nil"/>
+            </w:tcBorders>
+            <w:shd w:val="clear" w:color="auto" w:fill="FFFFFF"/>
+            <w:vAlign w:val="top"/>
+          </w:tcPr>
+          <w:p>
+            <w:pPr>
+              <w:pStyle w:val="8"/>
+              <w:keepNext w:val="0"/>
+              <w:keepLines w:val="0"/>
+              <w:widowControl/>
+              <w:suppressLineNumbers w:val="0"/>
+              <w:spacing w:before="0" w:beforeAutospacing="1" w:after="0" w:afterAutospacing="1"/>
+              <w:ind w:left="0" w:right="0"/>
+              <w:jc w:val="both"/>
+              <w:rPr>
+                <w:rFonts w:hint="eastAsia" w:asciiTheme="majorEastAsia" w:hAnsiTheme="majorEastAsia" w:eastAsiaTheme="majorEastAsia" w:cstheme="majorEastAsia"/>
+                <w:b w:val="0"/>
+                <w:bCs/>
+                <w:color w:val="000000"/>
+                <w:sz w:val="21"/>
+                <w:szCs w:val="21"/>
+              </w:rPr>
+            </w:pPr>
+            <w:r>
+              <w:rPr>
+                <w:rFonts w:hint="eastAsia" w:asciiTheme="majorEastAsia" w:hAnsiTheme="majorEastAsia" w:eastAsiaTheme="majorEastAsia" w:cstheme="majorEastAsia"/>
+                <w:b w:val="0"/>
+                <w:bCs/>
+                <w:color w:val="000000"/>
+                <w:sz w:val="21"/>
+                <w:szCs w:val="21"/>
+              </w:rPr>
+              <w:t>MaskCLIP</w:t>
+            </w:r>
+          </w:p>
+        </w:tc>
+        <w:tc>
+          <w:tcPr>
+            <w:tcW w:w="1232" w:type="pct"/>
+            <w:tcBorders>
+              <w:top w:val="nil"/>
+              <w:left w:val="nil"/>
+              <w:bottom w:val="nil"/>
+              <w:right w:val="nil"/>
+            </w:tcBorders>
+            <w:shd w:val="clear" w:color="auto" w:fill="FFFFFF"/>
+            <w:vAlign w:val="top"/>
+          </w:tcPr>
+          <w:p>
+            <w:pPr>
+              <w:pStyle w:val="8"/>
+              <w:keepNext w:val="0"/>
+              <w:keepLines w:val="0"/>
+              <w:widowControl/>
+              <w:suppressLineNumbers w:val="0"/>
+              <w:spacing w:before="0" w:beforeAutospacing="1" w:after="0" w:afterAutospacing="1"/>
+              <w:ind w:left="0" w:right="0"/>
+              <w:jc w:val="both"/>
+              <w:rPr>
+                <w:rFonts w:hint="eastAsia" w:asciiTheme="majorEastAsia" w:hAnsiTheme="majorEastAsia" w:eastAsiaTheme="majorEastAsia" w:cstheme="majorEastAsia"/>
+                <w:b w:val="0"/>
+                <w:bCs/>
+                <w:color w:val="000000"/>
+                <w:sz w:val="21"/>
+                <w:szCs w:val="21"/>
+                <w:lang w:eastAsia="zh-CN"/>
+              </w:rPr>
+            </w:pPr>
+            <w:r>
+              <w:rPr>
+                <w:rFonts w:hint="eastAsia" w:asciiTheme="majorEastAsia" w:hAnsiTheme="majorEastAsia" w:eastAsiaTheme="majorEastAsia" w:cstheme="majorEastAsia"/>
+                <w:b w:val="0"/>
+                <w:bCs/>
+                <w:color w:val="000000"/>
+                <w:sz w:val="21"/>
+                <w:szCs w:val="21"/>
+                <w:lang w:eastAsia="zh-CN"/>
+              </w:rPr>
+              <w:t>√</w:t>
+            </w:r>
+          </w:p>
+        </w:tc>
+        <w:tc>
+          <w:tcPr>
+            <w:tcW w:w="1232" w:type="pct"/>
+            <w:tcBorders>
+              <w:top w:val="nil"/>
+              <w:left w:val="nil"/>
+              <w:bottom w:val="nil"/>
+              <w:right w:val="nil"/>
+            </w:tcBorders>
+            <w:shd w:val="clear" w:color="auto" w:fill="FFFFFF"/>
+            <w:vAlign w:val="top"/>
+          </w:tcPr>
+          <w:p>
+            <w:pPr>
+              <w:pStyle w:val="8"/>
+              <w:keepNext w:val="0"/>
+              <w:keepLines w:val="0"/>
+              <w:widowControl/>
+              <w:suppressLineNumbers w:val="0"/>
+              <w:spacing w:before="0" w:beforeAutospacing="1" w:after="0" w:afterAutospacing="1"/>
+              <w:ind w:left="0" w:right="0"/>
+              <w:jc w:val="both"/>
+              <w:rPr>
+                <w:rFonts w:hint="eastAsia" w:asciiTheme="majorEastAsia" w:hAnsiTheme="majorEastAsia" w:eastAsiaTheme="majorEastAsia" w:cstheme="majorEastAsia"/>
+                <w:b w:val="0"/>
+                <w:bCs/>
+                <w:color w:val="000000"/>
+                <w:sz w:val="21"/>
+                <w:szCs w:val="21"/>
+              </w:rPr>
+            </w:pPr>
+            <w:r>
+              <w:rPr>
+                <w:rFonts w:hint="eastAsia" w:asciiTheme="majorEastAsia" w:hAnsiTheme="majorEastAsia" w:eastAsiaTheme="majorEastAsia" w:cstheme="majorEastAsia"/>
+                <w:b w:val="0"/>
+                <w:bCs/>
+                <w:color w:val="000000"/>
+                <w:sz w:val="21"/>
+                <w:szCs w:val="21"/>
+              </w:rPr>
+              <w:t>×</w:t>
+            </w:r>
+          </w:p>
+        </w:tc>
+        <w:tc>
+          <w:tcPr>
+            <w:tcW w:w="1223" w:type="pct"/>
+            <w:tcBorders>
+              <w:top w:val="nil"/>
+              <w:left w:val="nil"/>
+              <w:bottom w:val="nil"/>
+              <w:right w:val="nil"/>
+            </w:tcBorders>
+            <w:shd w:val="clear" w:color="auto" w:fill="FFFFFF"/>
+            <w:vAlign w:val="top"/>
+          </w:tcPr>
+          <w:p>
+            <w:pPr>
+              <w:pStyle w:val="8"/>
+              <w:keepNext w:val="0"/>
+              <w:keepLines w:val="0"/>
+              <w:widowControl/>
+              <w:suppressLineNumbers w:val="0"/>
+              <w:spacing w:before="0" w:beforeAutospacing="1" w:after="0" w:afterAutospacing="1"/>
+              <w:ind w:left="0" w:right="0"/>
+              <w:jc w:val="both"/>
+              <w:rPr>
+                <w:rFonts w:hint="eastAsia" w:asciiTheme="majorEastAsia" w:hAnsiTheme="majorEastAsia" w:eastAsiaTheme="majorEastAsia" w:cstheme="majorEastAsia"/>
+                <w:b w:val="0"/>
+                <w:bCs/>
+                <w:color w:val="000000"/>
+                <w:sz w:val="21"/>
+                <w:szCs w:val="21"/>
+                <w:lang w:val="en-US" w:eastAsia="zh-CN"/>
+              </w:rPr>
+            </w:pPr>
+            <w:r>
+              <w:rPr>
+                <w:rFonts w:hint="eastAsia" w:asciiTheme="majorEastAsia" w:hAnsiTheme="majorEastAsia" w:eastAsiaTheme="majorEastAsia" w:cstheme="majorEastAsia"/>
+                <w:b w:val="0"/>
+                <w:bCs/>
+                <w:color w:val="000000"/>
+                <w:sz w:val="21"/>
+                <w:szCs w:val="21"/>
+                <w:lang w:val="en-US" w:eastAsia="zh-CN"/>
+              </w:rPr>
+              <w:t>×</w:t>
+            </w:r>
+          </w:p>
+        </w:tc>
+      </w:tr>
+      <w:tr>
+        <w:tblPrEx>
+          <w:tblBorders>
+            <w:top w:val="none" w:color="auto" w:sz="0" w:space="0"/>
+            <w:left w:val="none" w:color="auto" w:sz="0" w:space="0"/>
+            <w:bottom w:val="none" w:color="auto" w:sz="0" w:space="0"/>
+            <w:right w:val="none" w:color="auto" w:sz="0" w:space="0"/>
+            <w:insideH w:val="none" w:color="auto" w:sz="0" w:space="0"/>
+            <w:insideV w:val="none" w:color="auto" w:sz="0" w:space="0"/>
+          </w:tblBorders>
+          <w:shd w:val="clear" w:color="auto" w:fill="auto"/>
+          <w:tblCellMar>
+            <w:top w:w="15" w:type="dxa"/>
+            <w:left w:w="15" w:type="dxa"/>
+            <w:bottom w:w="15" w:type="dxa"/>
+            <w:right w:w="15" w:type="dxa"/>
+          </w:tblCellMar>
+        </w:tblPrEx>
+        <w:trPr>
+          <w:tblCellSpacing w:w="15" w:type="dxa"/>
+          <w:jc w:val="center"/>
+        </w:trPr>
+        <w:tc>
+          <w:tcPr>
+            <w:tcW w:w="1222" w:type="pct"/>
+            <w:tcBorders>
+              <w:top w:val="nil"/>
+              <w:left w:val="nil"/>
+              <w:bottom w:val="nil"/>
+              <w:right w:val="nil"/>
+            </w:tcBorders>
+            <w:shd w:val="clear" w:color="auto" w:fill="FFFFFF"/>
+            <w:vAlign w:val="top"/>
+          </w:tcPr>
+          <w:p>
+            <w:pPr>
+              <w:pStyle w:val="8"/>
+              <w:keepNext w:val="0"/>
+              <w:keepLines w:val="0"/>
+              <w:widowControl/>
+              <w:suppressLineNumbers w:val="0"/>
+              <w:spacing w:before="0" w:beforeAutospacing="1" w:after="0" w:afterAutospacing="1"/>
+              <w:ind w:left="0" w:right="0"/>
+              <w:jc w:val="both"/>
+              <w:rPr>
+                <w:rFonts w:hint="eastAsia" w:asciiTheme="majorEastAsia" w:hAnsiTheme="majorEastAsia" w:eastAsiaTheme="majorEastAsia" w:cstheme="majorEastAsia"/>
+                <w:b w:val="0"/>
+                <w:bCs/>
+                <w:color w:val="000000"/>
+                <w:sz w:val="21"/>
+                <w:szCs w:val="21"/>
+              </w:rPr>
+            </w:pPr>
+            <w:r>
+              <w:rPr>
+                <w:rFonts w:hint="eastAsia" w:asciiTheme="majorEastAsia" w:hAnsiTheme="majorEastAsia" w:eastAsiaTheme="majorEastAsia" w:cstheme="majorEastAsia"/>
+                <w:b w:val="0"/>
+                <w:bCs/>
+                <w:color w:val="000000"/>
+                <w:sz w:val="21"/>
+                <w:szCs w:val="21"/>
+              </w:rPr>
+              <w:t>ClearCLIP</w:t>
+            </w:r>
+          </w:p>
+        </w:tc>
+        <w:tc>
+          <w:tcPr>
+            <w:tcW w:w="1232" w:type="pct"/>
+            <w:tcBorders>
+              <w:top w:val="nil"/>
+              <w:left w:val="nil"/>
+              <w:bottom w:val="nil"/>
+              <w:right w:val="nil"/>
+            </w:tcBorders>
+            <w:shd w:val="clear" w:color="auto" w:fill="FFFFFF"/>
+            <w:vAlign w:val="top"/>
+          </w:tcPr>
+          <w:p>
+            <w:pPr>
+              <w:pStyle w:val="8"/>
+              <w:keepNext w:val="0"/>
+              <w:keepLines w:val="0"/>
+              <w:widowControl/>
+              <w:suppressLineNumbers w:val="0"/>
+              <w:spacing w:before="0" w:beforeAutospacing="1" w:after="0" w:afterAutospacing="1"/>
+              <w:ind w:left="0" w:right="0"/>
+              <w:jc w:val="both"/>
+              <w:rPr>
+                <w:rFonts w:hint="eastAsia" w:asciiTheme="majorEastAsia" w:hAnsiTheme="majorEastAsia" w:eastAsiaTheme="majorEastAsia" w:cstheme="majorEastAsia"/>
+                <w:b w:val="0"/>
+                <w:bCs/>
+                <w:color w:val="000000"/>
+                <w:sz w:val="21"/>
+                <w:szCs w:val="21"/>
+                <w:lang w:eastAsia="zh-CN"/>
+              </w:rPr>
+            </w:pPr>
+            <w:r>
+              <w:rPr>
+                <w:rFonts w:hint="eastAsia" w:asciiTheme="majorEastAsia" w:hAnsiTheme="majorEastAsia" w:eastAsiaTheme="majorEastAsia" w:cstheme="majorEastAsia"/>
+                <w:b w:val="0"/>
+                <w:bCs/>
+                <w:color w:val="000000"/>
+                <w:sz w:val="21"/>
+                <w:szCs w:val="21"/>
+                <w:lang w:eastAsia="zh-CN"/>
+              </w:rPr>
+              <w:t>√</w:t>
+            </w:r>
+          </w:p>
+        </w:tc>
+        <w:tc>
+          <w:tcPr>
+            <w:tcW w:w="1232" w:type="pct"/>
+            <w:tcBorders>
+              <w:top w:val="nil"/>
+              <w:left w:val="nil"/>
+              <w:bottom w:val="nil"/>
+              <w:right w:val="nil"/>
+            </w:tcBorders>
+            <w:shd w:val="clear" w:color="auto" w:fill="FFFFFF"/>
+            <w:vAlign w:val="top"/>
+          </w:tcPr>
+          <w:p>
+            <w:pPr>
+              <w:pStyle w:val="8"/>
+              <w:keepNext w:val="0"/>
+              <w:keepLines w:val="0"/>
+              <w:widowControl/>
+              <w:suppressLineNumbers w:val="0"/>
+              <w:spacing w:before="0" w:beforeAutospacing="1" w:after="0" w:afterAutospacing="1"/>
+              <w:ind w:left="0" w:right="0"/>
+              <w:jc w:val="both"/>
+              <w:rPr>
+                <w:rFonts w:hint="eastAsia" w:asciiTheme="majorEastAsia" w:hAnsiTheme="majorEastAsia" w:eastAsiaTheme="majorEastAsia" w:cstheme="majorEastAsia"/>
+                <w:b w:val="0"/>
+                <w:bCs/>
+                <w:color w:val="000000"/>
+                <w:sz w:val="21"/>
+                <w:szCs w:val="21"/>
+              </w:rPr>
+            </w:pPr>
+            <w:r>
+              <w:rPr>
+                <w:rFonts w:hint="eastAsia" w:asciiTheme="majorEastAsia" w:hAnsiTheme="majorEastAsia" w:eastAsiaTheme="majorEastAsia" w:cstheme="majorEastAsia"/>
+                <w:b w:val="0"/>
+                <w:bCs/>
+                <w:color w:val="000000"/>
+                <w:sz w:val="21"/>
+                <w:szCs w:val="21"/>
+              </w:rPr>
+              <w:t>×</w:t>
+            </w:r>
+          </w:p>
+        </w:tc>
+        <w:tc>
+          <w:tcPr>
+            <w:tcW w:w="1223" w:type="pct"/>
+            <w:tcBorders>
+              <w:top w:val="nil"/>
+              <w:left w:val="nil"/>
+              <w:bottom w:val="nil"/>
+              <w:right w:val="nil"/>
+            </w:tcBorders>
+            <w:shd w:val="clear" w:color="auto" w:fill="FFFFFF"/>
+            <w:vAlign w:val="top"/>
+          </w:tcPr>
+          <w:p>
+            <w:pPr>
+              <w:pStyle w:val="8"/>
+              <w:keepNext w:val="0"/>
+              <w:keepLines w:val="0"/>
+              <w:widowControl/>
+              <w:suppressLineNumbers w:val="0"/>
+              <w:spacing w:before="0" w:beforeAutospacing="1" w:after="0" w:afterAutospacing="1"/>
+              <w:ind w:left="0" w:right="0"/>
+              <w:jc w:val="both"/>
+              <w:rPr>
+                <w:rFonts w:hint="eastAsia" w:asciiTheme="majorEastAsia" w:hAnsiTheme="majorEastAsia" w:eastAsiaTheme="majorEastAsia" w:cstheme="majorEastAsia"/>
+                <w:b w:val="0"/>
+                <w:bCs/>
+                <w:color w:val="000000"/>
+                <w:sz w:val="21"/>
+                <w:szCs w:val="21"/>
+                <w:lang w:val="en-US" w:eastAsia="zh-CN"/>
+              </w:rPr>
+            </w:pPr>
+            <w:r>
+              <w:rPr>
+                <w:rFonts w:hint="eastAsia" w:asciiTheme="majorEastAsia" w:hAnsiTheme="majorEastAsia" w:eastAsiaTheme="majorEastAsia" w:cstheme="majorEastAsia"/>
+                <w:b w:val="0"/>
+                <w:bCs/>
+                <w:color w:val="000000"/>
+                <w:sz w:val="21"/>
+                <w:szCs w:val="21"/>
+                <w:lang w:val="en-US" w:eastAsia="zh-CN"/>
+              </w:rPr>
+              <w:t>×</w:t>
+            </w:r>
+          </w:p>
+        </w:tc>
+      </w:tr>
+      <w:tr>
+        <w:tblPrEx>
+          <w:tblBorders>
+            <w:top w:val="none" w:color="auto" w:sz="0" w:space="0"/>
+            <w:left w:val="none" w:color="auto" w:sz="0" w:space="0"/>
+            <w:bottom w:val="none" w:color="auto" w:sz="0" w:space="0"/>
+            <w:right w:val="none" w:color="auto" w:sz="0" w:space="0"/>
+            <w:insideH w:val="none" w:color="auto" w:sz="0" w:space="0"/>
+            <w:insideV w:val="none" w:color="auto" w:sz="0" w:space="0"/>
+          </w:tblBorders>
+          <w:shd w:val="clear" w:color="auto" w:fill="auto"/>
+          <w:tblCellMar>
+            <w:top w:w="15" w:type="dxa"/>
+            <w:left w:w="15" w:type="dxa"/>
+            <w:bottom w:w="15" w:type="dxa"/>
+            <w:right w:w="15" w:type="dxa"/>
+          </w:tblCellMar>
+        </w:tblPrEx>
+        <w:trPr>
+          <w:tblCellSpacing w:w="15" w:type="dxa"/>
+          <w:jc w:val="center"/>
+        </w:trPr>
+        <w:tc>
+          <w:tcPr>
+            <w:tcW w:w="1222" w:type="pct"/>
+            <w:tcBorders>
+              <w:top w:val="nil"/>
+              <w:left w:val="nil"/>
+              <w:bottom w:val="nil"/>
+              <w:right w:val="nil"/>
+            </w:tcBorders>
+            <w:shd w:val="clear" w:color="auto" w:fill="FFFFFF"/>
+            <w:vAlign w:val="top"/>
+          </w:tcPr>
+          <w:p>
+            <w:pPr>
+              <w:pStyle w:val="8"/>
+              <w:keepNext w:val="0"/>
+              <w:keepLines w:val="0"/>
+              <w:widowControl/>
+              <w:suppressLineNumbers w:val="0"/>
+              <w:spacing w:before="0" w:beforeAutospacing="1" w:after="0" w:afterAutospacing="1"/>
+              <w:ind w:left="0" w:right="0"/>
+              <w:jc w:val="both"/>
+              <w:rPr>
+                <w:rFonts w:hint="eastAsia" w:asciiTheme="majorEastAsia" w:hAnsiTheme="majorEastAsia" w:eastAsiaTheme="majorEastAsia" w:cstheme="majorEastAsia"/>
+                <w:b w:val="0"/>
+                <w:bCs/>
+                <w:color w:val="000000"/>
+                <w:sz w:val="21"/>
+                <w:szCs w:val="21"/>
+              </w:rPr>
+            </w:pPr>
+            <w:r>
+              <w:rPr>
+                <w:rFonts w:hint="eastAsia" w:asciiTheme="majorEastAsia" w:hAnsiTheme="majorEastAsia" w:eastAsiaTheme="majorEastAsia" w:cstheme="majorEastAsia"/>
+                <w:b w:val="0"/>
+                <w:bCs/>
+                <w:color w:val="000000"/>
+                <w:sz w:val="21"/>
+                <w:szCs w:val="21"/>
+              </w:rPr>
+              <w:t>LPOSS</w:t>
+            </w:r>
+          </w:p>
+        </w:tc>
+        <w:tc>
+          <w:tcPr>
+            <w:tcW w:w="1232" w:type="pct"/>
+            <w:tcBorders>
+              <w:top w:val="nil"/>
+              <w:left w:val="nil"/>
+              <w:bottom w:val="nil"/>
+              <w:right w:val="nil"/>
+            </w:tcBorders>
+            <w:shd w:val="clear" w:color="auto" w:fill="FFFFFF"/>
+            <w:vAlign w:val="top"/>
+          </w:tcPr>
+          <w:p>
+            <w:pPr>
+              <w:pStyle w:val="8"/>
+              <w:keepNext w:val="0"/>
+              <w:keepLines w:val="0"/>
+              <w:widowControl/>
+              <w:suppressLineNumbers w:val="0"/>
+              <w:spacing w:before="0" w:beforeAutospacing="1" w:after="0" w:afterAutospacing="1"/>
+              <w:ind w:left="0" w:right="0"/>
+              <w:jc w:val="both"/>
+              <w:rPr>
+                <w:rFonts w:hint="eastAsia" w:asciiTheme="majorEastAsia" w:hAnsiTheme="majorEastAsia" w:eastAsiaTheme="majorEastAsia" w:cstheme="majorEastAsia"/>
+                <w:b w:val="0"/>
+                <w:bCs/>
+                <w:color w:val="000000"/>
+                <w:sz w:val="21"/>
+                <w:szCs w:val="21"/>
+                <w:lang w:eastAsia="zh-CN"/>
+              </w:rPr>
+            </w:pPr>
+            <w:r>
+              <w:rPr>
+                <w:rFonts w:hint="eastAsia" w:asciiTheme="majorEastAsia" w:hAnsiTheme="majorEastAsia" w:eastAsiaTheme="majorEastAsia" w:cstheme="majorEastAsia"/>
+                <w:b w:val="0"/>
+                <w:bCs/>
+                <w:color w:val="000000"/>
+                <w:sz w:val="21"/>
+                <w:szCs w:val="21"/>
+                <w:lang w:eastAsia="zh-CN"/>
+              </w:rPr>
+              <w:t>√</w:t>
+            </w:r>
+          </w:p>
+        </w:tc>
+        <w:tc>
+          <w:tcPr>
+            <w:tcW w:w="1232" w:type="pct"/>
+            <w:tcBorders>
+              <w:top w:val="nil"/>
+              <w:left w:val="nil"/>
+              <w:bottom w:val="nil"/>
+              <w:right w:val="nil"/>
+            </w:tcBorders>
+            <w:shd w:val="clear" w:color="auto" w:fill="FFFFFF"/>
+            <w:vAlign w:val="top"/>
+          </w:tcPr>
+          <w:p>
+            <w:pPr>
+              <w:pStyle w:val="8"/>
+              <w:keepNext w:val="0"/>
+              <w:keepLines w:val="0"/>
+              <w:widowControl/>
+              <w:suppressLineNumbers w:val="0"/>
+              <w:spacing w:before="0" w:beforeAutospacing="1" w:after="0" w:afterAutospacing="1"/>
+              <w:ind w:left="0" w:right="0"/>
+              <w:jc w:val="both"/>
+              <w:rPr>
+                <w:rFonts w:hint="eastAsia" w:asciiTheme="majorEastAsia" w:hAnsiTheme="majorEastAsia" w:eastAsiaTheme="majorEastAsia" w:cstheme="majorEastAsia"/>
+                <w:b w:val="0"/>
+                <w:bCs/>
+                <w:color w:val="000000"/>
+                <w:sz w:val="21"/>
+                <w:szCs w:val="21"/>
+              </w:rPr>
+            </w:pPr>
+            <w:r>
+              <w:rPr>
+                <w:rFonts w:hint="eastAsia" w:asciiTheme="majorEastAsia" w:hAnsiTheme="majorEastAsia" w:eastAsiaTheme="majorEastAsia" w:cstheme="majorEastAsia"/>
+                <w:b w:val="0"/>
+                <w:bCs/>
+                <w:color w:val="000000"/>
+                <w:sz w:val="21"/>
+                <w:szCs w:val="21"/>
+              </w:rPr>
+              <w:t>DINO</w:t>
+            </w:r>
+          </w:p>
+        </w:tc>
+        <w:tc>
+          <w:tcPr>
+            <w:tcW w:w="1223" w:type="pct"/>
+            <w:tcBorders>
+              <w:top w:val="nil"/>
+              <w:left w:val="nil"/>
+              <w:bottom w:val="nil"/>
+              <w:right w:val="nil"/>
+            </w:tcBorders>
+            <w:shd w:val="clear" w:color="auto" w:fill="FFFFFF"/>
+            <w:vAlign w:val="top"/>
+          </w:tcPr>
+          <w:p>
+            <w:pPr>
+              <w:pStyle w:val="8"/>
+              <w:keepNext w:val="0"/>
+              <w:keepLines w:val="0"/>
+              <w:widowControl/>
+              <w:suppressLineNumbers w:val="0"/>
+              <w:spacing w:before="0" w:beforeAutospacing="1" w:after="0" w:afterAutospacing="1"/>
+              <w:ind w:left="0" w:right="0"/>
+              <w:jc w:val="both"/>
+              <w:rPr>
+                <w:rFonts w:hint="eastAsia" w:asciiTheme="majorEastAsia" w:hAnsiTheme="majorEastAsia" w:eastAsiaTheme="majorEastAsia" w:cstheme="majorEastAsia"/>
+                <w:b w:val="0"/>
+                <w:bCs/>
+                <w:color w:val="000000"/>
+                <w:sz w:val="21"/>
+                <w:szCs w:val="21"/>
+                <w:lang w:val="en-US" w:eastAsia="zh-CN"/>
+              </w:rPr>
+            </w:pPr>
+            <w:r>
+              <w:rPr>
+                <w:rFonts w:hint="eastAsia" w:asciiTheme="majorEastAsia" w:hAnsiTheme="majorEastAsia" w:eastAsiaTheme="majorEastAsia" w:cstheme="majorEastAsia"/>
+                <w:b w:val="0"/>
+                <w:bCs/>
+                <w:color w:val="000000"/>
+                <w:sz w:val="21"/>
+                <w:szCs w:val="21"/>
+                <w:lang w:val="en-US" w:eastAsia="zh-CN"/>
+              </w:rPr>
+              <w:t>√</w:t>
+            </w:r>
+          </w:p>
+        </w:tc>
+      </w:tr>
+      <w:tr>
+        <w:tblPrEx>
+          <w:tblBorders>
+            <w:top w:val="none" w:color="auto" w:sz="0" w:space="0"/>
+            <w:left w:val="none" w:color="auto" w:sz="0" w:space="0"/>
+            <w:bottom w:val="none" w:color="auto" w:sz="0" w:space="0"/>
+            <w:right w:val="none" w:color="auto" w:sz="0" w:space="0"/>
+            <w:insideH w:val="none" w:color="auto" w:sz="0" w:space="0"/>
+            <w:insideV w:val="none" w:color="auto" w:sz="0" w:space="0"/>
+          </w:tblBorders>
+          <w:shd w:val="clear" w:color="auto" w:fill="auto"/>
+          <w:tblCellMar>
+            <w:top w:w="15" w:type="dxa"/>
+            <w:left w:w="15" w:type="dxa"/>
+            <w:bottom w:w="15" w:type="dxa"/>
+            <w:right w:w="15" w:type="dxa"/>
+          </w:tblCellMar>
+        </w:tblPrEx>
+        <w:trPr>
+          <w:tblCellSpacing w:w="15" w:type="dxa"/>
+          <w:jc w:val="center"/>
+        </w:trPr>
+        <w:tc>
+          <w:tcPr>
+            <w:tcW w:w="1222" w:type="pct"/>
+            <w:tcBorders>
+              <w:top w:val="nil"/>
+              <w:left w:val="nil"/>
+              <w:bottom w:val="nil"/>
+              <w:right w:val="nil"/>
+            </w:tcBorders>
+            <w:shd w:val="clear" w:color="auto" w:fill="FFFFFF"/>
+            <w:vAlign w:val="top"/>
+          </w:tcPr>
+          <w:p>
+            <w:pPr>
+              <w:pStyle w:val="8"/>
+              <w:keepNext w:val="0"/>
+              <w:keepLines w:val="0"/>
+              <w:widowControl/>
+              <w:suppressLineNumbers w:val="0"/>
+              <w:spacing w:before="0" w:beforeAutospacing="1" w:after="0" w:afterAutospacing="1"/>
+              <w:ind w:left="0" w:right="0"/>
+              <w:jc w:val="both"/>
+              <w:rPr>
+                <w:rFonts w:hint="eastAsia" w:asciiTheme="majorEastAsia" w:hAnsiTheme="majorEastAsia" w:eastAsiaTheme="majorEastAsia" w:cstheme="majorEastAsia"/>
+                <w:b w:val="0"/>
+                <w:bCs/>
+                <w:color w:val="000000"/>
+                <w:sz w:val="21"/>
+                <w:szCs w:val="21"/>
+              </w:rPr>
+            </w:pPr>
+            <w:r>
+              <w:rPr>
+                <w:rFonts w:hint="eastAsia" w:asciiTheme="majorEastAsia" w:hAnsiTheme="majorEastAsia" w:eastAsiaTheme="majorEastAsia" w:cstheme="majorEastAsia"/>
+                <w:b w:val="0"/>
+                <w:bCs/>
+                <w:color w:val="000000"/>
+                <w:sz w:val="21"/>
+                <w:szCs w:val="21"/>
+              </w:rPr>
+              <w:t>SegEarth-OV</w:t>
+            </w:r>
+          </w:p>
+        </w:tc>
+        <w:tc>
+          <w:tcPr>
+            <w:tcW w:w="1232" w:type="pct"/>
+            <w:tcBorders>
+              <w:top w:val="nil"/>
+              <w:left w:val="nil"/>
+              <w:bottom w:val="nil"/>
+              <w:right w:val="nil"/>
+            </w:tcBorders>
+            <w:shd w:val="clear" w:color="auto" w:fill="FFFFFF"/>
+            <w:vAlign w:val="top"/>
+          </w:tcPr>
+          <w:p>
+            <w:pPr>
+              <w:pStyle w:val="8"/>
+              <w:keepNext w:val="0"/>
+              <w:keepLines w:val="0"/>
+              <w:widowControl/>
+              <w:suppressLineNumbers w:val="0"/>
+              <w:spacing w:before="0" w:beforeAutospacing="1" w:after="0" w:afterAutospacing="1"/>
+              <w:ind w:left="0" w:right="0"/>
+              <w:jc w:val="both"/>
+              <w:rPr>
+                <w:rFonts w:hint="eastAsia" w:asciiTheme="majorEastAsia" w:hAnsiTheme="majorEastAsia" w:eastAsiaTheme="majorEastAsia" w:cstheme="majorEastAsia"/>
+                <w:b w:val="0"/>
+                <w:bCs/>
+                <w:color w:val="000000"/>
+                <w:sz w:val="21"/>
+                <w:szCs w:val="21"/>
+                <w:lang w:eastAsia="zh-CN"/>
+              </w:rPr>
+            </w:pPr>
+            <w:r>
+              <w:rPr>
+                <w:rFonts w:hint="eastAsia" w:asciiTheme="majorEastAsia" w:hAnsiTheme="majorEastAsia" w:eastAsiaTheme="majorEastAsia" w:cstheme="majorEastAsia"/>
+                <w:b w:val="0"/>
+                <w:bCs/>
+                <w:color w:val="000000"/>
+                <w:sz w:val="21"/>
+                <w:szCs w:val="21"/>
+                <w:lang w:eastAsia="zh-CN"/>
+              </w:rPr>
+              <w:t>√</w:t>
+            </w:r>
+          </w:p>
+        </w:tc>
+        <w:tc>
+          <w:tcPr>
+            <w:tcW w:w="1232" w:type="pct"/>
+            <w:tcBorders>
+              <w:top w:val="nil"/>
+              <w:left w:val="nil"/>
+              <w:bottom w:val="nil"/>
+              <w:right w:val="nil"/>
+            </w:tcBorders>
+            <w:shd w:val="clear" w:color="auto" w:fill="FFFFFF"/>
+            <w:vAlign w:val="top"/>
+          </w:tcPr>
+          <w:p>
+            <w:pPr>
+              <w:pStyle w:val="8"/>
+              <w:keepNext w:val="0"/>
+              <w:keepLines w:val="0"/>
+              <w:widowControl/>
+              <w:suppressLineNumbers w:val="0"/>
+              <w:spacing w:before="0" w:beforeAutospacing="1" w:after="0" w:afterAutospacing="1"/>
+              <w:ind w:left="0" w:right="0"/>
+              <w:jc w:val="both"/>
+              <w:rPr>
+                <w:rFonts w:hint="eastAsia" w:asciiTheme="majorEastAsia" w:hAnsiTheme="majorEastAsia" w:eastAsiaTheme="majorEastAsia" w:cstheme="majorEastAsia"/>
+                <w:b w:val="0"/>
+                <w:bCs/>
+                <w:color w:val="000000"/>
+                <w:sz w:val="21"/>
+                <w:szCs w:val="21"/>
+              </w:rPr>
+            </w:pPr>
+            <w:r>
+              <w:rPr>
+                <w:rFonts w:hint="eastAsia" w:asciiTheme="majorEastAsia" w:hAnsiTheme="majorEastAsia" w:eastAsiaTheme="majorEastAsia" w:cstheme="majorEastAsia"/>
+                <w:b w:val="0"/>
+                <w:bCs/>
+                <w:color w:val="000000"/>
+                <w:sz w:val="21"/>
+                <w:szCs w:val="21"/>
+              </w:rPr>
+              <w:t>FeatUp</w:t>
+            </w:r>
+          </w:p>
+        </w:tc>
+        <w:tc>
+          <w:tcPr>
+            <w:tcW w:w="1223" w:type="pct"/>
+            <w:tcBorders>
+              <w:top w:val="nil"/>
+              <w:left w:val="nil"/>
+              <w:bottom w:val="nil"/>
+              <w:right w:val="nil"/>
+            </w:tcBorders>
+            <w:shd w:val="clear" w:color="auto" w:fill="FFFFFF"/>
+            <w:vAlign w:val="top"/>
+          </w:tcPr>
+          <w:p>
+            <w:pPr>
+              <w:pStyle w:val="8"/>
+              <w:keepNext w:val="0"/>
+              <w:keepLines w:val="0"/>
+              <w:widowControl/>
+              <w:suppressLineNumbers w:val="0"/>
+              <w:spacing w:before="0" w:beforeAutospacing="1" w:after="0" w:afterAutospacing="1"/>
+              <w:ind w:left="0" w:right="0"/>
+              <w:jc w:val="both"/>
+              <w:rPr>
+                <w:rFonts w:hint="eastAsia" w:asciiTheme="majorEastAsia" w:hAnsiTheme="majorEastAsia" w:eastAsiaTheme="majorEastAsia" w:cstheme="majorEastAsia"/>
+                <w:b w:val="0"/>
+                <w:bCs/>
+                <w:color w:val="000000"/>
+                <w:sz w:val="21"/>
+                <w:szCs w:val="21"/>
+                <w:lang w:val="en-US" w:eastAsia="zh-CN"/>
+              </w:rPr>
+            </w:pPr>
+            <w:r>
+              <w:rPr>
+                <w:rFonts w:hint="eastAsia" w:asciiTheme="majorEastAsia" w:hAnsiTheme="majorEastAsia" w:eastAsiaTheme="majorEastAsia" w:cstheme="majorEastAsia"/>
+                <w:b w:val="0"/>
+                <w:bCs/>
+                <w:color w:val="000000"/>
+                <w:sz w:val="21"/>
+                <w:szCs w:val="21"/>
+                <w:lang w:val="en-US" w:eastAsia="zh-CN"/>
+              </w:rPr>
+              <w:t>√</w:t>
+            </w:r>
+          </w:p>
+        </w:tc>
+      </w:tr>
+      <w:tr>
+        <w:tblPrEx>
+          <w:tblBorders>
+            <w:top w:val="none" w:color="auto" w:sz="0" w:space="0"/>
+            <w:left w:val="none" w:color="auto" w:sz="0" w:space="0"/>
+            <w:bottom w:val="none" w:color="auto" w:sz="0" w:space="0"/>
+            <w:right w:val="none" w:color="auto" w:sz="0" w:space="0"/>
+            <w:insideH w:val="none" w:color="auto" w:sz="0" w:space="0"/>
+            <w:insideV w:val="none" w:color="auto" w:sz="0" w:space="0"/>
+          </w:tblBorders>
+          <w:shd w:val="clear" w:color="auto" w:fill="auto"/>
+          <w:tblCellMar>
+            <w:top w:w="15" w:type="dxa"/>
+            <w:left w:w="15" w:type="dxa"/>
+            <w:bottom w:w="15" w:type="dxa"/>
+            <w:right w:w="15" w:type="dxa"/>
+          </w:tblCellMar>
+        </w:tblPrEx>
+        <w:trPr>
+          <w:tblCellSpacing w:w="15" w:type="dxa"/>
+          <w:jc w:val="center"/>
+        </w:trPr>
+        <w:tc>
+          <w:tcPr>
+            <w:tcW w:w="1222" w:type="pct"/>
+            <w:tcBorders>
+              <w:top w:val="nil"/>
+              <w:left w:val="nil"/>
+              <w:bottom w:val="single" w:color="000000" w:sz="4" w:space="0"/>
+              <w:right w:val="nil"/>
+            </w:tcBorders>
+            <w:shd w:val="clear" w:color="auto" w:fill="FFFFFF"/>
+            <w:vAlign w:val="top"/>
+          </w:tcPr>
+          <w:p>
+            <w:pPr>
+              <w:keepNext w:val="0"/>
+              <w:keepLines w:val="0"/>
+              <w:widowControl/>
+              <w:suppressLineNumbers w:val="0"/>
+              <w:jc w:val="both"/>
+              <w:rPr>
+                <w:rFonts w:hint="eastAsia" w:asciiTheme="majorEastAsia" w:hAnsiTheme="majorEastAsia" w:eastAsiaTheme="majorEastAsia" w:cstheme="majorEastAsia"/>
+                <w:b w:val="0"/>
+                <w:bCs/>
+                <w:color w:val="000000"/>
+                <w:sz w:val="21"/>
+                <w:szCs w:val="21"/>
+              </w:rPr>
+            </w:pPr>
+            <w:r>
+              <w:rPr>
+                <w:rFonts w:hint="eastAsia" w:asciiTheme="majorEastAsia" w:hAnsiTheme="majorEastAsia" w:eastAsiaTheme="majorEastAsia" w:cstheme="majorEastAsia"/>
+                <w:b w:val="0"/>
+                <w:bCs/>
+                <w:color w:val="000000"/>
+                <w:kern w:val="0"/>
+                <w:sz w:val="21"/>
+                <w:szCs w:val="21"/>
+                <w:lang w:val="en-US" w:eastAsia="zh-CN" w:bidi="ar"/>
+              </w:rPr>
+              <w:t>Ours (RS-OVSeg)</w:t>
+            </w:r>
+          </w:p>
+        </w:tc>
+        <w:tc>
+          <w:tcPr>
+            <w:tcW w:w="1232" w:type="pct"/>
+            <w:tcBorders>
+              <w:top w:val="nil"/>
+              <w:left w:val="nil"/>
+              <w:bottom w:val="single" w:color="000000" w:sz="4" w:space="0"/>
+              <w:right w:val="nil"/>
+            </w:tcBorders>
+            <w:shd w:val="clear" w:color="auto" w:fill="FFFFFF"/>
+            <w:vAlign w:val="top"/>
+          </w:tcPr>
+          <w:p>
+            <w:pPr>
+              <w:keepNext w:val="0"/>
+              <w:keepLines w:val="0"/>
+              <w:widowControl/>
+              <w:suppressLineNumbers w:val="0"/>
+              <w:jc w:val="both"/>
+              <w:rPr>
+                <w:rFonts w:hint="eastAsia" w:asciiTheme="majorEastAsia" w:hAnsiTheme="majorEastAsia" w:eastAsiaTheme="majorEastAsia" w:cstheme="majorEastAsia"/>
+                <w:b w:val="0"/>
+                <w:bCs/>
+                <w:color w:val="000000"/>
+                <w:sz w:val="21"/>
+                <w:szCs w:val="21"/>
+              </w:rPr>
+            </w:pPr>
+            <w:r>
+              <w:rPr>
+                <w:rFonts w:hint="eastAsia" w:asciiTheme="majorEastAsia" w:hAnsiTheme="majorEastAsia" w:eastAsiaTheme="majorEastAsia" w:cstheme="majorEastAsia"/>
+                <w:b w:val="0"/>
+                <w:bCs/>
+                <w:color w:val="000000"/>
+                <w:kern w:val="0"/>
+                <w:sz w:val="21"/>
+                <w:szCs w:val="21"/>
+                <w:lang w:val="en-US" w:eastAsia="zh-CN" w:bidi="ar"/>
+              </w:rPr>
+              <w:t>√</w:t>
+            </w:r>
+          </w:p>
+        </w:tc>
+        <w:tc>
+          <w:tcPr>
+            <w:tcW w:w="1232" w:type="pct"/>
+            <w:tcBorders>
+              <w:top w:val="nil"/>
+              <w:left w:val="nil"/>
+              <w:bottom w:val="single" w:color="000000" w:sz="4" w:space="0"/>
+              <w:right w:val="nil"/>
+            </w:tcBorders>
+            <w:shd w:val="clear" w:color="auto" w:fill="FFFFFF"/>
+            <w:vAlign w:val="top"/>
+          </w:tcPr>
+          <w:p>
+            <w:pPr>
+              <w:keepNext w:val="0"/>
+              <w:keepLines w:val="0"/>
+              <w:widowControl/>
+              <w:suppressLineNumbers w:val="0"/>
+              <w:jc w:val="both"/>
+              <w:rPr>
+                <w:rFonts w:hint="eastAsia" w:asciiTheme="majorEastAsia" w:hAnsiTheme="majorEastAsia" w:eastAsiaTheme="majorEastAsia" w:cstheme="majorEastAsia"/>
+                <w:b w:val="0"/>
+                <w:bCs/>
+                <w:color w:val="000000"/>
+                <w:sz w:val="21"/>
+                <w:szCs w:val="21"/>
+              </w:rPr>
+            </w:pPr>
+            <w:r>
+              <w:rPr>
+                <w:rFonts w:hint="eastAsia" w:asciiTheme="majorEastAsia" w:hAnsiTheme="majorEastAsia" w:eastAsiaTheme="majorEastAsia" w:cstheme="majorEastAsia"/>
+                <w:b w:val="0"/>
+                <w:bCs/>
+                <w:color w:val="000000"/>
+                <w:kern w:val="0"/>
+                <w:sz w:val="21"/>
+                <w:szCs w:val="21"/>
+                <w:lang w:val="en-US" w:eastAsia="zh-CN" w:bidi="ar"/>
+              </w:rPr>
+              <w:t>Test-Time Prior</w:t>
+            </w:r>
+          </w:p>
+        </w:tc>
+        <w:tc>
+          <w:tcPr>
+            <w:tcW w:w="1223" w:type="pct"/>
+            <w:tcBorders>
+              <w:top w:val="nil"/>
+              <w:left w:val="nil"/>
+              <w:bottom w:val="single" w:color="000000" w:sz="4" w:space="0"/>
+              <w:right w:val="nil"/>
+            </w:tcBorders>
+            <w:shd w:val="clear" w:color="auto" w:fill="FFFFFF"/>
+            <w:vAlign w:val="top"/>
+          </w:tcPr>
+          <w:p>
+            <w:pPr>
+              <w:keepNext w:val="0"/>
+              <w:keepLines w:val="0"/>
+              <w:widowControl/>
+              <w:suppressLineNumbers w:val="0"/>
+              <w:jc w:val="both"/>
+              <w:rPr>
+                <w:rFonts w:hint="default" w:asciiTheme="majorEastAsia" w:hAnsiTheme="majorEastAsia" w:eastAsiaTheme="majorEastAsia" w:cstheme="majorEastAsia"/>
+                <w:b w:val="0"/>
+                <w:bCs/>
+                <w:color w:val="000000"/>
+                <w:kern w:val="0"/>
+                <w:sz w:val="21"/>
+                <w:szCs w:val="21"/>
+                <w:lang w:val="en-US" w:eastAsia="zh-CN" w:bidi="ar"/>
+              </w:rPr>
+            </w:pPr>
+            <w:r>
+              <w:rPr>
+                <w:rFonts w:hint="eastAsia" w:asciiTheme="majorEastAsia" w:hAnsiTheme="majorEastAsia" w:eastAsiaTheme="majorEastAsia" w:cstheme="majorEastAsia"/>
+                <w:b w:val="0"/>
+                <w:bCs/>
+                <w:color w:val="000000"/>
+                <w:kern w:val="0"/>
+                <w:sz w:val="21"/>
+                <w:szCs w:val="21"/>
+                <w:lang w:val="en-US" w:eastAsia="zh-CN" w:bidi="ar"/>
+              </w:rPr>
+              <w:t>×</w:t>
+            </w:r>
+          </w:p>
+        </w:tc>
+      </w:tr>
+    </w:tbl>
+    <w:p>
+      <w:pPr>
+        <w:rPr>
+          <w:rFonts w:hint="default" w:hAnsi="Cambria Math"/>
+          <w:b/>
+          <w:bCs/>
+          <w:i w:val="0"/>
+          <w:sz w:val="21"/>
+          <w:lang w:val="en-US" w:eastAsia="zh-CN"/>
+        </w:rPr>
+      </w:pPr>
+    </w:p>
+    <w:p>
+      <w:pPr>
+        <w:numPr>
+          <w:ilvl w:val="0"/>
+          <w:numId w:val="0"/>
+        </w:numPr>
+        <w:rPr>
+          <w:rFonts w:hint="default" w:hAnsi="Cambria Math"/>
+          <w:b/>
+          <w:bCs/>
+          <w:i w:val="0"/>
+          <w:sz w:val="21"/>
+          <w:lang w:val="en-US" w:eastAsia="zh-CN"/>
+        </w:rPr>
+      </w:pPr>
+      <w:r>
+        <w:rPr>
+          <w:rFonts w:hint="eastAsia" w:hAnsi="Cambria Math"/>
+          <w:b/>
+          <w:bCs/>
+          <w:i w:val="0"/>
+          <w:sz w:val="21"/>
+          <w:lang w:val="en-US" w:eastAsia="zh-CN"/>
+        </w:rPr>
+        <w:t>4.3. 框架概述</w:t>
+      </w:r>
+    </w:p>
+    <w:p>
+      <w:pPr>
+        <w:widowControl w:val="0"/>
+        <w:numPr>
+          <w:ilvl w:val="0"/>
+          <w:numId w:val="0"/>
+        </w:numPr>
+        <w:jc w:val="both"/>
+        <w:rPr>
+          <w:rFonts w:hint="eastAsia" w:hAnsi="Cambria Math"/>
+          <w:i w:val="0"/>
+          <w:sz w:val="21"/>
+          <w:lang w:val="en-US" w:eastAsia="zh-CN"/>
+        </w:rPr>
+      </w:pPr>
+    </w:p>
+    <w:p>
+      <w:pPr>
+        <w:widowControl w:val="0"/>
+        <w:numPr>
+          <w:ilvl w:val="0"/>
+          <w:numId w:val="0"/>
+        </w:numPr>
+        <w:jc w:val="both"/>
+        <w:rPr>
+          <w:rFonts w:hint="default" w:hAnsi="Cambria Math"/>
+          <w:i w:val="0"/>
+          <w:sz w:val="21"/>
+          <w:lang w:val="en-US" w:eastAsia="zh-CN"/>
+        </w:rPr>
+      </w:pPr>
+      <w:r>
+        <w:rPr>
+          <w:rFonts w:hint="eastAsia" w:hAnsi="Cambria Math"/>
+          <w:i w:val="0"/>
+          <w:sz w:val="21"/>
+          <w:lang w:val="en-US" w:eastAsia="zh-CN"/>
+        </w:rPr>
+        <w:t>RS-OVSeg</w:t>
+      </w:r>
+      <w:r>
+        <w:rPr>
+          <w:rFonts w:hint="default" w:hAnsi="Cambria Math"/>
+          <w:i w:val="0"/>
+          <w:sz w:val="21"/>
+          <w:lang w:val="en-US" w:eastAsia="zh-CN"/>
+        </w:rPr>
+        <w:t xml:space="preserve"> 由两部分组成：</w:t>
+      </w:r>
+    </w:p>
+    <w:p>
+      <w:pPr>
+        <w:widowControl w:val="0"/>
+        <w:numPr>
+          <w:ilvl w:val="0"/>
+          <w:numId w:val="2"/>
+        </w:numPr>
+        <w:jc w:val="both"/>
+        <w:rPr>
+          <w:rFonts w:hint="default" w:hAnsi="Cambria Math"/>
+          <w:i w:val="0"/>
+          <w:sz w:val="21"/>
+          <w:lang w:val="en-US" w:eastAsia="zh-CN"/>
+        </w:rPr>
+      </w:pPr>
+      <w:r>
+        <w:rPr>
+          <w:rFonts w:hint="default" w:hAnsi="Cambria Math"/>
+          <w:i w:val="0"/>
+          <w:sz w:val="21"/>
+          <w:lang w:val="en-US" w:eastAsia="zh-CN"/>
+        </w:rPr>
+        <w:t>Vision-Language Prior 模块：通过重构 CLIP 结构与注意力，削弱全局语义偏置；</w:t>
+      </w:r>
+    </w:p>
+    <w:p>
+      <w:pPr>
+        <w:widowControl w:val="0"/>
+        <w:numPr>
+          <w:ilvl w:val="0"/>
+          <w:numId w:val="2"/>
+        </w:numPr>
+        <w:ind w:left="0" w:leftChars="0" w:firstLine="0" w:firstLineChars="0"/>
+        <w:jc w:val="both"/>
+        <w:rPr>
+          <w:rFonts w:hint="default" w:hAnsi="Cambria Math"/>
+          <w:i w:val="0"/>
+          <w:sz w:val="21"/>
+          <w:lang w:val="en-US" w:eastAsia="zh-CN"/>
+        </w:rPr>
+      </w:pPr>
+      <w:r>
+        <w:rPr>
+          <w:rFonts w:hint="default" w:hAnsi="Cambria Math"/>
+          <w:i w:val="0"/>
+          <w:sz w:val="21"/>
+          <w:lang w:val="en-US" w:eastAsia="zh-CN"/>
+        </w:rPr>
+        <w:t>Test-Time Spatial Prior 模块：通过测试时自监督优化动态生成空间先验。</w:t>
+      </w:r>
+    </w:p>
+    <w:p>
+      <w:pPr>
+        <w:widowControl w:val="0"/>
+        <w:numPr>
+          <w:numId w:val="0"/>
+        </w:numPr>
+        <w:ind w:leftChars="0"/>
+        <w:jc w:val="both"/>
+        <w:rPr>
+          <w:rFonts w:hint="default" w:hAnsi="Cambria Math"/>
+          <w:i w:val="0"/>
+          <w:sz w:val="21"/>
+          <w:lang w:val="en-US" w:eastAsia="zh-CN"/>
+        </w:rPr>
+      </w:pPr>
+    </w:p>
+    <w:p>
+      <w:pPr>
+        <w:widowControl w:val="0"/>
+        <w:numPr>
+          <w:numId w:val="0"/>
+        </w:numPr>
+        <w:ind w:leftChars="0"/>
+        <w:jc w:val="both"/>
+        <w:rPr>
+          <w:rFonts w:hint="default" w:hAnsi="Cambria Math"/>
+          <w:i w:val="0"/>
+          <w:sz w:val="21"/>
+          <w:lang w:val="en-US" w:eastAsia="zh-CN"/>
         </w:rPr>
       </w:pPr>
       <w:r>
@@ -1252,307 +2968,6 @@
     </w:p>
     <w:p>
       <w:pPr>
-        <w:rPr>
-          <w:rFonts w:hint="eastAsia"/>
-        </w:rPr>
-      </w:pPr>
-    </w:p>
-    <w:p>
-      <w:pPr>
-        <w:rPr>
-          <w:rFonts w:hint="default" w:eastAsiaTheme="minorEastAsia"/>
-          <w:b/>
-          <w:bCs/>
-          <w:sz w:val="28"/>
-          <w:szCs w:val="36"/>
-          <w:lang w:val="en-US" w:eastAsia="zh-CN"/>
-        </w:rPr>
-      </w:pPr>
-      <w:r>
-        <w:rPr>
-          <w:rFonts w:hint="eastAsia"/>
-          <w:b/>
-          <w:bCs/>
-          <w:sz w:val="28"/>
-          <w:szCs w:val="36"/>
-        </w:rPr>
-        <w:t>三、</w:t>
-      </w:r>
-      <w:r>
-        <w:rPr>
-          <w:rFonts w:hint="eastAsia"/>
-          <w:b/>
-          <w:bCs/>
-          <w:sz w:val="28"/>
-          <w:szCs w:val="36"/>
-          <w:lang w:val="en-US" w:eastAsia="zh-CN"/>
-        </w:rPr>
-        <w:t>研究方法</w:t>
-      </w:r>
-    </w:p>
-    <w:p>
-      <w:pPr>
-        <w:rPr>
-          <w:rFonts w:hint="eastAsia"/>
-          <w:b/>
-          <w:bCs/>
-        </w:rPr>
-      </w:pPr>
-      <w:r>
-        <w:rPr>
-          <w:rFonts w:hint="eastAsia"/>
-          <w:b/>
-          <w:bCs/>
-          <w:lang w:val="en-US" w:eastAsia="zh-CN"/>
-        </w:rPr>
-        <w:t>3.</w:t>
-      </w:r>
-      <w:r>
-        <w:rPr>
-          <w:rFonts w:hint="eastAsia"/>
-          <w:b/>
-          <w:bCs/>
-        </w:rPr>
-        <w:t>1.</w:t>
-      </w:r>
-      <w:r>
-        <w:rPr>
-          <w:rFonts w:hint="eastAsia"/>
-          <w:b/>
-          <w:bCs/>
-          <w:lang w:val="en-US" w:eastAsia="zh-CN"/>
-        </w:rPr>
-        <w:t xml:space="preserve"> </w:t>
-      </w:r>
-      <w:r>
-        <w:rPr>
-          <w:rFonts w:hint="eastAsia"/>
-          <w:b/>
-          <w:bCs/>
-        </w:rPr>
-        <w:t>问题定义</w:t>
-      </w:r>
-    </w:p>
-    <w:p>
-      <w:pPr>
-        <w:rPr>
-          <w:rFonts w:hint="eastAsia"/>
-        </w:rPr>
-      </w:pPr>
-    </w:p>
-    <w:p>
-      <w:pPr>
-        <w:rPr>
-          <w:rFonts w:hint="eastAsia"/>
-        </w:rPr>
-      </w:pPr>
-      <w:r>
-        <w:rPr>
-          <w:rFonts w:hint="eastAsia"/>
-        </w:rPr>
-        <w:t>我们将开放词汇分割建模为：</w:t>
-      </w:r>
-    </w:p>
-    <w:p>
-      <w:pPr>
-        <w:rPr>
-          <w:rFonts w:hAnsi="宋体" w:eastAsia="宋体" w:cs="宋体"/>
-          <w:i w:val="0"/>
-          <w:sz w:val="24"/>
-          <w:szCs w:val="24"/>
-        </w:rPr>
-      </w:pPr>
-      <m:oMathPara>
-        <m:oMath>
-          <m:r>
-            <m:rPr/>
-            <w:rPr>
-              <w:rFonts w:hint="default" w:ascii="Cambria Math" w:hAnsi="Cambria Math" w:eastAsia="宋体"/>
-              <w:sz w:val="24"/>
-            </w:rPr>
-            <m:t>Y=f(</m:t>
-          </m:r>
-          <m:sSup>
-            <m:sSupPr>
-              <m:ctrlPr>
-                <w:rPr>
-                  <w:rFonts w:hint="default" w:ascii="Cambria Math" w:hAnsi="Cambria Math" w:eastAsia="宋体"/>
-                  <w:i/>
-                  <w:sz w:val="24"/>
-                </w:rPr>
-              </m:ctrlPr>
-            </m:sSupPr>
-            <m:e>
-              <m:r>
-                <m:rPr/>
-                <w:rPr>
-                  <w:rFonts w:hint="default" w:ascii="Cambria Math" w:hAnsi="Cambria Math" w:eastAsia="宋体"/>
-                  <w:sz w:val="24"/>
-                  <w:lang w:val="en-US" w:eastAsia="zh-CN"/>
-                </w:rPr>
-                <m:t>F</m:t>
-              </m:r>
-              <m:ctrlPr>
-                <w:rPr>
-                  <w:rFonts w:hint="default" w:ascii="Cambria Math" w:hAnsi="Cambria Math" w:eastAsia="宋体"/>
-                  <w:i/>
-                  <w:sz w:val="24"/>
-                </w:rPr>
-              </m:ctrlPr>
-            </m:e>
-            <m:sup>
-              <m:r>
-                <m:rPr/>
-                <w:rPr>
-                  <w:rFonts w:hint="default" w:ascii="Cambria Math" w:hAnsi="Cambria Math" w:eastAsia="宋体"/>
-                  <w:sz w:val="24"/>
-                  <w:lang w:val="en-US" w:eastAsia="zh-CN"/>
-                </w:rPr>
-                <m:t>clip</m:t>
-              </m:r>
-              <m:ctrlPr>
-                <w:rPr>
-                  <w:rFonts w:hint="default" w:ascii="Cambria Math" w:hAnsi="Cambria Math" w:eastAsia="宋体"/>
-                  <w:i/>
-                  <w:sz w:val="24"/>
-                </w:rPr>
-              </m:ctrlPr>
-            </m:sup>
-          </m:sSup>
-          <m:r>
-            <m:rPr/>
-            <w:rPr>
-              <w:rFonts w:hint="default" w:ascii="Cambria Math" w:hAnsi="Cambria Math" w:eastAsia="宋体"/>
-              <w:sz w:val="24"/>
-            </w:rPr>
-            <m:t>,P)</m:t>
-          </m:r>
-        </m:oMath>
-      </m:oMathPara>
-    </w:p>
-    <w:p>
-      <w:pPr>
-        <w:rPr>
-          <w:rFonts w:hint="eastAsia" w:hAnsi="宋体" w:eastAsia="宋体" w:cs="宋体"/>
-          <w:i w:val="0"/>
-          <w:sz w:val="24"/>
-          <w:szCs w:val="24"/>
-        </w:rPr>
-      </w:pPr>
-    </w:p>
-    <w:p>
-      <w:pPr>
-        <w:rPr>
-          <w:rFonts w:hint="default" w:hAnsi="Cambria Math"/>
-          <w:i w:val="0"/>
-          <w:sz w:val="21"/>
-          <w:lang w:val="en-US" w:eastAsia="zh-CN"/>
-        </w:rPr>
-      </w:pPr>
-      <w:r>
-        <w:rPr>
-          <w:rFonts w:hint="eastAsia"/>
-          <w:lang w:val="en-US" w:eastAsia="zh-CN"/>
-        </w:rPr>
-        <w:t>其中，</w:t>
-      </w:r>
-      <m:oMath>
-        <m:r>
-          <m:rPr/>
-          <w:rPr>
-            <w:rFonts w:hint="default" w:ascii="Cambria Math" w:hAnsi="Cambria Math"/>
-            <w:sz w:val="21"/>
-          </w:rPr>
-          <m:t>Fclip</m:t>
-        </m:r>
-      </m:oMath>
-      <w:r>
-        <w:rPr>
-          <w:rFonts w:hint="eastAsia" w:hAnsi="Cambria Math"/>
-          <w:i w:val="0"/>
-          <w:sz w:val="21"/>
-          <w:lang w:val="en-US" w:eastAsia="zh-CN"/>
-        </w:rPr>
-        <w:t xml:space="preserve"> 代表重构后 CLIP 提取的视觉特征，</w:t>
-      </w:r>
-      <m:oMath>
-        <m:r>
-          <m:rPr/>
-          <w:rPr>
-            <w:rFonts w:hint="default" w:ascii="Cambria Math" w:hAnsi="Cambria Math"/>
-            <w:sz w:val="21"/>
-          </w:rPr>
-          <m:t>P</m:t>
-        </m:r>
-      </m:oMath>
-      <w:r>
-        <w:rPr>
-          <w:rFonts w:hint="eastAsia" w:hAnsi="Cambria Math"/>
-          <w:i w:val="0"/>
-          <w:sz w:val="21"/>
-          <w:lang w:val="en-US" w:eastAsia="zh-CN"/>
-        </w:rPr>
-        <w:t xml:space="preserve"> 代表空间先验。</w:t>
-      </w:r>
-    </w:p>
-    <w:p>
-      <w:pPr>
-        <w:rPr>
-          <w:rFonts w:hint="eastAsia" w:hAnsi="Cambria Math"/>
-          <w:i w:val="0"/>
-          <w:sz w:val="21"/>
-          <w:lang w:val="en-US" w:eastAsia="zh-CN"/>
-        </w:rPr>
-      </w:pPr>
-      <w:r>
-        <w:rPr>
-          <w:rFonts w:hint="eastAsia" w:hAnsi="Cambria Math"/>
-          <w:i w:val="0"/>
-          <w:sz w:val="21"/>
-          <w:lang w:val="en-US" w:eastAsia="zh-CN"/>
-        </w:rPr>
-        <w:t>现有方法都是通过预训练模型来提供 P，而本文则是在不依赖预训练的前提下得到 P。</w:t>
-      </w:r>
-    </w:p>
-    <w:p>
-      <w:pPr>
-        <w:rPr>
-          <w:rFonts w:hint="eastAsia" w:hAnsi="Cambria Math"/>
-          <w:i w:val="0"/>
-          <w:sz w:val="21"/>
-          <w:lang w:val="en-US" w:eastAsia="zh-CN"/>
-        </w:rPr>
-      </w:pPr>
-    </w:p>
-    <w:p>
-      <w:pPr>
-        <w:numPr>
-          <w:ilvl w:val="0"/>
-          <w:numId w:val="0"/>
-        </w:numPr>
-        <w:rPr>
-          <w:rFonts w:hint="default" w:hAnsi="Cambria Math"/>
-          <w:b/>
-          <w:bCs/>
-          <w:i w:val="0"/>
-          <w:sz w:val="21"/>
-          <w:lang w:val="en-US" w:eastAsia="zh-CN"/>
-        </w:rPr>
-      </w:pPr>
-      <w:r>
-        <w:rPr>
-          <w:rFonts w:hint="eastAsia" w:hAnsi="Cambria Math"/>
-          <w:b/>
-          <w:bCs/>
-          <w:i w:val="0"/>
-          <w:sz w:val="21"/>
-          <w:lang w:val="en-US" w:eastAsia="zh-CN"/>
-        </w:rPr>
-        <w:t>3.2. 框架概述</w:t>
-      </w:r>
-    </w:p>
-    <w:p>
-      <w:pPr>
         <w:widowControl w:val="0"/>
         <w:numPr>
           <w:ilvl w:val="0"/>
@@ -1560,12 +2975,69 @@
         </w:numPr>
         <w:jc w:val="both"/>
         <w:rPr>
+          <w:rFonts w:hint="default" w:hAnsi="Cambria Math"/>
+          <w:b/>
+          <w:bCs/>
+          <w:i w:val="0"/>
+          <w:sz w:val="21"/>
+          <w:lang w:val="en-US" w:eastAsia="zh-CN"/>
+        </w:rPr>
+      </w:pPr>
+      <w:r>
+        <w:rPr>
+          <w:rFonts w:hint="default" w:hAnsi="Cambria Math"/>
+          <w:b/>
+          <w:bCs/>
+          <w:i w:val="0"/>
+          <w:sz w:val="21"/>
+          <w:lang w:val="en-US" w:eastAsia="zh-CN"/>
+        </w:rPr>
+        <w:t>4.</w:t>
+      </w:r>
+      <w:r>
+        <w:rPr>
           <w:rFonts w:hint="eastAsia" w:hAnsi="Cambria Math"/>
+          <w:b/>
+          <w:bCs/>
           <w:i w:val="0"/>
           <w:sz w:val="21"/>
           <w:lang w:val="en-US" w:eastAsia="zh-CN"/>
         </w:rPr>
-      </w:pPr>
+        <w:t xml:space="preserve">4 </w:t>
+      </w:r>
+      <w:r>
+        <w:rPr>
+          <w:rFonts w:hint="default" w:hAnsi="Cambria Math"/>
+          <w:b/>
+          <w:bCs/>
+          <w:i w:val="0"/>
+          <w:sz w:val="21"/>
+          <w:lang w:val="en-US" w:eastAsia="zh-CN"/>
+        </w:rPr>
+        <w:t xml:space="preserve"> Vision-Language Prior：CLIP 结构</w:t>
+      </w:r>
+      <w:r>
+        <w:rPr>
+          <w:rFonts w:hint="eastAsia" w:hAnsi="Cambria Math"/>
+          <w:b/>
+          <w:bCs/>
+          <w:i w:val="0"/>
+          <w:sz w:val="21"/>
+          <w:lang w:val="en-US" w:eastAsia="zh-CN"/>
+        </w:rPr>
+        <w:t>和注意力</w:t>
+      </w:r>
+      <w:r>
+        <w:rPr>
+          <w:rFonts w:hint="default" w:hAnsi="Cambria Math"/>
+          <w:b/>
+          <w:bCs/>
+          <w:i w:val="0"/>
+          <w:sz w:val="21"/>
+          <w:lang w:val="en-US" w:eastAsia="zh-CN"/>
+        </w:rPr>
+        <w:t>重构</w:t>
+      </w:r>
     </w:p>
     <w:p>
       <w:pPr>
@@ -1576,7 +3048,9 @@
         </w:numPr>
         <w:jc w:val="both"/>
         <w:rPr>
-          <w:rFonts w:hint="eastAsia" w:hAnsi="Cambria Math"/>
+          <w:rFonts w:hint="default" w:hAnsi="Cambria Math"/>
+          <w:b w:val="0"/>
+          <w:bCs w:val="0"/>
           <w:i w:val="0"/>
           <w:sz w:val="21"/>
           <w:lang w:val="en-US" w:eastAsia="zh-CN"/>
@@ -1584,12 +3058,14 @@
       </w:pPr>
       <w:r>
         <w:rPr>
-          <w:rFonts w:hint="eastAsia" w:hAnsi="Cambria Math"/>
+          <w:rFonts w:hint="default" w:hAnsi="Cambria Math"/>
+          <w:b w:val="0"/>
+          <w:bCs w:val="0"/>
           <w:i w:val="0"/>
           <w:sz w:val="21"/>
           <w:lang w:val="en-US" w:eastAsia="zh-CN"/>
         </w:rPr>
-        <w:t>TTAOV 由两部分组成，首先是对 CLIP 的结构和注意力进行重构，削弱其全局语义偏置，第二部分是测试时空间自适应模块，以测试时可微分双边 JBU 上采样器为主，通过自监督优化的方式动态增加空间约束。</w:t>
+        <w:t>为适配遥感场景，我们对 CLIP 最后一层结构进行调整，包括：</w:t>
       </w:r>
     </w:p>
     <w:p>
@@ -1602,6 +3078,8 @@
         <w:jc w:val="both"/>
         <w:rPr>
           <w:rFonts w:hint="default" w:hAnsi="Cambria Math"/>
+          <w:b w:val="0"/>
+          <w:bCs w:val="0"/>
           <w:i w:val="0"/>
           <w:sz w:val="21"/>
           <w:lang w:val="en-US" w:eastAsia="zh-CN"/>
@@ -1613,13 +3091,13 @@
         <w:widowControl w:val="0"/>
         <w:numPr>
           <w:ilvl w:val="0"/>
-          <w:numId w:val="0"/>
+          <w:numId w:val="3"/>
         </w:numPr>
         <w:jc w:val="both"/>
         <w:rPr>
-          <w:rFonts w:hint="eastAsia" w:hAnsi="Cambria Math"/>
-          <w:b/>
-          <w:bCs/>
+          <w:rFonts w:hint="default" w:hAnsi="Cambria Math"/>
+          <w:b w:val="0"/>
+          <w:bCs w:val="0"/>
           <w:i w:val="0"/>
           <w:sz w:val="21"/>
           <w:lang w:val="en-US" w:eastAsia="zh-CN"/>
@@ -1627,14 +3105,14 @@
       </w:pPr>
       <w:r>
         <w:rPr>
-          <w:rFonts w:hint="eastAsia" w:hAnsi="Cambria Math"/>
-          <w:b/>
-          <w:bCs/>
+          <w:rFonts w:hint="default" w:hAnsi="Cambria Math"/>
+          <w:b w:val="0"/>
+          <w:bCs w:val="0"/>
           <w:i w:val="0"/>
           <w:sz w:val="21"/>
           <w:lang w:val="en-US" w:eastAsia="zh-CN"/>
         </w:rPr>
-        <w:t>3.3. CLIP 结构和注意力重构</w:t>
+        <w:t>旋转感知位置编码：适配遥感影像的大尺寸与旋转不变性；</w:t>
       </w:r>
     </w:p>
     <w:p>
@@ -1642,27 +3120,50 @@
         <w:widowControl w:val="0"/>
         <w:numPr>
           <w:ilvl w:val="0"/>
-          <w:numId w:val="0"/>
+          <w:numId w:val="3"/>
         </w:numPr>
+        <w:ind w:left="0" w:leftChars="0" w:firstLine="0" w:firstLineChars="0"/>
         <w:jc w:val="both"/>
         <w:rPr>
           <w:rFonts w:hint="default" w:hAnsi="Cambria Math"/>
-          <w:b/>
-          <w:bCs/>
+          <w:b w:val="0"/>
+          <w:bCs w:val="0"/>
           <w:i w:val="0"/>
           <w:sz w:val="21"/>
           <w:lang w:val="en-US" w:eastAsia="zh-CN"/>
         </w:rPr>
       </w:pPr>
+      <w:r>
+        <w:rPr>
+          <w:rFonts w:hint="default" w:hAnsi="Cambria Math"/>
+          <w:b w:val="0"/>
+          <w:bCs w:val="0"/>
+          <w:i w:val="0"/>
+          <w:sz w:val="21"/>
+          <w:lang w:val="en-US" w:eastAsia="zh-CN"/>
+        </w:rPr>
+        <w:t>CLS 去偏置：通过 Fdebias(p)=Fpatch(p)−Fcls去除全局背景信息；</w:t>
+      </w:r>
     </w:p>
     <w:p>
       <w:pPr>
         <w:widowControl w:val="0"/>
         <w:numPr>
           <w:ilvl w:val="0"/>
-          <w:numId w:val="0"/>
+          <w:numId w:val="3"/>
         </w:numPr>
+        <w:ind w:left="0" w:leftChars="0" w:firstLine="0" w:firstLineChars="0"/>
         <w:jc w:val="both"/>
+        <w:rPr>
+          <w:rFonts w:hint="default" w:hAnsi="Cambria Math"/>
+          <w:b w:val="0"/>
+          <w:bCs w:val="0"/>
+          <w:i w:val="0"/>
+          <w:sz w:val="21"/>
+          <w:lang w:val="en-US" w:eastAsia="zh-CN"/>
+        </w:rPr>
+      </w:pPr>
+      <w:r>
         <w:rPr>
           <w:rFonts w:hint="eastAsia" w:hAnsi="Cambria Math"/>
           <w:b w:val="0"/>
@@ -1671,7 +3172,19 @@
           <w:sz w:val="21"/>
           <w:lang w:val="en-US" w:eastAsia="zh-CN"/>
         </w:rPr>
-      </w:pPr>
+        <w:t>Q</w:t>
+      </w:r>
+      <w:r>
+        <w:rPr>
+          <w:rFonts w:hint="default" w:hAnsi="Cambria Math"/>
+          <w:b w:val="0"/>
+          <w:bCs w:val="0"/>
+          <w:i w:val="0"/>
+          <w:sz w:val="21"/>
+          <w:lang w:val="en-US" w:eastAsia="zh-CN"/>
+        </w:rPr>
+        <w:t>-</w:t>
+      </w:r>
       <w:r>
         <w:rPr>
           <w:rFonts w:hint="eastAsia" w:hAnsi="Cambria Math"/>
@@ -1681,104 +3194,9 @@
           <w:sz w:val="21"/>
           <w:lang w:val="en-US" w:eastAsia="zh-CN"/>
         </w:rPr>
-        <w:t>CLIP 等对比学习 VLM 模型通常是全局语义，输入一张图会输出一个全局 CLS token，没有像素级信息，如果用来做密集分割，有3 个致命问题：</w:t>
-      </w:r>
-    </w:p>
-    <w:p>
-      <w:pPr>
-        <w:widowControl w:val="0"/>
-        <w:numPr>
-          <w:ilvl w:val="0"/>
-          <w:numId w:val="0"/>
-        </w:numPr>
-        <w:jc w:val="both"/>
-        <w:rPr>
-          <w:rFonts w:hint="eastAsia" w:hAnsi="Cambria Math"/>
-          <w:b w:val="0"/>
-          <w:bCs w:val="0"/>
-          <w:i w:val="0"/>
-          <w:sz w:val="21"/>
-          <w:lang w:val="en-US" w:eastAsia="zh-CN"/>
-        </w:rPr>
-      </w:pPr>
-      <w:r>
-        <w:rPr>
-          <w:rFonts w:hint="eastAsia" w:hAnsi="Cambria Math"/>
-          <w:b w:val="0"/>
-          <w:bCs w:val="0"/>
-          <w:i w:val="0"/>
-          <w:sz w:val="21"/>
-          <w:lang w:val="en-US" w:eastAsia="zh-CN"/>
-        </w:rPr>
-        <w:t>- 没有专门的细粒度稠密特征</w:t>
-      </w:r>
-    </w:p>
-    <w:p>
-      <w:pPr>
-        <w:widowControl w:val="0"/>
-        <w:numPr>
-          <w:ilvl w:val="0"/>
-          <w:numId w:val="0"/>
-        </w:numPr>
-        <w:jc w:val="both"/>
-        <w:rPr>
-          <w:rFonts w:hint="eastAsia" w:hAnsi="Cambria Math"/>
-          <w:b w:val="0"/>
-          <w:bCs w:val="0"/>
-          <w:i w:val="0"/>
-          <w:sz w:val="21"/>
-          <w:lang w:val="en-US" w:eastAsia="zh-CN"/>
-        </w:rPr>
-      </w:pPr>
-      <w:r>
-        <w:rPr>
-          <w:rFonts w:hint="eastAsia" w:hAnsi="Cambria Math"/>
-          <w:b w:val="0"/>
-          <w:bCs w:val="0"/>
-          <w:i w:val="0"/>
-          <w:sz w:val="21"/>
-          <w:lang w:val="en-US" w:eastAsia="zh-CN"/>
-        </w:rPr>
-        <w:t>- 全局 CLS token 会污染细粒度特征，背景干扰前景</w:t>
-      </w:r>
-    </w:p>
-    <w:p>
-      <w:pPr>
-        <w:widowControl w:val="0"/>
-        <w:numPr>
-          <w:ilvl w:val="0"/>
-          <w:numId w:val="0"/>
-        </w:numPr>
-        <w:jc w:val="both"/>
-        <w:rPr>
-          <w:rFonts w:hint="eastAsia" w:hAnsi="Cambria Math"/>
-          <w:b w:val="0"/>
-          <w:bCs w:val="0"/>
-          <w:i w:val="0"/>
-          <w:sz w:val="21"/>
-          <w:lang w:val="en-US" w:eastAsia="zh-CN"/>
-        </w:rPr>
-      </w:pPr>
-      <w:r>
-        <w:rPr>
-          <w:rFonts w:hint="eastAsia" w:hAnsi="Cambria Math"/>
-          <w:b w:val="0"/>
-          <w:bCs w:val="0"/>
-          <w:i w:val="0"/>
-          <w:sz w:val="21"/>
-          <w:lang w:val="en-US" w:eastAsia="zh-CN"/>
-        </w:rPr>
-        <w:t>- 特征分辨率极低（VIT-B/16只有16倍下采样）</w:t>
-      </w:r>
-    </w:p>
-    <w:p>
-      <w:pPr>
-        <w:widowControl w:val="0"/>
-        <w:numPr>
-          <w:ilvl w:val="0"/>
-          <w:numId w:val="0"/>
-        </w:numPr>
-        <w:jc w:val="both"/>
+        <w:t>Q</w:t>
+      </w:r>
+      <w:r>
         <w:rPr>
           <w:rFonts w:hint="default" w:hAnsi="Cambria Math"/>
           <w:b w:val="0"/>
@@ -1787,18 +3205,20 @@
           <w:sz w:val="21"/>
           <w:lang w:val="en-US" w:eastAsia="zh-CN"/>
         </w:rPr>
-      </w:pPr>
+        <w:t xml:space="preserve"> Attention：将标准注意力替换为 Attn(Q,Q,V)，强化局部 patch 关联；</w:t>
+      </w:r>
     </w:p>
     <w:p>
       <w:pPr>
         <w:widowControl w:val="0"/>
         <w:numPr>
           <w:ilvl w:val="0"/>
-          <w:numId w:val="0"/>
+          <w:numId w:val="3"/>
         </w:numPr>
+        <w:ind w:left="0" w:leftChars="0" w:firstLine="0" w:firstLineChars="0"/>
         <w:jc w:val="both"/>
         <w:rPr>
-          <w:rFonts w:hint="eastAsia" w:hAnsi="Cambria Math"/>
+          <w:rFonts w:hint="default" w:hAnsi="Cambria Math"/>
           <w:b w:val="0"/>
           <w:bCs w:val="0"/>
           <w:i w:val="0"/>
@@ -1808,14 +3228,14 @@
       </w:pPr>
       <w:r>
         <w:rPr>
-          <w:rFonts w:hint="eastAsia" w:hAnsi="Cambria Math"/>
+          <w:rFonts w:hint="default" w:hAnsi="Cambria Math"/>
           <w:b w:val="0"/>
           <w:bCs w:val="0"/>
           <w:i w:val="0"/>
           <w:sz w:val="21"/>
           <w:lang w:val="en-US" w:eastAsia="zh-CN"/>
         </w:rPr>
-        <w:t>TTAOV 就是为了解决这三个问题而诞生，具体来说，我们修改了 CLIP 的结构和注意力，将最后一层的注意力修改为 QQ 注意力，并去掉 FFN 和 残差链接，减去 CLS token</w:t>
+        <w:t>移除 FFN 与残差连接：进一步削弱全局语义聚合。</w:t>
       </w:r>
     </w:p>
     <w:p>
@@ -1928,16 +3348,6 @@
         </w:numPr>
         <w:jc w:val="both"/>
         <w:rPr>
-          <w:rFonts w:hint="default" w:hAnsi="Cambria Math"/>
-          <w:b/>
-          <w:bCs/>
-          <w:i w:val="0"/>
-          <w:sz w:val="21"/>
-          <w:lang w:val="en-US" w:eastAsia="zh-CN"/>
-        </w:rPr>
-      </w:pPr>
-      <w:r>
-        <w:rPr>
           <w:rFonts w:hint="eastAsia" w:hAnsi="Cambria Math"/>
           <w:b/>
           <w:bCs/>
@@ -1945,7 +3355,17 @@
           <w:sz w:val="21"/>
           <w:lang w:val="en-US" w:eastAsia="zh-CN"/>
         </w:rPr>
-        <w:t>3.3.1 旋转不变位置编码</w:t>
+      </w:pPr>
+      <w:r>
+        <w:rPr>
+          <w:rFonts w:hint="eastAsia" w:hAnsi="Cambria Math"/>
+          <w:b/>
+          <w:bCs/>
+          <w:i w:val="0"/>
+          <w:sz w:val="21"/>
+          <w:lang w:val="en-US" w:eastAsia="zh-CN"/>
+        </w:rPr>
+        <w:t>4.4.1 旋转不变位置编码</w:t>
       </w:r>
     </w:p>
     <w:p>
@@ -1957,14 +3377,25 @@
         </w:numPr>
         <w:jc w:val="both"/>
         <w:rPr>
+          <w:rFonts w:hint="default" w:hAnsi="Cambria Math"/>
+          <w:b w:val="0"/>
+          <w:bCs w:val="0"/>
+          <w:i w:val="0"/>
+          <w:sz w:val="21"/>
+          <w:lang w:val="en-US" w:eastAsia="zh-CN"/>
+        </w:rPr>
+      </w:pPr>
+      <w:r>
+        <w:rPr>
           <w:rFonts w:hint="eastAsia" w:hAnsi="Cambria Math"/>
-          <w:b/>
-          <w:bCs/>
+          <w:b w:val="0"/>
+          <w:bCs w:val="0"/>
           <w:i w:val="0"/>
           <w:sz w:val="21"/>
           <w:lang w:val="en-US" w:eastAsia="zh-CN"/>
         </w:rPr>
-      </w:pPr>
+        <w:t>遥感影像和自然影像所有不同，首先遥感影像尺寸较大，然后具有旋转不变性，而CLIP 原本的位置编码则是固定的 VIT 位置编码，为了适应遥感的动态尺寸和旋转不变性，我们重写了位置编码。</w:t>
+      </w:r>
     </w:p>
     <w:p>
       <w:pPr>
@@ -1974,44 +3405,11 @@
           <w:numId w:val="0"/>
         </w:numPr>
         <w:jc w:val="both"/>
-        <w:rPr>
-          <w:rFonts w:hint="default" w:hAnsi="Cambria Math"/>
-          <w:b w:val="0"/>
-          <w:bCs w:val="0"/>
+        <m:rPr/>
+        <w:rPr>
+          <w:rFonts w:hint="default" w:hAnsi="Cambria Math" w:eastAsia="Segoe UI Emoji"/>
           <w:i w:val="0"/>
-          <w:sz w:val="21"/>
-          <w:lang w:val="en-US" w:eastAsia="zh-CN"/>
-        </w:rPr>
-      </w:pPr>
-      <w:r>
-        <w:rPr>
-          <w:rFonts w:hint="eastAsia" w:hAnsi="Cambria Math"/>
-          <w:b w:val="0"/>
-          <w:bCs w:val="0"/>
-          <w:i w:val="0"/>
-          <w:sz w:val="21"/>
-          <w:lang w:val="en-US" w:eastAsia="zh-CN"/>
-        </w:rPr>
-        <w:t>遥感影像和自然影像所有不同，首先遥感影像尺寸较大，然后具有旋转不变性，而CLIP 原本的位置编码则是固定的 VIT 位置编码，为了适应遥感的动态尺寸和旋转不变性，我们重写了位置编码。</w:t>
-      </w:r>
-    </w:p>
-    <w:p>
-      <w:pPr>
-        <w:widowControl w:val="0"/>
-        <w:numPr>
-          <w:ilvl w:val="0"/>
-          <w:numId w:val="0"/>
-        </w:numPr>
-        <w:jc w:val="both"/>
-        <w:rPr>
-          <w:rFonts w:hAnsi="Segoe UI Emoji" w:eastAsia="Segoe UI Emoji" w:cs="Segoe UI Emoji"/>
-          <w:i w:val="0"/>
-          <w:iCs w:val="0"/>
-          <w:caps w:val="0"/>
-          <w:color w:val="000000"/>
-          <w:spacing w:val="0"/>
           <w:sz w:val="24"/>
-          <w:szCs w:val="24"/>
         </w:rPr>
       </w:pPr>
       <m:oMathPara>
@@ -2072,7 +3470,7 @@
               <w:rFonts w:hint="default" w:ascii="Cambria Math" w:hAnsi="Cambria Math" w:eastAsia="Segoe UI Emoji"/>
               <w:sz w:val="24"/>
             </w:rPr>
-            <m:t>mbed(Hnew​,Wnew​)=Interpolate(po</m:t>
+            <m:t>mbed(Hnew,Wnew)=Interpolate(po</m:t>
           </m:r>
           <m:sSub>
             <m:sSubPr>
@@ -2122,7 +3520,7 @@
               <w:rFonts w:hint="default" w:ascii="Cambria Math" w:hAnsi="Cambria Math" w:eastAsia="Segoe UI Emoji"/>
               <w:sz w:val="24"/>
             </w:rPr>
-            <m:t>mbed(Hold​,Wold​))</m:t>
+            <m:t>mbed(Hold,Wold))</m:t>
           </m:r>
         </m:oMath>
       </m:oMathPara>
@@ -2135,15 +3533,11 @@
           <w:numId w:val="0"/>
         </w:numPr>
         <w:jc w:val="both"/>
-        <w:rPr>
-          <w:rFonts w:hint="default" w:hAnsi="Segoe UI Emoji" w:eastAsia="Segoe UI Emoji" w:cs="Segoe UI Emoji"/>
+        <m:rPr/>
+        <w:rPr>
+          <w:rFonts w:hint="default" w:hAnsi="Cambria Math" w:eastAsia="Segoe UI Emoji"/>
           <w:i w:val="0"/>
-          <w:iCs w:val="0"/>
-          <w:caps w:val="0"/>
-          <w:color w:val="000000"/>
-          <w:spacing w:val="0"/>
           <w:sz w:val="24"/>
-          <w:szCs w:val="24"/>
           <w:lang w:val="en-US" w:eastAsia="zh-CN"/>
         </w:rPr>
       </w:pPr>
@@ -2165,7 +3559,7 @@
           <w:bCs/>
           <w:lang w:val="en-US" w:eastAsia="zh-CN"/>
         </w:rPr>
-        <w:t>3.3.2 去除全局语义偏置</w:t>
+        <w:t>4.4.2 去除全局语义偏置</w:t>
       </w:r>
     </w:p>
     <w:p>
@@ -2194,16 +3588,6 @@
     <w:p>
       <w:pPr>
         <w:rPr>
-          <w:rFonts w:hint="default" w:hAnsi="宋体" w:eastAsia="宋体" w:cs="宋体"/>
-          <w:i w:val="0"/>
-          <w:color w:val="000000"/>
-          <w:sz w:val="24"/>
-          <w:szCs w:val="24"/>
-          <w:lang w:val="en-US" w:eastAsia="zh-CN"/>
-        </w:rPr>
-      </w:pPr>
-      <w:r>
-        <w:rPr>
           <w:rFonts w:hint="eastAsia" w:hAnsi="宋体" w:eastAsia="宋体" w:cs="宋体"/>
           <w:i w:val="0"/>
           <w:color w:val="000000"/>
@@ -2211,13 +3595,35 @@
           <w:szCs w:val="21"/>
           <w:lang w:val="en-US" w:eastAsia="zh-CN"/>
         </w:rPr>
+      </w:pPr>
+      <w:r>
+        <w:rPr>
+          <w:rFonts w:hint="eastAsia" w:hAnsi="宋体" w:eastAsia="宋体" w:cs="宋体"/>
+          <w:i w:val="0"/>
+          <w:color w:val="000000"/>
+          <w:sz w:val="21"/>
+          <w:szCs w:val="21"/>
+          <w:lang w:val="en-US" w:eastAsia="zh-CN"/>
+        </w:rPr>
         <w:t>CLS token 代表整张图的平均背景信息，会冲淡遥感物体，通常会直接去掉 CLS token，这里使用了一种 trick 空间滤波的减法操作，目的是去除全局特征，只保留像素独有的稠密特征。</w:t>
       </w:r>
     </w:p>
     <w:p>
       <w:pPr>
         <w:rPr>
-          <w:rFonts w:hint="eastAsia" w:asciiTheme="minorHAnsi" w:hAnsiTheme="minorHAnsi" w:eastAsiaTheme="minorEastAsia" w:cstheme="minorBidi"/>
+          <w:rFonts w:hint="eastAsia" w:hAnsi="宋体" w:eastAsia="宋体" w:cs="宋体"/>
+          <w:i w:val="0"/>
+          <w:color w:val="000000"/>
+          <w:sz w:val="21"/>
+          <w:szCs w:val="21"/>
+          <w:lang w:val="en-US" w:eastAsia="zh-CN"/>
+        </w:rPr>
+      </w:pPr>
+    </w:p>
+    <w:p>
+      <w:pPr>
+        <w:rPr>
+          <w:rFonts w:hint="default" w:asciiTheme="minorHAnsi" w:hAnsiTheme="minorHAnsi" w:eastAsiaTheme="minorEastAsia" w:cstheme="minorBidi"/>
           <w:b w:val="0"/>
           <w:bCs w:val="0"/>
           <w:kern w:val="2"/>
@@ -2226,36 +3632,19 @@
           <w:lang w:val="en-US" w:eastAsia="zh-CN" w:bidi="ar-SA"/>
         </w:rPr>
       </w:pPr>
-      <m:oMath>
-        <m:r>
-          <m:rPr>
-            <m:sty m:val="p"/>
-          </m:rPr>
-          <w:rPr>
-            <w:rFonts w:hint="eastAsia" w:ascii="Cambria Math" w:hAnsi="Cambria Math" w:eastAsiaTheme="minorEastAsia" w:cstheme="minorBidi"/>
-            <w:kern w:val="2"/>
-            <w:sz w:val="21"/>
-            <w:szCs w:val="24"/>
-            <w:lang w:val="en-US" w:eastAsia="zh-CN" w:bidi="ar-SA"/>
-          </w:rPr>
-          <m:t>​</m:t>
-        </m:r>
-      </m:oMath>
-      <w:r>
-        <w:rPr>
-          <w:rFonts w:hint="eastAsia" w:asciiTheme="minorHAnsi" w:hAnsiTheme="minorHAnsi" w:eastAsiaTheme="minorEastAsia" w:cstheme="minorBidi"/>
-          <w:b w:val="0"/>
-          <w:bCs w:val="0"/>
+      <w:r>
+        <w:rPr>
+          <w:rFonts w:hint="eastAsia" w:cstheme="minorBidi"/>
+          <w:b/>
+          <w:bCs/>
           <w:kern w:val="2"/>
           <w:sz w:val="21"/>
           <w:szCs w:val="24"/>
           <w:lang w:val="en-US" w:eastAsia="zh-CN" w:bidi="ar-SA"/>
         </w:rPr>
-        <w:t xml:space="preserve"> </w:t>
-      </w:r>
-    </w:p>
-    <w:p>
-      <w:pPr>
+        <w:t>4.4.3</w:t>
+      </w:r>
+      <w:r>
         <w:rPr>
           <w:rFonts w:hint="eastAsia" w:asciiTheme="minorHAnsi" w:hAnsiTheme="minorHAnsi" w:eastAsiaTheme="minorEastAsia" w:cstheme="minorBidi"/>
           <w:b/>
@@ -2265,7 +3654,20 @@
           <w:szCs w:val="24"/>
           <w:lang w:val="en-US" w:eastAsia="zh-CN" w:bidi="ar-SA"/>
         </w:rPr>
-      </w:pPr>
+        <w:t xml:space="preserve"> </w:t>
+      </w:r>
+      <w:r>
+        <w:rPr>
+          <w:rFonts w:hint="eastAsia" w:cstheme="minorBidi"/>
+          <w:b/>
+          <w:bCs/>
+          <w:kern w:val="2"/>
+          <w:sz w:val="21"/>
+          <w:szCs w:val="24"/>
+          <w:lang w:val="en-US" w:eastAsia="zh-CN" w:bidi="ar-SA"/>
+        </w:rPr>
+        <w:t>Q-Q</w:t>
+      </w:r>
       <w:r>
         <w:rPr>
           <w:rFonts w:hint="eastAsia" w:asciiTheme="minorHAnsi" w:hAnsiTheme="minorHAnsi" w:eastAsiaTheme="minorEastAsia" w:cstheme="minorBidi"/>
@@ -2276,45 +3678,8 @@
           <w:szCs w:val="24"/>
           <w:lang w:val="en-US" w:eastAsia="zh-CN" w:bidi="ar-SA"/>
         </w:rPr>
-        <w:t>3.3.</w:t>
-      </w:r>
-      <w:r>
-        <w:rPr>
-          <w:rFonts w:hint="eastAsia" w:cstheme="minorBidi"/>
-          <w:b/>
-          <w:bCs/>
-          <w:kern w:val="2"/>
-          <w:sz w:val="21"/>
-          <w:szCs w:val="24"/>
-          <w:lang w:val="en-US" w:eastAsia="zh-CN" w:bidi="ar-SA"/>
-        </w:rPr>
-        <w:t>3</w:t>
-      </w:r>
-      <w:r>
-        <w:rPr>
-          <w:rFonts w:hint="eastAsia" w:asciiTheme="minorHAnsi" w:hAnsiTheme="minorHAnsi" w:eastAsiaTheme="minorEastAsia" w:cstheme="minorBidi"/>
-          <w:b/>
-          <w:bCs/>
-          <w:kern w:val="2"/>
-          <w:sz w:val="21"/>
-          <w:szCs w:val="24"/>
-          <w:lang w:val="en-US" w:eastAsia="zh-CN" w:bidi="ar-SA"/>
-        </w:rPr>
-        <w:t xml:space="preserve"> Self-Self Attention</w:t>
-      </w:r>
-    </w:p>
-    <w:p>
-      <w:pPr>
-        <w:rPr>
-          <w:rFonts w:hint="default" w:asciiTheme="minorHAnsi" w:hAnsiTheme="minorHAnsi" w:eastAsiaTheme="minorEastAsia" w:cstheme="minorBidi"/>
-          <w:b w:val="0"/>
-          <w:bCs w:val="0"/>
-          <w:kern w:val="2"/>
-          <w:sz w:val="21"/>
-          <w:szCs w:val="24"/>
-          <w:lang w:val="en-US" w:eastAsia="zh-CN" w:bidi="ar-SA"/>
-        </w:rPr>
-      </w:pPr>
+        <w:t xml:space="preserve"> Attention</w:t>
+      </w:r>
     </w:p>
     <w:p>
       <w:pPr>
@@ -2560,6 +3925,18 @@
       </w:pPr>
       <w:r>
         <w:rPr>
+          <w:rFonts w:hint="eastAsia" w:cstheme="minorBidi"/>
+          <w:b/>
+          <w:bCs/>
+          <w:kern w:val="2"/>
+          <w:sz w:val="21"/>
+          <w:szCs w:val="24"/>
+          <w:lang w:val="en-US" w:eastAsia="zh-CN" w:bidi="ar-SA"/>
+        </w:rPr>
+        <w:t>4.4.4</w:t>
+      </w:r>
+      <w:r>
+        <w:rPr>
           <w:rFonts w:hint="eastAsia" w:asciiTheme="minorHAnsi" w:hAnsiTheme="minorHAnsi" w:eastAsiaTheme="minorEastAsia" w:cstheme="minorBidi"/>
           <w:b/>
           <w:bCs/>
@@ -2568,7 +3945,87 @@
           <w:szCs w:val="24"/>
           <w:lang w:val="en-US" w:eastAsia="zh-CN" w:bidi="ar-SA"/>
         </w:rPr>
-        <w:t>3.3.</w:t>
+        <w:t xml:space="preserve"> 去除 FFN 与残差连接</w:t>
+      </w:r>
+    </w:p>
+    <w:p>
+      <w:pPr>
+        <w:rPr>
+          <w:rFonts w:hint="eastAsia" w:asciiTheme="minorHAnsi" w:hAnsiTheme="minorHAnsi" w:eastAsiaTheme="minorEastAsia" w:cstheme="minorBidi"/>
+          <w:b w:val="0"/>
+          <w:bCs w:val="0"/>
+          <w:kern w:val="2"/>
+          <w:sz w:val="21"/>
+          <w:szCs w:val="24"/>
+          <w:lang w:val="en-US" w:eastAsia="zh-CN" w:bidi="ar-SA"/>
+        </w:rPr>
+      </w:pPr>
+      <w:r>
+        <w:rPr>
+          <w:rFonts w:hint="eastAsia" w:cstheme="minorBidi"/>
+          <w:b w:val="0"/>
+          <w:bCs w:val="0"/>
+          <w:kern w:val="2"/>
+          <w:sz w:val="21"/>
+          <w:szCs w:val="24"/>
+          <w:lang w:val="en-US" w:eastAsia="zh-CN" w:bidi="ar-SA"/>
+        </w:rPr>
+        <w:t>CLIP 最后一层的FFN 和残差链接包含了丰富的全局语义，因此将其去掉，</w:t>
+      </w:r>
+      <w:r>
+        <w:rPr>
+          <w:rFonts w:hint="eastAsia" w:asciiTheme="minorHAnsi" w:hAnsiTheme="minorHAnsi" w:eastAsiaTheme="minorEastAsia" w:cstheme="minorBidi"/>
+          <w:b w:val="0"/>
+          <w:bCs w:val="0"/>
+          <w:kern w:val="2"/>
+          <w:sz w:val="21"/>
+          <w:szCs w:val="24"/>
+          <w:lang w:val="en-US" w:eastAsia="zh-CN" w:bidi="ar-SA"/>
+        </w:rPr>
+        <w:t>仅保留 Attention + LayerNorm，以进一步削弱全局聚合能力。</w:t>
+      </w:r>
+    </w:p>
+    <w:p>
+      <w:pPr>
+        <w:rPr>
+          <w:rFonts w:hint="eastAsia" w:asciiTheme="minorHAnsi" w:hAnsiTheme="minorHAnsi" w:eastAsiaTheme="minorEastAsia" w:cstheme="minorBidi"/>
+          <w:b w:val="0"/>
+          <w:bCs w:val="0"/>
+          <w:kern w:val="2"/>
+          <w:sz w:val="21"/>
+          <w:szCs w:val="24"/>
+          <w:lang w:val="en-US" w:eastAsia="zh-CN" w:bidi="ar-SA"/>
+        </w:rPr>
+      </w:pPr>
+    </w:p>
+    <w:p>
+      <w:pPr>
+        <w:pStyle w:val="8"/>
+        <w:keepNext w:val="0"/>
+        <w:keepLines w:val="0"/>
+        <w:widowControl/>
+        <w:suppressLineNumbers w:val="0"/>
+        <w:rPr>
+          <w:rFonts w:hint="eastAsia" w:asciiTheme="minorHAnsi" w:hAnsiTheme="minorHAnsi" w:eastAsiaTheme="minorEastAsia" w:cstheme="minorBidi"/>
+          <w:b/>
+          <w:bCs/>
+          <w:kern w:val="2"/>
+          <w:sz w:val="21"/>
+          <w:szCs w:val="24"/>
+          <w:lang w:val="en-US" w:eastAsia="zh-CN" w:bidi="ar-SA"/>
+        </w:rPr>
+      </w:pPr>
+      <w:r>
+        <w:rPr>
+          <w:rFonts w:hint="eastAsia" w:asciiTheme="minorHAnsi" w:hAnsiTheme="minorHAnsi" w:eastAsiaTheme="minorEastAsia" w:cstheme="minorBidi"/>
+          <w:b/>
+          <w:bCs/>
+          <w:kern w:val="2"/>
+          <w:sz w:val="21"/>
+          <w:szCs w:val="24"/>
+          <w:lang w:val="en-US" w:eastAsia="zh-CN" w:bidi="ar-SA"/>
+        </w:rPr>
+        <w:t>4.</w:t>
       </w:r>
       <w:r>
         <w:rPr>
@@ -2580,7 +4037,7 @@
           <w:szCs w:val="24"/>
           <w:lang w:val="en-US" w:eastAsia="zh-CN" w:bidi="ar-SA"/>
         </w:rPr>
-        <w:t>4</w:t>
+        <w:t xml:space="preserve">5 </w:t>
       </w:r>
       <w:r>
         <w:rPr>
@@ -2592,74 +4049,9 @@
           <w:szCs w:val="24"/>
           <w:lang w:val="en-US" w:eastAsia="zh-CN" w:bidi="ar-SA"/>
         </w:rPr>
-        <w:t xml:space="preserve"> 去除 FFN 与残差连接</w:t>
-      </w:r>
-    </w:p>
-    <w:p>
-      <w:pPr>
-        <w:rPr>
-          <w:rFonts w:hint="eastAsia" w:asciiTheme="minorHAnsi" w:hAnsiTheme="minorHAnsi" w:eastAsiaTheme="minorEastAsia" w:cstheme="minorBidi"/>
-          <w:b/>
-          <w:bCs/>
-          <w:kern w:val="2"/>
-          <w:sz w:val="21"/>
-          <w:szCs w:val="24"/>
-          <w:lang w:val="en-US" w:eastAsia="zh-CN" w:bidi="ar-SA"/>
-        </w:rPr>
-      </w:pPr>
-    </w:p>
-    <w:p>
-      <w:pPr>
-        <w:rPr>
-          <w:rFonts w:hint="eastAsia" w:asciiTheme="minorHAnsi" w:hAnsiTheme="minorHAnsi" w:eastAsiaTheme="minorEastAsia" w:cstheme="minorBidi"/>
-          <w:b w:val="0"/>
-          <w:bCs w:val="0"/>
-          <w:kern w:val="2"/>
-          <w:sz w:val="21"/>
-          <w:szCs w:val="24"/>
-          <w:lang w:val="en-US" w:eastAsia="zh-CN" w:bidi="ar-SA"/>
-        </w:rPr>
-      </w:pPr>
-      <w:r>
-        <w:rPr>
-          <w:rFonts w:hint="eastAsia" w:cstheme="minorBidi"/>
-          <w:b w:val="0"/>
-          <w:bCs w:val="0"/>
-          <w:kern w:val="2"/>
-          <w:sz w:val="21"/>
-          <w:szCs w:val="24"/>
-          <w:lang w:val="en-US" w:eastAsia="zh-CN" w:bidi="ar-SA"/>
-        </w:rPr>
-        <w:t>CLIP 最后一层的FFN 和残差链接包含了丰富的全局语义，因此将其去掉，</w:t>
-      </w:r>
-      <w:r>
-        <w:rPr>
-          <w:rFonts w:hint="eastAsia" w:asciiTheme="minorHAnsi" w:hAnsiTheme="minorHAnsi" w:eastAsiaTheme="minorEastAsia" w:cstheme="minorBidi"/>
-          <w:b w:val="0"/>
-          <w:bCs w:val="0"/>
-          <w:kern w:val="2"/>
-          <w:sz w:val="21"/>
-          <w:szCs w:val="24"/>
-          <w:lang w:val="en-US" w:eastAsia="zh-CN" w:bidi="ar-SA"/>
-        </w:rPr>
-        <w:t>仅保留 Attention + LayerNorm，以进一步削弱全局聚合能力。</w:t>
-      </w:r>
-    </w:p>
-    <w:p>
-      <w:pPr>
-        <w:rPr>
-          <w:rFonts w:hint="eastAsia" w:asciiTheme="minorHAnsi" w:hAnsiTheme="minorHAnsi" w:eastAsiaTheme="minorEastAsia" w:cstheme="minorBidi"/>
-          <w:b w:val="0"/>
-          <w:bCs w:val="0"/>
-          <w:kern w:val="2"/>
-          <w:sz w:val="21"/>
-          <w:szCs w:val="24"/>
-          <w:lang w:val="en-US" w:eastAsia="zh-CN" w:bidi="ar-SA"/>
-        </w:rPr>
-      </w:pPr>
-    </w:p>
-    <w:p>
-      <w:pPr>
+        <w:t xml:space="preserve"> Test-Time Spatial Prior：测试时</w:t>
+      </w:r>
+      <w:r>
         <w:rPr>
           <w:rFonts w:hint="eastAsia" w:cstheme="minorBidi"/>
           <w:b/>
@@ -2669,8 +4061,187 @@
           <w:szCs w:val="24"/>
           <w:lang w:val="en-US" w:eastAsia="zh-CN" w:bidi="ar-SA"/>
         </w:rPr>
-      </w:pPr>
-      <w:r>
+        <w:t>空间先验</w:t>
+      </w:r>
+    </w:p>
+    <w:p>
+      <w:pPr>
+        <w:pStyle w:val="8"/>
+        <w:keepNext w:val="0"/>
+        <w:keepLines w:val="0"/>
+        <w:widowControl/>
+        <w:suppressLineNumbers w:val="0"/>
+        <w:rPr>
+          <w:rFonts w:hint="eastAsia" w:asciiTheme="minorHAnsi" w:hAnsiTheme="minorHAnsi" w:eastAsiaTheme="minorEastAsia" w:cstheme="minorBidi"/>
+          <w:kern w:val="2"/>
+          <w:sz w:val="21"/>
+          <w:szCs w:val="24"/>
+          <w:lang w:val="en-US" w:eastAsia="zh-CN" w:bidi="ar-SA"/>
+        </w:rPr>
+      </w:pPr>
+      <w:r>
+        <w:rPr>
+          <w:rFonts w:hint="eastAsia" w:asciiTheme="minorHAnsi" w:hAnsiTheme="minorHAnsi" w:eastAsiaTheme="minorEastAsia" w:cstheme="minorBidi"/>
+          <w:kern w:val="2"/>
+          <w:sz w:val="21"/>
+          <w:szCs w:val="24"/>
+          <w:lang w:val="en-US" w:eastAsia="zh-CN" w:bidi="ar-SA"/>
+        </w:rPr>
+        <w:t>现有开放词汇分割方法通常依赖外部空间先验以弥补 CLIP 在细粒度建模方面的不足。其中，一类方法通过自</w:t>
+      </w:r>
+      <w:r>
+        <w:rPr>
+          <w:rFonts w:hint="eastAsia" w:cstheme="minorBidi"/>
+          <w:kern w:val="2"/>
+          <w:sz w:val="21"/>
+          <w:szCs w:val="24"/>
+          <w:lang w:val="en-US" w:eastAsia="zh-CN" w:bidi="ar-SA"/>
+        </w:rPr>
+        <w:t>蒸馏</w:t>
+      </w:r>
+      <w:r>
+        <w:rPr>
+          <w:rFonts w:hint="eastAsia" w:asciiTheme="minorHAnsi" w:hAnsiTheme="minorHAnsi" w:eastAsiaTheme="minorEastAsia" w:cstheme="minorBidi"/>
+          <w:kern w:val="2"/>
+          <w:sz w:val="21"/>
+          <w:szCs w:val="24"/>
+          <w:lang w:val="en-US" w:eastAsia="zh-CN" w:bidi="ar-SA"/>
+        </w:rPr>
+        <w:t>学习获得语义结构信息，例如基于 DINO 的方法利用其特征空间中的聚类特性提供语义一致性先验；</w:t>
+      </w:r>
+      <w:r>
+        <w:rPr>
+          <w:rFonts w:hint="eastAsia" w:cstheme="minorBidi"/>
+          <w:kern w:val="2"/>
+          <w:sz w:val="21"/>
+          <w:szCs w:val="24"/>
+          <w:lang w:val="en-US" w:eastAsia="zh-CN" w:bidi="ar-SA"/>
+        </w:rPr>
+        <w:t>第二类</w:t>
+      </w:r>
+      <w:r>
+        <w:rPr>
+          <w:rFonts w:hint="eastAsia" w:asciiTheme="minorHAnsi" w:hAnsiTheme="minorHAnsi" w:eastAsiaTheme="minorEastAsia" w:cstheme="minorBidi"/>
+          <w:kern w:val="2"/>
+          <w:sz w:val="21"/>
+          <w:szCs w:val="24"/>
+          <w:lang w:val="en-US" w:eastAsia="zh-CN" w:bidi="ar-SA"/>
+        </w:rPr>
+        <w:t xml:space="preserve">方法则通过预训练上采样器（如 </w:t>
+      </w:r>
+      <w:r>
+        <w:rPr>
+          <w:rFonts w:hint="eastAsia" w:cstheme="minorBidi"/>
+          <w:kern w:val="2"/>
+          <w:sz w:val="21"/>
+          <w:szCs w:val="24"/>
+          <w:lang w:val="en-US" w:eastAsia="zh-CN" w:bidi="ar-SA"/>
+        </w:rPr>
+        <w:t>Any</w:t>
+      </w:r>
+      <w:r>
+        <w:rPr>
+          <w:rFonts w:hint="eastAsia" w:asciiTheme="minorHAnsi" w:hAnsiTheme="minorHAnsi" w:eastAsiaTheme="minorEastAsia" w:cstheme="minorBidi"/>
+          <w:kern w:val="2"/>
+          <w:sz w:val="21"/>
+          <w:szCs w:val="24"/>
+          <w:lang w:val="en-US" w:eastAsia="zh-CN" w:bidi="ar-SA"/>
+        </w:rPr>
+        <w:t>Up）提升特征分辨率，从而引入空间细化能力。</w:t>
+      </w:r>
+      <w:r>
+        <w:rPr>
+          <w:rFonts w:hint="eastAsia" w:cstheme="minorBidi"/>
+          <w:kern w:val="2"/>
+          <w:sz w:val="21"/>
+          <w:szCs w:val="24"/>
+          <w:lang w:val="en-US" w:eastAsia="zh-CN" w:bidi="ar-SA"/>
+        </w:rPr>
+        <w:t>第三类是通过一些亲和力算法，比如成本聚合，Lposs，CRF 等，无论如何，他们的目的都是基于亲和力的空间先验。</w:t>
+      </w:r>
+    </w:p>
+    <w:p>
+      <w:pPr>
+        <w:rPr>
+          <w:rFonts w:hint="eastAsia" w:asciiTheme="minorHAnsi" w:hAnsiTheme="minorHAnsi" w:eastAsiaTheme="minorEastAsia" w:cstheme="minorBidi"/>
+          <w:kern w:val="2"/>
+          <w:sz w:val="21"/>
+          <w:szCs w:val="24"/>
+          <w:lang w:val="en-US" w:eastAsia="zh-CN" w:bidi="ar-SA"/>
+        </w:rPr>
+      </w:pPr>
+      <w:r>
+        <w:rPr>
+          <w:rFonts w:hint="eastAsia" w:asciiTheme="minorHAnsi" w:hAnsiTheme="minorHAnsi" w:eastAsiaTheme="minorEastAsia" w:cstheme="minorBidi"/>
+          <w:kern w:val="2"/>
+          <w:sz w:val="21"/>
+          <w:szCs w:val="24"/>
+          <w:lang w:val="en-US" w:eastAsia="zh-CN" w:bidi="ar-SA"/>
+        </w:rPr>
+        <w:t>我们提出一种基于</w:t>
+      </w:r>
+      <w:r>
+        <w:rPr>
+          <w:rFonts w:hint="eastAsia" w:cstheme="minorBidi"/>
+          <w:kern w:val="2"/>
+          <w:sz w:val="21"/>
+          <w:szCs w:val="24"/>
+          <w:lang w:val="en-US" w:eastAsia="zh-CN" w:bidi="ar-SA"/>
+        </w:rPr>
+        <w:t>网格的</w:t>
+      </w:r>
+      <w:r>
+        <w:rPr>
+          <w:rFonts w:hint="eastAsia" w:asciiTheme="minorHAnsi" w:hAnsiTheme="minorHAnsi" w:eastAsiaTheme="minorEastAsia" w:cstheme="minorBidi"/>
+          <w:kern w:val="2"/>
+          <w:sz w:val="21"/>
+          <w:szCs w:val="24"/>
+          <w:lang w:val="en-US" w:eastAsia="zh-CN" w:bidi="ar-SA"/>
+        </w:rPr>
+        <w:t>可微分联合双边上采样（</w:t>
+      </w:r>
+      <w:r>
+        <w:rPr>
+          <w:rFonts w:hint="eastAsia" w:cstheme="minorBidi"/>
+          <w:kern w:val="2"/>
+          <w:sz w:val="21"/>
+          <w:szCs w:val="24"/>
+          <w:lang w:val="en-US" w:eastAsia="zh-CN" w:bidi="ar-SA"/>
+        </w:rPr>
+        <w:t>G</w:t>
+      </w:r>
+      <w:r>
+        <w:rPr>
+          <w:rFonts w:hint="eastAsia" w:asciiTheme="minorHAnsi" w:hAnsiTheme="minorHAnsi" w:eastAsiaTheme="minorEastAsia" w:cstheme="minorBidi"/>
+          <w:kern w:val="2"/>
+          <w:sz w:val="21"/>
+          <w:szCs w:val="24"/>
+          <w:lang w:val="en-US" w:eastAsia="zh-CN" w:bidi="ar-SA"/>
+        </w:rPr>
+        <w:t>JBU）的测试时优化策略。给定低分辨率 CLIP 特征图 IlrI_{lr}Ilr​ 与高分辨率原图 IhrI_{hr}Ihr​，JBU 根据空间距离与颜色相似性完成特征上采样</w:t>
+      </w:r>
+      <w:r>
+        <w:rPr>
+          <w:rFonts w:hint="eastAsia" w:cstheme="minorBidi"/>
+          <w:kern w:val="2"/>
+          <w:sz w:val="21"/>
+          <w:szCs w:val="24"/>
+          <w:lang w:val="en-US" w:eastAsia="zh-CN" w:bidi="ar-SA"/>
+        </w:rPr>
+        <w:t>。</w:t>
+      </w:r>
+    </w:p>
+    <w:p>
+      <w:pPr>
+        <w:rPr>
+          <w:rFonts w:ascii="宋体" w:hAnsi="宋体" w:eastAsia="宋体" w:cs="宋体"/>
+          <w:sz w:val="24"/>
+          <w:szCs w:val="24"/>
+        </w:rPr>
+      </w:pPr>
+    </w:p>
+    <w:p>
+      <w:pPr>
         <w:rPr>
           <w:rFonts w:hint="eastAsia" w:cstheme="minorBidi"/>
           <w:b/>
@@ -2680,1261 +4251,8 @@
           <w:szCs w:val="24"/>
           <w:lang w:val="en-US" w:eastAsia="zh-CN" w:bidi="ar-SA"/>
         </w:rPr>
-        <w:t>3.4 测试时空间自适应</w:t>
-      </w:r>
-    </w:p>
-    <w:p>
-      <w:pPr>
-        <w:pStyle w:val="6"/>
-        <w:keepNext w:val="0"/>
-        <w:keepLines w:val="0"/>
-        <w:widowControl/>
-        <w:suppressLineNumbers w:val="0"/>
-        <w:rPr>
-          <w:rFonts w:hint="eastAsia" w:asciiTheme="minorHAnsi" w:hAnsiTheme="minorHAnsi" w:eastAsiaTheme="minorEastAsia" w:cstheme="minorBidi"/>
-          <w:kern w:val="2"/>
-          <w:sz w:val="21"/>
-          <w:szCs w:val="24"/>
-          <w:lang w:val="en-US" w:eastAsia="zh-CN" w:bidi="ar-SA"/>
-        </w:rPr>
-      </w:pPr>
-      <w:r>
-        <w:rPr>
-          <w:rFonts w:hint="eastAsia" w:asciiTheme="minorHAnsi" w:hAnsiTheme="minorHAnsi" w:eastAsiaTheme="minorEastAsia" w:cstheme="minorBidi"/>
-          <w:kern w:val="2"/>
-          <w:sz w:val="21"/>
-          <w:szCs w:val="24"/>
-          <w:lang w:val="en-US" w:eastAsia="zh-CN" w:bidi="ar-SA"/>
-        </w:rPr>
-        <w:t>现有开放词汇分割方法通常依赖外部空间先验以弥补 CLIP 在细粒度建模方面的不足。其中，一类方法通过自</w:t>
-      </w:r>
-      <w:r>
-        <w:rPr>
-          <w:rFonts w:hint="eastAsia" w:cstheme="minorBidi"/>
-          <w:kern w:val="2"/>
-          <w:sz w:val="21"/>
-          <w:szCs w:val="24"/>
-          <w:lang w:val="en-US" w:eastAsia="zh-CN" w:bidi="ar-SA"/>
-        </w:rPr>
-        <w:t>蒸馏</w:t>
-      </w:r>
-      <w:r>
-        <w:rPr>
-          <w:rFonts w:hint="eastAsia" w:asciiTheme="minorHAnsi" w:hAnsiTheme="minorHAnsi" w:eastAsiaTheme="minorEastAsia" w:cstheme="minorBidi"/>
-          <w:kern w:val="2"/>
-          <w:sz w:val="21"/>
-          <w:szCs w:val="24"/>
-          <w:lang w:val="en-US" w:eastAsia="zh-CN" w:bidi="ar-SA"/>
-        </w:rPr>
-        <w:t>学习获得语义结构信息，例如基于 DINO 的方法利用其特征空间中的聚类特性提供语义一致性先验；</w:t>
-      </w:r>
-      <w:r>
-        <w:rPr>
-          <w:rFonts w:hint="eastAsia" w:cstheme="minorBidi"/>
-          <w:kern w:val="2"/>
-          <w:sz w:val="21"/>
-          <w:szCs w:val="24"/>
-          <w:lang w:val="en-US" w:eastAsia="zh-CN" w:bidi="ar-SA"/>
-        </w:rPr>
-        <w:t>第二类</w:t>
-      </w:r>
-      <w:r>
-        <w:rPr>
-          <w:rFonts w:hint="eastAsia" w:asciiTheme="minorHAnsi" w:hAnsiTheme="minorHAnsi" w:eastAsiaTheme="minorEastAsia" w:cstheme="minorBidi"/>
-          <w:kern w:val="2"/>
-          <w:sz w:val="21"/>
-          <w:szCs w:val="24"/>
-          <w:lang w:val="en-US" w:eastAsia="zh-CN" w:bidi="ar-SA"/>
-        </w:rPr>
-        <w:t xml:space="preserve">方法则通过预训练上采样器（如 </w:t>
-      </w:r>
-      <w:r>
-        <w:rPr>
-          <w:rFonts w:hint="eastAsia" w:cstheme="minorBidi"/>
-          <w:kern w:val="2"/>
-          <w:sz w:val="21"/>
-          <w:szCs w:val="24"/>
-          <w:lang w:val="en-US" w:eastAsia="zh-CN" w:bidi="ar-SA"/>
-        </w:rPr>
-        <w:t>Any</w:t>
-      </w:r>
-      <w:r>
-        <w:rPr>
-          <w:rFonts w:hint="eastAsia" w:asciiTheme="minorHAnsi" w:hAnsiTheme="minorHAnsi" w:eastAsiaTheme="minorEastAsia" w:cstheme="minorBidi"/>
-          <w:kern w:val="2"/>
-          <w:sz w:val="21"/>
-          <w:szCs w:val="24"/>
-          <w:lang w:val="en-US" w:eastAsia="zh-CN" w:bidi="ar-SA"/>
-        </w:rPr>
-        <w:t>Up）提升特征分辨率，从而引入空间细化能力。</w:t>
-      </w:r>
-      <w:r>
-        <w:rPr>
-          <w:rFonts w:hint="eastAsia" w:cstheme="minorBidi"/>
-          <w:kern w:val="2"/>
-          <w:sz w:val="21"/>
-          <w:szCs w:val="24"/>
-          <w:lang w:val="en-US" w:eastAsia="zh-CN" w:bidi="ar-SA"/>
-        </w:rPr>
-        <w:t>第三类是通过一些亲和力算法，比如成本聚合，Lposs，CRF 等，无论如何，他们的目的都是基于亲和力的空间先验。</w:t>
-      </w:r>
-    </w:p>
-    <w:tbl>
-      <w:tblPr>
-        <w:tblStyle w:val="8"/>
-        <w:tblW w:w="0" w:type="auto"/>
-        <w:jc w:val="center"/>
-        <w:tblBorders>
-          <w:top w:val="single" w:color="auto" w:sz="4" w:space="0"/>
-          <w:left w:val="single" w:color="auto" w:sz="4" w:space="0"/>
-          <w:bottom w:val="single" w:color="auto" w:sz="4" w:space="0"/>
-          <w:right w:val="single" w:color="auto" w:sz="4" w:space="0"/>
-          <w:insideH w:val="single" w:color="auto" w:sz="4" w:space="0"/>
-          <w:insideV w:val="single" w:color="auto" w:sz="4" w:space="0"/>
-        </w:tblBorders>
-        <w:tblLayout w:type="autofit"/>
-        <w:tblCellMar>
-          <w:top w:w="0" w:type="dxa"/>
-          <w:left w:w="108" w:type="dxa"/>
-          <w:bottom w:w="0" w:type="dxa"/>
-          <w:right w:w="108" w:type="dxa"/>
-        </w:tblCellMar>
-      </w:tblPr>
-      <w:tblGrid>
-        <w:gridCol w:w="1703"/>
-        <w:gridCol w:w="1703"/>
-        <w:gridCol w:w="1703"/>
-        <w:gridCol w:w="1703"/>
-      </w:tblGrid>
-      <w:tr>
-        <w:tblPrEx>
-          <w:tblBorders>
-            <w:top w:val="single" w:color="auto" w:sz="4" w:space="0"/>
-            <w:left w:val="single" w:color="auto" w:sz="4" w:space="0"/>
-            <w:bottom w:val="single" w:color="auto" w:sz="4" w:space="0"/>
-            <w:right w:val="single" w:color="auto" w:sz="4" w:space="0"/>
-            <w:insideH w:val="single" w:color="auto" w:sz="4" w:space="0"/>
-            <w:insideV w:val="single" w:color="auto" w:sz="4" w:space="0"/>
-          </w:tblBorders>
-          <w:tblCellMar>
-            <w:top w:w="0" w:type="dxa"/>
-            <w:left w:w="108" w:type="dxa"/>
-            <w:bottom w:w="0" w:type="dxa"/>
-            <w:right w:w="108" w:type="dxa"/>
-          </w:tblCellMar>
-        </w:tblPrEx>
-        <w:trPr>
-          <w:jc w:val="center"/>
-        </w:trPr>
-        <w:tc>
-          <w:tcPr>
-            <w:tcW w:w="1703" w:type="dxa"/>
-            <w:tcBorders>
-              <w:top w:val="single" w:color="000000" w:sz="4" w:space="0"/>
-              <w:left w:val="nil"/>
-              <w:bottom w:val="single" w:color="000000" w:sz="4" w:space="0"/>
-              <w:right w:val="nil"/>
-              <w:tl2br w:val="nil"/>
-            </w:tcBorders>
-            <w:shd w:val="clear" w:color="auto" w:fill="FFFFFF"/>
-          </w:tcPr>
-          <w:p>
-            <w:pPr>
-              <w:pStyle w:val="6"/>
-              <w:keepNext w:val="0"/>
-              <w:keepLines w:val="0"/>
-              <w:widowControl/>
-              <w:suppressLineNumbers w:val="0"/>
-              <w:jc w:val="left"/>
-              <w:rPr>
-                <w:rFonts w:hint="default" w:asciiTheme="minorHAnsi" w:hAnsiTheme="minorHAnsi" w:eastAsiaTheme="minorEastAsia" w:cstheme="minorBidi"/>
-                <w:b w:val="0"/>
-                <w:color w:val="000000"/>
-                <w:kern w:val="2"/>
-                <w:sz w:val="21"/>
-                <w:szCs w:val="24"/>
-                <w:vertAlign w:val="baseline"/>
-                <w:lang w:val="en-US" w:eastAsia="zh-CN" w:bidi="ar-SA"/>
-              </w:rPr>
-            </w:pPr>
-            <w:r>
-              <w:rPr>
-                <w:rFonts w:hint="eastAsia" w:cstheme="minorBidi"/>
-                <w:b w:val="0"/>
-                <w:color w:val="000000"/>
-                <w:kern w:val="2"/>
-                <w:sz w:val="21"/>
-                <w:szCs w:val="24"/>
-                <w:vertAlign w:val="baseline"/>
-                <w:lang w:val="en-US" w:eastAsia="zh-CN" w:bidi="ar-SA"/>
-              </w:rPr>
-              <w:t>Model</w:t>
-            </w:r>
-          </w:p>
-        </w:tc>
-        <w:tc>
-          <w:tcPr>
-            <w:tcW w:w="1703" w:type="dxa"/>
-            <w:tcBorders>
-              <w:top w:val="single" w:color="000000" w:sz="4" w:space="0"/>
-              <w:left w:val="nil"/>
-              <w:bottom w:val="single" w:color="000000" w:sz="4" w:space="0"/>
-              <w:right w:val="nil"/>
-            </w:tcBorders>
-            <w:shd w:val="clear" w:color="auto" w:fill="FFFFFF"/>
-          </w:tcPr>
-          <w:p>
-            <w:pPr>
-              <w:pStyle w:val="6"/>
-              <w:keepNext w:val="0"/>
-              <w:keepLines w:val="0"/>
-              <w:widowControl/>
-              <w:suppressLineNumbers w:val="0"/>
-              <w:jc w:val="left"/>
-              <w:rPr>
-                <w:rFonts w:hint="default" w:asciiTheme="minorHAnsi" w:hAnsiTheme="minorHAnsi" w:eastAsiaTheme="minorEastAsia" w:cstheme="minorBidi"/>
-                <w:b w:val="0"/>
-                <w:color w:val="000000"/>
-                <w:kern w:val="2"/>
-                <w:sz w:val="21"/>
-                <w:szCs w:val="24"/>
-                <w:vertAlign w:val="baseline"/>
-                <w:lang w:val="en-US" w:eastAsia="zh-CN" w:bidi="ar-SA"/>
-              </w:rPr>
-            </w:pPr>
-            <w:r>
-              <w:rPr>
-                <w:rFonts w:hint="eastAsia" w:cstheme="minorBidi"/>
-                <w:b w:val="0"/>
-                <w:color w:val="000000"/>
-                <w:kern w:val="2"/>
-                <w:sz w:val="21"/>
-                <w:szCs w:val="24"/>
-                <w:vertAlign w:val="baseline"/>
-                <w:lang w:val="en-US" w:eastAsia="zh-CN" w:bidi="ar-SA"/>
-              </w:rPr>
-              <w:t>Spatial Priors</w:t>
-            </w:r>
-          </w:p>
-        </w:tc>
-        <w:tc>
-          <w:tcPr>
-            <w:tcW w:w="1703" w:type="dxa"/>
-            <w:tcBorders>
-              <w:top w:val="single" w:color="000000" w:sz="4" w:space="0"/>
-              <w:left w:val="nil"/>
-              <w:bottom w:val="single" w:color="000000" w:sz="4" w:space="0"/>
-              <w:right w:val="nil"/>
-            </w:tcBorders>
-            <w:shd w:val="clear" w:color="auto" w:fill="FFFFFF"/>
-          </w:tcPr>
-          <w:p>
-            <w:pPr>
-              <w:pStyle w:val="6"/>
-              <w:keepNext w:val="0"/>
-              <w:keepLines w:val="0"/>
-              <w:widowControl/>
-              <w:suppressLineNumbers w:val="0"/>
-              <w:jc w:val="left"/>
-              <w:rPr>
-                <w:rFonts w:hint="default" w:asciiTheme="minorHAnsi" w:hAnsiTheme="minorHAnsi" w:eastAsiaTheme="minorEastAsia" w:cstheme="minorBidi"/>
-                <w:b w:val="0"/>
-                <w:color w:val="000000"/>
-                <w:kern w:val="2"/>
-                <w:sz w:val="21"/>
-                <w:szCs w:val="24"/>
-                <w:vertAlign w:val="baseline"/>
-                <w:lang w:val="en-US" w:eastAsia="zh-CN" w:bidi="ar-SA"/>
-              </w:rPr>
-            </w:pPr>
-            <w:r>
-              <w:rPr>
-                <w:rFonts w:hint="eastAsia" w:cstheme="minorBidi"/>
-                <w:b w:val="0"/>
-                <w:color w:val="000000"/>
-                <w:kern w:val="2"/>
-                <w:sz w:val="21"/>
-                <w:szCs w:val="24"/>
-                <w:vertAlign w:val="baseline"/>
-                <w:lang w:val="en-US" w:eastAsia="zh-CN" w:bidi="ar-SA"/>
-              </w:rPr>
-              <w:t>Pre Trained</w:t>
-            </w:r>
-          </w:p>
-        </w:tc>
-        <w:tc>
-          <w:tcPr>
-            <w:tcW w:w="1703" w:type="dxa"/>
-            <w:tcBorders>
-              <w:top w:val="single" w:color="000000" w:sz="4" w:space="0"/>
-              <w:left w:val="nil"/>
-              <w:bottom w:val="single" w:color="000000" w:sz="4" w:space="0"/>
-              <w:right w:val="nil"/>
-            </w:tcBorders>
-            <w:shd w:val="clear" w:color="auto" w:fill="FFFFFF"/>
-          </w:tcPr>
-          <w:p>
-            <w:pPr>
-              <w:pStyle w:val="6"/>
-              <w:keepNext w:val="0"/>
-              <w:keepLines w:val="0"/>
-              <w:widowControl/>
-              <w:suppressLineNumbers w:val="0"/>
-              <w:jc w:val="left"/>
-              <w:rPr>
-                <w:rFonts w:hint="default" w:cstheme="minorBidi"/>
-                <w:b w:val="0"/>
-                <w:color w:val="000000"/>
-                <w:kern w:val="2"/>
-                <w:sz w:val="21"/>
-                <w:szCs w:val="24"/>
-                <w:vertAlign w:val="baseline"/>
-                <w:lang w:val="en-US" w:eastAsia="zh-CN" w:bidi="ar-SA"/>
-              </w:rPr>
-            </w:pPr>
-            <w:r>
-              <w:rPr>
-                <w:rFonts w:hint="eastAsia" w:cstheme="minorBidi"/>
-                <w:b w:val="0"/>
-                <w:color w:val="000000"/>
-                <w:kern w:val="2"/>
-                <w:sz w:val="21"/>
-                <w:szCs w:val="24"/>
-                <w:vertAlign w:val="baseline"/>
-                <w:lang w:val="en-US" w:eastAsia="zh-CN" w:bidi="ar-SA"/>
-              </w:rPr>
-              <w:t>E2E Training</w:t>
-            </w:r>
-          </w:p>
-        </w:tc>
-      </w:tr>
-      <w:tr>
-        <w:tblPrEx>
-          <w:tblBorders>
-            <w:top w:val="single" w:color="auto" w:sz="4" w:space="0"/>
-            <w:left w:val="single" w:color="auto" w:sz="4" w:space="0"/>
-            <w:bottom w:val="single" w:color="auto" w:sz="4" w:space="0"/>
-            <w:right w:val="single" w:color="auto" w:sz="4" w:space="0"/>
-            <w:insideH w:val="single" w:color="auto" w:sz="4" w:space="0"/>
-            <w:insideV w:val="single" w:color="auto" w:sz="4" w:space="0"/>
-          </w:tblBorders>
-          <w:tblCellMar>
-            <w:top w:w="0" w:type="dxa"/>
-            <w:left w:w="108" w:type="dxa"/>
-            <w:bottom w:w="0" w:type="dxa"/>
-            <w:right w:w="108" w:type="dxa"/>
-          </w:tblCellMar>
-        </w:tblPrEx>
-        <w:trPr>
-          <w:jc w:val="center"/>
-        </w:trPr>
-        <w:tc>
-          <w:tcPr>
-            <w:tcW w:w="1703" w:type="dxa"/>
-            <w:tcBorders>
-              <w:top w:val="single" w:color="000000" w:sz="4" w:space="0"/>
-              <w:left w:val="nil"/>
-              <w:bottom w:val="single" w:color="000000" w:sz="4" w:space="0"/>
-              <w:right w:val="nil"/>
-            </w:tcBorders>
-            <w:shd w:val="clear" w:color="auto" w:fill="FFFFFF"/>
-          </w:tcPr>
-          <w:p>
-            <w:pPr>
-              <w:pStyle w:val="6"/>
-              <w:keepNext w:val="0"/>
-              <w:keepLines w:val="0"/>
-              <w:widowControl/>
-              <w:suppressLineNumbers w:val="0"/>
-              <w:jc w:val="left"/>
-              <w:rPr>
-                <w:rFonts w:hint="default" w:asciiTheme="minorHAnsi" w:hAnsiTheme="minorHAnsi" w:eastAsiaTheme="minorEastAsia" w:cstheme="minorBidi"/>
-                <w:b w:val="0"/>
-                <w:color w:val="000000"/>
-                <w:kern w:val="2"/>
-                <w:sz w:val="21"/>
-                <w:szCs w:val="24"/>
-                <w:vertAlign w:val="baseline"/>
-                <w:lang w:val="en-US" w:eastAsia="zh-CN" w:bidi="ar-SA"/>
-              </w:rPr>
-            </w:pPr>
-            <w:r>
-              <w:rPr>
-                <w:rFonts w:hint="eastAsia" w:cstheme="minorBidi"/>
-                <w:b w:val="0"/>
-                <w:color w:val="000000"/>
-                <w:kern w:val="2"/>
-                <w:sz w:val="21"/>
-                <w:szCs w:val="24"/>
-                <w:vertAlign w:val="baseline"/>
-                <w:lang w:val="en-US" w:eastAsia="zh-CN" w:bidi="ar-SA"/>
-              </w:rPr>
-              <w:t>CLIPSeg</w:t>
-            </w:r>
-          </w:p>
-        </w:tc>
-        <w:tc>
-          <w:tcPr>
-            <w:tcW w:w="1703" w:type="dxa"/>
-            <w:tcBorders>
-              <w:top w:val="single" w:color="000000" w:sz="4" w:space="0"/>
-              <w:left w:val="nil"/>
-              <w:bottom w:val="single" w:color="000000" w:sz="4" w:space="0"/>
-              <w:right w:val="nil"/>
-            </w:tcBorders>
-            <w:shd w:val="clear" w:color="auto" w:fill="FFFFFF"/>
-          </w:tcPr>
-          <w:p>
-            <w:pPr>
-              <w:pStyle w:val="6"/>
-              <w:keepNext w:val="0"/>
-              <w:keepLines w:val="0"/>
-              <w:widowControl/>
-              <w:suppressLineNumbers w:val="0"/>
-              <w:jc w:val="left"/>
-              <w:rPr>
-                <w:rFonts w:hint="default" w:asciiTheme="minorHAnsi" w:hAnsiTheme="minorHAnsi" w:eastAsiaTheme="minorEastAsia" w:cstheme="minorBidi"/>
-                <w:b w:val="0"/>
-                <w:color w:val="000000"/>
-                <w:kern w:val="2"/>
-                <w:sz w:val="21"/>
-                <w:szCs w:val="24"/>
-                <w:vertAlign w:val="baseline"/>
-                <w:lang w:val="en-US" w:eastAsia="zh-CN" w:bidi="ar-SA"/>
-              </w:rPr>
-            </w:pPr>
-            <w:r>
-              <w:rPr>
-                <w:rFonts w:hint="eastAsia" w:cstheme="minorBidi"/>
-                <w:b w:val="0"/>
-                <w:color w:val="000000"/>
-                <w:kern w:val="2"/>
-                <w:sz w:val="21"/>
-                <w:szCs w:val="24"/>
-                <w:vertAlign w:val="baseline"/>
-                <w:lang w:val="en-US" w:eastAsia="zh-CN" w:bidi="ar-SA"/>
-              </w:rPr>
-              <w:t>掩码</w:t>
-            </w:r>
-          </w:p>
-        </w:tc>
-        <w:tc>
-          <w:tcPr>
-            <w:tcW w:w="1703" w:type="dxa"/>
-            <w:tcBorders>
-              <w:top w:val="single" w:color="000000" w:sz="4" w:space="0"/>
-              <w:left w:val="nil"/>
-              <w:bottom w:val="single" w:color="000000" w:sz="4" w:space="0"/>
-              <w:right w:val="nil"/>
-            </w:tcBorders>
-            <w:shd w:val="clear" w:color="auto" w:fill="FFFFFF"/>
-          </w:tcPr>
-          <w:p>
-            <w:pPr>
-              <w:pStyle w:val="6"/>
-              <w:keepNext w:val="0"/>
-              <w:keepLines w:val="0"/>
-              <w:widowControl/>
-              <w:suppressLineNumbers w:val="0"/>
-              <w:jc w:val="left"/>
-              <w:rPr>
-                <w:rFonts w:hint="default" w:asciiTheme="minorHAnsi" w:hAnsiTheme="minorHAnsi" w:eastAsiaTheme="minorEastAsia" w:cstheme="minorBidi"/>
-                <w:b w:val="0"/>
-                <w:color w:val="000000"/>
-                <w:kern w:val="2"/>
-                <w:sz w:val="21"/>
-                <w:szCs w:val="24"/>
-                <w:vertAlign w:val="baseline"/>
-                <w:lang w:val="en-US" w:eastAsia="zh-CN" w:bidi="ar-SA"/>
-              </w:rPr>
-            </w:pPr>
-            <w:r>
-              <w:rPr>
-                <w:rFonts w:hint="eastAsia" w:cstheme="minorBidi"/>
-                <w:b w:val="0"/>
-                <w:color w:val="000000"/>
-                <w:kern w:val="2"/>
-                <w:sz w:val="21"/>
-                <w:szCs w:val="24"/>
-                <w:vertAlign w:val="baseline"/>
-                <w:lang w:val="en-US" w:eastAsia="zh-CN" w:bidi="ar-SA"/>
-              </w:rPr>
-              <w:t>x</w:t>
-            </w:r>
-          </w:p>
-        </w:tc>
-        <w:tc>
-          <w:tcPr>
-            <w:tcW w:w="1703" w:type="dxa"/>
-            <w:tcBorders>
-              <w:top w:val="single" w:color="000000" w:sz="4" w:space="0"/>
-              <w:left w:val="nil"/>
-              <w:bottom w:val="single" w:color="000000" w:sz="4" w:space="0"/>
-              <w:right w:val="nil"/>
-            </w:tcBorders>
-            <w:shd w:val="clear" w:color="auto" w:fill="FFFFFF"/>
-          </w:tcPr>
-          <w:p>
-            <w:pPr>
-              <w:pStyle w:val="6"/>
-              <w:keepNext w:val="0"/>
-              <w:keepLines w:val="0"/>
-              <w:widowControl/>
-              <w:suppressLineNumbers w:val="0"/>
-              <w:jc w:val="left"/>
-              <w:rPr>
-                <w:rFonts w:hint="default" w:cstheme="minorBidi"/>
-                <w:b w:val="0"/>
-                <w:color w:val="000000"/>
-                <w:kern w:val="2"/>
-                <w:sz w:val="21"/>
-                <w:szCs w:val="24"/>
-                <w:vertAlign w:val="baseline"/>
-                <w:lang w:val="en-US" w:eastAsia="zh-CN" w:bidi="ar-SA"/>
-              </w:rPr>
-            </w:pPr>
-            <w:r>
-              <w:rPr>
-                <w:rFonts w:hint="eastAsia" w:cstheme="minorBidi"/>
-                <w:b w:val="0"/>
-                <w:color w:val="000000"/>
-                <w:kern w:val="2"/>
-                <w:sz w:val="21"/>
-                <w:szCs w:val="24"/>
-                <w:vertAlign w:val="baseline"/>
-                <w:lang w:val="en-US" w:eastAsia="zh-CN" w:bidi="ar-SA"/>
-              </w:rPr>
-              <w:t>√</w:t>
-            </w:r>
-          </w:p>
-        </w:tc>
-      </w:tr>
-      <w:tr>
-        <w:tblPrEx>
-          <w:tblBorders>
-            <w:top w:val="single" w:color="auto" w:sz="4" w:space="0"/>
-            <w:left w:val="single" w:color="auto" w:sz="4" w:space="0"/>
-            <w:bottom w:val="single" w:color="auto" w:sz="4" w:space="0"/>
-            <w:right w:val="single" w:color="auto" w:sz="4" w:space="0"/>
-            <w:insideH w:val="single" w:color="auto" w:sz="4" w:space="0"/>
-            <w:insideV w:val="single" w:color="auto" w:sz="4" w:space="0"/>
-          </w:tblBorders>
-          <w:tblCellMar>
-            <w:top w:w="0" w:type="dxa"/>
-            <w:left w:w="108" w:type="dxa"/>
-            <w:bottom w:w="0" w:type="dxa"/>
-            <w:right w:w="108" w:type="dxa"/>
-          </w:tblCellMar>
-        </w:tblPrEx>
-        <w:trPr>
-          <w:jc w:val="center"/>
-        </w:trPr>
-        <w:tc>
-          <w:tcPr>
-            <w:tcW w:w="1703" w:type="dxa"/>
-            <w:tcBorders>
-              <w:top w:val="single" w:color="000000" w:sz="4" w:space="0"/>
-              <w:left w:val="nil"/>
-              <w:bottom w:val="single" w:color="000000" w:sz="4" w:space="0"/>
-              <w:right w:val="nil"/>
-            </w:tcBorders>
-            <w:shd w:val="clear" w:color="auto" w:fill="FFFFFF"/>
-          </w:tcPr>
-          <w:p>
-            <w:pPr>
-              <w:pStyle w:val="6"/>
-              <w:keepNext w:val="0"/>
-              <w:keepLines w:val="0"/>
-              <w:widowControl/>
-              <w:suppressLineNumbers w:val="0"/>
-              <w:jc w:val="left"/>
-              <w:rPr>
-                <w:rFonts w:hint="default" w:asciiTheme="minorHAnsi" w:hAnsiTheme="minorHAnsi" w:eastAsiaTheme="minorEastAsia" w:cstheme="minorBidi"/>
-                <w:b w:val="0"/>
-                <w:color w:val="000000"/>
-                <w:kern w:val="2"/>
-                <w:sz w:val="21"/>
-                <w:szCs w:val="24"/>
-                <w:vertAlign w:val="baseline"/>
-                <w:lang w:val="en-US" w:eastAsia="zh-CN" w:bidi="ar-SA"/>
-              </w:rPr>
-            </w:pPr>
-            <w:r>
-              <w:rPr>
-                <w:rFonts w:hint="eastAsia" w:cstheme="minorBidi"/>
-                <w:b w:val="0"/>
-                <w:color w:val="000000"/>
-                <w:kern w:val="2"/>
-                <w:sz w:val="21"/>
-                <w:szCs w:val="24"/>
-                <w:vertAlign w:val="baseline"/>
-                <w:lang w:val="en-US" w:eastAsia="zh-CN" w:bidi="ar-SA"/>
-              </w:rPr>
-              <w:t>SegEarth-OV</w:t>
-            </w:r>
-          </w:p>
-        </w:tc>
-        <w:tc>
-          <w:tcPr>
-            <w:tcW w:w="1703" w:type="dxa"/>
-            <w:tcBorders>
-              <w:top w:val="single" w:color="000000" w:sz="4" w:space="0"/>
-              <w:left w:val="nil"/>
-              <w:bottom w:val="single" w:color="000000" w:sz="4" w:space="0"/>
-              <w:right w:val="nil"/>
-            </w:tcBorders>
-            <w:shd w:val="clear" w:color="auto" w:fill="FFFFFF"/>
-          </w:tcPr>
-          <w:p>
-            <w:pPr>
-              <w:pStyle w:val="6"/>
-              <w:keepNext w:val="0"/>
-              <w:keepLines w:val="0"/>
-              <w:widowControl/>
-              <w:suppressLineNumbers w:val="0"/>
-              <w:jc w:val="left"/>
-              <w:rPr>
-                <w:rFonts w:hint="default" w:asciiTheme="minorHAnsi" w:hAnsiTheme="minorHAnsi" w:eastAsiaTheme="minorEastAsia" w:cstheme="minorBidi"/>
-                <w:b w:val="0"/>
-                <w:color w:val="000000"/>
-                <w:kern w:val="2"/>
-                <w:sz w:val="21"/>
-                <w:szCs w:val="24"/>
-                <w:vertAlign w:val="baseline"/>
-                <w:lang w:val="en-US" w:eastAsia="zh-CN" w:bidi="ar-SA"/>
-              </w:rPr>
-            </w:pPr>
-            <w:r>
-              <w:rPr>
-                <w:rFonts w:hint="eastAsia" w:cstheme="minorBidi"/>
-                <w:b w:val="0"/>
-                <w:color w:val="000000"/>
-                <w:kern w:val="2"/>
-                <w:sz w:val="21"/>
-                <w:szCs w:val="24"/>
-                <w:vertAlign w:val="baseline"/>
-                <w:lang w:val="en-US" w:eastAsia="zh-CN" w:bidi="ar-SA"/>
-              </w:rPr>
-              <w:t>Featup上采样</w:t>
-            </w:r>
-          </w:p>
-        </w:tc>
-        <w:tc>
-          <w:tcPr>
-            <w:tcW w:w="1703" w:type="dxa"/>
-            <w:tcBorders>
-              <w:top w:val="single" w:color="000000" w:sz="4" w:space="0"/>
-              <w:left w:val="nil"/>
-              <w:bottom w:val="single" w:color="000000" w:sz="4" w:space="0"/>
-              <w:right w:val="nil"/>
-            </w:tcBorders>
-            <w:shd w:val="clear" w:color="auto" w:fill="FFFFFF"/>
-          </w:tcPr>
-          <w:p>
-            <w:pPr>
-              <w:pStyle w:val="6"/>
-              <w:keepNext w:val="0"/>
-              <w:keepLines w:val="0"/>
-              <w:widowControl/>
-              <w:suppressLineNumbers w:val="0"/>
-              <w:jc w:val="left"/>
-              <w:rPr>
-                <w:rFonts w:hint="default" w:asciiTheme="minorHAnsi" w:hAnsiTheme="minorHAnsi" w:eastAsiaTheme="minorEastAsia" w:cstheme="minorBidi"/>
-                <w:b w:val="0"/>
-                <w:color w:val="000000"/>
-                <w:kern w:val="2"/>
-                <w:sz w:val="21"/>
-                <w:szCs w:val="24"/>
-                <w:vertAlign w:val="baseline"/>
-                <w:lang w:val="en-US" w:eastAsia="zh-CN" w:bidi="ar-SA"/>
-              </w:rPr>
-            </w:pPr>
-            <w:r>
-              <w:rPr>
-                <w:rFonts w:hint="eastAsia" w:cstheme="minorBidi"/>
-                <w:b w:val="0"/>
-                <w:color w:val="000000"/>
-                <w:kern w:val="2"/>
-                <w:sz w:val="21"/>
-                <w:szCs w:val="24"/>
-                <w:vertAlign w:val="baseline"/>
-                <w:lang w:val="en-US" w:eastAsia="zh-CN" w:bidi="ar-SA"/>
-              </w:rPr>
-              <w:t>√</w:t>
-            </w:r>
-          </w:p>
-        </w:tc>
-        <w:tc>
-          <w:tcPr>
-            <w:tcW w:w="1703" w:type="dxa"/>
-            <w:tcBorders>
-              <w:top w:val="single" w:color="000000" w:sz="4" w:space="0"/>
-              <w:left w:val="nil"/>
-              <w:bottom w:val="single" w:color="000000" w:sz="4" w:space="0"/>
-              <w:right w:val="nil"/>
-            </w:tcBorders>
-            <w:shd w:val="clear" w:color="auto" w:fill="FFFFFF"/>
-          </w:tcPr>
-          <w:p>
-            <w:pPr>
-              <w:pStyle w:val="6"/>
-              <w:keepNext w:val="0"/>
-              <w:keepLines w:val="0"/>
-              <w:widowControl/>
-              <w:suppressLineNumbers w:val="0"/>
-              <w:jc w:val="left"/>
-              <w:rPr>
-                <w:rFonts w:hint="default" w:cstheme="minorBidi"/>
-                <w:b w:val="0"/>
-                <w:color w:val="000000"/>
-                <w:kern w:val="2"/>
-                <w:sz w:val="21"/>
-                <w:szCs w:val="24"/>
-                <w:vertAlign w:val="baseline"/>
-                <w:lang w:val="en-US" w:eastAsia="zh-CN" w:bidi="ar-SA"/>
-              </w:rPr>
-            </w:pPr>
-            <w:r>
-              <w:rPr>
-                <w:rFonts w:hint="eastAsia" w:cstheme="minorBidi"/>
-                <w:b w:val="0"/>
-                <w:color w:val="000000"/>
-                <w:kern w:val="2"/>
-                <w:sz w:val="21"/>
-                <w:szCs w:val="24"/>
-                <w:vertAlign w:val="baseline"/>
-                <w:lang w:val="en-US" w:eastAsia="zh-CN" w:bidi="ar-SA"/>
-              </w:rPr>
-              <w:t>x</w:t>
-            </w:r>
-          </w:p>
-        </w:tc>
-      </w:tr>
-      <w:tr>
-        <w:tblPrEx>
-          <w:tblBorders>
-            <w:top w:val="single" w:color="auto" w:sz="4" w:space="0"/>
-            <w:left w:val="single" w:color="auto" w:sz="4" w:space="0"/>
-            <w:bottom w:val="single" w:color="auto" w:sz="4" w:space="0"/>
-            <w:right w:val="single" w:color="auto" w:sz="4" w:space="0"/>
-            <w:insideH w:val="single" w:color="auto" w:sz="4" w:space="0"/>
-            <w:insideV w:val="single" w:color="auto" w:sz="4" w:space="0"/>
-          </w:tblBorders>
-          <w:tblCellMar>
-            <w:top w:w="0" w:type="dxa"/>
-            <w:left w:w="108" w:type="dxa"/>
-            <w:bottom w:w="0" w:type="dxa"/>
-            <w:right w:w="108" w:type="dxa"/>
-          </w:tblCellMar>
-        </w:tblPrEx>
-        <w:trPr>
-          <w:jc w:val="center"/>
-        </w:trPr>
-        <w:tc>
-          <w:tcPr>
-            <w:tcW w:w="1703" w:type="dxa"/>
-            <w:tcBorders>
-              <w:top w:val="single" w:color="000000" w:sz="4" w:space="0"/>
-              <w:left w:val="nil"/>
-              <w:bottom w:val="single" w:color="000000" w:sz="4" w:space="0"/>
-              <w:right w:val="nil"/>
-            </w:tcBorders>
-            <w:shd w:val="clear" w:color="auto" w:fill="FFFFFF"/>
-          </w:tcPr>
-          <w:p>
-            <w:pPr>
-              <w:pStyle w:val="6"/>
-              <w:keepNext w:val="0"/>
-              <w:keepLines w:val="0"/>
-              <w:widowControl/>
-              <w:suppressLineNumbers w:val="0"/>
-              <w:jc w:val="left"/>
-              <w:rPr>
-                <w:rFonts w:hint="default" w:cstheme="minorBidi"/>
-                <w:b w:val="0"/>
-                <w:color w:val="000000"/>
-                <w:kern w:val="2"/>
-                <w:sz w:val="21"/>
-                <w:szCs w:val="24"/>
-                <w:vertAlign w:val="baseline"/>
-                <w:lang w:val="en-US" w:eastAsia="zh-CN" w:bidi="ar-SA"/>
-              </w:rPr>
-            </w:pPr>
-            <w:r>
-              <w:rPr>
-                <w:rFonts w:hint="eastAsia" w:cstheme="minorBidi"/>
-                <w:b w:val="0"/>
-                <w:color w:val="000000"/>
-                <w:kern w:val="2"/>
-                <w:sz w:val="21"/>
-                <w:szCs w:val="24"/>
-                <w:vertAlign w:val="baseline"/>
-                <w:lang w:val="en-US" w:eastAsia="zh-CN" w:bidi="ar-SA"/>
-              </w:rPr>
-              <w:t>Lposs</w:t>
-            </w:r>
-          </w:p>
-        </w:tc>
-        <w:tc>
-          <w:tcPr>
-            <w:tcW w:w="1703" w:type="dxa"/>
-            <w:tcBorders>
-              <w:top w:val="single" w:color="000000" w:sz="4" w:space="0"/>
-              <w:left w:val="nil"/>
-              <w:bottom w:val="single" w:color="000000" w:sz="4" w:space="0"/>
-              <w:right w:val="nil"/>
-            </w:tcBorders>
-            <w:shd w:val="clear" w:color="auto" w:fill="FFFFFF"/>
-          </w:tcPr>
-          <w:p>
-            <w:pPr>
-              <w:pStyle w:val="6"/>
-              <w:keepNext w:val="0"/>
-              <w:keepLines w:val="0"/>
-              <w:widowControl/>
-              <w:suppressLineNumbers w:val="0"/>
-              <w:jc w:val="left"/>
-              <w:rPr>
-                <w:rFonts w:hint="default" w:asciiTheme="minorHAnsi" w:hAnsiTheme="minorHAnsi" w:eastAsiaTheme="minorEastAsia" w:cstheme="minorBidi"/>
-                <w:b w:val="0"/>
-                <w:color w:val="000000"/>
-                <w:kern w:val="2"/>
-                <w:sz w:val="21"/>
-                <w:szCs w:val="24"/>
-                <w:vertAlign w:val="baseline"/>
-                <w:lang w:val="en-US" w:eastAsia="zh-CN" w:bidi="ar-SA"/>
-              </w:rPr>
-            </w:pPr>
-            <w:r>
-              <w:rPr>
-                <w:rFonts w:hint="eastAsia" w:cstheme="minorBidi"/>
-                <w:b w:val="0"/>
-                <w:color w:val="000000"/>
-                <w:kern w:val="2"/>
-                <w:sz w:val="21"/>
-                <w:szCs w:val="24"/>
-                <w:vertAlign w:val="baseline"/>
-                <w:lang w:val="en-US" w:eastAsia="zh-CN" w:bidi="ar-SA"/>
-              </w:rPr>
-              <w:t>DINO亲和力</w:t>
-            </w:r>
-          </w:p>
-        </w:tc>
-        <w:tc>
-          <w:tcPr>
-            <w:tcW w:w="1703" w:type="dxa"/>
-            <w:tcBorders>
-              <w:top w:val="single" w:color="000000" w:sz="4" w:space="0"/>
-              <w:left w:val="nil"/>
-              <w:bottom w:val="single" w:color="000000" w:sz="4" w:space="0"/>
-              <w:right w:val="nil"/>
-            </w:tcBorders>
-            <w:shd w:val="clear" w:color="auto" w:fill="FFFFFF"/>
-          </w:tcPr>
-          <w:p>
-            <w:pPr>
-              <w:pStyle w:val="6"/>
-              <w:keepNext w:val="0"/>
-              <w:keepLines w:val="0"/>
-              <w:widowControl/>
-              <w:suppressLineNumbers w:val="0"/>
-              <w:jc w:val="left"/>
-              <w:rPr>
-                <w:rFonts w:hint="default" w:asciiTheme="minorHAnsi" w:hAnsiTheme="minorHAnsi" w:eastAsiaTheme="minorEastAsia" w:cstheme="minorBidi"/>
-                <w:b w:val="0"/>
-                <w:color w:val="000000"/>
-                <w:kern w:val="2"/>
-                <w:sz w:val="21"/>
-                <w:szCs w:val="24"/>
-                <w:vertAlign w:val="baseline"/>
-                <w:lang w:val="en-US" w:eastAsia="zh-CN" w:bidi="ar-SA"/>
-              </w:rPr>
-            </w:pPr>
-            <w:r>
-              <w:rPr>
-                <w:rFonts w:hint="eastAsia" w:cstheme="minorBidi"/>
-                <w:b w:val="0"/>
-                <w:color w:val="000000"/>
-                <w:kern w:val="2"/>
-                <w:sz w:val="21"/>
-                <w:szCs w:val="24"/>
-                <w:vertAlign w:val="baseline"/>
-                <w:lang w:val="en-US" w:eastAsia="zh-CN" w:bidi="ar-SA"/>
-              </w:rPr>
-              <w:t>x</w:t>
-            </w:r>
-          </w:p>
-        </w:tc>
-        <w:tc>
-          <w:tcPr>
-            <w:tcW w:w="1703" w:type="dxa"/>
-            <w:tcBorders>
-              <w:top w:val="single" w:color="000000" w:sz="4" w:space="0"/>
-              <w:left w:val="nil"/>
-              <w:bottom w:val="single" w:color="000000" w:sz="4" w:space="0"/>
-              <w:right w:val="nil"/>
-            </w:tcBorders>
-            <w:shd w:val="clear" w:color="auto" w:fill="FFFFFF"/>
-          </w:tcPr>
-          <w:p>
-            <w:pPr>
-              <w:pStyle w:val="6"/>
-              <w:keepNext w:val="0"/>
-              <w:keepLines w:val="0"/>
-              <w:widowControl/>
-              <w:suppressLineNumbers w:val="0"/>
-              <w:jc w:val="left"/>
-              <w:rPr>
-                <w:rFonts w:hint="default" w:cstheme="minorBidi"/>
-                <w:b w:val="0"/>
-                <w:color w:val="000000"/>
-                <w:kern w:val="2"/>
-                <w:sz w:val="21"/>
-                <w:szCs w:val="24"/>
-                <w:vertAlign w:val="baseline"/>
-                <w:lang w:val="en-US" w:eastAsia="zh-CN" w:bidi="ar-SA"/>
-              </w:rPr>
-            </w:pPr>
-            <w:r>
-              <w:rPr>
-                <w:rFonts w:hint="eastAsia" w:cstheme="minorBidi"/>
-                <w:b w:val="0"/>
-                <w:color w:val="000000"/>
-                <w:kern w:val="2"/>
-                <w:sz w:val="21"/>
-                <w:szCs w:val="24"/>
-                <w:vertAlign w:val="baseline"/>
-                <w:lang w:val="en-US" w:eastAsia="zh-CN" w:bidi="ar-SA"/>
-              </w:rPr>
-              <w:t>x</w:t>
-            </w:r>
-          </w:p>
-        </w:tc>
-      </w:tr>
-      <w:tr>
-        <w:tblPrEx>
-          <w:tblBorders>
-            <w:top w:val="single" w:color="auto" w:sz="4" w:space="0"/>
-            <w:left w:val="single" w:color="auto" w:sz="4" w:space="0"/>
-            <w:bottom w:val="single" w:color="auto" w:sz="4" w:space="0"/>
-            <w:right w:val="single" w:color="auto" w:sz="4" w:space="0"/>
-            <w:insideH w:val="single" w:color="auto" w:sz="4" w:space="0"/>
-            <w:insideV w:val="single" w:color="auto" w:sz="4" w:space="0"/>
-          </w:tblBorders>
-          <w:tblCellMar>
-            <w:top w:w="0" w:type="dxa"/>
-            <w:left w:w="108" w:type="dxa"/>
-            <w:bottom w:w="0" w:type="dxa"/>
-            <w:right w:w="108" w:type="dxa"/>
-          </w:tblCellMar>
-        </w:tblPrEx>
-        <w:trPr>
-          <w:trHeight w:val="90" w:hRule="atLeast"/>
-          <w:jc w:val="center"/>
-        </w:trPr>
-        <w:tc>
-          <w:tcPr>
-            <w:tcW w:w="1703" w:type="dxa"/>
-            <w:tcBorders>
-              <w:top w:val="single" w:color="000000" w:sz="4" w:space="0"/>
-              <w:left w:val="nil"/>
-              <w:bottom w:val="single" w:color="000000" w:sz="4" w:space="0"/>
-              <w:right w:val="nil"/>
-            </w:tcBorders>
-            <w:shd w:val="clear" w:color="auto" w:fill="FFFFFF"/>
-          </w:tcPr>
-          <w:p>
-            <w:pPr>
-              <w:pStyle w:val="6"/>
-              <w:keepNext w:val="0"/>
-              <w:keepLines w:val="0"/>
-              <w:widowControl/>
-              <w:suppressLineNumbers w:val="0"/>
-              <w:jc w:val="left"/>
-              <w:rPr>
-                <w:rFonts w:hint="default" w:cstheme="minorBidi"/>
-                <w:b w:val="0"/>
-                <w:color w:val="000000"/>
-                <w:kern w:val="2"/>
-                <w:sz w:val="21"/>
-                <w:szCs w:val="24"/>
-                <w:vertAlign w:val="baseline"/>
-                <w:lang w:val="en-US" w:eastAsia="zh-CN" w:bidi="ar-SA"/>
-              </w:rPr>
-            </w:pPr>
-            <w:r>
-              <w:rPr>
-                <w:rFonts w:hint="eastAsia" w:cstheme="minorBidi"/>
-                <w:b w:val="0"/>
-                <w:color w:val="000000"/>
-                <w:kern w:val="2"/>
-                <w:sz w:val="21"/>
-                <w:szCs w:val="24"/>
-                <w:vertAlign w:val="baseline"/>
-                <w:lang w:val="en-US" w:eastAsia="zh-CN" w:bidi="ar-SA"/>
-              </w:rPr>
-              <w:t>Ours</w:t>
-            </w:r>
-          </w:p>
-        </w:tc>
-        <w:tc>
-          <w:tcPr>
-            <w:tcW w:w="1703" w:type="dxa"/>
-            <w:tcBorders>
-              <w:top w:val="single" w:color="000000" w:sz="4" w:space="0"/>
-              <w:left w:val="nil"/>
-              <w:bottom w:val="single" w:color="000000" w:sz="4" w:space="0"/>
-              <w:right w:val="nil"/>
-            </w:tcBorders>
-            <w:shd w:val="clear" w:color="auto" w:fill="FFFFFF"/>
-          </w:tcPr>
-          <w:p>
-            <w:pPr>
-              <w:pStyle w:val="6"/>
-              <w:keepNext w:val="0"/>
-              <w:keepLines w:val="0"/>
-              <w:widowControl/>
-              <w:suppressLineNumbers w:val="0"/>
-              <w:jc w:val="left"/>
-              <w:rPr>
-                <w:rFonts w:hint="default" w:cstheme="minorBidi"/>
-                <w:b w:val="0"/>
-                <w:color w:val="000000"/>
-                <w:kern w:val="2"/>
-                <w:sz w:val="21"/>
-                <w:szCs w:val="24"/>
-                <w:vertAlign w:val="baseline"/>
-                <w:lang w:val="en-US" w:eastAsia="zh-CN" w:bidi="ar-SA"/>
-              </w:rPr>
-            </w:pPr>
-            <w:r>
-              <w:rPr>
-                <w:rFonts w:hint="eastAsia" w:cstheme="minorBidi"/>
-                <w:b w:val="0"/>
-                <w:color w:val="000000"/>
-                <w:kern w:val="2"/>
-                <w:sz w:val="21"/>
-                <w:szCs w:val="24"/>
-                <w:vertAlign w:val="baseline"/>
-                <w:lang w:val="en-US" w:eastAsia="zh-CN" w:bidi="ar-SA"/>
-              </w:rPr>
-              <w:t>TTA上采样</w:t>
-            </w:r>
-          </w:p>
-        </w:tc>
-        <w:tc>
-          <w:tcPr>
-            <w:tcW w:w="1703" w:type="dxa"/>
-            <w:tcBorders>
-              <w:top w:val="single" w:color="000000" w:sz="4" w:space="0"/>
-              <w:left w:val="nil"/>
-              <w:bottom w:val="single" w:color="000000" w:sz="4" w:space="0"/>
-              <w:right w:val="nil"/>
-            </w:tcBorders>
-            <w:shd w:val="clear" w:color="auto" w:fill="FFFFFF"/>
-          </w:tcPr>
-          <w:p>
-            <w:pPr>
-              <w:pStyle w:val="6"/>
-              <w:keepNext w:val="0"/>
-              <w:keepLines w:val="0"/>
-              <w:widowControl/>
-              <w:suppressLineNumbers w:val="0"/>
-              <w:jc w:val="left"/>
-              <w:rPr>
-                <w:rFonts w:hint="default" w:asciiTheme="minorHAnsi" w:hAnsiTheme="minorHAnsi" w:eastAsiaTheme="minorEastAsia" w:cstheme="minorBidi"/>
-                <w:b w:val="0"/>
-                <w:color w:val="000000"/>
-                <w:kern w:val="2"/>
-                <w:sz w:val="21"/>
-                <w:szCs w:val="24"/>
-                <w:vertAlign w:val="baseline"/>
-                <w:lang w:val="en-US" w:eastAsia="zh-CN" w:bidi="ar-SA"/>
-              </w:rPr>
-            </w:pPr>
-            <w:r>
-              <w:rPr>
-                <w:rFonts w:hint="eastAsia" w:cstheme="minorBidi"/>
-                <w:b w:val="0"/>
-                <w:color w:val="000000"/>
-                <w:kern w:val="2"/>
-                <w:sz w:val="21"/>
-                <w:szCs w:val="24"/>
-                <w:vertAlign w:val="baseline"/>
-                <w:lang w:val="en-US" w:eastAsia="zh-CN" w:bidi="ar-SA"/>
-              </w:rPr>
-              <w:t>x</w:t>
-            </w:r>
-          </w:p>
-        </w:tc>
-        <w:tc>
-          <w:tcPr>
-            <w:tcW w:w="1703" w:type="dxa"/>
-            <w:tcBorders>
-              <w:top w:val="single" w:color="000000" w:sz="4" w:space="0"/>
-              <w:left w:val="nil"/>
-              <w:bottom w:val="single" w:color="000000" w:sz="4" w:space="0"/>
-              <w:right w:val="nil"/>
-            </w:tcBorders>
-            <w:shd w:val="clear" w:color="auto" w:fill="FFFFFF"/>
-          </w:tcPr>
-          <w:p>
-            <w:pPr>
-              <w:pStyle w:val="6"/>
-              <w:keepNext w:val="0"/>
-              <w:keepLines w:val="0"/>
-              <w:widowControl/>
-              <w:suppressLineNumbers w:val="0"/>
-              <w:jc w:val="left"/>
-              <w:rPr>
-                <w:rFonts w:hint="default" w:cstheme="minorBidi"/>
-                <w:b w:val="0"/>
-                <w:color w:val="000000"/>
-                <w:kern w:val="2"/>
-                <w:sz w:val="21"/>
-                <w:szCs w:val="24"/>
-                <w:vertAlign w:val="baseline"/>
-                <w:lang w:val="en-US" w:eastAsia="zh-CN" w:bidi="ar-SA"/>
-              </w:rPr>
-            </w:pPr>
-            <w:r>
-              <w:rPr>
-                <w:rFonts w:hint="eastAsia" w:cstheme="minorBidi"/>
-                <w:b w:val="0"/>
-                <w:color w:val="000000"/>
-                <w:kern w:val="2"/>
-                <w:sz w:val="21"/>
-                <w:szCs w:val="24"/>
-                <w:vertAlign w:val="baseline"/>
-                <w:lang w:val="en-US" w:eastAsia="zh-CN" w:bidi="ar-SA"/>
-              </w:rPr>
-              <w:t>x</w:t>
-            </w:r>
-          </w:p>
-        </w:tc>
-      </w:tr>
-    </w:tbl>
-    <w:p>
-      <w:pPr>
-        <w:pStyle w:val="6"/>
-        <w:keepNext w:val="0"/>
-        <w:keepLines w:val="0"/>
-        <w:widowControl/>
-        <w:suppressLineNumbers w:val="0"/>
-        <w:rPr>
-          <w:rFonts w:hint="eastAsia" w:asciiTheme="minorHAnsi" w:hAnsiTheme="minorHAnsi" w:eastAsiaTheme="minorEastAsia" w:cstheme="minorBidi"/>
-          <w:kern w:val="2"/>
-          <w:sz w:val="21"/>
-          <w:szCs w:val="24"/>
-          <w:lang w:val="en-US" w:eastAsia="zh-CN" w:bidi="ar-SA"/>
-        </w:rPr>
-      </w:pPr>
-      <w:r>
-        <w:rPr>
-          <w:rFonts w:hint="eastAsia" w:asciiTheme="minorHAnsi" w:hAnsiTheme="minorHAnsi" w:eastAsiaTheme="minorEastAsia" w:cstheme="minorBidi"/>
-          <w:kern w:val="2"/>
-          <w:sz w:val="21"/>
-          <w:szCs w:val="24"/>
-          <w:lang w:val="en-US" w:eastAsia="zh-CN" w:bidi="ar-SA"/>
-        </w:rPr>
-        <w:t>基于上述观察，我们提出一种不同的思路：</w:t>
-      </w:r>
-    </w:p>
-    <w:p>
-      <w:pPr>
-        <w:pStyle w:val="6"/>
-        <w:keepNext w:val="0"/>
-        <w:keepLines w:val="0"/>
-        <w:widowControl/>
-        <w:suppressLineNumbers w:val="0"/>
-        <w:ind w:right="720"/>
-        <w:rPr>
-          <w:rFonts w:hint="default" w:asciiTheme="minorHAnsi" w:hAnsiTheme="minorHAnsi" w:eastAsiaTheme="minorEastAsia" w:cstheme="minorBidi"/>
-          <w:kern w:val="2"/>
-          <w:sz w:val="21"/>
-          <w:szCs w:val="24"/>
-          <w:lang w:val="en-US" w:eastAsia="zh-CN" w:bidi="ar-SA"/>
-        </w:rPr>
-      </w:pPr>
-      <w:r>
-        <w:rPr>
-          <w:rFonts w:hint="eastAsia" w:asciiTheme="minorHAnsi" w:hAnsiTheme="minorHAnsi" w:eastAsiaTheme="minorEastAsia" w:cstheme="minorBidi"/>
-          <w:kern w:val="2"/>
-          <w:sz w:val="21"/>
-          <w:szCs w:val="24"/>
-          <w:lang w:val="en-US" w:eastAsia="zh-CN" w:bidi="ar-SA"/>
-        </w:rPr>
-        <w:t>不依赖任何预训练，而是在测试阶段直接从当前输入图像</w:t>
-      </w:r>
-      <w:r>
-        <w:rPr>
-          <w:rFonts w:hint="eastAsia" w:cstheme="minorBidi"/>
-          <w:kern w:val="2"/>
-          <w:sz w:val="21"/>
-          <w:szCs w:val="24"/>
-          <w:lang w:val="en-US" w:eastAsia="zh-CN" w:bidi="ar-SA"/>
-        </w:rPr>
-        <w:t>自身</w:t>
-      </w:r>
-      <w:r>
-        <w:rPr>
-          <w:rFonts w:hint="eastAsia" w:asciiTheme="minorHAnsi" w:hAnsiTheme="minorHAnsi" w:eastAsiaTheme="minorEastAsia" w:cstheme="minorBidi"/>
-          <w:kern w:val="2"/>
-          <w:sz w:val="21"/>
-          <w:szCs w:val="24"/>
-          <w:lang w:val="en-US" w:eastAsia="zh-CN" w:bidi="ar-SA"/>
-        </w:rPr>
-        <w:t>生成空间先验。</w:t>
-      </w:r>
-    </w:p>
-    <w:p>
-      <w:pPr>
-        <w:pStyle w:val="6"/>
-        <w:keepNext w:val="0"/>
-        <w:keepLines w:val="0"/>
-        <w:widowControl/>
-        <w:suppressLineNumbers w:val="0"/>
-        <w:rPr>
-          <w:rFonts w:hint="eastAsia" w:asciiTheme="minorHAnsi" w:hAnsiTheme="minorHAnsi" w:eastAsiaTheme="minorEastAsia" w:cstheme="minorBidi"/>
-          <w:kern w:val="2"/>
-          <w:sz w:val="21"/>
-          <w:szCs w:val="24"/>
-          <w:lang w:val="en-US" w:eastAsia="zh-CN" w:bidi="ar-SA"/>
-        </w:rPr>
-      </w:pPr>
-      <w:r>
-        <w:rPr>
-          <w:rFonts w:hint="eastAsia" w:asciiTheme="minorHAnsi" w:hAnsiTheme="minorHAnsi" w:eastAsiaTheme="minorEastAsia" w:cstheme="minorBidi"/>
-          <w:kern w:val="2"/>
-          <w:sz w:val="21"/>
-          <w:szCs w:val="24"/>
-          <w:lang w:val="en-US" w:eastAsia="zh-CN" w:bidi="ar-SA"/>
-        </w:rPr>
-        <w:t>具体而言，我们将空间一致性建模过程转化为一个测试时自监督</w:t>
-      </w:r>
-      <w:r>
-        <w:rPr>
-          <w:rFonts w:hint="eastAsia" w:cstheme="minorBidi"/>
-          <w:kern w:val="2"/>
-          <w:sz w:val="21"/>
-          <w:szCs w:val="24"/>
-          <w:lang w:val="en-US" w:eastAsia="zh-CN" w:bidi="ar-SA"/>
-        </w:rPr>
-        <w:t>上采样</w:t>
-      </w:r>
-      <w:r>
-        <w:rPr>
-          <w:rFonts w:hint="eastAsia" w:asciiTheme="minorHAnsi" w:hAnsiTheme="minorHAnsi" w:eastAsiaTheme="minorEastAsia" w:cstheme="minorBidi"/>
-          <w:kern w:val="2"/>
-          <w:sz w:val="21"/>
-          <w:szCs w:val="24"/>
-          <w:lang w:val="en-US" w:eastAsia="zh-CN" w:bidi="ar-SA"/>
-        </w:rPr>
-        <w:t>问题，通过对单张图像进行即时优化，动态构建与当前图像内容相匹配的空间结构约束。该过程无需任何额外数据或预训练模型，从而实现数据无关的自适应能力，并显著提升跨域泛化性能。</w:t>
-      </w:r>
-    </w:p>
-    <w:p>
-      <w:pPr>
+      </w:pPr>
+      <w:r>
         <w:rPr>
           <w:rFonts w:hint="eastAsia" w:cstheme="minorBidi"/>
           <w:b/>
@@ -3944,18 +4262,7 @@
           <w:szCs w:val="24"/>
           <w:lang w:val="en-US" w:eastAsia="zh-CN" w:bidi="ar-SA"/>
         </w:rPr>
-      </w:pPr>
-      <w:r>
-        <w:rPr>
-          <w:rFonts w:hint="eastAsia" w:cstheme="minorBidi"/>
-          <w:b/>
-          <w:bCs/>
-          <w:kern w:val="2"/>
-          <w:sz w:val="21"/>
-          <w:szCs w:val="24"/>
-          <w:lang w:val="en-US" w:eastAsia="zh-CN" w:bidi="ar-SA"/>
-        </w:rPr>
-        <w:t>3.4.1 可微分联合双边 JBU 上采样</w:t>
+        <w:t>4.5.1 可微分联合双边 Grid-based JBU 上采样</w:t>
       </w:r>
     </w:p>
     <w:p>
@@ -4479,7 +4786,7 @@
           <w:szCs w:val="21"/>
           <w:lang w:val="en-US" w:eastAsia="zh-CN" w:bidi="ar"/>
         </w:rPr>
-        <w:t>具体来说，它的公式是，像素值的加权综合除以总的权重综合得到输出像素，具体分为三个步骤：Splat（网格投射）、Blur（网格平滑）、Slice（网格采样），通俗说，即判断距离近不近，颜色像不像，光谱像不像。我们将 JBU 算法进行微分训练，参数极少，训练极轻量，此外，除了空间先验，我们还可以在此阶段引入光谱先验，如 NDVI 等，更好适配遥感任务。</w:t>
+        <w:t>具体来说，它的公式是，像素值的加权综合除以总的权重综合得到输出像素，具体分为三个步骤：Splat（网格投射）、Blur（网格平滑）、Slice（网格采样），通俗说，即判断距离近不近，颜色像不像，光谱像不像。我们将 JBU 算法进行微分训练，参数极少，训练极轻量。</w:t>
       </w:r>
     </w:p>
     <w:p>
@@ -5315,15 +5622,11 @@
     </w:p>
     <w:p>
       <w:pPr>
-        <w:rPr>
-          <w:rFonts w:hAnsi="Segoe UI Emoji" w:eastAsia="Segoe UI Emoji" w:cs="Segoe UI Emoji"/>
+        <m:rPr/>
+        <w:rPr>
+          <w:rFonts w:hint="default" w:hAnsi="Cambria Math" w:eastAsia="Segoe UI Emoji"/>
           <w:i w:val="0"/>
-          <w:iCs w:val="0"/>
-          <w:caps w:val="0"/>
-          <w:color w:val="000000"/>
-          <w:spacing w:val="0"/>
           <w:sz w:val="24"/>
-          <w:szCs w:val="24"/>
         </w:rPr>
       </w:pPr>
       <m:oMathPara>
@@ -5599,18 +5902,276 @@
     </w:p>
     <w:p>
       <w:pPr>
-        <w:rPr>
-          <w:rFonts w:hint="default" w:hAnsi="Segoe UI Emoji" w:eastAsia="Segoe UI Emoji" w:cs="Segoe UI Emoji"/>
+        <m:rPr/>
+        <w:rPr>
+          <w:rFonts w:hint="eastAsia" w:hAnsi="宋体" w:eastAsia="宋体" w:cs="宋体"/>
           <w:i w:val="0"/>
-          <w:iCs w:val="0"/>
-          <w:caps w:val="0"/>
-          <w:color w:val="000000"/>
-          <w:spacing w:val="0"/>
-          <w:sz w:val="24"/>
-          <w:szCs w:val="24"/>
-          <w:lang w:val="en-US" w:eastAsia="zh-CN"/>
-        </w:rPr>
-      </w:pPr>
+          <w:sz w:val="21"/>
+          <w:szCs w:val="21"/>
+          <w:lang w:val="en-US" w:eastAsia="zh-CN"/>
+        </w:rPr>
+      </w:pPr>
+      <w:r>
+        <m:rPr/>
+        <w:rPr>
+          <w:rFonts w:hint="eastAsia" w:hAnsi="宋体" w:eastAsia="宋体" w:cs="宋体"/>
+          <w:i w:val="0"/>
+          <w:sz w:val="21"/>
+          <w:szCs w:val="21"/>
+          <w:lang w:val="en-US" w:eastAsia="zh-CN"/>
+        </w:rPr>
+        <w:t>算法伪代码：</w:t>
+      </w:r>
+    </w:p>
+    <w:p>
+      <w:pPr>
+        <m:rPr/>
+        <w:rPr>
+          <w:rFonts w:hint="default" w:hAnsi="宋体" w:eastAsia="宋体" w:cs="宋体"/>
+          <w:i w:val="0"/>
+          <w:sz w:val="21"/>
+          <w:szCs w:val="21"/>
+          <w:lang w:val="en-US" w:eastAsia="zh-CN"/>
+        </w:rPr>
+      </w:pPr>
+    </w:p>
+    <w:p>
+      <w:pPr>
+        <w:pStyle w:val="16"/>
+        <w:bidi w:val="0"/>
+        <w:rPr>
+          <w:rFonts w:hint="default"/>
+          <w:lang w:val="en-US" w:eastAsia="zh-CN"/>
+        </w:rPr>
+      </w:pPr>
+      <w:r>
+        <w:rPr>
+          <w:rFonts w:hint="default"/>
+          <w:lang w:val="en-US" w:eastAsia="zh-CN"/>
+        </w:rPr>
+        <w:t>Input:</w:t>
+      </w:r>
+    </w:p>
+    <w:p>
+      <w:pPr>
+        <w:pStyle w:val="16"/>
+        <w:bidi w:val="0"/>
+        <w:rPr>
+          <w:rFonts w:hint="default"/>
+          <w:lang w:val="en-US" w:eastAsia="zh-CN"/>
+        </w:rPr>
+      </w:pPr>
+      <w:r>
+        <w:rPr>
+          <w:rFonts w:hint="default"/>
+          <w:lang w:val="en-US" w:eastAsia="zh-CN"/>
+        </w:rPr>
+        <w:t xml:space="preserve">    HR guidance image I_hr</w:t>
+      </w:r>
+    </w:p>
+    <w:p>
+      <w:pPr>
+        <w:pStyle w:val="16"/>
+        <w:bidi w:val="0"/>
+        <w:rPr>
+          <w:rFonts w:hint="default"/>
+          <w:lang w:val="en-US" w:eastAsia="zh-CN"/>
+        </w:rPr>
+      </w:pPr>
+      <w:r>
+        <w:rPr>
+          <w:rFonts w:hint="default"/>
+          <w:lang w:val="en-US" w:eastAsia="zh-CN"/>
+        </w:rPr>
+        <w:t xml:space="preserve">    LR feature map F_lr</w:t>
+      </w:r>
+    </w:p>
+    <w:p>
+      <w:pPr>
+        <w:pStyle w:val="16"/>
+        <w:bidi w:val="0"/>
+        <w:rPr>
+          <w:rFonts w:hint="default"/>
+          <w:lang w:val="en-US" w:eastAsia="zh-CN"/>
+        </w:rPr>
+      </w:pPr>
+      <w:r>
+        <w:rPr>
+          <w:rFonts w:hint="default"/>
+          <w:lang w:val="en-US" w:eastAsia="zh-CN"/>
+        </w:rPr>
+        <w:t>Output:</w:t>
+      </w:r>
+    </w:p>
+    <w:p>
+      <w:pPr>
+        <w:pStyle w:val="16"/>
+        <w:bidi w:val="0"/>
+        <w:rPr>
+          <w:rFonts w:hint="default"/>
+          <w:lang w:val="en-US" w:eastAsia="zh-CN"/>
+        </w:rPr>
+      </w:pPr>
+      <w:r>
+        <w:rPr>
+          <w:rFonts w:hint="default"/>
+          <w:lang w:val="en-US" w:eastAsia="zh-CN"/>
+        </w:rPr>
+        <w:t xml:space="preserve">    Upsampled feature map F_hr</w:t>
+      </w:r>
+    </w:p>
+    <w:p>
+      <w:pPr>
+        <w:pStyle w:val="16"/>
+        <w:bidi w:val="0"/>
+        <w:rPr>
+          <w:rFonts w:hint="default"/>
+          <w:lang w:val="en-US" w:eastAsia="zh-CN"/>
+        </w:rPr>
+      </w:pPr>
+      <w:r>
+        <w:rPr>
+          <w:rFonts w:hint="default"/>
+          <w:lang w:val="en-US" w:eastAsia="zh-CN"/>
+        </w:rPr>
+        <w:t>1: I_lr ← Downsample(I_hr)</w:t>
+      </w:r>
+    </w:p>
+    <w:p>
+      <w:pPr>
+        <w:pStyle w:val="16"/>
+        <w:bidi w:val="0"/>
+        <w:rPr>
+          <w:rFonts w:hint="default"/>
+          <w:lang w:val="en-US" w:eastAsia="zh-CN"/>
+        </w:rPr>
+      </w:pPr>
+      <w:r>
+        <w:rPr>
+          <w:rFonts w:hint="default"/>
+          <w:lang w:val="en-US" w:eastAsia="zh-CN"/>
+        </w:rPr>
+        <w:t>2: Initialize Θ={σx,σy,θ,σr}</w:t>
+      </w:r>
+    </w:p>
+    <w:p>
+      <w:pPr>
+        <w:pStyle w:val="16"/>
+        <w:bidi w:val="0"/>
+        <w:rPr>
+          <w:rFonts w:hint="default"/>
+          <w:lang w:val="en-US" w:eastAsia="zh-CN"/>
+        </w:rPr>
+      </w:pPr>
+      <w:r>
+        <w:rPr>
+          <w:rFonts w:hint="default"/>
+          <w:lang w:val="en-US" w:eastAsia="zh-CN"/>
+        </w:rPr>
+        <w:t>3: for t = 1 ... T do</w:t>
+      </w:r>
+    </w:p>
+    <w:p>
+      <w:pPr>
+        <w:pStyle w:val="16"/>
+        <w:bidi w:val="0"/>
+        <w:rPr>
+          <w:rFonts w:hint="default"/>
+          <w:lang w:val="en-US" w:eastAsia="zh-CN"/>
+        </w:rPr>
+      </w:pPr>
+      <w:r>
+        <w:rPr>
+          <w:rFonts w:hint="default"/>
+          <w:lang w:val="en-US" w:eastAsia="zh-CN"/>
+        </w:rPr>
+        <w:t>4:      Î_hr ← G(I_lr,I_hr;Θ)</w:t>
+      </w:r>
+    </w:p>
+    <w:p>
+      <w:pPr>
+        <w:pStyle w:val="16"/>
+        <w:bidi w:val="0"/>
+        <w:rPr>
+          <w:rFonts w:hint="default"/>
+          <w:lang w:val="en-US" w:eastAsia="zh-CN"/>
+        </w:rPr>
+      </w:pPr>
+      <w:r>
+        <w:rPr>
+          <w:rFonts w:hint="default"/>
+          <w:lang w:val="en-US" w:eastAsia="zh-CN"/>
+        </w:rPr>
+        <w:t>5:      L ← ||Î_hr − I_hr||1</w:t>
+      </w:r>
+    </w:p>
+    <w:p>
+      <w:pPr>
+        <w:pStyle w:val="16"/>
+        <w:bidi w:val="0"/>
+        <w:rPr>
+          <w:rFonts w:hint="default"/>
+          <w:lang w:val="en-US" w:eastAsia="zh-CN"/>
+        </w:rPr>
+      </w:pPr>
+      <w:r>
+        <w:rPr>
+          <w:rFonts w:hint="default"/>
+          <w:lang w:val="en-US" w:eastAsia="zh-CN"/>
+        </w:rPr>
+        <w:t>6:      Θ ← Adam(Θ,∇ΘL)</w:t>
+      </w:r>
+    </w:p>
+    <w:p>
+      <w:pPr>
+        <w:pStyle w:val="16"/>
+        <w:bidi w:val="0"/>
+        <w:rPr>
+          <w:rFonts w:hint="default"/>
+          <w:lang w:val="en-US" w:eastAsia="zh-CN"/>
+        </w:rPr>
+      </w:pPr>
+      <w:r>
+        <w:rPr>
+          <w:rFonts w:hint="default"/>
+          <w:lang w:val="en-US" w:eastAsia="zh-CN"/>
+        </w:rPr>
+        <w:t>7: end for</w:t>
+      </w:r>
+    </w:p>
+    <w:p>
+      <w:pPr>
+        <w:pStyle w:val="16"/>
+        <w:bidi w:val="0"/>
+        <w:rPr>
+          <w:rFonts w:hint="default"/>
+          <w:lang w:val="en-US" w:eastAsia="zh-CN"/>
+        </w:rPr>
+      </w:pPr>
+      <w:r>
+        <w:rPr>
+          <w:rFonts w:hint="default"/>
+          <w:lang w:val="en-US" w:eastAsia="zh-CN"/>
+        </w:rPr>
+        <w:t>8: F_hr ← G(F_lr,I_hr;Θ*)</w:t>
+      </w:r>
+    </w:p>
+    <w:p>
+      <w:pPr>
+        <w:pStyle w:val="16"/>
+        <w:bidi w:val="0"/>
+        <w:rPr>
+          <w:rFonts w:hint="default"/>
+          <w:lang w:val="en-US" w:eastAsia="zh-CN"/>
+        </w:rPr>
+      </w:pPr>
+      <w:r>
+        <w:rPr>
+          <w:rFonts w:hint="default"/>
+          <w:lang w:val="en-US" w:eastAsia="zh-CN"/>
+        </w:rPr>
+        <w:t>9: return F_hr</w:t>
+      </w:r>
     </w:p>
     <w:p>
       <w:pPr>
@@ -5621,25 +6182,25 @@
           <w:lang w:val="en-US" w:eastAsia="zh-CN"/>
         </w:rPr>
       </w:pPr>
-      <w:r>
+    </w:p>
+    <w:p>
+      <w:pPr>
         <w:rPr>
           <w:rFonts w:hint="eastAsia"/>
           <w:b/>
           <w:bCs/>
           <w:lang w:val="en-US" w:eastAsia="zh-CN"/>
         </w:rPr>
-        <w:t>3.4.2 测试时训练</w:t>
-      </w:r>
-    </w:p>
-    <w:p>
-      <w:pPr>
+      </w:pPr>
+      <w:r>
         <w:rPr>
           <w:rFonts w:hint="eastAsia"/>
           <w:b/>
           <w:bCs/>
           <w:lang w:val="en-US" w:eastAsia="zh-CN"/>
         </w:rPr>
-      </w:pPr>
+        <w:t>4.5.2 测试时训练</w:t>
+      </w:r>
     </w:p>
     <w:p>
       <w:pPr>
@@ -5650,6 +6211,16 @@
           <w:lang w:val="en-US" w:eastAsia="zh-CN"/>
         </w:rPr>
       </w:pPr>
+    </w:p>
+    <w:p>
+      <w:pPr>
+        <w:rPr>
+          <w:rFonts w:hint="eastAsia"/>
+          <w:b/>
+          <w:bCs/>
+          <w:lang w:val="en-US" w:eastAsia="zh-CN"/>
+        </w:rPr>
+      </w:pPr>
       <w:r>
         <w:rPr>
           <w:rFonts w:hint="eastAsia"/>
@@ -5657,7 +6228,7 @@
           <w:bCs w:val="0"/>
           <w:lang w:val="en-US" w:eastAsia="zh-CN"/>
         </w:rPr>
-        <w:t>即时训练模型使用 L1 作为损失函数，调整四个可学习参数，使用 Adam 优化器，训练5到20轮</w:t>
+        <w:t>即时训练模型使用 L1 作为损失函数，调整四个可学习参数，使用 Adam 优化器，训练5到10轮</w:t>
       </w:r>
     </w:p>
     <w:p>
@@ -5681,7 +6252,7 @@
               <w:sz w:val="24"/>
               <w:szCs w:val="24"/>
             </w:rPr>
-            <m:t>L=∥D(Ihr​)−Ilr​∥</m:t>
+            <m:t>L=∥D(Ihr)−Ilr∥1</m:t>
           </m:r>
           <m:r>
             <m:rPr/>
@@ -5740,7 +6311,7 @@
           <w:bCs/>
           <w:lang w:val="en-US" w:eastAsia="zh-CN"/>
         </w:rPr>
-        <w:t>3.4.3 光谱先验接口</w:t>
+        <w:t>4.5.3 光谱先验接口</w:t>
       </w:r>
     </w:p>
     <w:p>
@@ -5769,6 +6340,21 @@
     <w:p>
       <w:pPr>
         <w:rPr>
+          <w:rFonts w:hint="eastAsia"/>
+          <w:lang w:val="en-US" w:eastAsia="zh-CN"/>
+        </w:rPr>
+      </w:pPr>
+      <w:r>
+        <w:rPr>
+          <w:rFonts w:hint="eastAsia"/>
+          <w:lang w:val="en-US" w:eastAsia="zh-CN"/>
+        </w:rPr>
+        <w:t>而我们的 TTA 模块刚好可以将遥感的光谱先验也作为可微参数，比如 NIR，SWIR 等，这在很多场景下尤为重要。</w:t>
+      </w:r>
+    </w:p>
+    <w:p>
+      <w:pPr>
+        <w:rPr>
           <w:rFonts w:hint="default"/>
           <w:lang w:val="en-US" w:eastAsia="zh-CN"/>
         </w:rPr>
@@ -5778,30 +6364,7 @@
           <w:rFonts w:hint="eastAsia"/>
           <w:lang w:val="en-US" w:eastAsia="zh-CN"/>
         </w:rPr>
-        <w:t>而我们的 TTA 模块刚好可以将遥感的光谱先验也作为可微参数，比如 NIR，SWIR 等，这在很多场景下尤为重要。</w:t>
-      </w:r>
-    </w:p>
-    <w:p>
-      <w:pPr>
-        <w:rPr>
-          <w:rFonts w:hint="eastAsia"/>
-          <w:lang w:val="en-US" w:eastAsia="zh-CN"/>
-        </w:rPr>
-      </w:pPr>
-    </w:p>
-    <w:p>
-      <w:pPr>
-        <w:rPr>
-          <w:rFonts w:hint="default"/>
-          <w:lang w:val="en-US" w:eastAsia="zh-CN"/>
-        </w:rPr>
-      </w:pPr>
-      <w:r>
-        <w:rPr>
-          <w:rFonts w:hint="eastAsia"/>
-          <w:lang w:val="en-US" w:eastAsia="zh-CN"/>
-        </w:rPr>
-        <w:t>这也是我们之所以需要保持一个即时训练，而不是直接使用 DINO 或 AnyUP 的直接原因，我们做出了权衡，除了空间先验，我们企图通过一层很薄的即时训练，融入遥感独有的光谱先验。</w:t>
+        <w:t>这也是我们之所以需要保持一个即时训练，而不是直接使用 DINO 或 AnyUP 的直接原因。</w:t>
       </w:r>
     </w:p>
     <w:p>
@@ -5823,8 +6386,17 @@
           <w:rFonts w:hint="eastAsia"/>
           <w:b/>
           <w:bCs/>
-        </w:rPr>
-        <w:t>3.5 滑动窗口高斯融合</w:t>
+          <w:lang w:val="en-US" w:eastAsia="zh-CN"/>
+        </w:rPr>
+        <w:t>4.6</w:t>
+      </w:r>
+      <w:r>
+        <w:rPr>
+          <w:rFonts w:hint="eastAsia"/>
+          <w:b/>
+          <w:bCs/>
+        </w:rPr>
+        <w:t xml:space="preserve"> 滑动窗口高斯融合</w:t>
       </w:r>
     </w:p>
     <w:p>
@@ -5903,8 +6475,19 @@
           <w:bCs/>
           <w:sz w:val="28"/>
           <w:szCs w:val="36"/>
-        </w:rPr>
-        <w:t>四、实验评估</w:t>
+          <w:lang w:val="en-US" w:eastAsia="zh-CN"/>
+        </w:rPr>
+        <w:t>五</w:t>
+      </w:r>
+      <w:r>
+        <w:rPr>
+          <w:rFonts w:hint="eastAsia"/>
+          <w:b/>
+          <w:bCs/>
+          <w:sz w:val="28"/>
+          <w:szCs w:val="36"/>
+        </w:rPr>
+        <w:t>、实验评估</w:t>
       </w:r>
     </w:p>
     <w:p>
@@ -5927,7 +6510,7 @@
           <w:szCs w:val="21"/>
           <w:lang w:val="en-US" w:eastAsia="zh-CN"/>
         </w:rPr>
-        <w:t>4.1 对比实验</w:t>
+        <w:t>5.1 对比实验</w:t>
       </w:r>
     </w:p>
     <w:p>
@@ -5996,7 +6579,7 @@
           <w:szCs w:val="22"/>
           <w:lang w:val="en-US" w:eastAsia="zh-CN"/>
         </w:rPr>
-        <w:t>实验结果表明，TTAOV 在四个数据集上均取得了不俗的表现，整体性能显著优于基线 maskclip 及现有方法。并可能与 SAM3 等 SOAT 模型性能相当。</w:t>
+        <w:t>实验结果表明，RS-OVSeg 在四个数据集上均取得了不俗的表现，整体性能显著优于基线 maskclip 及现有方法。并可能与 SAM3 等 SOAT 模型性能相当。</w:t>
       </w:r>
     </w:p>
     <w:p>
@@ -6013,8 +6596,8 @@
     </w:p>
     <w:tbl>
       <w:tblPr>
-        <w:tblStyle w:val="8"/>
-        <w:tblW w:w="0" w:type="auto"/>
+        <w:tblStyle w:val="10"/>
+        <w:tblW w:w="4998" w:type="pct"/>
         <w:jc w:val="center"/>
         <w:tblBorders>
           <w:top w:val="single" w:color="auto" w:sz="4" w:space="0"/>
@@ -6033,11 +6616,11 @@
         </w:tblCellMar>
       </w:tblPr>
       <w:tblGrid>
-        <w:gridCol w:w="1419"/>
-        <w:gridCol w:w="1419"/>
-        <w:gridCol w:w="1419"/>
-        <w:gridCol w:w="1419"/>
-        <w:gridCol w:w="1420"/>
+        <w:gridCol w:w="2103"/>
+        <w:gridCol w:w="1473"/>
+        <w:gridCol w:w="1473"/>
+        <w:gridCol w:w="1553"/>
+        <w:gridCol w:w="1911"/>
       </w:tblGrid>
       <w:tr>
         <w:tblPrEx>
@@ -6061,7 +6644,7 @@
         </w:trPr>
         <w:tc>
           <w:tcPr>
-            <w:tcW w:w="1419" w:type="dxa"/>
+            <w:tcW w:w="1235" w:type="pct"/>
             <w:tcBorders>
               <w:top w:val="single" w:color="000000" w:sz="4" w:space="0"/>
               <w:left w:val="nil"/>
@@ -6109,7 +6692,7 @@
         </w:tc>
         <w:tc>
           <w:tcPr>
-            <w:tcW w:w="1419" w:type="dxa"/>
+            <w:tcW w:w="865" w:type="pct"/>
             <w:tcBorders>
               <w:top w:val="single" w:color="000000" w:sz="4" w:space="0"/>
               <w:left w:val="nil"/>
@@ -6147,7 +6730,7 @@
         </w:tc>
         <w:tc>
           <w:tcPr>
-            <w:tcW w:w="1419" w:type="dxa"/>
+            <w:tcW w:w="865" w:type="pct"/>
             <w:tcBorders>
               <w:top w:val="single" w:color="000000" w:sz="4" w:space="0"/>
               <w:left w:val="nil"/>
@@ -6185,7 +6768,7 @@
         </w:tc>
         <w:tc>
           <w:tcPr>
-            <w:tcW w:w="1419" w:type="dxa"/>
+            <w:tcW w:w="912" w:type="pct"/>
             <w:tcBorders>
               <w:top w:val="single" w:color="000000" w:sz="4" w:space="0"/>
               <w:left w:val="nil"/>
@@ -6221,7 +6804,7 @@
         </w:tc>
         <w:tc>
           <w:tcPr>
-            <w:tcW w:w="1420" w:type="dxa"/>
+            <w:tcW w:w="1122" w:type="pct"/>
             <w:tcBorders>
               <w:top w:val="single" w:color="000000" w:sz="4" w:space="0"/>
               <w:left w:val="nil"/>
@@ -6278,7 +6861,7 @@
         </w:trPr>
         <w:tc>
           <w:tcPr>
-            <w:tcW w:w="1419" w:type="dxa"/>
+            <w:tcW w:w="1235" w:type="pct"/>
             <w:tcBorders>
               <w:top w:val="nil"/>
               <w:left w:val="nil"/>
@@ -6316,7 +6899,7 @@
         </w:tc>
         <w:tc>
           <w:tcPr>
-            <w:tcW w:w="1419" w:type="dxa"/>
+            <w:tcW w:w="865" w:type="pct"/>
             <w:tcBorders>
               <w:top w:val="nil"/>
               <w:left w:val="nil"/>
@@ -6354,7 +6937,7 @@
         </w:tc>
         <w:tc>
           <w:tcPr>
-            <w:tcW w:w="1419" w:type="dxa"/>
+            <w:tcW w:w="865" w:type="pct"/>
             <w:tcBorders>
               <w:top w:val="nil"/>
               <w:left w:val="nil"/>
@@ -6392,7 +6975,7 @@
         </w:tc>
         <w:tc>
           <w:tcPr>
-            <w:tcW w:w="1419" w:type="dxa"/>
+            <w:tcW w:w="912" w:type="pct"/>
             <w:tcBorders>
               <w:top w:val="nil"/>
               <w:left w:val="nil"/>
@@ -6430,7 +7013,7 @@
         </w:tc>
         <w:tc>
           <w:tcPr>
-            <w:tcW w:w="1420" w:type="dxa"/>
+            <w:tcW w:w="1122" w:type="pct"/>
             <w:tcBorders>
               <w:top w:val="nil"/>
               <w:left w:val="nil"/>
@@ -6489,7 +7072,7 @@
         </w:trPr>
         <w:tc>
           <w:tcPr>
-            <w:tcW w:w="1419" w:type="dxa"/>
+            <w:tcW w:w="1235" w:type="pct"/>
             <w:tcBorders>
               <w:top w:val="nil"/>
               <w:left w:val="nil"/>
@@ -6527,7 +7110,7 @@
         </w:tc>
         <w:tc>
           <w:tcPr>
-            <w:tcW w:w="1419" w:type="dxa"/>
+            <w:tcW w:w="865" w:type="pct"/>
             <w:tcBorders>
               <w:top w:val="nil"/>
               <w:left w:val="nil"/>
@@ -6565,7 +7148,7 @@
         </w:tc>
         <w:tc>
           <w:tcPr>
-            <w:tcW w:w="1419" w:type="dxa"/>
+            <w:tcW w:w="865" w:type="pct"/>
             <w:tcBorders>
               <w:top w:val="nil"/>
               <w:left w:val="nil"/>
@@ -6603,7 +7186,7 @@
         </w:tc>
         <w:tc>
           <w:tcPr>
-            <w:tcW w:w="1419" w:type="dxa"/>
+            <w:tcW w:w="912" w:type="pct"/>
             <w:tcBorders>
               <w:top w:val="nil"/>
               <w:left w:val="nil"/>
@@ -6641,7 +7224,7 @@
         </w:tc>
         <w:tc>
           <w:tcPr>
-            <w:tcW w:w="1420" w:type="dxa"/>
+            <w:tcW w:w="1122" w:type="pct"/>
             <w:tcBorders>
               <w:top w:val="nil"/>
               <w:left w:val="nil"/>
@@ -6700,7 +7283,7 @@
         </w:trPr>
         <w:tc>
           <w:tcPr>
-            <w:tcW w:w="1419" w:type="dxa"/>
+            <w:tcW w:w="1235" w:type="pct"/>
             <w:tcBorders>
               <w:top w:val="nil"/>
               <w:left w:val="nil"/>
@@ -6738,7 +7321,7 @@
         </w:tc>
         <w:tc>
           <w:tcPr>
-            <w:tcW w:w="1419" w:type="dxa"/>
+            <w:tcW w:w="865" w:type="pct"/>
             <w:tcBorders>
               <w:top w:val="nil"/>
               <w:left w:val="nil"/>
@@ -6776,7 +7359,7 @@
         </w:tc>
         <w:tc>
           <w:tcPr>
-            <w:tcW w:w="1419" w:type="dxa"/>
+            <w:tcW w:w="865" w:type="pct"/>
             <w:tcBorders>
               <w:top w:val="nil"/>
               <w:left w:val="nil"/>
@@ -6814,7 +7397,7 @@
         </w:tc>
         <w:tc>
           <w:tcPr>
-            <w:tcW w:w="1419" w:type="dxa"/>
+            <w:tcW w:w="912" w:type="pct"/>
             <w:tcBorders>
               <w:top w:val="nil"/>
               <w:left w:val="nil"/>
@@ -6852,7 +7435,7 @@
         </w:tc>
         <w:tc>
           <w:tcPr>
-            <w:tcW w:w="1420" w:type="dxa"/>
+            <w:tcW w:w="1122" w:type="pct"/>
             <w:tcBorders>
               <w:top w:val="nil"/>
               <w:left w:val="nil"/>
@@ -6911,7 +7494,7 @@
         </w:trPr>
         <w:tc>
           <w:tcPr>
-            <w:tcW w:w="1419" w:type="dxa"/>
+            <w:tcW w:w="1235" w:type="pct"/>
             <w:tcBorders>
               <w:top w:val="nil"/>
               <w:left w:val="nil"/>
@@ -6949,7 +7532,7 @@
         </w:tc>
         <w:tc>
           <w:tcPr>
-            <w:tcW w:w="1419" w:type="dxa"/>
+            <w:tcW w:w="865" w:type="pct"/>
             <w:tcBorders>
               <w:top w:val="nil"/>
               <w:left w:val="nil"/>
@@ -6987,7 +7570,7 @@
         </w:tc>
         <w:tc>
           <w:tcPr>
-            <w:tcW w:w="1419" w:type="dxa"/>
+            <w:tcW w:w="865" w:type="pct"/>
             <w:tcBorders>
               <w:top w:val="nil"/>
               <w:left w:val="nil"/>
@@ -7025,7 +7608,7 @@
         </w:tc>
         <w:tc>
           <w:tcPr>
-            <w:tcW w:w="1419" w:type="dxa"/>
+            <w:tcW w:w="912" w:type="pct"/>
             <w:tcBorders>
               <w:top w:val="nil"/>
               <w:left w:val="nil"/>
@@ -7063,7 +7646,7 @@
         </w:tc>
         <w:tc>
           <w:tcPr>
-            <w:tcW w:w="1420" w:type="dxa"/>
+            <w:tcW w:w="1122" w:type="pct"/>
             <w:tcBorders>
               <w:top w:val="nil"/>
               <w:left w:val="nil"/>
@@ -7122,7 +7705,7 @@
         </w:trPr>
         <w:tc>
           <w:tcPr>
-            <w:tcW w:w="1419" w:type="dxa"/>
+            <w:tcW w:w="1235" w:type="pct"/>
             <w:tcBorders>
               <w:top w:val="nil"/>
               <w:left w:val="nil"/>
@@ -7160,7 +7743,7 @@
         </w:tc>
         <w:tc>
           <w:tcPr>
-            <w:tcW w:w="1419" w:type="dxa"/>
+            <w:tcW w:w="865" w:type="pct"/>
             <w:tcBorders>
               <w:top w:val="nil"/>
               <w:left w:val="nil"/>
@@ -7198,7 +7781,7 @@
         </w:tc>
         <w:tc>
           <w:tcPr>
-            <w:tcW w:w="1419" w:type="dxa"/>
+            <w:tcW w:w="865" w:type="pct"/>
             <w:tcBorders>
               <w:top w:val="nil"/>
               <w:left w:val="nil"/>
@@ -7236,7 +7819,7 @@
         </w:tc>
         <w:tc>
           <w:tcPr>
-            <w:tcW w:w="1419" w:type="dxa"/>
+            <w:tcW w:w="912" w:type="pct"/>
             <w:tcBorders>
               <w:top w:val="nil"/>
               <w:left w:val="nil"/>
@@ -7277,7 +7860,7 @@
         </w:tc>
         <w:tc>
           <w:tcPr>
-            <w:tcW w:w="1420" w:type="dxa"/>
+            <w:tcW w:w="1122" w:type="pct"/>
             <w:tcBorders>
               <w:top w:val="nil"/>
               <w:left w:val="nil"/>
@@ -7689,7 +8272,7 @@
           <w:szCs w:val="21"/>
           <w:lang w:val="en-US" w:eastAsia="zh-CN"/>
         </w:rPr>
-        <w:t>4.2 可视化结果</w:t>
+        <w:t>5.2 可视化结果</w:t>
       </w:r>
     </w:p>
     <w:p>
@@ -7715,8 +8298,8 @@
         </w:rPr>
         <w:drawing>
           <wp:inline distT="0" distB="0" distL="114300" distR="114300">
-            <wp:extent cx="3413125" cy="2117725"/>
-            <wp:effectExtent l="0" t="0" r="15875" b="15875"/>
+            <wp:extent cx="3983355" cy="2472055"/>
+            <wp:effectExtent l="0" t="0" r="17145" b="4445"/>
             <wp:docPr id="6" name="图片 6" descr="result"/>
             <wp:cNvGraphicFramePr>
               <a:graphicFrameLocks xmlns:a="http://schemas.openxmlformats.org/drawingml/2006/main" noChangeAspect="1"/>
@@ -7739,7 +8322,7 @@
                   <pic:spPr>
                     <a:xfrm>
                       <a:off x="0" y="0"/>
-                      <a:ext cx="3413125" cy="2117725"/>
+                      <a:ext cx="3983355" cy="2472055"/>
                     </a:xfrm>
                     <a:prstGeom prst="rect">
                       <a:avLst/>
@@ -7818,7 +8401,7 @@
       <w:pPr>
         <w:numPr>
           <w:ilvl w:val="0"/>
-          <w:numId w:val="1"/>
+          <w:numId w:val="4"/>
         </w:numPr>
         <w:rPr>
           <w:rFonts w:hint="default" w:ascii="宋体" w:hAnsi="宋体" w:eastAsia="宋体" w:cs="宋体"/>
@@ -7845,7 +8428,7 @@
       <w:pPr>
         <w:numPr>
           <w:ilvl w:val="0"/>
-          <w:numId w:val="1"/>
+          <w:numId w:val="4"/>
         </w:numPr>
         <w:rPr>
           <w:rFonts w:hint="default" w:ascii="宋体" w:hAnsi="宋体" w:eastAsia="宋体" w:cs="宋体"/>
@@ -7872,7 +8455,7 @@
       <w:pPr>
         <w:numPr>
           <w:ilvl w:val="0"/>
-          <w:numId w:val="1"/>
+          <w:numId w:val="4"/>
         </w:numPr>
         <w:rPr>
           <w:rFonts w:hint="default" w:ascii="宋体" w:hAnsi="宋体" w:eastAsia="宋体" w:cs="宋体"/>
@@ -7897,6 +8480,7 @@
     </w:p>
     <w:p>
       <w:pPr>
+        <w:jc w:val="center"/>
         <w:rPr>
           <w:rFonts w:hint="default" w:ascii="宋体" w:hAnsi="宋体" w:eastAsia="宋体" w:cs="宋体"/>
           <w:b w:val="0"/>
@@ -7917,8 +8501,8 @@
         </w:rPr>
         <w:drawing>
           <wp:inline distT="0" distB="0" distL="114300" distR="114300">
-            <wp:extent cx="5262880" cy="6183630"/>
-            <wp:effectExtent l="0" t="0" r="13970" b="7620"/>
+            <wp:extent cx="3972560" cy="4668520"/>
+            <wp:effectExtent l="0" t="0" r="8890" b="17780"/>
             <wp:docPr id="3" name="图片 3" descr="result"/>
             <wp:cNvGraphicFramePr>
               <a:graphicFrameLocks xmlns:a="http://schemas.openxmlformats.org/drawingml/2006/main" noChangeAspect="1"/>
@@ -7941,7 +8525,7 @@
                   <pic:spPr>
                     <a:xfrm>
                       <a:off x="0" y="0"/>
-                      <a:ext cx="5262880" cy="6183630"/>
+                      <a:ext cx="3972560" cy="4668520"/>
                     </a:xfrm>
                     <a:prstGeom prst="rect">
                       <a:avLst/>
@@ -7990,30 +8574,34 @@
           <w:rFonts w:hint="eastAsia"/>
           <w:lang w:eastAsia="zh-CN"/>
         </w:rPr>
-        <w:t xml:space="preserve"> TTAOV 分割效果可视化</w:t>
-      </w:r>
-    </w:p>
-    <w:p>
-      <w:pPr>
-        <w:rPr>
-          <w:rFonts w:hint="eastAsia"/>
-          <w:lang w:val="en-US" w:eastAsia="zh-CN"/>
-        </w:rPr>
-      </w:pPr>
-    </w:p>
-    <w:p>
-      <w:pPr>
-        <w:rPr>
-          <w:rFonts w:hint="eastAsia"/>
-          <w:lang w:val="en-US" w:eastAsia="zh-CN"/>
-        </w:rPr>
-      </w:pPr>
-      <w:r>
-        <w:rPr>
-          <w:rFonts w:hint="eastAsia"/>
-          <w:lang w:val="en-US" w:eastAsia="zh-CN"/>
-        </w:rPr>
-        <w:t>4.3 消融实验</w:t>
+        <w:t xml:space="preserve"> RS-OVSeg 分割效果可视化</w:t>
+      </w:r>
+    </w:p>
+    <w:p>
+      <w:pPr>
+        <w:rPr>
+          <w:rFonts w:hint="eastAsia"/>
+          <w:lang w:val="en-US" w:eastAsia="zh-CN"/>
+        </w:rPr>
+      </w:pPr>
+    </w:p>
+    <w:p>
+      <w:pPr>
+        <w:rPr>
+          <w:rFonts w:hint="eastAsia"/>
+          <w:b/>
+          <w:bCs/>
+          <w:lang w:val="en-US" w:eastAsia="zh-CN"/>
+        </w:rPr>
+      </w:pPr>
+      <w:r>
+        <w:rPr>
+          <w:rFonts w:hint="eastAsia"/>
+          <w:b/>
+          <w:bCs/>
+          <w:lang w:val="en-US" w:eastAsia="zh-CN"/>
+        </w:rPr>
+        <w:t>5.3 消融实验</w:t>
       </w:r>
     </w:p>
     <w:p>
@@ -8033,8 +8621,8 @@
     </w:p>
     <w:tbl>
       <w:tblPr>
-        <w:tblStyle w:val="8"/>
-        <w:tblW w:w="0" w:type="auto"/>
+        <w:tblStyle w:val="10"/>
+        <w:tblW w:w="4998" w:type="pct"/>
         <w:jc w:val="center"/>
         <w:tblBorders>
           <w:top w:val="none" w:color="auto" w:sz="0" w:space="0"/>
@@ -8053,9 +8641,9 @@
         </w:tblCellMar>
       </w:tblPr>
       <w:tblGrid>
-        <w:gridCol w:w="2214"/>
-        <w:gridCol w:w="2120"/>
-        <w:gridCol w:w="2089"/>
+        <w:gridCol w:w="2934"/>
+        <w:gridCol w:w="2810"/>
+        <w:gridCol w:w="2769"/>
       </w:tblGrid>
       <w:tr>
         <w:tblPrEx>
@@ -8079,7 +8667,7 @@
         </w:trPr>
         <w:tc>
           <w:tcPr>
-            <w:tcW w:w="2214" w:type="dxa"/>
+            <w:tcW w:w="1723" w:type="pct"/>
             <w:tcBorders>
               <w:top w:val="single" w:color="000000" w:sz="4" w:space="0"/>
               <w:bottom w:val="nil"/>
@@ -8108,7 +8696,7 @@
         </w:tc>
         <w:tc>
           <w:tcPr>
-            <w:tcW w:w="2120" w:type="dxa"/>
+            <w:tcW w:w="1650" w:type="pct"/>
             <w:tcBorders>
               <w:top w:val="single" w:color="000000" w:sz="4" w:space="0"/>
               <w:left w:val="nil"/>
@@ -8137,7 +8725,7 @@
         </w:tc>
         <w:tc>
           <w:tcPr>
-            <w:tcW w:w="2089" w:type="dxa"/>
+            <w:tcW w:w="1626" w:type="pct"/>
             <w:tcBorders>
               <w:top w:val="single" w:color="000000" w:sz="4" w:space="0"/>
               <w:left w:val="nil"/>
@@ -8187,7 +8775,7 @@
         </w:trPr>
         <w:tc>
           <w:tcPr>
-            <w:tcW w:w="2214" w:type="dxa"/>
+            <w:tcW w:w="1723" w:type="pct"/>
             <w:tcBorders>
               <w:top w:val="nil"/>
               <w:bottom w:val="nil"/>
@@ -8215,7 +8803,7 @@
         </w:tc>
         <w:tc>
           <w:tcPr>
-            <w:tcW w:w="2120" w:type="dxa"/>
+            <w:tcW w:w="1650" w:type="pct"/>
             <w:tcBorders>
               <w:top w:val="nil"/>
               <w:left w:val="nil"/>
@@ -8246,7 +8834,7 @@
         </w:tc>
         <w:tc>
           <w:tcPr>
-            <w:tcW w:w="2089" w:type="dxa"/>
+            <w:tcW w:w="1626" w:type="pct"/>
             <w:tcBorders>
               <w:top w:val="nil"/>
               <w:left w:val="nil"/>
@@ -8295,7 +8883,7 @@
         </w:trPr>
         <w:tc>
           <w:tcPr>
-            <w:tcW w:w="2214" w:type="dxa"/>
+            <w:tcW w:w="1723" w:type="pct"/>
             <w:tcBorders>
               <w:top w:val="nil"/>
               <w:bottom w:val="nil"/>
@@ -8334,7 +8922,7 @@
         </w:tc>
         <w:tc>
           <w:tcPr>
-            <w:tcW w:w="2120" w:type="dxa"/>
+            <w:tcW w:w="1650" w:type="pct"/>
             <w:tcBorders>
               <w:top w:val="nil"/>
               <w:left w:val="nil"/>
@@ -8365,7 +8953,7 @@
         </w:tc>
         <w:tc>
           <w:tcPr>
-            <w:tcW w:w="2089" w:type="dxa"/>
+            <w:tcW w:w="1626" w:type="pct"/>
             <w:tcBorders>
               <w:top w:val="nil"/>
               <w:left w:val="nil"/>
@@ -8416,7 +9004,7 @@
         </w:trPr>
         <w:tc>
           <w:tcPr>
-            <w:tcW w:w="2214" w:type="dxa"/>
+            <w:tcW w:w="1723" w:type="pct"/>
             <w:tcBorders>
               <w:top w:val="nil"/>
               <w:bottom w:val="nil"/>
@@ -8438,13 +9026,13 @@
                 <w:color w:val="000000"/>
                 <w:lang w:val="en-US" w:eastAsia="zh-CN"/>
               </w:rPr>
-              <w:t>+w/o FFN</w:t>
+              <w:t>w/o FFN</w:t>
             </w:r>
           </w:p>
         </w:tc>
         <w:tc>
           <w:tcPr>
-            <w:tcW w:w="2120" w:type="dxa"/>
+            <w:tcW w:w="1650" w:type="pct"/>
             <w:tcBorders>
               <w:top w:val="nil"/>
               <w:left w:val="nil"/>
@@ -8475,7 +9063,7 @@
         </w:tc>
         <w:tc>
           <w:tcPr>
-            <w:tcW w:w="2089" w:type="dxa"/>
+            <w:tcW w:w="1626" w:type="pct"/>
             <w:tcBorders>
               <w:top w:val="nil"/>
               <w:left w:val="nil"/>
@@ -8526,7 +9114,7 @@
         </w:trPr>
         <w:tc>
           <w:tcPr>
-            <w:tcW w:w="2214" w:type="dxa"/>
+            <w:tcW w:w="1723" w:type="pct"/>
             <w:tcBorders>
               <w:top w:val="nil"/>
               <w:bottom w:val="nil"/>
@@ -8548,13 +9136,13 @@
                 <w:color w:val="000000"/>
                 <w:lang w:val="en-US" w:eastAsia="zh-CN"/>
               </w:rPr>
-              <w:t>+w/o class token</w:t>
+              <w:t>w/o class token</w:t>
             </w:r>
           </w:p>
         </w:tc>
         <w:tc>
           <w:tcPr>
-            <w:tcW w:w="2120" w:type="dxa"/>
+            <w:tcW w:w="1650" w:type="pct"/>
             <w:tcBorders>
               <w:top w:val="nil"/>
               <w:left w:val="nil"/>
@@ -8585,7 +9173,7 @@
         </w:tc>
         <w:tc>
           <w:tcPr>
-            <w:tcW w:w="2089" w:type="dxa"/>
+            <w:tcW w:w="1626" w:type="pct"/>
             <w:tcBorders>
               <w:top w:val="nil"/>
               <w:left w:val="nil"/>
@@ -8636,7 +9224,7 @@
         </w:trPr>
         <w:tc>
           <w:tcPr>
-            <w:tcW w:w="2214" w:type="dxa"/>
+            <w:tcW w:w="1723" w:type="pct"/>
             <w:tcBorders>
               <w:top w:val="nil"/>
               <w:bottom w:val="single" w:color="000000" w:sz="4" w:space="0"/>
@@ -8658,13 +9246,13 @@
                 <w:color w:val="000000"/>
                 <w:lang w:val="en-US" w:eastAsia="zh-CN"/>
               </w:rPr>
-              <w:t>+w/ TTA (Ours)</w:t>
+              <w:t>w/ TTA (Ours)</w:t>
             </w:r>
           </w:p>
         </w:tc>
         <w:tc>
           <w:tcPr>
-            <w:tcW w:w="2120" w:type="dxa"/>
+            <w:tcW w:w="1650" w:type="pct"/>
             <w:tcBorders>
               <w:top w:val="nil"/>
               <w:left w:val="nil"/>
@@ -8695,7 +9283,7 @@
         </w:tc>
         <w:tc>
           <w:tcPr>
-            <w:tcW w:w="2089" w:type="dxa"/>
+            <w:tcW w:w="1626" w:type="pct"/>
             <w:tcBorders>
               <w:top w:val="nil"/>
               <w:left w:val="nil"/>
@@ -8882,90 +9470,7 @@
           <w:sz w:val="28"/>
           <w:szCs w:val="36"/>
         </w:rPr>
-        <w:t>五、未来展望</w:t>
-      </w:r>
-    </w:p>
-    <w:p>
-      <w:pPr>
-        <w:rPr>
-          <w:rFonts w:hint="eastAsia"/>
-        </w:rPr>
-      </w:pPr>
-      <w:r>
-        <w:rPr>
-          <w:rFonts w:hint="eastAsia"/>
-        </w:rPr>
-        <w:t>当前基于CLIP的开放词汇分割</w:t>
-      </w:r>
-      <w:r>
-        <w:rPr>
-          <w:rFonts w:hint="eastAsia"/>
-          <w:lang w:val="en-US" w:eastAsia="zh-CN"/>
-        </w:rPr>
-        <w:t>进入到了无训练或弱训练阶段</w:t>
-      </w:r>
-      <w:r>
-        <w:rPr>
-          <w:rFonts w:hint="eastAsia"/>
-          <w:lang w:eastAsia="zh-CN"/>
-        </w:rPr>
-        <w:t>，</w:t>
-      </w:r>
-      <w:r>
-        <w:rPr>
-          <w:rFonts w:hint="eastAsia"/>
-          <w:lang w:val="en-US" w:eastAsia="zh-CN"/>
-        </w:rPr>
-        <w:t>可以概括为重构结构和注意力获得的图文匹配先验加自监督空间先验</w:t>
-      </w:r>
-      <w:r>
-        <w:rPr>
-          <w:rFonts w:hint="eastAsia"/>
-        </w:rPr>
-        <w:t>。</w:t>
-      </w:r>
-    </w:p>
-    <w:p>
-      <w:pPr>
-        <w:rPr>
-          <w:rFonts w:hint="default"/>
-          <w:lang w:val="en-US" w:eastAsia="zh-CN"/>
-        </w:rPr>
-      </w:pPr>
-      <w:r>
-        <w:rPr>
-          <w:rFonts w:hint="eastAsia"/>
-        </w:rPr>
-        <w:t>与此同时</w:t>
-      </w:r>
-      <w:r>
-        <w:rPr>
-          <w:rFonts w:hint="eastAsia"/>
-          <w:lang w:eastAsia="zh-CN"/>
-        </w:rPr>
-        <w:t>，</w:t>
-      </w:r>
-      <w:r>
-        <w:rPr>
-          <w:rFonts w:hint="eastAsia"/>
-          <w:lang w:val="en-US" w:eastAsia="zh-CN"/>
-        </w:rPr>
-        <w:t>相反的方向，基于 DINO 自蒸馏空间先验的开放词汇分割也有了一定发展，比如 dino.txt 则是在 DINO 的基础上，引入文本对比学习等，是在通用空间先验的基础上引入 LIT 文本训练。部分类似的注意力方案可能仍旧有效。</w:t>
-      </w:r>
-    </w:p>
-    <w:p>
-      <w:pPr>
-        <w:rPr>
-          <w:rFonts w:hint="default"/>
-          <w:lang w:val="en-US" w:eastAsia="zh-CN"/>
-        </w:rPr>
-      </w:pPr>
-      <w:r>
-        <w:rPr>
-          <w:rFonts w:hint="eastAsia"/>
-          <w:lang w:val="en-US" w:eastAsia="zh-CN"/>
-        </w:rPr>
-        <w:t>在遥感领域，由于遥感影像和自然影像的差异，遥感属于密集影像，具有旋转不变性，DINO 的自蒸馏训练思路未必是遥感影像的最佳实践，在遥感领域，由于遥感影像和自然影像的差异性，更合理的算法仍有待探索，比如除了空间先验，应该更多引入光谱先验，时序先验等。</w:t>
+        <w:t>六、结论与讨论</w:t>
       </w:r>
     </w:p>
     <w:p>
@@ -8974,8 +9479,7 @@
           <w:rFonts w:hint="eastAsia"/>
           <w:b/>
           <w:bCs/>
-          <w:sz w:val="28"/>
-          <w:szCs w:val="36"/>
+          <w:lang w:val="en-US" w:eastAsia="zh-CN"/>
         </w:rPr>
       </w:pPr>
       <w:r>
@@ -8983,136 +9487,207 @@
           <w:rFonts w:hint="eastAsia"/>
           <w:b/>
           <w:bCs/>
-          <w:sz w:val="28"/>
-          <w:szCs w:val="36"/>
-        </w:rPr>
-        <w:t>六、结论与讨论</w:t>
-      </w:r>
-    </w:p>
-    <w:p>
-      <w:pPr>
-        <w:rPr>
-          <w:rFonts w:hint="eastAsia"/>
-        </w:rPr>
-      </w:pPr>
-      <w:r>
-        <w:rPr>
-          <w:rFonts w:hint="eastAsia"/>
-        </w:rPr>
-        <w:t xml:space="preserve">本文针对遥感开放词汇分割中泛化能力不足和细粒度建模困难的问题，提出了 </w:t>
-      </w:r>
-      <w:r>
-        <w:rPr>
-          <w:rFonts w:hint="eastAsia"/>
-          <w:lang w:eastAsia="zh-CN"/>
-        </w:rPr>
-        <w:t>TTAOV</w:t>
-      </w:r>
-      <w:r>
-        <w:rPr>
-          <w:rFonts w:hint="eastAsia"/>
-        </w:rPr>
-        <w:t xml:space="preserve"> 框架。</w:t>
-      </w:r>
-      <w:r>
-        <w:rPr>
-          <w:rFonts w:hint="eastAsia"/>
-          <w:lang w:val="en-US" w:eastAsia="zh-CN"/>
-        </w:rPr>
-        <w:t>在重构CLIP 结构和注意力的前提下，</w:t>
-      </w:r>
-      <w:r>
-        <w:rPr>
-          <w:rFonts w:hint="eastAsia"/>
-        </w:rPr>
-        <w:t>与依赖 DINO 或</w:t>
-      </w:r>
-      <w:r>
-        <w:rPr>
-          <w:rFonts w:hint="eastAsia"/>
-          <w:lang w:val="en-US" w:eastAsia="zh-CN"/>
-        </w:rPr>
-        <w:t>依赖</w:t>
-      </w:r>
-      <w:r>
-        <w:rPr>
-          <w:rFonts w:hint="eastAsia"/>
-        </w:rPr>
-        <w:t>预训练等离线空间先验的方法不同，本文引入测试时空间自适应</w:t>
-      </w:r>
-      <w:r>
-        <w:rPr>
-          <w:rFonts w:hint="eastAsia"/>
-          <w:lang w:val="en-US" w:eastAsia="zh-CN"/>
-        </w:rPr>
-        <w:t>模块</w:t>
-      </w:r>
-      <w:r>
-        <w:rPr>
-          <w:rFonts w:hint="eastAsia"/>
-        </w:rPr>
-        <w:t>，在推理阶段通过自监督优化从当前图像中动态构建空间约束，从而提升分割效果。</w:t>
-      </w:r>
-    </w:p>
-    <w:p>
-      <w:pPr>
-        <w:rPr>
-          <w:rFonts w:hint="eastAsia"/>
-        </w:rPr>
-      </w:pPr>
-    </w:p>
-    <w:p>
-      <w:pPr>
-        <w:rPr>
-          <w:rFonts w:hint="eastAsia"/>
-        </w:rPr>
-      </w:pPr>
-      <w:r>
-        <w:rPr>
-          <w:rFonts w:hint="eastAsia"/>
-        </w:rPr>
-        <w:t>在具体实现上，我们通过对 CLIP 结构进行改造，削弱其全局语义偏置，使其更适合像素级任务；同时设计了基于双边网格的测试时优化上采样器，在无需任何预训练数据的前提下，实现对特征的自适应细化。实验结果表明，该方法在多个遥感数据集上均取得了稳定提升，尤其在未知类别上表现更为明显，体现出良好的跨域泛化能力。</w:t>
-      </w:r>
-    </w:p>
-    <w:p>
-      <w:pPr>
-        <w:rPr>
-          <w:rFonts w:hint="eastAsia"/>
-        </w:rPr>
-      </w:pPr>
-    </w:p>
-    <w:p>
-      <w:r>
-        <w:rPr>
-          <w:rFonts w:hint="eastAsia"/>
-        </w:rPr>
-        <w:t>总体来看，本文表明</w:t>
-      </w:r>
-      <w:r>
-        <w:rPr>
-          <w:rFonts w:hint="eastAsia"/>
-          <w:lang w:val="en-US" w:eastAsia="zh-CN"/>
-        </w:rPr>
-        <w:t>首次概括了开放词汇分割实验所需的图文匹配先验和空间先验，</w:t>
-      </w:r>
-      <w:r>
-        <w:rPr>
-          <w:rFonts w:hint="eastAsia"/>
-        </w:rPr>
-        <w:t>空间先验不一定依赖预训练模型，也可以在测试阶段从输入数据中直接获得。这为开放词汇分割提供了一种更简单且更具泛化能力的</w:t>
-      </w:r>
-      <w:r>
-        <w:rPr>
-          <w:rFonts w:hint="eastAsia"/>
-          <w:lang w:val="en-US" w:eastAsia="zh-CN"/>
-        </w:rPr>
-        <w:t>总结和思路</w:t>
-      </w:r>
-      <w:r>
-        <w:rPr>
-          <w:rFonts w:hint="eastAsia"/>
-        </w:rPr>
-        <w:t>。未来可以进一步探索更高效的测试时优化策略，以及与更强视觉语言模型的结合。</w:t>
+          <w:lang w:val="en-US" w:eastAsia="zh-CN"/>
+        </w:rPr>
+        <w:t>6.1 讨论</w:t>
+      </w:r>
+    </w:p>
+    <w:p>
+      <w:pPr>
+        <w:rPr>
+          <w:rFonts w:hint="default"/>
+          <w:lang w:val="en-US" w:eastAsia="zh-CN"/>
+        </w:rPr>
+      </w:pPr>
+      <w:r>
+        <w:rPr>
+          <w:rFonts w:hint="default"/>
+          <w:lang w:val="en-US" w:eastAsia="zh-CN"/>
+        </w:rPr>
+        <w:t>本文表明，开放词汇分割中的空间先验并不一定依赖离线预训练模型，也可以在测试阶段从当前图像中动态获得。对于遥感场景而言，这种方式相比基于自然影像预训练的 DINO</w:t>
+      </w:r>
+      <w:r>
+        <w:rPr>
+          <w:rFonts w:hint="eastAsia"/>
+          <w:lang w:val="en-US" w:eastAsia="zh-CN"/>
+        </w:rPr>
+        <w:t>或 featUp</w:t>
+      </w:r>
+      <w:r>
+        <w:rPr>
+          <w:rFonts w:hint="default"/>
+          <w:lang w:val="en-US" w:eastAsia="zh-CN"/>
+        </w:rPr>
+        <w:t xml:space="preserve"> 更具跨域潜力。</w:t>
+      </w:r>
+    </w:p>
+    <w:p>
+      <w:pPr>
+        <w:rPr>
+          <w:rFonts w:hint="default"/>
+          <w:lang w:val="en-US" w:eastAsia="zh-CN"/>
+        </w:rPr>
+      </w:pPr>
+      <w:r>
+        <w:rPr>
+          <w:rFonts w:hint="default"/>
+          <w:lang w:val="en-US" w:eastAsia="zh-CN"/>
+        </w:rPr>
+        <w:t>此外，本文提出的“图文匹配先验 + 空间（空谱）先验”统一视角，也为后续研究提供了新的组织方式。未来可以进一步探索：</w:t>
+      </w:r>
+    </w:p>
+    <w:p>
+      <w:pPr>
+        <w:numPr>
+          <w:ilvl w:val="0"/>
+          <w:numId w:val="5"/>
+        </w:numPr>
+        <w:rPr>
+          <w:rFonts w:hint="default"/>
+          <w:lang w:val="en-US" w:eastAsia="zh-CN"/>
+        </w:rPr>
+      </w:pPr>
+      <w:r>
+        <w:rPr>
+          <w:rFonts w:hint="eastAsia"/>
+          <w:lang w:val="en-US" w:eastAsia="zh-CN"/>
+        </w:rPr>
+        <w:t>DINO based 而不是 CLIP based</w:t>
+      </w:r>
+    </w:p>
+    <w:p>
+      <w:pPr>
+        <w:numPr>
+          <w:numId w:val="0"/>
+        </w:numPr>
+        <w:rPr>
+          <w:rFonts w:hint="eastAsia"/>
+          <w:lang w:val="en-US" w:eastAsia="zh-CN"/>
+        </w:rPr>
+      </w:pPr>
+      <w:r>
+        <w:rPr>
+          <w:rFonts w:hint="eastAsia"/>
+          <w:lang w:val="en-US" w:eastAsia="zh-CN"/>
+        </w:rPr>
+        <w:t>相反，在一个空间先验模型的基础上做文本训练（LIT）训练也能实现同样的效果，比如 DINO.txt，而类似的亲和力算法（如 Lposs，成本聚合，CRF）同样适用于这个思路</w:t>
+      </w:r>
+    </w:p>
+    <w:p>
+      <w:pPr>
+        <w:numPr>
+          <w:ilvl w:val="0"/>
+          <w:numId w:val="5"/>
+        </w:numPr>
+        <w:ind w:left="0" w:leftChars="0" w:firstLine="0" w:firstLineChars="0"/>
+        <w:rPr>
+          <w:rFonts w:hint="default"/>
+          <w:lang w:val="en-US" w:eastAsia="zh-CN"/>
+        </w:rPr>
+      </w:pPr>
+      <w:r>
+        <w:rPr>
+          <w:rFonts w:hint="eastAsia"/>
+          <w:lang w:val="en-US" w:eastAsia="zh-CN"/>
+        </w:rPr>
+        <w:t>光谱先验而不只是 RGB</w:t>
+      </w:r>
+    </w:p>
+    <w:p>
+      <w:pPr>
+        <w:widowControl w:val="0"/>
+        <w:numPr>
+          <w:numId w:val="0"/>
+        </w:numPr>
+        <w:jc w:val="both"/>
+        <w:rPr>
+          <w:rFonts w:hint="default"/>
+          <w:lang w:val="en-US" w:eastAsia="zh-CN"/>
+        </w:rPr>
+      </w:pPr>
+      <w:r>
+        <w:rPr>
+          <w:rFonts w:hint="eastAsia"/>
+          <w:lang w:val="en-US" w:eastAsia="zh-CN"/>
+        </w:rPr>
+        <w:t>当前的离线预训练模型都是基于自然影像进行的，但遥感独有的多波段，如 NIR，SWIR 等，以及多时相，都可以提供更好的空间先验，遥感通用模型也有待探索。</w:t>
+      </w:r>
+    </w:p>
+    <w:p>
+      <w:pPr>
+        <w:rPr>
+          <w:rFonts w:hint="eastAsia"/>
+        </w:rPr>
+      </w:pPr>
+    </w:p>
+    <w:p>
+      <w:pPr>
+        <w:rPr>
+          <w:rFonts w:hint="eastAsia"/>
+          <w:b/>
+          <w:bCs/>
+          <w:lang w:val="en-US" w:eastAsia="zh-CN"/>
+        </w:rPr>
+      </w:pPr>
+      <w:r>
+        <w:rPr>
+          <w:rFonts w:hint="eastAsia"/>
+          <w:b/>
+          <w:bCs/>
+          <w:lang w:val="en-US" w:eastAsia="zh-CN"/>
+        </w:rPr>
+        <w:t>6.2 结论</w:t>
+      </w:r>
+    </w:p>
+    <w:p>
+      <w:pPr>
+        <w:rPr>
+          <w:rFonts w:hint="eastAsia"/>
+          <w:lang w:val="en-US" w:eastAsia="zh-CN"/>
+        </w:rPr>
+      </w:pPr>
+    </w:p>
+    <w:p>
+      <w:pPr>
+        <w:rPr>
+          <w:rFonts w:hint="default"/>
+          <w:lang w:val="en-US" w:eastAsia="zh-CN"/>
+        </w:rPr>
+      </w:pPr>
+      <w:r>
+        <w:rPr>
+          <w:rFonts w:hint="default"/>
+          <w:lang w:val="en-US" w:eastAsia="zh-CN"/>
+        </w:rPr>
+        <w:t xml:space="preserve">本文提出 </w:t>
+      </w:r>
+      <w:r>
+        <w:rPr>
+          <w:rFonts w:hint="eastAsia"/>
+          <w:lang w:val="en-US" w:eastAsia="zh-CN"/>
+        </w:rPr>
+        <w:t>RS-OVSeg</w:t>
+      </w:r>
+      <w:r>
+        <w:rPr>
+          <w:rFonts w:hint="default"/>
+          <w:lang w:val="en-US" w:eastAsia="zh-CN"/>
+        </w:rPr>
+        <w:t xml:space="preserve"> 框架，通过重构 CLIP 的视觉先验并引入测试时</w:t>
+      </w:r>
+      <w:r>
+        <w:rPr>
+          <w:rFonts w:hint="eastAsia"/>
+          <w:lang w:val="en-US" w:eastAsia="zh-CN"/>
+        </w:rPr>
+        <w:t>空间先验</w:t>
+      </w:r>
+      <w:r>
+        <w:rPr>
+          <w:rFonts w:hint="default"/>
+          <w:lang w:val="en-US" w:eastAsia="zh-CN"/>
+        </w:rPr>
+        <w:t>，实现了无需预训练空间模型的遥感开放词汇分割。实验结果表明，该方法在多个遥感数据集上均取得显著提升，并展现出良好的跨域泛化能力。本文进一步提出 OVSeg 的统一视角：开放词汇分割本质上是图文匹配先验与空间（空谱）先验的融合问题，为空间先验的研究提供了新的方向。</w:t>
       </w:r>
     </w:p>
     <w:sectPr>
@@ -9128,6 +9703,54 @@
 <file path=word/numbering.xml><?xml version="1.0" encoding="utf-8"?>
 <w:numbering xmlns:wpc="http://schemas.microsoft.com/office/word/2010/wordprocessingCanvas" xmlns:mc="http://schemas.openxmlformats.org/markup-compatibility/2006" xmlns:o="urn:schemas-microsoft-com:office:office" xmlns:r="http://schemas.openxmlformats.org/officeDocument/2006/relationships" xmlns:m="http://schemas.openxmlformats.org/officeDocument/2006/math" xmlns:v="urn:schemas-microsoft-com:vml" xmlns:wp14="http://schemas.microsoft.com/office/word/2010/wordprocessingDrawing" xmlns:wp="http://schemas.openxmlformats.org/drawingml/2006/wordprocessingDrawing" xmlns:w10="urn:schemas-microsoft-com:office:word" xmlns:w="http://schemas.openxmlformats.org/wordprocessingml/2006/main" xmlns:w14="http://schemas.microsoft.com/office/word/2010/wordml" xmlns:wpg="http://schemas.microsoft.com/office/word/2010/wordprocessingGroup" xmlns:wpi="http://schemas.microsoft.com/office/word/2010/wordprocessingInk" xmlns:wne="http://schemas.microsoft.com/office/word/2006/wordml" xmlns:wps="http://schemas.microsoft.com/office/word/2010/wordprocessingShape" xmlns:wpsCustomData="http://www.wps.cn/officeDocument/2013/wpsCustomData" mc:Ignorable="w14 wp14">
   <w:abstractNum w:abstractNumId="0">
+    <w:nsid w:val="A1E96CAB"/>
+    <w:multiLevelType w:val="singleLevel"/>
+    <w:tmpl w:val="A1E96CAB"/>
+    <w:lvl w:ilvl="0" w:tentative="0">
+      <w:start w:val="1"/>
+      <w:numFmt w:val="decimal"/>
+      <w:suff w:val="space"/>
+      <w:lvlText w:val="%1."/>
+      <w:lvlJc w:val="left"/>
+    </w:lvl>
+  </w:abstractNum>
+  <w:abstractNum w:abstractNumId="1">
+    <w:nsid w:val="F1E8952A"/>
+    <w:multiLevelType w:val="singleLevel"/>
+    <w:tmpl w:val="F1E8952A"/>
+    <w:lvl w:ilvl="0" w:tentative="0">
+      <w:start w:val="1"/>
+      <w:numFmt w:val="decimal"/>
+      <w:suff w:val="space"/>
+      <w:lvlText w:val="%1."/>
+      <w:lvlJc w:val="left"/>
+    </w:lvl>
+  </w:abstractNum>
+  <w:abstractNum w:abstractNumId="2">
+    <w:nsid w:val="1E14D0B1"/>
+    <w:multiLevelType w:val="singleLevel"/>
+    <w:tmpl w:val="1E14D0B1"/>
+    <w:lvl w:ilvl="0" w:tentative="0">
+      <w:start w:val="1"/>
+      <w:numFmt w:val="decimal"/>
+      <w:suff w:val="space"/>
+      <w:lvlText w:val="%1."/>
+      <w:lvlJc w:val="left"/>
+    </w:lvl>
+  </w:abstractNum>
+  <w:abstractNum w:abstractNumId="3">
+    <w:nsid w:val="2E648C56"/>
+    <w:multiLevelType w:val="singleLevel"/>
+    <w:tmpl w:val="2E648C56"/>
+    <w:lvl w:ilvl="0" w:tentative="0">
+      <w:start w:val="1"/>
+      <w:numFmt w:val="decimal"/>
+      <w:suff w:val="space"/>
+      <w:lvlText w:val="%1."/>
+      <w:lvlJc w:val="left"/>
+    </w:lvl>
+  </w:abstractNum>
+  <w:abstractNum w:abstractNumId="4">
     <w:nsid w:val="35C8A60D"/>
     <w:multiLevelType w:val="singleLevel"/>
     <w:tmpl w:val="35C8A60D"/>
@@ -9141,6 +9764,18 @@
   </w:abstractNum>
   <w:num w:numId="1">
     <w:abstractNumId w:val="0"/>
+  </w:num>
+  <w:num w:numId="2">
+    <w:abstractNumId w:val="3"/>
+  </w:num>
+  <w:num w:numId="3">
+    <w:abstractNumId w:val="2"/>
+  </w:num>
+  <w:num w:numId="4">
+    <w:abstractNumId w:val="4"/>
+  </w:num>
+  <w:num w:numId="5">
+    <w:abstractNumId w:val="1"/>
   </w:num>
 </w:numbering>
 </file>
@@ -9187,8 +9822,8 @@
     <w:lsdException w:unhideWhenUsed="0" w:uiPriority="0" w:semiHidden="0" w:name="Normal Indent"/>
     <w:lsdException w:unhideWhenUsed="0" w:uiPriority="0" w:semiHidden="0" w:name="footnote text"/>
     <w:lsdException w:unhideWhenUsed="0" w:uiPriority="0" w:semiHidden="0" w:name="annotation text"/>
-    <w:lsdException w:unhideWhenUsed="0" w:uiPriority="0" w:semiHidden="0" w:name="header"/>
-    <w:lsdException w:unhideWhenUsed="0" w:uiPriority="0" w:semiHidden="0" w:name="footer"/>
+    <w:lsdException w:qFormat="1" w:unhideWhenUsed="0" w:uiPriority="0" w:semiHidden="0" w:name="header"/>
+    <w:lsdException w:qFormat="1" w:unhideWhenUsed="0" w:uiPriority="0" w:semiHidden="0" w:name="footer"/>
     <w:lsdException w:unhideWhenUsed="0" w:uiPriority="0" w:semiHidden="0" w:name="index heading"/>
     <w:lsdException w:qFormat="1" w:uiPriority="0" w:name="caption"/>
     <w:lsdException w:unhideWhenUsed="0" w:uiPriority="0" w:semiHidden="0" w:name="table of figures"/>
@@ -9487,13 +10122,13 @@
       <w:lang w:val="en-US" w:eastAsia="zh-CN" w:bidi="ar"/>
     </w:rPr>
   </w:style>
-  <w:style w:type="character" w:default="1" w:styleId="9">
+  <w:style w:type="character" w:default="1" w:styleId="11">
     <w:name w:val="Default Paragraph Font"/>
     <w:semiHidden/>
     <w:qFormat/>
     <w:uiPriority w:val="0"/>
   </w:style>
-  <w:style w:type="table" w:default="1" w:styleId="7">
+  <w:style w:type="table" w:default="1" w:styleId="9">
     <w:name w:val="Normal Table"/>
     <w:semiHidden/>
     <w:qFormat/>
@@ -9521,6 +10156,47 @@
     </w:rPr>
   </w:style>
   <w:style w:type="paragraph" w:styleId="6">
+    <w:name w:val="footer"/>
+    <w:basedOn w:val="1"/>
+    <w:link w:val="15"/>
+    <w:qFormat/>
+    <w:uiPriority w:val="0"/>
+    <w:pPr>
+      <w:tabs>
+        <w:tab w:val="center" w:pos="4153"/>
+        <w:tab w:val="right" w:pos="8306"/>
+      </w:tabs>
+      <w:snapToGrid w:val="0"/>
+      <w:jc w:val="left"/>
+    </w:pPr>
+    <w:rPr>
+      <w:sz w:val="18"/>
+      <w:szCs w:val="18"/>
+    </w:rPr>
+  </w:style>
+  <w:style w:type="paragraph" w:styleId="7">
+    <w:name w:val="header"/>
+    <w:basedOn w:val="1"/>
+    <w:link w:val="14"/>
+    <w:qFormat/>
+    <w:uiPriority w:val="0"/>
+    <w:pPr>
+      <w:pBdr>
+        <w:bottom w:val="single" w:color="auto" w:sz="6" w:space="1"/>
+      </w:pBdr>
+      <w:tabs>
+        <w:tab w:val="center" w:pos="4153"/>
+        <w:tab w:val="right" w:pos="8306"/>
+      </w:tabs>
+      <w:snapToGrid w:val="0"/>
+      <w:jc w:val="center"/>
+    </w:pPr>
+    <w:rPr>
+      <w:sz w:val="18"/>
+      <w:szCs w:val="18"/>
+    </w:rPr>
+  </w:style>
+  <w:style w:type="paragraph" w:styleId="8">
     <w:name w:val="Normal (Web)"/>
     <w:basedOn w:val="1"/>
     <w:qFormat/>
@@ -9536,9 +10212,9 @@
       <w:lang w:val="en-US" w:eastAsia="zh-CN" w:bidi="ar"/>
     </w:rPr>
   </w:style>
-  <w:style w:type="table" w:styleId="8">
+  <w:style w:type="table" w:styleId="10">
     <w:name w:val="Table Grid"/>
-    <w:basedOn w:val="7"/>
+    <w:basedOn w:val="9"/>
     <w:qFormat/>
     <w:uiPriority w:val="0"/>
     <w:pPr>
@@ -9556,22 +10232,64 @@
       </w:tblBorders>
     </w:tblPr>
   </w:style>
-  <w:style w:type="character" w:styleId="10">
+  <w:style w:type="character" w:styleId="12">
     <w:name w:val="Strong"/>
-    <w:basedOn w:val="9"/>
+    <w:basedOn w:val="11"/>
     <w:qFormat/>
     <w:uiPriority w:val="0"/>
     <w:rPr>
       <w:b/>
     </w:rPr>
   </w:style>
-  <w:style w:type="character" w:styleId="11">
+  <w:style w:type="character" w:styleId="13">
     <w:name w:val="Emphasis"/>
-    <w:basedOn w:val="9"/>
+    <w:basedOn w:val="11"/>
     <w:qFormat/>
     <w:uiPriority w:val="0"/>
     <w:rPr>
       <w:i/>
+    </w:rPr>
+  </w:style>
+  <w:style w:type="character" w:customStyle="1" w:styleId="14">
+    <w:name w:val="页眉 字符"/>
+    <w:basedOn w:val="11"/>
+    <w:link w:val="7"/>
+    <w:qFormat/>
+    <w:uiPriority w:val="0"/>
+    <w:rPr>
+      <w:sz w:val="18"/>
+      <w:szCs w:val="18"/>
+    </w:rPr>
+  </w:style>
+  <w:style w:type="character" w:customStyle="1" w:styleId="15">
+    <w:name w:val="页脚 字符"/>
+    <w:basedOn w:val="11"/>
+    <w:link w:val="6"/>
+    <w:qFormat/>
+    <w:uiPriority w:val="0"/>
+    <w:rPr>
+      <w:sz w:val="18"/>
+      <w:szCs w:val="18"/>
+    </w:rPr>
+  </w:style>
+  <w:style w:type="paragraph" w:customStyle="1" w:styleId="16">
+    <w:name w:val="内容块-28-a"/>
+    <w:basedOn w:val="1"/>
+    <w:next w:val="1"/>
+    <w:qFormat/>
+    <w:uiPriority w:val="0"/>
+    <w:pPr>
+      <w:pBdr>
+        <w:top w:val="single" w:color="7E7E7E" w:themeColor="text1" w:themeTint="80" w:sz="4" w:space="10"/>
+        <w:left w:val="single" w:color="7E7E7E" w:themeColor="text1" w:themeTint="80" w:sz="4" w:space="16"/>
+        <w:bottom w:val="single" w:color="7E7E7E" w:themeColor="text1" w:themeTint="80" w:sz="4" w:space="10"/>
+        <w:right w:val="single" w:color="7E7E7E" w:themeColor="text1" w:themeTint="80" w:sz="4" w:space="16"/>
+      </w:pBdr>
+      <w:ind w:left="357" w:right="357"/>
+      <w:textAlignment w:val="center"/>
+    </w:pPr>
+    <w:rPr>
+      <w:szCs w:val="21"/>
     </w:rPr>
   </w:style>
 </w:styles>
